--- a/backend/templates/Form-B (Indemnity)- SELF_Single_Template.docx
+++ b/backend/templates/Form-B (Indemnity)- SELF_Single_Template.docx
@@ -1,6 +1,6 @@
 
 <file path=word/document.xml><?xml version="1.0" encoding="utf-8"?>
-<w:document xmlns:wpc="http://schemas.microsoft.com/office/word/2010/wordprocessingCanvas" xmlns:cx="http://schemas.microsoft.com/office/drawing/2014/chartex" xmlns:mc="http://schemas.openxmlformats.org/markup-compatibility/2006" xmlns:o="urn:schemas-microsoft-com:office:office" xmlns:r="http://schemas.openxmlformats.org/officeDocument/2006/relationships" xmlns:m="http://schemas.openxmlformats.org/officeDocument/2006/math" xmlns:v="urn:schemas-microsoft-com:vml" xmlns:wp14="http://schemas.microsoft.com/office/word/2010/wordprocessingDrawing" xmlns:wp="http://schemas.openxmlformats.org/drawingml/2006/wordprocessingDrawing" xmlns:w10="urn:schemas-microsoft-com:office:word" xmlns:w="http://schemas.openxmlformats.org/wordprocessingml/2006/main" xmlns:w14="http://schemas.microsoft.com/office/word/2010/wordml" xmlns:w15="http://schemas.microsoft.com/office/word/2012/wordml" xmlns:w16se="http://schemas.microsoft.com/office/word/2015/wordml/symex" xmlns:wpg="http://schemas.microsoft.com/office/word/2010/wordprocessingGroup" xmlns:wpi="http://schemas.microsoft.com/office/word/2010/wordprocessingInk" xmlns:wne="http://schemas.microsoft.com/office/word/2006/wordml" xmlns:wps="http://schemas.microsoft.com/office/word/2010/wordprocessingShape" mc:Ignorable="w14 w15 w16se wp14">
+<w:document xmlns:wpc="http://schemas.microsoft.com/office/word/2010/wordprocessingCanvas" xmlns:cx="http://schemas.microsoft.com/office/drawing/2014/chartex" xmlns:cx1="http://schemas.microsoft.com/office/drawing/2015/9/8/chartex" xmlns:cx2="http://schemas.microsoft.com/office/drawing/2015/10/21/chartex" xmlns:cx3="http://schemas.microsoft.com/office/drawing/2016/5/9/chartex" xmlns:cx4="http://schemas.microsoft.com/office/drawing/2016/5/10/chartex" xmlns:cx5="http://schemas.microsoft.com/office/drawing/2016/5/11/chartex" xmlns:cx6="http://schemas.microsoft.com/office/drawing/2016/5/12/chartex" xmlns:cx7="http://schemas.microsoft.com/office/drawing/2016/5/13/chartex" xmlns:cx8="http://schemas.microsoft.com/office/drawing/2016/5/14/chartex" xmlns:mc="http://schemas.openxmlformats.org/markup-compatibility/2006" xmlns:aink="http://schemas.microsoft.com/office/drawing/2016/ink" xmlns:am3d="http://schemas.microsoft.com/office/drawing/2017/model3d" xmlns:o="urn:schemas-microsoft-com:office:office" xmlns:oel="http://schemas.microsoft.com/office/2019/extlst" xmlns:r="http://schemas.openxmlformats.org/officeDocument/2006/relationships" xmlns:m="http://schemas.openxmlformats.org/officeDocument/2006/math" xmlns:v="urn:schemas-microsoft-com:vml" xmlns:wp14="http://schemas.microsoft.com/office/word/2010/wordprocessingDrawing" xmlns:wp="http://schemas.openxmlformats.org/drawingml/2006/wordprocessingDrawing" xmlns:w10="urn:schemas-microsoft-com:office:word" xmlns:w="http://schemas.openxmlformats.org/wordprocessingml/2006/main" xmlns:w14="http://schemas.microsoft.com/office/word/2010/wordml" xmlns:w15="http://schemas.microsoft.com/office/word/2012/wordml" xmlns:w16cex="http://schemas.microsoft.com/office/word/2018/wordml/cex" xmlns:w16cid="http://schemas.microsoft.com/office/word/2016/wordml/cid" xmlns:w16="http://schemas.microsoft.com/office/word/2018/wordml" xmlns:w16sdtdh="http://schemas.microsoft.com/office/word/2020/wordml/sdtdatahash" xmlns:w16se="http://schemas.microsoft.com/office/word/2015/wordml/symex" xmlns:wpg="http://schemas.microsoft.com/office/word/2010/wordprocessingGroup" xmlns:wpi="http://schemas.microsoft.com/office/word/2010/wordprocessingInk" xmlns:wne="http://schemas.microsoft.com/office/word/2006/wordml" xmlns:wps="http://schemas.microsoft.com/office/word/2010/wordprocessingShape" mc:Ignorable="w14 w15 w16se w16cid w16 w16cex w16sdtdh wp14">
   <w:body>
     <w:tbl>
       <w:tblPr>
@@ -326,7 +326,7 @@
       <w:r>
         <w:rPr>
           <w:rFonts w:ascii="Roboto" w:eastAsia="Times New Roman" w:hAnsi="Roboto" w:cs="Times New Roman"/>
-          <w:b/>
+          <w:color w:val="FF0000"/>
           <w:lang w:val="en-IN" w:eastAsia="en-IN"/>
         </w:rPr>
         <w:t>[Name as per Aadhar C1]</w:t>
@@ -355,10 +355,22 @@
       <w:r>
         <w:rPr>
           <w:rFonts w:ascii="Roboto" w:eastAsia="Times New Roman" w:hAnsi="Roboto" w:cs="Times New Roman"/>
-          <w:b/>
+          <w:color w:val="FF0000"/>
           <w:lang w:val="en-IN" w:eastAsia="en-IN"/>
         </w:rPr>
-        <w:t>[Father Name C1]</w:t>
+        <w:t xml:space="preserve">[Father Name C1] </w:t>
+      </w:r>
+      <w:r>
+        <w:rPr>
+          <w:rFonts w:ascii="Arial" w:eastAsia="Times New Roman" w:hAnsi="Arial" w:cs="Arial"/>
+        </w:rPr>
+        <w:t>residing</w:t>
+      </w:r>
+      <w:r>
+        <w:rPr>
+          <w:rFonts w:ascii="Arial" w:eastAsia="Times New Roman" w:hAnsi="Arial" w:cs="Arial"/>
+        </w:rPr>
+        <w:t xml:space="preserve"> at </w:t>
       </w:r>
       <w:r>
         <w:rPr>
@@ -366,68 +378,58 @@
           <w:color w:val="FF0000"/>
           <w:lang w:val="en-IN" w:eastAsia="en-IN"/>
         </w:rPr>
+        <w:t>[Address</w:t>
+      </w:r>
+      <w:r>
+        <w:rPr>
+          <w:rFonts w:ascii="Roboto" w:eastAsia="Times New Roman" w:hAnsi="Roboto" w:cs="Times New Roman"/>
+          <w:color w:val="FF0000"/>
+          <w:lang w:val="en-IN" w:eastAsia="en-IN"/>
+        </w:rPr>
         <w:t xml:space="preserve"> </w:t>
       </w:r>
       <w:r>
         <w:rPr>
+          <w:rFonts w:ascii="Roboto" w:eastAsia="Times New Roman" w:hAnsi="Roboto" w:cs="Times New Roman"/>
+          <w:color w:val="FF0000"/>
+          <w:lang w:val="en-IN" w:eastAsia="en-IN"/>
+        </w:rPr>
+        <w:t>C</w:t>
+      </w:r>
+      <w:proofErr w:type="gramStart"/>
+      <w:r>
+        <w:rPr>
+          <w:rFonts w:ascii="Roboto" w:eastAsia="Times New Roman" w:hAnsi="Roboto" w:cs="Times New Roman"/>
+          <w:color w:val="FF0000"/>
+          <w:lang w:val="en-IN" w:eastAsia="en-IN"/>
+        </w:rPr>
+        <w:t>1]</w:t>
+      </w:r>
+      <w:r>
+        <w:rPr>
           <w:rFonts w:ascii="Arial" w:eastAsia="Times New Roman" w:hAnsi="Arial" w:cs="Arial"/>
         </w:rPr>
-        <w:t>residing</w:t>
-      </w:r>
+        <w:t>having</w:t>
+      </w:r>
+      <w:proofErr w:type="gramEnd"/>
       <w:r>
         <w:rPr>
           <w:rFonts w:ascii="Arial" w:eastAsia="Times New Roman" w:hAnsi="Arial" w:cs="Arial"/>
         </w:rPr>
-        <w:t xml:space="preserve"> at </w:t>
+        <w:t xml:space="preserve"> Permanent Account No (s) </w:t>
       </w:r>
       <w:r>
         <w:rPr>
           <w:rFonts w:ascii="Roboto" w:eastAsia="Times New Roman" w:hAnsi="Roboto" w:cs="Times New Roman"/>
-          <w:b/>
+          <w:color w:val="FF0000"/>
           <w:lang w:val="en-IN" w:eastAsia="en-IN"/>
         </w:rPr>
-        <w:t>[Address</w:t>
+        <w:t>[PAN C1</w:t>
       </w:r>
       <w:r>
         <w:rPr>
           <w:rFonts w:ascii="Roboto" w:eastAsia="Times New Roman" w:hAnsi="Roboto" w:cs="Times New Roman"/>
-          <w:b/>
-          <w:lang w:val="en-IN" w:eastAsia="en-IN"/>
-        </w:rPr>
-        <w:t xml:space="preserve"> </w:t>
-      </w:r>
-      <w:r>
-        <w:rPr>
-          <w:rFonts w:ascii="Roboto" w:eastAsia="Times New Roman" w:hAnsi="Roboto" w:cs="Times New Roman"/>
-          <w:b/>
-          <w:lang w:val="en-IN" w:eastAsia="en-IN"/>
-        </w:rPr>
-        <w:t>C1]</w:t>
-      </w:r>
-      <w:r>
-        <w:rPr>
-          <w:rFonts w:ascii="Arial" w:eastAsia="Times New Roman" w:hAnsi="Arial" w:cs="Arial"/>
-        </w:rPr>
-        <w:t xml:space="preserve"> </w:t>
-      </w:r>
-      <w:r>
-        <w:rPr>
-          <w:rFonts w:ascii="Arial" w:eastAsia="Times New Roman" w:hAnsi="Arial" w:cs="Arial"/>
-        </w:rPr>
-        <w:t xml:space="preserve">having Permanent Account No (s) </w:t>
-      </w:r>
-      <w:r>
-        <w:rPr>
-          <w:rFonts w:ascii="Roboto" w:eastAsia="Times New Roman" w:hAnsi="Roboto" w:cs="Times New Roman"/>
-          <w:b/>
-          <w:lang w:val="en-IN" w:eastAsia="en-IN"/>
-        </w:rPr>
-        <w:t>[PAN C1</w:t>
-      </w:r>
-      <w:r>
-        <w:rPr>
-          <w:rFonts w:ascii="Roboto" w:eastAsia="Times New Roman" w:hAnsi="Roboto" w:cs="Times New Roman"/>
-          <w:b/>
+          <w:color w:val="FF0000"/>
           <w:lang w:val="en-IN" w:eastAsia="en-IN"/>
         </w:rPr>
         <w:t>]</w:t>
@@ -498,7 +500,7 @@
       <w:r>
         <w:rPr>
           <w:rFonts w:ascii="Roboto" w:eastAsia="Times New Roman" w:hAnsi="Roboto" w:cs="Times New Roman"/>
-          <w:b/>
+          <w:color w:val="FF0000"/>
           <w:lang w:val="en-IN" w:eastAsia="en-IN"/>
         </w:rPr>
         <w:t>[Name as per Aadhar C1]</w:t>
@@ -584,8 +586,8 @@
         <w:tblLook w:val="04A0" w:firstRow="1" w:lastRow="0" w:firstColumn="1" w:lastColumn="0" w:noHBand="0" w:noVBand="1"/>
       </w:tblPr>
       <w:tblGrid>
-        <w:gridCol w:w="1689"/>
-        <w:gridCol w:w="1409"/>
+        <w:gridCol w:w="1690"/>
+        <w:gridCol w:w="1408"/>
         <w:gridCol w:w="1183"/>
         <w:gridCol w:w="1970"/>
         <w:gridCol w:w="1695"/>
@@ -598,7 +600,7 @@
         </w:trPr>
         <w:tc>
           <w:tcPr>
-            <w:tcW w:w="1689" w:type="dxa"/>
+            <w:tcW w:w="1697" w:type="dxa"/>
             <w:vMerge w:val="restart"/>
           </w:tcPr>
           <w:p>
@@ -624,7 +626,7 @@
         </w:tc>
         <w:tc>
           <w:tcPr>
-            <w:tcW w:w="1409" w:type="dxa"/>
+            <w:tcW w:w="1418" w:type="dxa"/>
             <w:vMerge w:val="restart"/>
           </w:tcPr>
           <w:p>
@@ -650,7 +652,7 @@
         </w:tc>
         <w:tc>
           <w:tcPr>
-            <w:tcW w:w="1183" w:type="dxa"/>
+            <w:tcW w:w="1134" w:type="dxa"/>
             <w:vMerge w:val="restart"/>
           </w:tcPr>
           <w:p>
@@ -676,7 +678,7 @@
         </w:tc>
         <w:tc>
           <w:tcPr>
-            <w:tcW w:w="1970" w:type="dxa"/>
+            <w:tcW w:w="1984" w:type="dxa"/>
             <w:vMerge w:val="restart"/>
           </w:tcPr>
           <w:p>
@@ -702,7 +704,7 @@
         </w:tc>
         <w:tc>
           <w:tcPr>
-            <w:tcW w:w="1695" w:type="dxa"/>
+            <w:tcW w:w="1701" w:type="dxa"/>
             <w:vMerge w:val="restart"/>
           </w:tcPr>
           <w:p>
@@ -728,7 +730,7 @@
         </w:tc>
         <w:tc>
           <w:tcPr>
-            <w:tcW w:w="2114" w:type="dxa"/>
+            <w:tcW w:w="2126" w:type="dxa"/>
             <w:gridSpan w:val="2"/>
             <w:tcBorders>
               <w:bottom w:val="single" w:sz="4" w:space="0" w:color="auto"/>
@@ -762,7 +764,7 @@
         </w:trPr>
         <w:tc>
           <w:tcPr>
-            <w:tcW w:w="1689" w:type="dxa"/>
+            <w:tcW w:w="1697" w:type="dxa"/>
             <w:vMerge/>
           </w:tcPr>
           <w:p>
@@ -779,7 +781,7 @@
         </w:tc>
         <w:tc>
           <w:tcPr>
-            <w:tcW w:w="1409" w:type="dxa"/>
+            <w:tcW w:w="1418" w:type="dxa"/>
             <w:vMerge/>
           </w:tcPr>
           <w:p>
@@ -796,7 +798,7 @@
         </w:tc>
         <w:tc>
           <w:tcPr>
-            <w:tcW w:w="1183" w:type="dxa"/>
+            <w:tcW w:w="1134" w:type="dxa"/>
             <w:vMerge/>
           </w:tcPr>
           <w:p>
@@ -813,7 +815,7 @@
         </w:tc>
         <w:tc>
           <w:tcPr>
-            <w:tcW w:w="1970" w:type="dxa"/>
+            <w:tcW w:w="1984" w:type="dxa"/>
             <w:vMerge/>
           </w:tcPr>
           <w:p>
@@ -830,7 +832,7 @@
         </w:tc>
         <w:tc>
           <w:tcPr>
-            <w:tcW w:w="1695" w:type="dxa"/>
+            <w:tcW w:w="1701" w:type="dxa"/>
             <w:vMerge/>
           </w:tcPr>
           <w:p>
@@ -847,7 +849,7 @@
         </w:tc>
         <w:tc>
           <w:tcPr>
-            <w:tcW w:w="850" w:type="dxa"/>
+            <w:tcW w:w="851" w:type="dxa"/>
             <w:tcBorders>
               <w:top w:val="single" w:sz="4" w:space="0" w:color="auto"/>
               <w:right w:val="single" w:sz="4" w:space="0" w:color="auto"/>
@@ -876,7 +878,7 @@
         </w:tc>
         <w:tc>
           <w:tcPr>
-            <w:tcW w:w="1264" w:type="dxa"/>
+            <w:tcW w:w="1275" w:type="dxa"/>
             <w:tcBorders>
               <w:top w:val="single" w:sz="4" w:space="0" w:color="auto"/>
               <w:left w:val="single" w:sz="4" w:space="0" w:color="auto"/>
@@ -907,40 +909,42 @@
       <w:tr>
         <w:tc>
           <w:tcPr>
-            <w:tcW w:w="1689" w:type="dxa"/>
+            <w:tcW w:w="1697" w:type="dxa"/>
           </w:tcPr>
           <w:p>
             <w:pPr>
+              <w:spacing w:after="1"/>
               <w:rPr>
                 <w:rFonts w:ascii="Roboto" w:hAnsi="Roboto"/>
-                <w:b/>
+                <w:color w:val="FF0000"/>
               </w:rPr>
             </w:pPr>
             <w:r>
               <w:rPr>
                 <w:rFonts w:ascii="Roboto" w:hAnsi="Roboto"/>
-                <w:b/>
-              </w:rPr>
-              <w:t xml:space="preserve"> [Company Name]</w:t>
+                <w:color w:val="FF0000"/>
+              </w:rPr>
+              <w:t>[Company Name]</w:t>
             </w:r>
           </w:p>
         </w:tc>
         <w:tc>
           <w:tcPr>
-            <w:tcW w:w="1409" w:type="dxa"/>
+            <w:tcW w:w="1418" w:type="dxa"/>
+            <w:vAlign w:val="bottom"/>
           </w:tcPr>
           <w:p>
             <w:pPr>
-              <w:jc w:val="center"/>
+              <w:spacing w:after="1"/>
               <w:rPr>
                 <w:rFonts w:ascii="Roboto" w:hAnsi="Roboto"/>
-                <w:b/>
+                <w:color w:val="FF0000"/>
               </w:rPr>
             </w:pPr>
             <w:r>
               <w:rPr>
                 <w:rFonts w:ascii="Roboto" w:hAnsi="Roboto"/>
-                <w:b/>
+                <w:color w:val="FF0000"/>
               </w:rPr>
               <w:t>[Folio No]</w:t>
             </w:r>
@@ -948,20 +952,21 @@
         </w:tc>
         <w:tc>
           <w:tcPr>
-            <w:tcW w:w="1183" w:type="dxa"/>
+            <w:tcW w:w="1134" w:type="dxa"/>
+            <w:vAlign w:val="bottom"/>
           </w:tcPr>
           <w:p>
             <w:pPr>
-              <w:jc w:val="center"/>
+              <w:spacing w:after="1"/>
               <w:rPr>
                 <w:rFonts w:ascii="Roboto" w:hAnsi="Roboto"/>
-                <w:b/>
+                <w:color w:val="FF0000"/>
               </w:rPr>
             </w:pPr>
             <w:r>
               <w:rPr>
                 <w:rFonts w:ascii="Roboto" w:hAnsi="Roboto"/>
-                <w:b/>
+                <w:color w:val="FF0000"/>
               </w:rPr>
               <w:t>[NOS1]</w:t>
             </w:r>
@@ -969,84 +974,95 @@
         </w:tc>
         <w:tc>
           <w:tcPr>
-            <w:tcW w:w="1970" w:type="dxa"/>
+            <w:tcW w:w="1984" w:type="dxa"/>
           </w:tcPr>
           <w:p>
             <w:pPr>
-              <w:rPr>
-                <w:b/>
-              </w:rPr>
-            </w:pPr>
-            <w:proofErr w:type="spellStart"/>
-            <w:r>
+              <w:spacing w:after="1"/>
               <w:rPr>
                 <w:rFonts w:cstheme="minorHAnsi"/>
                 <w:b/>
+                <w:color w:val="FF0000"/>
                 <w:sz w:val="24"/>
                 <w:szCs w:val="24"/>
               </w:rPr>
-              <w:t>Rs</w:t>
-            </w:r>
-            <w:proofErr w:type="spellEnd"/>
+            </w:pPr>
+            <w:proofErr w:type="gramStart"/>
             <w:r>
               <w:rPr>
                 <w:rFonts w:cstheme="minorHAnsi"/>
                 <w:b/>
+                <w:color w:val="FF0000"/>
                 <w:sz w:val="24"/>
                 <w:szCs w:val="24"/>
               </w:rPr>
-              <w:t>.</w:t>
+              <w:t>Rs.</w:t>
             </w:r>
             <w:r>
               <w:rPr>
                 <w:rFonts w:ascii="Roboto" w:hAnsi="Roboto"/>
-                <w:b/>
-              </w:rPr>
-              <w:t>[Face Value]/-</w:t>
+                <w:color w:val="FF0000"/>
+              </w:rPr>
+              <w:t>[</w:t>
+            </w:r>
+            <w:proofErr w:type="gramEnd"/>
+            <w:r>
+              <w:rPr>
+                <w:rFonts w:ascii="Roboto" w:hAnsi="Roboto"/>
+                <w:color w:val="FF0000"/>
+              </w:rPr>
+              <w:t>Face Value]/-</w:t>
             </w:r>
           </w:p>
         </w:tc>
         <w:tc>
           <w:tcPr>
-            <w:tcW w:w="1695" w:type="dxa"/>
+            <w:tcW w:w="1701" w:type="dxa"/>
           </w:tcPr>
           <w:p>
-            <w:pPr>
-              <w:rPr>
+            <w:r>
+              <w:rPr>
+                <w:rStyle w:val="zw-portion"/>
                 <w:rFonts w:ascii="Roboto" w:hAnsi="Roboto"/>
-                <w:b/>
-              </w:rPr>
-            </w:pPr>
-            <w:r>
-              <w:rPr>
+                <w:color w:val="FF0000"/>
+                <w:shd w:val="clear" w:color="auto" w:fill="FFFFFF"/>
+              </w:rPr>
+              <w:t> [SC1]</w:t>
+            </w:r>
+            <w:r>
+              <w:rPr>
+                <w:rStyle w:val="eop-readonly"/>
                 <w:rFonts w:ascii="Roboto" w:hAnsi="Roboto"/>
-                <w:b/>
-              </w:rPr>
-              <w:t xml:space="preserve">        [SC1]</w:t>
+                <w:color w:val="000000"/>
+                <w:shd w:val="clear" w:color="auto" w:fill="FFFFFF"/>
+              </w:rPr>
+              <w:t> </w:t>
             </w:r>
           </w:p>
         </w:tc>
         <w:tc>
           <w:tcPr>
-            <w:tcW w:w="2114" w:type="dxa"/>
+            <w:tcW w:w="2126" w:type="dxa"/>
             <w:gridSpan w:val="2"/>
           </w:tcPr>
           <w:p>
-            <w:pPr>
-              <w:ind w:right="573"/>
-              <w:rPr>
-                <w:rFonts w:ascii="Arial" w:eastAsia="Times New Roman" w:hAnsi="Arial" w:cs="Arial"/>
-                <w:b/>
-                <w:sz w:val="20"/>
-                <w:szCs w:val="20"/>
-              </w:rPr>
-            </w:pPr>
-            <w:r>
-              <w:rPr>
+            <w:r>
+              <w:rPr>
+                <w:rStyle w:val="zw-portion"/>
                 <w:rFonts w:ascii="Roboto" w:hAnsi="Roboto"/>
-                <w:b/>
-              </w:rPr>
-              <w:t xml:space="preserve">          [DN1]</w:t>
+                <w:color w:val="FF0000"/>
+                <w:shd w:val="clear" w:color="auto" w:fill="FFFFFF"/>
+              </w:rPr>
+              <w:t>[DN1]</w:t>
+            </w:r>
+            <w:r>
+              <w:rPr>
+                <w:rStyle w:val="eop-readonly"/>
+                <w:rFonts w:ascii="Roboto" w:hAnsi="Roboto"/>
+                <w:color w:val="000000"/>
+                <w:shd w:val="clear" w:color="auto" w:fill="FFFFFF"/>
+              </w:rPr>
+              <w:t> </w:t>
             </w:r>
           </w:p>
         </w:tc>
@@ -1054,44 +1070,42 @@
       <w:tr>
         <w:tc>
           <w:tcPr>
-            <w:tcW w:w="1689" w:type="dxa"/>
+            <w:tcW w:w="1697" w:type="dxa"/>
           </w:tcPr>
           <w:p>
             <w:pPr>
-              <w:rPr>
-                <w:rFonts w:ascii="Arial" w:eastAsia="Times New Roman" w:hAnsi="Arial" w:cs="Arial"/>
-                <w:b/>
-                <w:sz w:val="20"/>
-                <w:szCs w:val="20"/>
+              <w:spacing w:after="1"/>
+              <w:rPr>
+                <w:rFonts w:ascii="Roboto" w:hAnsi="Roboto"/>
+                <w:color w:val="FF0000"/>
               </w:rPr>
             </w:pPr>
             <w:r>
               <w:rPr>
                 <w:rFonts w:ascii="Roboto" w:hAnsi="Roboto"/>
-                <w:b/>
-              </w:rPr>
-              <w:t xml:space="preserve"> [Company Name]</w:t>
+                <w:color w:val="FF0000"/>
+              </w:rPr>
+              <w:t>[Company Name]</w:t>
             </w:r>
           </w:p>
         </w:tc>
         <w:tc>
           <w:tcPr>
-            <w:tcW w:w="1409" w:type="dxa"/>
+            <w:tcW w:w="1418" w:type="dxa"/>
+            <w:vAlign w:val="bottom"/>
           </w:tcPr>
           <w:p>
             <w:pPr>
-              <w:jc w:val="center"/>
-              <w:rPr>
-                <w:rFonts w:ascii="Arial" w:eastAsia="Times New Roman" w:hAnsi="Arial" w:cs="Arial"/>
-                <w:b/>
-                <w:sz w:val="20"/>
-                <w:szCs w:val="20"/>
+              <w:spacing w:after="1"/>
+              <w:rPr>
+                <w:rFonts w:ascii="Roboto" w:hAnsi="Roboto"/>
+                <w:color w:val="FF0000"/>
               </w:rPr>
             </w:pPr>
             <w:r>
               <w:rPr>
                 <w:rFonts w:ascii="Roboto" w:hAnsi="Roboto"/>
-                <w:b/>
+                <w:color w:val="FF0000"/>
               </w:rPr>
               <w:t>[Folio No]</w:t>
             </w:r>
@@ -1099,19 +1113,21 @@
         </w:tc>
         <w:tc>
           <w:tcPr>
-            <w:tcW w:w="1183" w:type="dxa"/>
+            <w:tcW w:w="1134" w:type="dxa"/>
+            <w:vAlign w:val="bottom"/>
           </w:tcPr>
           <w:p>
             <w:pPr>
-              <w:jc w:val="center"/>
-              <w:rPr>
-                <w:b/>
+              <w:spacing w:after="1"/>
+              <w:rPr>
+                <w:rFonts w:ascii="Roboto" w:hAnsi="Roboto"/>
+                <w:color w:val="FF0000"/>
               </w:rPr>
             </w:pPr>
             <w:r>
               <w:rPr>
                 <w:rFonts w:ascii="Roboto" w:hAnsi="Roboto"/>
-                <w:b/>
+                <w:color w:val="FF0000"/>
               </w:rPr>
               <w:t>[NOS2]</w:t>
             </w:r>
@@ -1119,84 +1135,123 @@
         </w:tc>
         <w:tc>
           <w:tcPr>
-            <w:tcW w:w="1970" w:type="dxa"/>
+            <w:tcW w:w="1984" w:type="dxa"/>
           </w:tcPr>
           <w:p>
             <w:pPr>
-              <w:rPr>
-                <w:b/>
-              </w:rPr>
-            </w:pPr>
-            <w:proofErr w:type="spellStart"/>
-            <w:r>
+              <w:spacing w:after="1"/>
               <w:rPr>
                 <w:rFonts w:cstheme="minorHAnsi"/>
                 <w:b/>
+                <w:color w:val="FF0000"/>
                 <w:sz w:val="24"/>
                 <w:szCs w:val="24"/>
               </w:rPr>
-              <w:t>Rs</w:t>
-            </w:r>
-            <w:proofErr w:type="spellEnd"/>
+            </w:pPr>
+            <w:proofErr w:type="gramStart"/>
             <w:r>
               <w:rPr>
                 <w:rFonts w:cstheme="minorHAnsi"/>
                 <w:b/>
+                <w:color w:val="FF0000"/>
                 <w:sz w:val="24"/>
                 <w:szCs w:val="24"/>
               </w:rPr>
-              <w:t>.</w:t>
+              <w:t>Rs.</w:t>
             </w:r>
             <w:r>
               <w:rPr>
                 <w:rFonts w:ascii="Roboto" w:hAnsi="Roboto"/>
+                <w:color w:val="FF0000"/>
+              </w:rPr>
+              <w:t>[</w:t>
+            </w:r>
+            <w:proofErr w:type="gramEnd"/>
+            <w:r>
+              <w:rPr>
+                <w:rFonts w:ascii="Roboto" w:hAnsi="Roboto"/>
+                <w:color w:val="FF0000"/>
+              </w:rPr>
+              <w:t>Face Value]</w:t>
+            </w:r>
+            <w:r>
+              <w:rPr>
+                <w:rFonts w:cstheme="minorHAnsi"/>
                 <w:b/>
-              </w:rPr>
-              <w:t>[Face Value]/-</w:t>
+                <w:color w:val="FF0000"/>
+                <w:sz w:val="24"/>
+                <w:szCs w:val="24"/>
+              </w:rPr>
+              <w:t>/-</w:t>
             </w:r>
           </w:p>
         </w:tc>
         <w:tc>
           <w:tcPr>
-            <w:tcW w:w="1695" w:type="dxa"/>
+            <w:tcW w:w="1701" w:type="dxa"/>
           </w:tcPr>
           <w:p>
-            <w:pPr>
-              <w:rPr>
-                <w:rFonts w:ascii="Arial" w:eastAsia="Times New Roman" w:hAnsi="Arial" w:cs="Arial"/>
-                <w:b/>
-                <w:sz w:val="20"/>
-                <w:szCs w:val="20"/>
-              </w:rPr>
-            </w:pPr>
-            <w:r>
-              <w:rPr>
+            <w:r>
+              <w:rPr>
+                <w:rStyle w:val="zw-portion"/>
                 <w:rFonts w:ascii="Roboto" w:hAnsi="Roboto"/>
-                <w:b/>
-              </w:rPr>
-              <w:t xml:space="preserve">        [SC2]</w:t>
+                <w:color w:val="FF0000"/>
+                <w:shd w:val="clear" w:color="auto" w:fill="FFFFFF"/>
+              </w:rPr>
+              <w:t> [SC2</w:t>
+            </w:r>
+            <w:r>
+              <w:rPr>
+                <w:rStyle w:val="zw-portion"/>
+                <w:rFonts w:ascii="Roboto" w:hAnsi="Roboto"/>
+                <w:color w:val="FF0000"/>
+                <w:shd w:val="clear" w:color="auto" w:fill="FFFFFF"/>
+              </w:rPr>
+              <w:t>]</w:t>
+            </w:r>
+            <w:r>
+              <w:rPr>
+                <w:rStyle w:val="eop-readonly"/>
+                <w:rFonts w:ascii="Roboto" w:hAnsi="Roboto"/>
+                <w:color w:val="000000"/>
+                <w:shd w:val="clear" w:color="auto" w:fill="FFFFFF"/>
+              </w:rPr>
+              <w:t> </w:t>
             </w:r>
           </w:p>
         </w:tc>
         <w:tc>
           <w:tcPr>
-            <w:tcW w:w="2114" w:type="dxa"/>
+            <w:tcW w:w="2126" w:type="dxa"/>
             <w:gridSpan w:val="2"/>
           </w:tcPr>
           <w:p>
-            <w:pPr>
-              <w:ind w:right="573"/>
-              <w:rPr>
+            <w:r>
+              <w:rPr>
+                <w:rStyle w:val="zw-portion"/>
                 <w:rFonts w:ascii="Roboto" w:hAnsi="Roboto"/>
-                <w:b/>
-              </w:rPr>
-            </w:pPr>
-            <w:r>
-              <w:rPr>
+                <w:color w:val="FF0000"/>
+                <w:shd w:val="clear" w:color="auto" w:fill="FFFFFF"/>
+              </w:rPr>
+              <w:t>[DN2</w:t>
+            </w:r>
+            <w:r>
+              <w:rPr>
+                <w:rStyle w:val="zw-portion"/>
                 <w:rFonts w:ascii="Roboto" w:hAnsi="Roboto"/>
-                <w:b/>
-              </w:rPr>
-              <w:t xml:space="preserve">          [DN2]</w:t>
+                <w:color w:val="FF0000"/>
+                <w:shd w:val="clear" w:color="auto" w:fill="FFFFFF"/>
+              </w:rPr>
+              <w:t>]</w:t>
+            </w:r>
+            <w:r>
+              <w:rPr>
+                <w:rStyle w:val="eop-readonly"/>
+                <w:rFonts w:ascii="Roboto" w:hAnsi="Roboto"/>
+                <w:color w:val="000000"/>
+                <w:shd w:val="clear" w:color="auto" w:fill="FFFFFF"/>
+              </w:rPr>
+              <w:t> </w:t>
             </w:r>
           </w:p>
         </w:tc>
@@ -1204,44 +1259,42 @@
       <w:tr>
         <w:tc>
           <w:tcPr>
-            <w:tcW w:w="1689" w:type="dxa"/>
+            <w:tcW w:w="1697" w:type="dxa"/>
           </w:tcPr>
           <w:p>
             <w:pPr>
-              <w:rPr>
-                <w:rFonts w:ascii="Arial" w:eastAsia="Times New Roman" w:hAnsi="Arial" w:cs="Arial"/>
-                <w:b/>
-                <w:sz w:val="20"/>
-                <w:szCs w:val="20"/>
+              <w:spacing w:after="1"/>
+              <w:rPr>
+                <w:rFonts w:ascii="Roboto" w:hAnsi="Roboto"/>
+                <w:color w:val="FF0000"/>
               </w:rPr>
             </w:pPr>
             <w:r>
               <w:rPr>
                 <w:rFonts w:ascii="Roboto" w:hAnsi="Roboto"/>
-                <w:b/>
-              </w:rPr>
-              <w:t xml:space="preserve"> [Company Name]</w:t>
+                <w:color w:val="FF0000"/>
+              </w:rPr>
+              <w:t>[Company Name]</w:t>
             </w:r>
           </w:p>
         </w:tc>
         <w:tc>
           <w:tcPr>
-            <w:tcW w:w="1409" w:type="dxa"/>
+            <w:tcW w:w="1418" w:type="dxa"/>
+            <w:vAlign w:val="bottom"/>
           </w:tcPr>
           <w:p>
             <w:pPr>
-              <w:jc w:val="center"/>
-              <w:rPr>
-                <w:rFonts w:ascii="Arial" w:eastAsia="Times New Roman" w:hAnsi="Arial" w:cs="Arial"/>
-                <w:b/>
-                <w:sz w:val="20"/>
-                <w:szCs w:val="20"/>
+              <w:spacing w:after="1"/>
+              <w:rPr>
+                <w:rFonts w:ascii="Roboto" w:hAnsi="Roboto"/>
+                <w:color w:val="FF0000"/>
               </w:rPr>
             </w:pPr>
             <w:r>
               <w:rPr>
                 <w:rFonts w:ascii="Roboto" w:hAnsi="Roboto"/>
-                <w:b/>
+                <w:color w:val="FF0000"/>
               </w:rPr>
               <w:t>[Folio No]</w:t>
             </w:r>
@@ -1249,19 +1302,21 @@
         </w:tc>
         <w:tc>
           <w:tcPr>
-            <w:tcW w:w="1183" w:type="dxa"/>
+            <w:tcW w:w="1134" w:type="dxa"/>
+            <w:vAlign w:val="bottom"/>
           </w:tcPr>
           <w:p>
             <w:pPr>
-              <w:jc w:val="center"/>
-              <w:rPr>
-                <w:b/>
+              <w:spacing w:after="1"/>
+              <w:rPr>
+                <w:rFonts w:ascii="Roboto" w:hAnsi="Roboto"/>
+                <w:color w:val="FF0000"/>
               </w:rPr>
             </w:pPr>
             <w:r>
               <w:rPr>
                 <w:rFonts w:ascii="Roboto" w:hAnsi="Roboto"/>
-                <w:b/>
+                <w:color w:val="FF0000"/>
               </w:rPr>
               <w:t>[NOS3]</w:t>
             </w:r>
@@ -1269,93 +1324,113 @@
         </w:tc>
         <w:tc>
           <w:tcPr>
-            <w:tcW w:w="1970" w:type="dxa"/>
+            <w:tcW w:w="1984" w:type="dxa"/>
           </w:tcPr>
           <w:p>
             <w:pPr>
-              <w:rPr>
-                <w:b/>
-              </w:rPr>
-            </w:pPr>
-            <w:proofErr w:type="spellStart"/>
-            <w:r>
+              <w:spacing w:after="1"/>
               <w:rPr>
                 <w:rFonts w:cstheme="minorHAnsi"/>
                 <w:b/>
+                <w:color w:val="FF0000"/>
                 <w:sz w:val="24"/>
                 <w:szCs w:val="24"/>
               </w:rPr>
-              <w:t>Rs</w:t>
-            </w:r>
-            <w:proofErr w:type="spellEnd"/>
+            </w:pPr>
+            <w:proofErr w:type="gramStart"/>
             <w:r>
               <w:rPr>
                 <w:rFonts w:cstheme="minorHAnsi"/>
                 <w:b/>
+                <w:color w:val="FF0000"/>
                 <w:sz w:val="24"/>
                 <w:szCs w:val="24"/>
               </w:rPr>
-              <w:t>.</w:t>
+              <w:t>Rs.</w:t>
             </w:r>
             <w:r>
               <w:rPr>
                 <w:rFonts w:ascii="Roboto" w:hAnsi="Roboto"/>
-                <w:b/>
-              </w:rPr>
-              <w:t>[Face Value]/-</w:t>
+                <w:color w:val="FF0000"/>
+              </w:rPr>
+              <w:t>[</w:t>
+            </w:r>
+            <w:proofErr w:type="gramEnd"/>
+            <w:r>
+              <w:rPr>
+                <w:rFonts w:ascii="Roboto" w:hAnsi="Roboto"/>
+                <w:color w:val="FF0000"/>
+              </w:rPr>
+              <w:t>Face Value]/-</w:t>
             </w:r>
           </w:p>
         </w:tc>
         <w:tc>
           <w:tcPr>
-            <w:tcW w:w="1695" w:type="dxa"/>
+            <w:tcW w:w="1701" w:type="dxa"/>
           </w:tcPr>
           <w:p>
-            <w:pPr>
-              <w:rPr>
-                <w:rFonts w:ascii="Arial" w:eastAsia="Times New Roman" w:hAnsi="Arial" w:cs="Arial"/>
-                <w:b/>
-                <w:sz w:val="20"/>
-                <w:szCs w:val="20"/>
-              </w:rPr>
-            </w:pPr>
-            <w:r>
-              <w:rPr>
-                <w:rFonts w:ascii="Arial" w:eastAsia="Times New Roman" w:hAnsi="Arial" w:cs="Arial"/>
-                <w:b/>
-                <w:sz w:val="20"/>
-                <w:szCs w:val="20"/>
-              </w:rPr>
-              <w:t xml:space="preserve">        </w:t>
-            </w:r>
-            <w:r>
-              <w:rPr>
+            <w:r>
+              <w:rPr>
+                <w:rStyle w:val="zw-portion"/>
                 <w:rFonts w:ascii="Roboto" w:hAnsi="Roboto"/>
-                <w:b/>
-              </w:rPr>
-              <w:t>[SC3]</w:t>
+                <w:color w:val="FF0000"/>
+                <w:shd w:val="clear" w:color="auto" w:fill="FFFFFF"/>
+              </w:rPr>
+              <w:t> [SC3</w:t>
+            </w:r>
+            <w:r>
+              <w:rPr>
+                <w:rStyle w:val="zw-portion"/>
+                <w:rFonts w:ascii="Roboto" w:hAnsi="Roboto"/>
+                <w:color w:val="FF0000"/>
+                <w:shd w:val="clear" w:color="auto" w:fill="FFFFFF"/>
+              </w:rPr>
+              <w:t>]</w:t>
+            </w:r>
+            <w:r>
+              <w:rPr>
+                <w:rStyle w:val="eop-readonly"/>
+                <w:rFonts w:ascii="Roboto" w:hAnsi="Roboto"/>
+                <w:color w:val="000000"/>
+                <w:shd w:val="clear" w:color="auto" w:fill="FFFFFF"/>
+              </w:rPr>
+              <w:t> </w:t>
             </w:r>
           </w:p>
         </w:tc>
         <w:tc>
           <w:tcPr>
-            <w:tcW w:w="2114" w:type="dxa"/>
+            <w:tcW w:w="2126" w:type="dxa"/>
             <w:gridSpan w:val="2"/>
           </w:tcPr>
           <w:p>
-            <w:pPr>
-              <w:ind w:right="573"/>
-              <w:rPr>
+            <w:r>
+              <w:rPr>
+                <w:rStyle w:val="zw-portion"/>
                 <w:rFonts w:ascii="Roboto" w:hAnsi="Roboto"/>
-                <w:b/>
-              </w:rPr>
-            </w:pPr>
-            <w:r>
-              <w:rPr>
+                <w:color w:val="FF0000"/>
+                <w:shd w:val="clear" w:color="auto" w:fill="FFFFFF"/>
+              </w:rPr>
+              <w:t>[DN3</w:t>
+            </w:r>
+            <w:r>
+              <w:rPr>
+                <w:rStyle w:val="zw-portion"/>
                 <w:rFonts w:ascii="Roboto" w:hAnsi="Roboto"/>
-                <w:b/>
-              </w:rPr>
-              <w:t xml:space="preserve">          [DN3]</w:t>
+                <w:color w:val="FF0000"/>
+                <w:shd w:val="clear" w:color="auto" w:fill="FFFFFF"/>
+              </w:rPr>
+              <w:t>]</w:t>
+            </w:r>
+            <w:r>
+              <w:rPr>
+                <w:rStyle w:val="eop-readonly"/>
+                <w:rFonts w:ascii="Roboto" w:hAnsi="Roboto"/>
+                <w:color w:val="000000"/>
+                <w:shd w:val="clear" w:color="auto" w:fill="FFFFFF"/>
+              </w:rPr>
+              <w:t> </w:t>
             </w:r>
           </w:p>
         </w:tc>
@@ -1363,44 +1438,42 @@
       <w:tr>
         <w:tc>
           <w:tcPr>
-            <w:tcW w:w="1689" w:type="dxa"/>
+            <w:tcW w:w="1697" w:type="dxa"/>
           </w:tcPr>
           <w:p>
             <w:pPr>
-              <w:rPr>
-                <w:rFonts w:ascii="Arial" w:eastAsia="Times New Roman" w:hAnsi="Arial" w:cs="Arial"/>
-                <w:b/>
-                <w:sz w:val="20"/>
-                <w:szCs w:val="20"/>
+              <w:spacing w:after="1"/>
+              <w:rPr>
+                <w:rFonts w:ascii="Roboto" w:hAnsi="Roboto"/>
+                <w:color w:val="FF0000"/>
               </w:rPr>
             </w:pPr>
             <w:r>
               <w:rPr>
                 <w:rFonts w:ascii="Roboto" w:hAnsi="Roboto"/>
-                <w:b/>
-              </w:rPr>
-              <w:t xml:space="preserve"> [Company Name]</w:t>
+                <w:color w:val="FF0000"/>
+              </w:rPr>
+              <w:t>[Company Name]</w:t>
             </w:r>
           </w:p>
         </w:tc>
         <w:tc>
           <w:tcPr>
-            <w:tcW w:w="1409" w:type="dxa"/>
+            <w:tcW w:w="1418" w:type="dxa"/>
+            <w:vAlign w:val="bottom"/>
           </w:tcPr>
           <w:p>
             <w:pPr>
-              <w:jc w:val="center"/>
-              <w:rPr>
-                <w:rFonts w:ascii="Arial" w:eastAsia="Times New Roman" w:hAnsi="Arial" w:cs="Arial"/>
-                <w:b/>
-                <w:sz w:val="20"/>
-                <w:szCs w:val="20"/>
+              <w:spacing w:after="1"/>
+              <w:rPr>
+                <w:rFonts w:ascii="Roboto" w:hAnsi="Roboto"/>
+                <w:color w:val="FF0000"/>
               </w:rPr>
             </w:pPr>
             <w:r>
               <w:rPr>
                 <w:rFonts w:ascii="Roboto" w:hAnsi="Roboto"/>
-                <w:b/>
+                <w:color w:val="FF0000"/>
               </w:rPr>
               <w:t>[Folio No]</w:t>
             </w:r>
@@ -1408,19 +1481,21 @@
         </w:tc>
         <w:tc>
           <w:tcPr>
-            <w:tcW w:w="1183" w:type="dxa"/>
+            <w:tcW w:w="1134" w:type="dxa"/>
+            <w:vAlign w:val="bottom"/>
           </w:tcPr>
           <w:p>
             <w:pPr>
-              <w:jc w:val="center"/>
-              <w:rPr>
-                <w:b/>
+              <w:spacing w:after="1"/>
+              <w:rPr>
+                <w:rFonts w:ascii="Roboto" w:hAnsi="Roboto"/>
+                <w:color w:val="FF0000"/>
               </w:rPr>
             </w:pPr>
             <w:r>
               <w:rPr>
                 <w:rFonts w:ascii="Roboto" w:hAnsi="Roboto"/>
-                <w:b/>
+                <w:color w:val="FF0000"/>
               </w:rPr>
               <w:t>[NOS4]</w:t>
             </w:r>
@@ -1428,93 +1503,113 @@
         </w:tc>
         <w:tc>
           <w:tcPr>
-            <w:tcW w:w="1970" w:type="dxa"/>
+            <w:tcW w:w="1984" w:type="dxa"/>
           </w:tcPr>
           <w:p>
             <w:pPr>
-              <w:rPr>
-                <w:b/>
-              </w:rPr>
-            </w:pPr>
-            <w:proofErr w:type="spellStart"/>
-            <w:r>
+              <w:spacing w:after="1"/>
               <w:rPr>
                 <w:rFonts w:cstheme="minorHAnsi"/>
                 <w:b/>
+                <w:color w:val="FF0000"/>
                 <w:sz w:val="24"/>
                 <w:szCs w:val="24"/>
               </w:rPr>
-              <w:t>Rs</w:t>
-            </w:r>
-            <w:proofErr w:type="spellEnd"/>
+            </w:pPr>
+            <w:proofErr w:type="gramStart"/>
             <w:r>
               <w:rPr>
                 <w:rFonts w:cstheme="minorHAnsi"/>
                 <w:b/>
+                <w:color w:val="FF0000"/>
                 <w:sz w:val="24"/>
                 <w:szCs w:val="24"/>
               </w:rPr>
-              <w:t>.</w:t>
+              <w:t>Rs.</w:t>
             </w:r>
             <w:r>
               <w:rPr>
                 <w:rFonts w:ascii="Roboto" w:hAnsi="Roboto"/>
-                <w:b/>
-              </w:rPr>
-              <w:t>[Face Value]/-</w:t>
+                <w:color w:val="FF0000"/>
+              </w:rPr>
+              <w:t>[</w:t>
+            </w:r>
+            <w:proofErr w:type="gramEnd"/>
+            <w:r>
+              <w:rPr>
+                <w:rFonts w:ascii="Roboto" w:hAnsi="Roboto"/>
+                <w:color w:val="FF0000"/>
+              </w:rPr>
+              <w:t>Face Value]/-</w:t>
             </w:r>
           </w:p>
         </w:tc>
         <w:tc>
           <w:tcPr>
-            <w:tcW w:w="1695" w:type="dxa"/>
+            <w:tcW w:w="1701" w:type="dxa"/>
           </w:tcPr>
           <w:p>
-            <w:pPr>
-              <w:rPr>
-                <w:rFonts w:ascii="Arial" w:eastAsia="Times New Roman" w:hAnsi="Arial" w:cs="Arial"/>
-                <w:b/>
-                <w:sz w:val="20"/>
-                <w:szCs w:val="20"/>
-              </w:rPr>
-            </w:pPr>
-            <w:r>
-              <w:rPr>
-                <w:rFonts w:ascii="Arial" w:eastAsia="Times New Roman" w:hAnsi="Arial" w:cs="Arial"/>
-                <w:b/>
-                <w:sz w:val="20"/>
-                <w:szCs w:val="20"/>
-              </w:rPr>
-              <w:t xml:space="preserve">        </w:t>
-            </w:r>
-            <w:r>
-              <w:rPr>
+            <w:r>
+              <w:rPr>
+                <w:rStyle w:val="zw-portion"/>
                 <w:rFonts w:ascii="Roboto" w:hAnsi="Roboto"/>
-                <w:b/>
-              </w:rPr>
-              <w:t>[SC4]</w:t>
+                <w:color w:val="FF0000"/>
+                <w:shd w:val="clear" w:color="auto" w:fill="FFFFFF"/>
+              </w:rPr>
+              <w:t> [SC4</w:t>
+            </w:r>
+            <w:r>
+              <w:rPr>
+                <w:rStyle w:val="zw-portion"/>
+                <w:rFonts w:ascii="Roboto" w:hAnsi="Roboto"/>
+                <w:color w:val="FF0000"/>
+                <w:shd w:val="clear" w:color="auto" w:fill="FFFFFF"/>
+              </w:rPr>
+              <w:t>]</w:t>
+            </w:r>
+            <w:r>
+              <w:rPr>
+                <w:rStyle w:val="eop-readonly"/>
+                <w:rFonts w:ascii="Roboto" w:hAnsi="Roboto"/>
+                <w:color w:val="000000"/>
+                <w:shd w:val="clear" w:color="auto" w:fill="FFFFFF"/>
+              </w:rPr>
+              <w:t> </w:t>
             </w:r>
           </w:p>
         </w:tc>
         <w:tc>
           <w:tcPr>
-            <w:tcW w:w="2114" w:type="dxa"/>
+            <w:tcW w:w="2126" w:type="dxa"/>
             <w:gridSpan w:val="2"/>
           </w:tcPr>
           <w:p>
-            <w:pPr>
-              <w:ind w:right="573"/>
-              <w:rPr>
+            <w:r>
+              <w:rPr>
+                <w:rStyle w:val="zw-portion"/>
                 <w:rFonts w:ascii="Roboto" w:hAnsi="Roboto"/>
-                <w:b/>
-              </w:rPr>
-            </w:pPr>
-            <w:r>
-              <w:rPr>
+                <w:color w:val="FF0000"/>
+                <w:shd w:val="clear" w:color="auto" w:fill="FFFFFF"/>
+              </w:rPr>
+              <w:t>[DN4</w:t>
+            </w:r>
+            <w:r>
+              <w:rPr>
+                <w:rStyle w:val="zw-portion"/>
                 <w:rFonts w:ascii="Roboto" w:hAnsi="Roboto"/>
-                <w:b/>
-              </w:rPr>
-              <w:t xml:space="preserve">          [DN4]</w:t>
+                <w:color w:val="FF0000"/>
+                <w:shd w:val="clear" w:color="auto" w:fill="FFFFFF"/>
+              </w:rPr>
+              <w:t>]</w:t>
+            </w:r>
+            <w:r>
+              <w:rPr>
+                <w:rStyle w:val="eop-readonly"/>
+                <w:rFonts w:ascii="Roboto" w:hAnsi="Roboto"/>
+                <w:color w:val="000000"/>
+                <w:shd w:val="clear" w:color="auto" w:fill="FFFFFF"/>
+              </w:rPr>
+              <w:t> </w:t>
             </w:r>
           </w:p>
         </w:tc>
@@ -1522,44 +1617,42 @@
       <w:tr>
         <w:tc>
           <w:tcPr>
-            <w:tcW w:w="1689" w:type="dxa"/>
+            <w:tcW w:w="1697" w:type="dxa"/>
           </w:tcPr>
           <w:p>
             <w:pPr>
-              <w:rPr>
-                <w:rFonts w:ascii="Arial" w:eastAsia="Times New Roman" w:hAnsi="Arial" w:cs="Arial"/>
-                <w:b/>
-                <w:sz w:val="20"/>
-                <w:szCs w:val="20"/>
+              <w:spacing w:after="1"/>
+              <w:rPr>
+                <w:rFonts w:ascii="Roboto" w:hAnsi="Roboto"/>
+                <w:color w:val="FF0000"/>
               </w:rPr>
             </w:pPr>
             <w:r>
               <w:rPr>
                 <w:rFonts w:ascii="Roboto" w:hAnsi="Roboto"/>
-                <w:b/>
-              </w:rPr>
-              <w:t xml:space="preserve"> [Company Name]</w:t>
+                <w:color w:val="FF0000"/>
+              </w:rPr>
+              <w:t>[Company Name]</w:t>
             </w:r>
           </w:p>
         </w:tc>
         <w:tc>
           <w:tcPr>
-            <w:tcW w:w="1409" w:type="dxa"/>
+            <w:tcW w:w="1418" w:type="dxa"/>
+            <w:vAlign w:val="bottom"/>
           </w:tcPr>
           <w:p>
             <w:pPr>
-              <w:jc w:val="center"/>
-              <w:rPr>
-                <w:rFonts w:ascii="Arial" w:eastAsia="Times New Roman" w:hAnsi="Arial" w:cs="Arial"/>
-                <w:b/>
-                <w:sz w:val="20"/>
-                <w:szCs w:val="20"/>
+              <w:spacing w:after="1"/>
+              <w:rPr>
+                <w:rFonts w:ascii="Roboto" w:hAnsi="Roboto"/>
+                <w:color w:val="FF0000"/>
               </w:rPr>
             </w:pPr>
             <w:r>
               <w:rPr>
                 <w:rFonts w:ascii="Roboto" w:hAnsi="Roboto"/>
-                <w:b/>
+                <w:color w:val="FF0000"/>
               </w:rPr>
               <w:t>[Folio No]</w:t>
             </w:r>
@@ -1567,19 +1660,21 @@
         </w:tc>
         <w:tc>
           <w:tcPr>
-            <w:tcW w:w="1183" w:type="dxa"/>
+            <w:tcW w:w="1134" w:type="dxa"/>
+            <w:vAlign w:val="bottom"/>
           </w:tcPr>
           <w:p>
             <w:pPr>
-              <w:jc w:val="center"/>
-              <w:rPr>
-                <w:b/>
+              <w:spacing w:after="1"/>
+              <w:rPr>
+                <w:rFonts w:ascii="Roboto" w:hAnsi="Roboto"/>
+                <w:color w:val="FF0000"/>
               </w:rPr>
             </w:pPr>
             <w:r>
               <w:rPr>
                 <w:rFonts w:ascii="Roboto" w:hAnsi="Roboto"/>
-                <w:b/>
+                <w:color w:val="FF0000"/>
               </w:rPr>
               <w:t>[NOS5]</w:t>
             </w:r>
@@ -1587,1094 +1682,113 @@
         </w:tc>
         <w:tc>
           <w:tcPr>
-            <w:tcW w:w="1970" w:type="dxa"/>
+            <w:tcW w:w="1984" w:type="dxa"/>
           </w:tcPr>
           <w:p>
             <w:pPr>
-              <w:rPr>
-                <w:b/>
-              </w:rPr>
-            </w:pPr>
-            <w:proofErr w:type="spellStart"/>
-            <w:r>
+              <w:spacing w:after="1"/>
               <w:rPr>
                 <w:rFonts w:cstheme="minorHAnsi"/>
                 <w:b/>
+                <w:color w:val="FF0000"/>
                 <w:sz w:val="24"/>
                 <w:szCs w:val="24"/>
               </w:rPr>
-              <w:t>Rs</w:t>
-            </w:r>
-            <w:proofErr w:type="spellEnd"/>
+            </w:pPr>
+            <w:proofErr w:type="gramStart"/>
             <w:r>
               <w:rPr>
                 <w:rFonts w:cstheme="minorHAnsi"/>
                 <w:b/>
+                <w:color w:val="FF0000"/>
                 <w:sz w:val="24"/>
                 <w:szCs w:val="24"/>
               </w:rPr>
-              <w:t>.</w:t>
+              <w:t>Rs.</w:t>
             </w:r>
             <w:r>
               <w:rPr>
                 <w:rFonts w:ascii="Roboto" w:hAnsi="Roboto"/>
-                <w:b/>
-              </w:rPr>
-              <w:t>[Face Value]/-</w:t>
+                <w:color w:val="FF0000"/>
+              </w:rPr>
+              <w:t>[</w:t>
+            </w:r>
+            <w:proofErr w:type="gramEnd"/>
+            <w:r>
+              <w:rPr>
+                <w:rFonts w:ascii="Roboto" w:hAnsi="Roboto"/>
+                <w:color w:val="FF0000"/>
+              </w:rPr>
+              <w:t>Face Value]/-</w:t>
             </w:r>
           </w:p>
         </w:tc>
         <w:tc>
           <w:tcPr>
-            <w:tcW w:w="1695" w:type="dxa"/>
+            <w:tcW w:w="1701" w:type="dxa"/>
           </w:tcPr>
           <w:p>
-            <w:pPr>
-              <w:rPr>
-                <w:rFonts w:ascii="Arial" w:eastAsia="Times New Roman" w:hAnsi="Arial" w:cs="Arial"/>
-                <w:b/>
-                <w:sz w:val="20"/>
-                <w:szCs w:val="20"/>
-              </w:rPr>
-            </w:pPr>
-            <w:r>
-              <w:rPr>
-                <w:rFonts w:ascii="Arial" w:eastAsia="Times New Roman" w:hAnsi="Arial" w:cs="Arial"/>
-                <w:b/>
-                <w:sz w:val="20"/>
-                <w:szCs w:val="20"/>
-              </w:rPr>
-              <w:t xml:space="preserve">        </w:t>
-            </w:r>
-            <w:r>
-              <w:rPr>
+            <w:r>
+              <w:rPr>
+                <w:rStyle w:val="zw-portion"/>
                 <w:rFonts w:ascii="Roboto" w:hAnsi="Roboto"/>
-                <w:b/>
-              </w:rPr>
-              <w:t>[SC5]</w:t>
+                <w:color w:val="FF0000"/>
+                <w:shd w:val="clear" w:color="auto" w:fill="FFFFFF"/>
+              </w:rPr>
+              <w:t> [SC5</w:t>
+            </w:r>
+            <w:r>
+              <w:rPr>
+                <w:rStyle w:val="zw-portion"/>
+                <w:rFonts w:ascii="Roboto" w:hAnsi="Roboto"/>
+                <w:color w:val="FF0000"/>
+                <w:shd w:val="clear" w:color="auto" w:fill="FFFFFF"/>
+              </w:rPr>
+              <w:t>]</w:t>
+            </w:r>
+            <w:r>
+              <w:rPr>
+                <w:rStyle w:val="eop-readonly"/>
+                <w:rFonts w:ascii="Roboto" w:hAnsi="Roboto"/>
+                <w:color w:val="000000"/>
+                <w:shd w:val="clear" w:color="auto" w:fill="FFFFFF"/>
+              </w:rPr>
+              <w:t> </w:t>
             </w:r>
           </w:p>
         </w:tc>
         <w:tc>
           <w:tcPr>
-            <w:tcW w:w="2114" w:type="dxa"/>
+            <w:tcW w:w="2126" w:type="dxa"/>
             <w:gridSpan w:val="2"/>
           </w:tcPr>
           <w:p>
-            <w:pPr>
-              <w:ind w:right="573"/>
-              <w:rPr>
+            <w:r>
+              <w:rPr>
+                <w:rStyle w:val="zw-portion"/>
                 <w:rFonts w:ascii="Roboto" w:hAnsi="Roboto"/>
-                <w:b/>
-              </w:rPr>
-            </w:pPr>
-            <w:r>
-              <w:rPr>
+                <w:color w:val="FF0000"/>
+                <w:shd w:val="clear" w:color="auto" w:fill="FFFFFF"/>
+              </w:rPr>
+              <w:t>[DN5</w:t>
+            </w:r>
+            <w:r>
+              <w:rPr>
+                <w:rStyle w:val="zw-portion"/>
                 <w:rFonts w:ascii="Roboto" w:hAnsi="Roboto"/>
-                <w:b/>
-              </w:rPr>
-              <w:t xml:space="preserve">          [DN5]</w:t>
-            </w:r>
-          </w:p>
-        </w:tc>
-      </w:tr>
-      <w:tr>
-        <w:tc>
-          <w:tcPr>
-            <w:tcW w:w="1689" w:type="dxa"/>
-          </w:tcPr>
-          <w:p>
-            <w:pPr>
-              <w:rPr>
+                <w:color w:val="FF0000"/>
+                <w:shd w:val="clear" w:color="auto" w:fill="FFFFFF"/>
+              </w:rPr>
+              <w:t>]</w:t>
+            </w:r>
+            <w:r>
+              <w:rPr>
+                <w:rStyle w:val="eop-readonly"/>
                 <w:rFonts w:ascii="Roboto" w:hAnsi="Roboto"/>
-                <w:b/>
-              </w:rPr>
-            </w:pPr>
-            <w:r>
-              <w:rPr>
-                <w:rFonts w:ascii="Roboto" w:hAnsi="Roboto"/>
-                <w:b/>
-              </w:rPr>
-              <w:t xml:space="preserve"> [Company Name]</w:t>
-            </w:r>
-          </w:p>
-        </w:tc>
-        <w:tc>
-          <w:tcPr>
-            <w:tcW w:w="1409" w:type="dxa"/>
-          </w:tcPr>
-          <w:p>
-            <w:pPr>
-              <w:jc w:val="center"/>
-              <w:rPr>
-                <w:rFonts w:ascii="Roboto" w:hAnsi="Roboto"/>
-                <w:b/>
-              </w:rPr>
-            </w:pPr>
-            <w:r>
-              <w:rPr>
-                <w:rFonts w:ascii="Roboto" w:hAnsi="Roboto"/>
-                <w:b/>
-              </w:rPr>
-              <w:t>[Folio No]</w:t>
-            </w:r>
-          </w:p>
-        </w:tc>
-        <w:tc>
-          <w:tcPr>
-            <w:tcW w:w="1183" w:type="dxa"/>
-          </w:tcPr>
-          <w:p>
-            <w:pPr>
-              <w:jc w:val="center"/>
-              <w:rPr>
-                <w:b/>
-              </w:rPr>
-            </w:pPr>
-            <w:r>
-              <w:rPr>
-                <w:rFonts w:ascii="Roboto" w:hAnsi="Roboto"/>
-                <w:b/>
-              </w:rPr>
-              <w:t>[NOS</w:t>
-            </w:r>
-            <w:r>
-              <w:rPr>
-                <w:rFonts w:ascii="Roboto" w:hAnsi="Roboto"/>
-                <w:b/>
-              </w:rPr>
-              <w:t>6</w:t>
-            </w:r>
-            <w:r>
-              <w:rPr>
-                <w:rFonts w:ascii="Roboto" w:hAnsi="Roboto"/>
-                <w:b/>
-              </w:rPr>
-              <w:t>]</w:t>
-            </w:r>
-          </w:p>
-        </w:tc>
-        <w:tc>
-          <w:tcPr>
-            <w:tcW w:w="1970" w:type="dxa"/>
-          </w:tcPr>
-          <w:p>
-            <w:pPr>
-              <w:rPr>
-                <w:b/>
-              </w:rPr>
-            </w:pPr>
-            <w:proofErr w:type="spellStart"/>
-            <w:r>
-              <w:rPr>
-                <w:rFonts w:cstheme="minorHAnsi"/>
-                <w:b/>
-                <w:sz w:val="24"/>
-                <w:szCs w:val="24"/>
-              </w:rPr>
-              <w:t>Rs</w:t>
-            </w:r>
-            <w:proofErr w:type="spellEnd"/>
-            <w:r>
-              <w:rPr>
-                <w:rFonts w:cstheme="minorHAnsi"/>
-                <w:b/>
-                <w:sz w:val="24"/>
-                <w:szCs w:val="24"/>
-              </w:rPr>
-              <w:t>.</w:t>
-            </w:r>
-            <w:r>
-              <w:rPr>
-                <w:rFonts w:ascii="Roboto" w:hAnsi="Roboto"/>
-                <w:b/>
-              </w:rPr>
-              <w:t>[Face Value]/-</w:t>
-            </w:r>
-          </w:p>
-        </w:tc>
-        <w:tc>
-          <w:tcPr>
-            <w:tcW w:w="1695" w:type="dxa"/>
-          </w:tcPr>
-          <w:p>
-            <w:pPr>
-              <w:rPr>
-                <w:rFonts w:ascii="Arial" w:eastAsia="Times New Roman" w:hAnsi="Arial" w:cs="Arial"/>
-                <w:b/>
-                <w:sz w:val="20"/>
-                <w:szCs w:val="20"/>
-              </w:rPr>
-            </w:pPr>
-            <w:r>
-              <w:rPr>
-                <w:rFonts w:ascii="Arial" w:eastAsia="Times New Roman" w:hAnsi="Arial" w:cs="Arial"/>
-                <w:b/>
-                <w:sz w:val="20"/>
-                <w:szCs w:val="20"/>
-              </w:rPr>
-              <w:t xml:space="preserve">        </w:t>
-            </w:r>
-            <w:r>
-              <w:rPr>
-                <w:rFonts w:ascii="Roboto" w:hAnsi="Roboto"/>
-                <w:b/>
-              </w:rPr>
-              <w:t>[SC</w:t>
-            </w:r>
-            <w:r>
-              <w:rPr>
-                <w:rFonts w:ascii="Roboto" w:hAnsi="Roboto"/>
-                <w:b/>
-              </w:rPr>
-              <w:t>6</w:t>
-            </w:r>
-            <w:r>
-              <w:rPr>
-                <w:rFonts w:ascii="Roboto" w:hAnsi="Roboto"/>
-                <w:b/>
-              </w:rPr>
-              <w:t>]</w:t>
-            </w:r>
-          </w:p>
-        </w:tc>
-        <w:tc>
-          <w:tcPr>
-            <w:tcW w:w="2114" w:type="dxa"/>
-            <w:gridSpan w:val="2"/>
-          </w:tcPr>
-          <w:p>
-            <w:pPr>
-              <w:ind w:right="573"/>
-              <w:rPr>
-                <w:rFonts w:ascii="Roboto" w:hAnsi="Roboto"/>
-                <w:b/>
-              </w:rPr>
-            </w:pPr>
-            <w:r>
-              <w:rPr>
-                <w:rFonts w:ascii="Roboto" w:hAnsi="Roboto"/>
-                <w:b/>
-              </w:rPr>
-              <w:t xml:space="preserve">          [DN</w:t>
-            </w:r>
-            <w:r>
-              <w:rPr>
-                <w:rFonts w:ascii="Roboto" w:hAnsi="Roboto"/>
-                <w:b/>
-              </w:rPr>
-              <w:t>6</w:t>
-            </w:r>
-            <w:r>
-              <w:rPr>
-                <w:rFonts w:ascii="Roboto" w:hAnsi="Roboto"/>
-                <w:b/>
-              </w:rPr>
-              <w:t>]</w:t>
-            </w:r>
-          </w:p>
-        </w:tc>
-      </w:tr>
-      <w:tr>
-        <w:tc>
-          <w:tcPr>
-            <w:tcW w:w="1689" w:type="dxa"/>
-          </w:tcPr>
-          <w:p>
-            <w:pPr>
-              <w:rPr>
-                <w:rFonts w:ascii="Arial" w:eastAsia="Times New Roman" w:hAnsi="Arial" w:cs="Arial"/>
-                <w:b/>
-                <w:sz w:val="20"/>
-                <w:szCs w:val="20"/>
-              </w:rPr>
-            </w:pPr>
-            <w:r>
-              <w:rPr>
-                <w:rFonts w:ascii="Roboto" w:hAnsi="Roboto"/>
-                <w:b/>
-              </w:rPr>
-              <w:t xml:space="preserve"> [Company Name]</w:t>
-            </w:r>
-          </w:p>
-        </w:tc>
-        <w:tc>
-          <w:tcPr>
-            <w:tcW w:w="1409" w:type="dxa"/>
-          </w:tcPr>
-          <w:p>
-            <w:pPr>
-              <w:jc w:val="center"/>
-              <w:rPr>
-                <w:rFonts w:ascii="Arial" w:eastAsia="Times New Roman" w:hAnsi="Arial" w:cs="Arial"/>
-                <w:b/>
-                <w:sz w:val="20"/>
-                <w:szCs w:val="20"/>
-              </w:rPr>
-            </w:pPr>
-            <w:r>
-              <w:rPr>
-                <w:rFonts w:ascii="Roboto" w:hAnsi="Roboto"/>
-                <w:b/>
-              </w:rPr>
-              <w:t>[Folio No]</w:t>
-            </w:r>
-          </w:p>
-        </w:tc>
-        <w:tc>
-          <w:tcPr>
-            <w:tcW w:w="1183" w:type="dxa"/>
-          </w:tcPr>
-          <w:p>
-            <w:pPr>
-              <w:jc w:val="center"/>
-              <w:rPr>
-                <w:b/>
-              </w:rPr>
-            </w:pPr>
-            <w:r>
-              <w:rPr>
-                <w:rFonts w:ascii="Roboto" w:hAnsi="Roboto"/>
-                <w:b/>
-              </w:rPr>
-              <w:t>[NOS</w:t>
-            </w:r>
-            <w:r>
-              <w:rPr>
-                <w:rFonts w:ascii="Roboto" w:hAnsi="Roboto"/>
-                <w:b/>
-              </w:rPr>
-              <w:t>7</w:t>
-            </w:r>
-            <w:r>
-              <w:rPr>
-                <w:rFonts w:ascii="Roboto" w:hAnsi="Roboto"/>
-                <w:b/>
-              </w:rPr>
-              <w:t>]</w:t>
-            </w:r>
-          </w:p>
-        </w:tc>
-        <w:tc>
-          <w:tcPr>
-            <w:tcW w:w="1970" w:type="dxa"/>
-          </w:tcPr>
-          <w:p>
-            <w:pPr>
-              <w:rPr>
-                <w:b/>
-              </w:rPr>
-            </w:pPr>
-            <w:proofErr w:type="spellStart"/>
-            <w:r>
-              <w:rPr>
-                <w:rFonts w:cstheme="minorHAnsi"/>
-                <w:b/>
-                <w:sz w:val="24"/>
-                <w:szCs w:val="24"/>
-              </w:rPr>
-              <w:t>Rs</w:t>
-            </w:r>
-            <w:proofErr w:type="spellEnd"/>
-            <w:r>
-              <w:rPr>
-                <w:rFonts w:cstheme="minorHAnsi"/>
-                <w:b/>
-                <w:sz w:val="24"/>
-                <w:szCs w:val="24"/>
-              </w:rPr>
-              <w:t>.</w:t>
-            </w:r>
-            <w:r>
-              <w:rPr>
-                <w:rFonts w:ascii="Roboto" w:hAnsi="Roboto"/>
-                <w:b/>
-              </w:rPr>
-              <w:t>[Face Value]/-</w:t>
-            </w:r>
-          </w:p>
-        </w:tc>
-        <w:tc>
-          <w:tcPr>
-            <w:tcW w:w="1695" w:type="dxa"/>
-          </w:tcPr>
-          <w:p>
-            <w:pPr>
-              <w:rPr>
-                <w:rFonts w:ascii="Arial" w:eastAsia="Times New Roman" w:hAnsi="Arial" w:cs="Arial"/>
-                <w:b/>
-                <w:sz w:val="20"/>
-                <w:szCs w:val="20"/>
-              </w:rPr>
-            </w:pPr>
-            <w:r>
-              <w:rPr>
-                <w:rFonts w:ascii="Arial" w:eastAsia="Times New Roman" w:hAnsi="Arial" w:cs="Arial"/>
-                <w:b/>
-                <w:sz w:val="20"/>
-                <w:szCs w:val="20"/>
-              </w:rPr>
-              <w:t xml:space="preserve">        </w:t>
-            </w:r>
-            <w:r>
-              <w:rPr>
-                <w:rFonts w:ascii="Roboto" w:hAnsi="Roboto"/>
-                <w:b/>
-              </w:rPr>
-              <w:t>[SC</w:t>
-            </w:r>
-            <w:r>
-              <w:rPr>
-                <w:rFonts w:ascii="Roboto" w:hAnsi="Roboto"/>
-                <w:b/>
-              </w:rPr>
-              <w:t>7</w:t>
-            </w:r>
-            <w:r>
-              <w:rPr>
-                <w:rFonts w:ascii="Roboto" w:hAnsi="Roboto"/>
-                <w:b/>
-              </w:rPr>
-              <w:t>]</w:t>
-            </w:r>
-          </w:p>
-        </w:tc>
-        <w:tc>
-          <w:tcPr>
-            <w:tcW w:w="2114" w:type="dxa"/>
-            <w:gridSpan w:val="2"/>
-          </w:tcPr>
-          <w:p>
-            <w:pPr>
-              <w:ind w:right="573"/>
-              <w:rPr>
-                <w:rFonts w:ascii="Roboto" w:hAnsi="Roboto"/>
-                <w:b/>
-              </w:rPr>
-            </w:pPr>
-            <w:r>
-              <w:rPr>
-                <w:rFonts w:ascii="Roboto" w:hAnsi="Roboto"/>
-                <w:b/>
-              </w:rPr>
-              <w:t xml:space="preserve">          [DN</w:t>
-            </w:r>
-            <w:r>
-              <w:rPr>
-                <w:rFonts w:ascii="Roboto" w:hAnsi="Roboto"/>
-                <w:b/>
-              </w:rPr>
-              <w:t>7</w:t>
-            </w:r>
-            <w:r>
-              <w:rPr>
-                <w:rFonts w:ascii="Roboto" w:hAnsi="Roboto"/>
-                <w:b/>
-              </w:rPr>
-              <w:t>]</w:t>
-            </w:r>
-          </w:p>
-        </w:tc>
-      </w:tr>
-      <w:tr>
-        <w:tc>
-          <w:tcPr>
-            <w:tcW w:w="1689" w:type="dxa"/>
-          </w:tcPr>
-          <w:p>
-            <w:pPr>
-              <w:rPr>
-                <w:rFonts w:ascii="Arial" w:eastAsia="Times New Roman" w:hAnsi="Arial" w:cs="Arial"/>
-                <w:b/>
-                <w:sz w:val="20"/>
-                <w:szCs w:val="20"/>
-              </w:rPr>
-            </w:pPr>
-            <w:r>
-              <w:rPr>
-                <w:rFonts w:ascii="Roboto" w:hAnsi="Roboto"/>
-                <w:b/>
-              </w:rPr>
-              <w:t xml:space="preserve"> [Company Name]</w:t>
-            </w:r>
-          </w:p>
-        </w:tc>
-        <w:tc>
-          <w:tcPr>
-            <w:tcW w:w="1409" w:type="dxa"/>
-          </w:tcPr>
-          <w:p>
-            <w:pPr>
-              <w:jc w:val="center"/>
-              <w:rPr>
-                <w:rFonts w:ascii="Arial" w:eastAsia="Times New Roman" w:hAnsi="Arial" w:cs="Arial"/>
-                <w:b/>
-                <w:sz w:val="20"/>
-                <w:szCs w:val="20"/>
-              </w:rPr>
-            </w:pPr>
-            <w:r>
-              <w:rPr>
-                <w:rFonts w:ascii="Roboto" w:hAnsi="Roboto"/>
-                <w:b/>
-              </w:rPr>
-              <w:t>[Folio No]</w:t>
-            </w:r>
-          </w:p>
-        </w:tc>
-        <w:tc>
-          <w:tcPr>
-            <w:tcW w:w="1183" w:type="dxa"/>
-          </w:tcPr>
-          <w:p>
-            <w:pPr>
-              <w:jc w:val="center"/>
-              <w:rPr>
-                <w:b/>
-              </w:rPr>
-            </w:pPr>
-            <w:r>
-              <w:rPr>
-                <w:rFonts w:ascii="Roboto" w:hAnsi="Roboto"/>
-                <w:b/>
-              </w:rPr>
-              <w:t>[NOS</w:t>
-            </w:r>
-            <w:r>
-              <w:rPr>
-                <w:rFonts w:ascii="Roboto" w:hAnsi="Roboto"/>
-                <w:b/>
-              </w:rPr>
-              <w:t>8</w:t>
-            </w:r>
-            <w:r>
-              <w:rPr>
-                <w:rFonts w:ascii="Roboto" w:hAnsi="Roboto"/>
-                <w:b/>
-              </w:rPr>
-              <w:t>]</w:t>
-            </w:r>
-          </w:p>
-        </w:tc>
-        <w:tc>
-          <w:tcPr>
-            <w:tcW w:w="1970" w:type="dxa"/>
-          </w:tcPr>
-          <w:p>
-            <w:pPr>
-              <w:rPr>
-                <w:b/>
-              </w:rPr>
-            </w:pPr>
-            <w:proofErr w:type="spellStart"/>
-            <w:r>
-              <w:rPr>
-                <w:rFonts w:cstheme="minorHAnsi"/>
-                <w:b/>
-                <w:sz w:val="24"/>
-                <w:szCs w:val="24"/>
-              </w:rPr>
-              <w:t>Rs</w:t>
-            </w:r>
-            <w:proofErr w:type="spellEnd"/>
-            <w:r>
-              <w:rPr>
-                <w:rFonts w:cstheme="minorHAnsi"/>
-                <w:b/>
-                <w:sz w:val="24"/>
-                <w:szCs w:val="24"/>
-              </w:rPr>
-              <w:t>.</w:t>
-            </w:r>
-            <w:r>
-              <w:rPr>
-                <w:rFonts w:ascii="Roboto" w:hAnsi="Roboto"/>
-                <w:b/>
-              </w:rPr>
-              <w:t>[Face Value]/-</w:t>
-            </w:r>
-          </w:p>
-        </w:tc>
-        <w:tc>
-          <w:tcPr>
-            <w:tcW w:w="1695" w:type="dxa"/>
-          </w:tcPr>
-          <w:p>
-            <w:pPr>
-              <w:rPr>
-                <w:rFonts w:ascii="Arial" w:eastAsia="Times New Roman" w:hAnsi="Arial" w:cs="Arial"/>
-                <w:b/>
-                <w:sz w:val="20"/>
-                <w:szCs w:val="20"/>
-              </w:rPr>
-            </w:pPr>
-            <w:r>
-              <w:rPr>
-                <w:rFonts w:ascii="Arial" w:eastAsia="Times New Roman" w:hAnsi="Arial" w:cs="Arial"/>
-                <w:b/>
-                <w:sz w:val="20"/>
-                <w:szCs w:val="20"/>
-              </w:rPr>
-              <w:t xml:space="preserve">        </w:t>
-            </w:r>
-            <w:r>
-              <w:rPr>
-                <w:rFonts w:ascii="Roboto" w:hAnsi="Roboto"/>
-                <w:b/>
-              </w:rPr>
-              <w:t>[SC</w:t>
-            </w:r>
-            <w:r>
-              <w:rPr>
-                <w:rFonts w:ascii="Roboto" w:hAnsi="Roboto"/>
-                <w:b/>
-              </w:rPr>
-              <w:t>8</w:t>
-            </w:r>
-            <w:r>
-              <w:rPr>
-                <w:rFonts w:ascii="Roboto" w:hAnsi="Roboto"/>
-                <w:b/>
-              </w:rPr>
-              <w:t>]</w:t>
-            </w:r>
-          </w:p>
-        </w:tc>
-        <w:tc>
-          <w:tcPr>
-            <w:tcW w:w="2114" w:type="dxa"/>
-            <w:gridSpan w:val="2"/>
-          </w:tcPr>
-          <w:p>
-            <w:pPr>
-              <w:ind w:right="573"/>
-              <w:rPr>
-                <w:rFonts w:ascii="Roboto" w:hAnsi="Roboto"/>
-                <w:b/>
-              </w:rPr>
-            </w:pPr>
-            <w:r>
-              <w:rPr>
-                <w:rFonts w:ascii="Roboto" w:hAnsi="Roboto"/>
-                <w:b/>
-              </w:rPr>
-              <w:t xml:space="preserve">          [DN</w:t>
-            </w:r>
-            <w:r>
-              <w:rPr>
-                <w:rFonts w:ascii="Roboto" w:hAnsi="Roboto"/>
-                <w:b/>
-              </w:rPr>
-              <w:t>8</w:t>
-            </w:r>
-            <w:r>
-              <w:rPr>
-                <w:rFonts w:ascii="Roboto" w:hAnsi="Roboto"/>
-                <w:b/>
-              </w:rPr>
-              <w:t>]</w:t>
-            </w:r>
-          </w:p>
-        </w:tc>
-      </w:tr>
-      <w:tr>
-        <w:tc>
-          <w:tcPr>
-            <w:tcW w:w="1689" w:type="dxa"/>
-          </w:tcPr>
-          <w:p>
-            <w:pPr>
-              <w:rPr>
-                <w:rFonts w:ascii="Arial" w:eastAsia="Times New Roman" w:hAnsi="Arial" w:cs="Arial"/>
-                <w:b/>
-                <w:sz w:val="20"/>
-                <w:szCs w:val="20"/>
-              </w:rPr>
-            </w:pPr>
-            <w:r>
-              <w:rPr>
-                <w:rFonts w:ascii="Roboto" w:hAnsi="Roboto"/>
-                <w:b/>
-              </w:rPr>
-              <w:t xml:space="preserve"> [Company Name]</w:t>
-            </w:r>
-          </w:p>
-        </w:tc>
-        <w:tc>
-          <w:tcPr>
-            <w:tcW w:w="1409" w:type="dxa"/>
-          </w:tcPr>
-          <w:p>
-            <w:pPr>
-              <w:jc w:val="center"/>
-              <w:rPr>
-                <w:rFonts w:ascii="Arial" w:eastAsia="Times New Roman" w:hAnsi="Arial" w:cs="Arial"/>
-                <w:b/>
-                <w:sz w:val="20"/>
-                <w:szCs w:val="20"/>
-              </w:rPr>
-            </w:pPr>
-            <w:r>
-              <w:rPr>
-                <w:rFonts w:ascii="Roboto" w:hAnsi="Roboto"/>
-                <w:b/>
-              </w:rPr>
-              <w:t>[Folio No]</w:t>
-            </w:r>
-          </w:p>
-        </w:tc>
-        <w:tc>
-          <w:tcPr>
-            <w:tcW w:w="1183" w:type="dxa"/>
-          </w:tcPr>
-          <w:p>
-            <w:pPr>
-              <w:jc w:val="center"/>
-              <w:rPr>
-                <w:b/>
-              </w:rPr>
-            </w:pPr>
-            <w:r>
-              <w:rPr>
-                <w:rFonts w:ascii="Roboto" w:hAnsi="Roboto"/>
-                <w:b/>
-              </w:rPr>
-              <w:t>[NOS</w:t>
-            </w:r>
-            <w:r>
-              <w:rPr>
-                <w:rFonts w:ascii="Roboto" w:hAnsi="Roboto"/>
-                <w:b/>
-              </w:rPr>
-              <w:t>9</w:t>
-            </w:r>
-            <w:r>
-              <w:rPr>
-                <w:rFonts w:ascii="Roboto" w:hAnsi="Roboto"/>
-                <w:b/>
-              </w:rPr>
-              <w:t>]</w:t>
-            </w:r>
-          </w:p>
-        </w:tc>
-        <w:tc>
-          <w:tcPr>
-            <w:tcW w:w="1970" w:type="dxa"/>
-          </w:tcPr>
-          <w:p>
-            <w:pPr>
-              <w:rPr>
-                <w:b/>
-              </w:rPr>
-            </w:pPr>
-            <w:proofErr w:type="spellStart"/>
-            <w:r>
-              <w:rPr>
-                <w:rFonts w:cstheme="minorHAnsi"/>
-                <w:b/>
-                <w:sz w:val="24"/>
-                <w:szCs w:val="24"/>
-              </w:rPr>
-              <w:t>Rs</w:t>
-            </w:r>
-            <w:proofErr w:type="spellEnd"/>
-            <w:r>
-              <w:rPr>
-                <w:rFonts w:cstheme="minorHAnsi"/>
-                <w:b/>
-                <w:sz w:val="24"/>
-                <w:szCs w:val="24"/>
-              </w:rPr>
-              <w:t>.</w:t>
-            </w:r>
-            <w:r>
-              <w:rPr>
-                <w:rFonts w:ascii="Roboto" w:hAnsi="Roboto"/>
-                <w:b/>
-              </w:rPr>
-              <w:t>[Face Value]/-</w:t>
-            </w:r>
-          </w:p>
-        </w:tc>
-        <w:tc>
-          <w:tcPr>
-            <w:tcW w:w="1695" w:type="dxa"/>
-          </w:tcPr>
-          <w:p>
-            <w:pPr>
-              <w:rPr>
-                <w:rFonts w:ascii="Arial" w:eastAsia="Times New Roman" w:hAnsi="Arial" w:cs="Arial"/>
-                <w:b/>
-                <w:sz w:val="20"/>
-                <w:szCs w:val="20"/>
-              </w:rPr>
-            </w:pPr>
-            <w:r>
-              <w:rPr>
-                <w:rFonts w:ascii="Arial" w:eastAsia="Times New Roman" w:hAnsi="Arial" w:cs="Arial"/>
-                <w:b/>
-                <w:sz w:val="20"/>
-                <w:szCs w:val="20"/>
-              </w:rPr>
-              <w:t xml:space="preserve">        </w:t>
-            </w:r>
-            <w:r>
-              <w:rPr>
-                <w:rFonts w:ascii="Roboto" w:hAnsi="Roboto"/>
-                <w:b/>
-              </w:rPr>
-              <w:t>[SC</w:t>
-            </w:r>
-            <w:r>
-              <w:rPr>
-                <w:rFonts w:ascii="Roboto" w:hAnsi="Roboto"/>
-                <w:b/>
-              </w:rPr>
-              <w:t>9</w:t>
-            </w:r>
-            <w:r>
-              <w:rPr>
-                <w:rFonts w:ascii="Roboto" w:hAnsi="Roboto"/>
-                <w:b/>
-              </w:rPr>
-              <w:t>]</w:t>
-            </w:r>
-          </w:p>
-        </w:tc>
-        <w:tc>
-          <w:tcPr>
-            <w:tcW w:w="2114" w:type="dxa"/>
-            <w:gridSpan w:val="2"/>
-          </w:tcPr>
-          <w:p>
-            <w:pPr>
-              <w:ind w:right="573"/>
-              <w:rPr>
-                <w:rFonts w:ascii="Roboto" w:hAnsi="Roboto"/>
-                <w:b/>
-              </w:rPr>
-            </w:pPr>
-            <w:r>
-              <w:rPr>
-                <w:rFonts w:ascii="Roboto" w:hAnsi="Roboto"/>
-                <w:b/>
-              </w:rPr>
-              <w:t xml:space="preserve">          [DN</w:t>
-            </w:r>
-            <w:r>
-              <w:rPr>
-                <w:rFonts w:ascii="Roboto" w:hAnsi="Roboto"/>
-                <w:b/>
-              </w:rPr>
-              <w:t>9</w:t>
-            </w:r>
-            <w:r>
-              <w:rPr>
-                <w:rFonts w:ascii="Roboto" w:hAnsi="Roboto"/>
-                <w:b/>
-              </w:rPr>
-              <w:t>]</w:t>
-            </w:r>
-          </w:p>
-        </w:tc>
-      </w:tr>
-      <w:tr>
-        <w:tc>
-          <w:tcPr>
-            <w:tcW w:w="1689" w:type="dxa"/>
-          </w:tcPr>
-          <w:p>
-            <w:pPr>
-              <w:rPr>
-                <w:rFonts w:ascii="Arial" w:eastAsia="Times New Roman" w:hAnsi="Arial" w:cs="Arial"/>
-                <w:b/>
-                <w:sz w:val="20"/>
-                <w:szCs w:val="20"/>
-              </w:rPr>
-            </w:pPr>
-            <w:r>
-              <w:rPr>
-                <w:rFonts w:ascii="Roboto" w:hAnsi="Roboto"/>
-                <w:b/>
-              </w:rPr>
-              <w:t xml:space="preserve"> [Company Name]</w:t>
-            </w:r>
-          </w:p>
-        </w:tc>
-        <w:tc>
-          <w:tcPr>
-            <w:tcW w:w="1409" w:type="dxa"/>
-          </w:tcPr>
-          <w:p>
-            <w:pPr>
-              <w:jc w:val="center"/>
-              <w:rPr>
-                <w:rFonts w:ascii="Arial" w:eastAsia="Times New Roman" w:hAnsi="Arial" w:cs="Arial"/>
-                <w:b/>
-                <w:sz w:val="20"/>
-                <w:szCs w:val="20"/>
-              </w:rPr>
-            </w:pPr>
-            <w:r>
-              <w:rPr>
-                <w:rFonts w:ascii="Roboto" w:hAnsi="Roboto"/>
-                <w:b/>
-              </w:rPr>
-              <w:t>[Folio No]</w:t>
-            </w:r>
-          </w:p>
-        </w:tc>
-        <w:tc>
-          <w:tcPr>
-            <w:tcW w:w="1183" w:type="dxa"/>
-          </w:tcPr>
-          <w:p>
-            <w:pPr>
-              <w:jc w:val="center"/>
-              <w:rPr>
-                <w:b/>
-              </w:rPr>
-            </w:pPr>
-            <w:r>
-              <w:rPr>
-                <w:rFonts w:ascii="Roboto" w:hAnsi="Roboto"/>
-                <w:b/>
-              </w:rPr>
-              <w:t>[NOS</w:t>
-            </w:r>
-            <w:r>
-              <w:rPr>
-                <w:rFonts w:ascii="Roboto" w:hAnsi="Roboto"/>
-                <w:b/>
-              </w:rPr>
-              <w:t>10</w:t>
-            </w:r>
-            <w:r>
-              <w:rPr>
-                <w:rFonts w:ascii="Roboto" w:hAnsi="Roboto"/>
-                <w:b/>
-              </w:rPr>
-              <w:t>]</w:t>
-            </w:r>
-          </w:p>
-        </w:tc>
-        <w:tc>
-          <w:tcPr>
-            <w:tcW w:w="1970" w:type="dxa"/>
-          </w:tcPr>
-          <w:p>
-            <w:pPr>
-              <w:rPr>
-                <w:b/>
-              </w:rPr>
-            </w:pPr>
-            <w:proofErr w:type="spellStart"/>
-            <w:r>
-              <w:rPr>
-                <w:rFonts w:cstheme="minorHAnsi"/>
-                <w:b/>
-                <w:sz w:val="24"/>
-                <w:szCs w:val="24"/>
-              </w:rPr>
-              <w:t>Rs</w:t>
-            </w:r>
-            <w:proofErr w:type="spellEnd"/>
-            <w:r>
-              <w:rPr>
-                <w:rFonts w:cstheme="minorHAnsi"/>
-                <w:b/>
-                <w:sz w:val="24"/>
-                <w:szCs w:val="24"/>
-              </w:rPr>
-              <w:t>.</w:t>
-            </w:r>
-            <w:r>
-              <w:rPr>
-                <w:rFonts w:ascii="Roboto" w:hAnsi="Roboto"/>
-                <w:b/>
-              </w:rPr>
-              <w:t>[Face Value]/-</w:t>
-            </w:r>
-          </w:p>
-        </w:tc>
-        <w:tc>
-          <w:tcPr>
-            <w:tcW w:w="1695" w:type="dxa"/>
-          </w:tcPr>
-          <w:p>
-            <w:pPr>
-              <w:rPr>
-                <w:rFonts w:ascii="Arial" w:eastAsia="Times New Roman" w:hAnsi="Arial" w:cs="Arial"/>
-                <w:b/>
-                <w:sz w:val="20"/>
-                <w:szCs w:val="20"/>
-              </w:rPr>
-            </w:pPr>
-            <w:r>
-              <w:rPr>
-                <w:rFonts w:ascii="Arial" w:eastAsia="Times New Roman" w:hAnsi="Arial" w:cs="Arial"/>
-                <w:b/>
-                <w:sz w:val="20"/>
-                <w:szCs w:val="20"/>
-              </w:rPr>
-              <w:t xml:space="preserve">        </w:t>
-            </w:r>
-            <w:r>
-              <w:rPr>
-                <w:rFonts w:ascii="Roboto" w:hAnsi="Roboto"/>
-                <w:b/>
-              </w:rPr>
-              <w:t>[SC</w:t>
-            </w:r>
-            <w:r>
-              <w:rPr>
-                <w:rFonts w:ascii="Roboto" w:hAnsi="Roboto"/>
-                <w:b/>
-              </w:rPr>
-              <w:t>10</w:t>
-            </w:r>
-            <w:r>
-              <w:rPr>
-                <w:rFonts w:ascii="Roboto" w:hAnsi="Roboto"/>
-                <w:b/>
-              </w:rPr>
-              <w:t>]</w:t>
-            </w:r>
-          </w:p>
-        </w:tc>
-        <w:tc>
-          <w:tcPr>
-            <w:tcW w:w="2114" w:type="dxa"/>
-            <w:gridSpan w:val="2"/>
-          </w:tcPr>
-          <w:p>
-            <w:pPr>
-              <w:ind w:right="573"/>
-              <w:rPr>
-                <w:rFonts w:ascii="Roboto" w:hAnsi="Roboto"/>
-                <w:b/>
-              </w:rPr>
-            </w:pPr>
-            <w:r>
-              <w:rPr>
-                <w:rFonts w:ascii="Roboto" w:hAnsi="Roboto"/>
-                <w:b/>
-              </w:rPr>
-              <w:t xml:space="preserve">          [DN</w:t>
-            </w:r>
-            <w:r>
-              <w:rPr>
-                <w:rFonts w:ascii="Roboto" w:hAnsi="Roboto"/>
-                <w:b/>
-              </w:rPr>
-              <w:t>10</w:t>
-            </w:r>
-            <w:r>
-              <w:rPr>
-                <w:rFonts w:ascii="Roboto" w:hAnsi="Roboto"/>
-                <w:b/>
-              </w:rPr>
-              <w:t>]</w:t>
+                <w:color w:val="000000"/>
+                <w:shd w:val="clear" w:color="auto" w:fill="FFFFFF"/>
+              </w:rPr>
+              <w:t> </w:t>
             </w:r>
           </w:p>
         </w:tc>
@@ -2738,11 +1852,10 @@
       <w:r>
         <w:rPr>
           <w:rFonts w:ascii="Arial" w:hAnsi="Arial" w:cs="Arial"/>
-          <w:b/>
-          <w:sz w:val="24"/>
-          <w:szCs w:val="24"/>
-        </w:rPr>
-        <w:t>[Year of Purchase 1]</w:t>
+          <w:sz w:val="24"/>
+          <w:szCs w:val="24"/>
+        </w:rPr>
+        <w:t>____________</w:t>
       </w:r>
       <w:r>
         <w:rPr>
@@ -2810,6 +1923,7 @@
         <w:rPr>
           <w:rFonts w:ascii="Roboto" w:eastAsia="Times New Roman" w:hAnsi="Roboto" w:cs="Times New Roman"/>
           <w:b/>
+          <w:color w:val="FF0000"/>
           <w:lang w:val="en-IN" w:eastAsia="en-IN"/>
         </w:rPr>
         <w:t>[Company Name]</w:t>
@@ -2839,16 +1953,7 @@
           <w:sz w:val="24"/>
           <w:szCs w:val="24"/>
         </w:rPr>
-        <w:t>Company / RTA name</w:t>
-      </w:r>
-      <w:r>
-        <w:rPr>
-          <w:rFonts w:eastAsia="Times New Roman" w:cstheme="minorHAnsi"/>
-          <w:b/>
-          <w:sz w:val="24"/>
-          <w:szCs w:val="24"/>
-        </w:rPr>
-        <w:t>)</w:t>
+        <w:t>Company / RTA name )</w:t>
       </w:r>
       <w:r>
         <w:rPr>
@@ -2926,6 +2031,7 @@
     <w:p>
       <w:pPr>
         <w:spacing w:after="20" w:line="240" w:lineRule="auto"/>
+        <w:ind w:left="-426"/>
         <w:rPr>
           <w:rFonts w:ascii="Arial" w:eastAsia="Times New Roman" w:hAnsi="Arial" w:cs="Arial"/>
           <w:sz w:val="24"/>
@@ -2954,12 +2060,98 @@
           <w:szCs w:val="24"/>
         </w:rPr>
       </w:pPr>
-      <w:r>
+    </w:p>
+    <w:p>
+      <w:pPr>
+        <w:spacing w:after="20" w:line="240" w:lineRule="auto"/>
+        <w:ind w:left="-426"/>
         <w:rPr>
           <w:rFonts w:ascii="Arial" w:eastAsia="Times New Roman" w:hAnsi="Arial" w:cs="Arial"/>
           <w:sz w:val="24"/>
           <w:szCs w:val="24"/>
         </w:rPr>
+      </w:pPr>
+    </w:p>
+    <w:p>
+      <w:pPr>
+        <w:spacing w:after="20" w:line="240" w:lineRule="auto"/>
+        <w:ind w:left="-426"/>
+        <w:rPr>
+          <w:rFonts w:ascii="Arial" w:eastAsia="Times New Roman" w:hAnsi="Arial" w:cs="Arial"/>
+          <w:sz w:val="24"/>
+          <w:szCs w:val="24"/>
+        </w:rPr>
+      </w:pPr>
+    </w:p>
+    <w:p>
+      <w:pPr>
+        <w:spacing w:after="0" w:line="240" w:lineRule="auto"/>
+        <w:rPr>
+          <w:rFonts w:ascii="Roboto" w:eastAsia="Times New Roman" w:hAnsi="Roboto" w:cs="Times New Roman"/>
+          <w:color w:val="000000"/>
+          <w:lang w:val="en-IN" w:eastAsia="en-IN"/>
+        </w:rPr>
+      </w:pPr>
+    </w:p>
+    <w:p>
+      <w:pPr>
+        <w:spacing w:after="0" w:line="240" w:lineRule="auto"/>
+        <w:rPr>
+          <w:rFonts w:ascii="Roboto" w:eastAsia="Times New Roman" w:hAnsi="Roboto" w:cs="Times New Roman"/>
+          <w:color w:val="000000"/>
+          <w:lang w:val="en-IN" w:eastAsia="en-IN"/>
+        </w:rPr>
+      </w:pPr>
+    </w:p>
+    <w:p>
+      <w:pPr>
+        <w:spacing w:after="20" w:line="240" w:lineRule="auto"/>
+        <w:rPr>
+          <w:rFonts w:ascii="Arial" w:eastAsia="Times New Roman" w:hAnsi="Arial" w:cs="Arial"/>
+          <w:sz w:val="24"/>
+          <w:szCs w:val="24"/>
+        </w:rPr>
+      </w:pPr>
+    </w:p>
+    <w:p>
+      <w:pPr>
+        <w:spacing w:after="20" w:line="240" w:lineRule="auto"/>
+        <w:ind w:left="-426"/>
+        <w:rPr>
+          <w:rFonts w:ascii="Arial" w:eastAsia="Times New Roman" w:hAnsi="Arial" w:cs="Arial"/>
+          <w:sz w:val="24"/>
+          <w:szCs w:val="24"/>
+        </w:rPr>
+      </w:pPr>
+    </w:p>
+    <w:p>
+      <w:pPr>
+        <w:spacing w:after="20" w:line="240" w:lineRule="auto"/>
+        <w:ind w:left="-426"/>
+        <w:rPr>
+          <w:rFonts w:ascii="Arial" w:eastAsia="Times New Roman" w:hAnsi="Arial" w:cs="Arial"/>
+          <w:sz w:val="24"/>
+          <w:szCs w:val="24"/>
+        </w:rPr>
+      </w:pPr>
+    </w:p>
+    <w:p>
+      <w:pPr>
+        <w:spacing w:after="20" w:line="240" w:lineRule="auto"/>
+        <w:ind w:left="-426"/>
+        <w:rPr>
+          <w:rFonts w:ascii="Arial" w:eastAsia="Times New Roman" w:hAnsi="Arial" w:cs="Arial"/>
+          <w:sz w:val="24"/>
+          <w:szCs w:val="24"/>
+        </w:rPr>
+      </w:pPr>
+      <w:r>
+        <w:rPr>
+          <w:rFonts w:ascii="Arial" w:eastAsia="Times New Roman" w:hAnsi="Arial" w:cs="Arial"/>
+          <w:sz w:val="24"/>
+          <w:szCs w:val="24"/>
+        </w:rPr>
+        <w:lastRenderedPageBreak/>
         <w:t xml:space="preserve">IN WITNESS WHEREOF the said </w:t>
       </w:r>
     </w:p>
@@ -3116,21 +2308,161 @@
       </w:pPr>
       <w:r>
         <w:rPr>
+          <w:rFonts w:cstheme="minorHAnsi"/>
+          <w:b/>
           <w:noProof/>
+          <w:sz w:val="24"/>
+          <w:szCs w:val="24"/>
         </w:rPr>
         <mc:AlternateContent>
           <mc:Choice Requires="wps">
             <w:drawing>
-              <wp:anchor distT="0" distB="0" distL="114300" distR="114300" simplePos="0" relativeHeight="251715584" behindDoc="0" locked="0" layoutInCell="1" allowOverlap="1" wp14:anchorId="453AE660" wp14:editId="7FA4C8EA">
+              <wp:anchor distT="0" distB="0" distL="114300" distR="114300" simplePos="0" relativeHeight="251719680" behindDoc="0" locked="0" layoutInCell="1" allowOverlap="1">
+                <wp:simplePos x="0" y="0"/>
+                <wp:positionH relativeFrom="column">
+                  <wp:posOffset>3118485</wp:posOffset>
+                </wp:positionH>
+                <wp:positionV relativeFrom="paragraph">
+                  <wp:posOffset>260894</wp:posOffset>
+                </wp:positionV>
+                <wp:extent cx="272" cy="2579370"/>
+                <wp:effectExtent l="0" t="0" r="12700" b="11430"/>
+                <wp:wrapNone/>
+                <wp:docPr id="5" name="Straight Connector 5"/>
+                <wp:cNvGraphicFramePr/>
+                <a:graphic xmlns:a="http://schemas.openxmlformats.org/drawingml/2006/main">
+                  <a:graphicData uri="http://schemas.microsoft.com/office/word/2010/wordprocessingShape">
+                    <wps:wsp>
+                      <wps:cNvCnPr/>
+                      <wps:spPr>
+                        <a:xfrm flipH="1">
+                          <a:off x="0" y="0"/>
+                          <a:ext cx="272" cy="2579370"/>
+                        </a:xfrm>
+                        <a:prstGeom prst="line">
+                          <a:avLst/>
+                        </a:prstGeom>
+                      </wps:spPr>
+                      <wps:style>
+                        <a:lnRef idx="1">
+                          <a:schemeClr val="dk1"/>
+                        </a:lnRef>
+                        <a:fillRef idx="0">
+                          <a:schemeClr val="dk1"/>
+                        </a:fillRef>
+                        <a:effectRef idx="0">
+                          <a:schemeClr val="dk1"/>
+                        </a:effectRef>
+                        <a:fontRef idx="minor">
+                          <a:schemeClr val="tx1"/>
+                        </a:fontRef>
+                      </wps:style>
+                      <wps:bodyPr/>
+                    </wps:wsp>
+                  </a:graphicData>
+                </a:graphic>
+                <wp14:sizeRelH relativeFrom="margin">
+                  <wp14:pctWidth>0</wp14:pctWidth>
+                </wp14:sizeRelH>
+                <wp14:sizeRelV relativeFrom="margin">
+                  <wp14:pctHeight>0</wp14:pctHeight>
+                </wp14:sizeRelV>
+              </wp:anchor>
+            </w:drawing>
+          </mc:Choice>
+          <mc:Fallback>
+            <w:pict>
+              <v:line w14:anchorId="2932E717" id="Straight Connector 5" o:spid="_x0000_s1026" style="position:absolute;flip:x;z-index:251719680;visibility:visible;mso-wrap-style:square;mso-width-percent:0;mso-height-percent:0;mso-wrap-distance-left:9pt;mso-wrap-distance-top:0;mso-wrap-distance-right:9pt;mso-wrap-distance-bottom:0;mso-position-horizontal:absolute;mso-position-horizontal-relative:text;mso-position-vertical:absolute;mso-position-vertical-relative:text;mso-width-percent:0;mso-height-percent:0;mso-width-relative:margin;mso-height-relative:margin" from="245.55pt,20.55pt" to="245.55pt,223.65pt" o:gfxdata="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" strokecolor="black [3040]"/>
+            </w:pict>
+          </mc:Fallback>
+        </mc:AlternateContent>
+      </w:r>
+      <w:r>
+        <w:rPr>
+          <w:rFonts w:cstheme="minorHAnsi"/>
+          <w:b/>
+          <w:noProof/>
+          <w:sz w:val="24"/>
+          <w:szCs w:val="24"/>
+        </w:rPr>
+        <mc:AlternateContent>
+          <mc:Choice Requires="wps">
+            <w:drawing>
+              <wp:anchor distT="0" distB="0" distL="114300" distR="114300" simplePos="0" relativeHeight="251717632" behindDoc="0" locked="0" layoutInCell="1" allowOverlap="1">
+                <wp:simplePos x="0" y="0"/>
+                <wp:positionH relativeFrom="column">
+                  <wp:posOffset>-171450</wp:posOffset>
+                </wp:positionH>
+                <wp:positionV relativeFrom="paragraph">
+                  <wp:posOffset>260893</wp:posOffset>
+                </wp:positionV>
+                <wp:extent cx="0" cy="2579915"/>
+                <wp:effectExtent l="0" t="0" r="12700" b="11430"/>
+                <wp:wrapNone/>
+                <wp:docPr id="3" name="Straight Connector 3"/>
+                <wp:cNvGraphicFramePr/>
+                <a:graphic xmlns:a="http://schemas.openxmlformats.org/drawingml/2006/main">
+                  <a:graphicData uri="http://schemas.microsoft.com/office/word/2010/wordprocessingShape">
+                    <wps:wsp>
+                      <wps:cNvCnPr/>
+                      <wps:spPr>
+                        <a:xfrm>
+                          <a:off x="0" y="0"/>
+                          <a:ext cx="0" cy="2579915"/>
+                        </a:xfrm>
+                        <a:prstGeom prst="line">
+                          <a:avLst/>
+                        </a:prstGeom>
+                      </wps:spPr>
+                      <wps:style>
+                        <a:lnRef idx="1">
+                          <a:schemeClr val="dk1"/>
+                        </a:lnRef>
+                        <a:fillRef idx="0">
+                          <a:schemeClr val="dk1"/>
+                        </a:fillRef>
+                        <a:effectRef idx="0">
+                          <a:schemeClr val="dk1"/>
+                        </a:effectRef>
+                        <a:fontRef idx="minor">
+                          <a:schemeClr val="tx1"/>
+                        </a:fontRef>
+                      </wps:style>
+                      <wps:bodyPr/>
+                    </wps:wsp>
+                  </a:graphicData>
+                </a:graphic>
+                <wp14:sizeRelV relativeFrom="margin">
+                  <wp14:pctHeight>0</wp14:pctHeight>
+                </wp14:sizeRelV>
+              </wp:anchor>
+            </w:drawing>
+          </mc:Choice>
+          <mc:Fallback>
+            <w:pict>
+              <v:line w14:anchorId="7341DAC7" id="Straight Connector 3" o:spid="_x0000_s1026" style="position:absolute;z-index:251717632;visibility:visible;mso-wrap-style:square;mso-height-percent:0;mso-wrap-distance-left:9pt;mso-wrap-distance-top:0;mso-wrap-distance-right:9pt;mso-wrap-distance-bottom:0;mso-position-horizontal:absolute;mso-position-horizontal-relative:text;mso-position-vertical:absolute;mso-position-vertical-relative:text;mso-height-percent:0;mso-height-relative:margin" from="-13.5pt,20.55pt" to="-13.5pt,223.7pt" o:gfxdata="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" strokecolor="black [3040]"/>
+            </w:pict>
+          </mc:Fallback>
+        </mc:AlternateContent>
+      </w:r>
+      <w:r>
+        <w:rPr>
+          <w:noProof/>
+          <w:lang w:val="en-IN" w:eastAsia="en-IN"/>
+        </w:rPr>
+        <mc:AlternateContent>
+          <mc:Choice Requires="wps">
+            <w:drawing>
+              <wp:anchor distT="0" distB="0" distL="114300" distR="114300" simplePos="0" relativeHeight="251715584" behindDoc="0" locked="0" layoutInCell="1" allowOverlap="1">
                 <wp:simplePos x="0" y="0"/>
                 <wp:positionH relativeFrom="page">
-                  <wp:posOffset>4279900</wp:posOffset>
+                  <wp:posOffset>4278086</wp:posOffset>
                 </wp:positionH>
                 <wp:positionV relativeFrom="page">
-                  <wp:posOffset>2349500</wp:posOffset>
+                  <wp:posOffset>2351314</wp:posOffset>
                 </wp:positionV>
-                <wp:extent cx="3127375" cy="1238250"/>
-                <wp:effectExtent l="0" t="0" r="15875" b="19050"/>
+                <wp:extent cx="3127375" cy="2122170"/>
+                <wp:effectExtent l="0" t="0" r="9525" b="11430"/>
                 <wp:wrapNone/>
                 <wp:docPr id="10" name="Text Box 10"/>
                 <wp:cNvGraphicFramePr>
@@ -3145,7 +2477,7 @@
                       <wps:spPr>
                         <a:xfrm>
                           <a:off x="0" y="0"/>
-                          <a:ext cx="3127375" cy="1238250"/>
+                          <a:ext cx="3127375" cy="2122170"/>
                         </a:xfrm>
                         <a:prstGeom prst="rect">
                           <a:avLst/>
@@ -3232,11 +2564,11 @@
           </mc:Choice>
           <mc:Fallback>
             <w:pict>
-              <v:shapetype w14:anchorId="453AE660" id="_x0000_t202" coordsize="21600,21600" o:spt="202" path="m,l,21600r21600,l21600,xe">
+              <v:shapetype id="_x0000_t202" coordsize="21600,21600" o:spt="202" path="m,l,21600r21600,l21600,xe">
                 <v:stroke joinstyle="miter"/>
                 <v:path gradientshapeok="t" o:connecttype="rect"/>
               </v:shapetype>
-              <v:shape id="Text Box 10" o:spid="_x0000_s1026" type="#_x0000_t202" style="position:absolute;margin-left:337pt;margin-top:185pt;width:246.25pt;height:97.5pt;z-index:251715584;visibility:visible;mso-wrap-style:square;mso-width-percent:0;mso-height-percent:0;mso-wrap-distance-left:9pt;mso-wrap-distance-top:0;mso-wrap-distance-right:9pt;mso-wrap-distance-bottom:0;mso-position-horizontal:absolute;mso-position-horizontal-relative:page;mso-position-vertical:absolute;mso-position-vertical-relative:page;mso-width-percent:0;mso-height-percent:0;mso-width-relative:page;mso-height-relative:page;v-text-anchor:top" o:gfxdata="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" filled="f" strokeweight=".25pt">
+              <v:shape id="Text Box 10" o:spid="_x0000_s1026" type="#_x0000_t202" style="position:absolute;margin-left:336.85pt;margin-top:185.15pt;width:246.25pt;height:167.1pt;z-index:251715584;visibility:visible;mso-wrap-style:square;mso-width-percent:0;mso-height-percent:0;mso-wrap-distance-left:9pt;mso-wrap-distance-top:0;mso-wrap-distance-right:9pt;mso-wrap-distance-bottom:0;mso-position-horizontal:absolute;mso-position-horizontal-relative:page;mso-position-vertical:absolute;mso-position-vertical-relative:page;mso-width-percent:0;mso-height-percent:0;mso-width-relative:page;mso-height-relative:page;v-text-anchor:top" o:gfxdata="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" filled="f" strokeweight=".25pt">
                 <v:path arrowok="t"/>
                 <v:textbox inset="0,0,0,0">
                   <w:txbxContent>
@@ -3309,145 +2641,6 @@
         <mc:AlternateContent>
           <mc:Choice Requires="wps">
             <w:drawing>
-              <wp:anchor distT="0" distB="0" distL="114300" distR="114300" simplePos="0" relativeHeight="251719680" behindDoc="0" locked="0" layoutInCell="1" allowOverlap="1" wp14:anchorId="53D3446B" wp14:editId="6AF4A698">
-                <wp:simplePos x="0" y="0"/>
-                <wp:positionH relativeFrom="column">
-                  <wp:posOffset>3118485</wp:posOffset>
-                </wp:positionH>
-                <wp:positionV relativeFrom="paragraph">
-                  <wp:posOffset>260894</wp:posOffset>
-                </wp:positionV>
-                <wp:extent cx="272" cy="2579370"/>
-                <wp:effectExtent l="0" t="0" r="12700" b="11430"/>
-                <wp:wrapNone/>
-                <wp:docPr id="5" name="Straight Connector 5"/>
-                <wp:cNvGraphicFramePr/>
-                <a:graphic xmlns:a="http://schemas.openxmlformats.org/drawingml/2006/main">
-                  <a:graphicData uri="http://schemas.microsoft.com/office/word/2010/wordprocessingShape">
-                    <wps:wsp>
-                      <wps:cNvCnPr/>
-                      <wps:spPr>
-                        <a:xfrm flipH="1">
-                          <a:off x="0" y="0"/>
-                          <a:ext cx="272" cy="2579370"/>
-                        </a:xfrm>
-                        <a:prstGeom prst="line">
-                          <a:avLst/>
-                        </a:prstGeom>
-                      </wps:spPr>
-                      <wps:style>
-                        <a:lnRef idx="1">
-                          <a:schemeClr val="dk1"/>
-                        </a:lnRef>
-                        <a:fillRef idx="0">
-                          <a:schemeClr val="dk1"/>
-                        </a:fillRef>
-                        <a:effectRef idx="0">
-                          <a:schemeClr val="dk1"/>
-                        </a:effectRef>
-                        <a:fontRef idx="minor">
-                          <a:schemeClr val="tx1"/>
-                        </a:fontRef>
-                      </wps:style>
-                      <wps:bodyPr/>
-                    </wps:wsp>
-                  </a:graphicData>
-                </a:graphic>
-                <wp14:sizeRelH relativeFrom="margin">
-                  <wp14:pctWidth>0</wp14:pctWidth>
-                </wp14:sizeRelH>
-                <wp14:sizeRelV relativeFrom="margin">
-                  <wp14:pctHeight>0</wp14:pctHeight>
-                </wp14:sizeRelV>
-              </wp:anchor>
-            </w:drawing>
-          </mc:Choice>
-          <mc:Fallback xmlns:w16sdtdh="http://schemas.microsoft.com/office/word/2020/wordml/sdtdatahash" xmlns:w16="http://schemas.microsoft.com/office/word/2018/wordml" xmlns:w16cid="http://schemas.microsoft.com/office/word/2016/wordml/cid" xmlns:w16cex="http://schemas.microsoft.com/office/word/2018/wordml/cex" xmlns:oel="http://schemas.microsoft.com/office/2019/extlst" xmlns:am3d="http://schemas.microsoft.com/office/drawing/2017/model3d" xmlns:aink="http://schemas.microsoft.com/office/drawing/2016/ink" xmlns:cx8="http://schemas.microsoft.com/office/drawing/2016/5/14/chartex" xmlns:cx7="http://schemas.microsoft.com/office/drawing/2016/5/13/chartex" xmlns:cx6="http://schemas.microsoft.com/office/drawing/2016/5/12/chartex" xmlns:cx5="http://schemas.microsoft.com/office/drawing/2016/5/11/chartex" xmlns:cx4="http://schemas.microsoft.com/office/drawing/2016/5/10/chartex" xmlns:cx3="http://schemas.microsoft.com/office/drawing/2016/5/9/chartex" xmlns:cx2="http://schemas.microsoft.com/office/drawing/2015/10/21/chartex" xmlns:cx1="http://schemas.microsoft.com/office/drawing/2015/9/8/chartex">
-            <w:pict>
-              <v:line w14:anchorId="2932E717" id="Straight Connector 5" o:spid="_x0000_s1026" style="position:absolute;flip:x;z-index:251719680;visibility:visible;mso-wrap-style:square;mso-width-percent:0;mso-height-percent:0;mso-wrap-distance-left:9pt;mso-wrap-distance-top:0;mso-wrap-distance-right:9pt;mso-wrap-distance-bottom:0;mso-position-horizontal:absolute;mso-position-horizontal-relative:text;mso-position-vertical:absolute;mso-position-vertical-relative:text;mso-width-percent:0;mso-height-percent:0;mso-width-relative:margin;mso-height-relative:margin" from="245.55pt,20.55pt" to="245.55pt,223.65pt" o:gfxdata="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" strokecolor="black [3040]"/>
-            </w:pict>
-          </mc:Fallback>
-        </mc:AlternateContent>
-      </w:r>
-      <w:r>
-        <w:rPr>
-          <w:rFonts w:cstheme="minorHAnsi"/>
-          <w:b/>
-          <w:noProof/>
-          <w:sz w:val="24"/>
-          <w:szCs w:val="24"/>
-        </w:rPr>
-        <mc:AlternateContent>
-          <mc:Choice Requires="wps">
-            <w:drawing>
-              <wp:anchor distT="0" distB="0" distL="114300" distR="114300" simplePos="0" relativeHeight="251717632" behindDoc="0" locked="0" layoutInCell="1" allowOverlap="1" wp14:anchorId="46A7FA5F" wp14:editId="353CF0BE">
-                <wp:simplePos x="0" y="0"/>
-                <wp:positionH relativeFrom="column">
-                  <wp:posOffset>-171450</wp:posOffset>
-                </wp:positionH>
-                <wp:positionV relativeFrom="paragraph">
-                  <wp:posOffset>260893</wp:posOffset>
-                </wp:positionV>
-                <wp:extent cx="0" cy="2579915"/>
-                <wp:effectExtent l="0" t="0" r="12700" b="11430"/>
-                <wp:wrapNone/>
-                <wp:docPr id="3" name="Straight Connector 3"/>
-                <wp:cNvGraphicFramePr/>
-                <a:graphic xmlns:a="http://schemas.openxmlformats.org/drawingml/2006/main">
-                  <a:graphicData uri="http://schemas.microsoft.com/office/word/2010/wordprocessingShape">
-                    <wps:wsp>
-                      <wps:cNvCnPr/>
-                      <wps:spPr>
-                        <a:xfrm>
-                          <a:off x="0" y="0"/>
-                          <a:ext cx="0" cy="2579915"/>
-                        </a:xfrm>
-                        <a:prstGeom prst="line">
-                          <a:avLst/>
-                        </a:prstGeom>
-                      </wps:spPr>
-                      <wps:style>
-                        <a:lnRef idx="1">
-                          <a:schemeClr val="dk1"/>
-                        </a:lnRef>
-                        <a:fillRef idx="0">
-                          <a:schemeClr val="dk1"/>
-                        </a:fillRef>
-                        <a:effectRef idx="0">
-                          <a:schemeClr val="dk1"/>
-                        </a:effectRef>
-                        <a:fontRef idx="minor">
-                          <a:schemeClr val="tx1"/>
-                        </a:fontRef>
-                      </wps:style>
-                      <wps:bodyPr/>
-                    </wps:wsp>
-                  </a:graphicData>
-                </a:graphic>
-                <wp14:sizeRelV relativeFrom="margin">
-                  <wp14:pctHeight>0</wp14:pctHeight>
-                </wp14:sizeRelV>
-              </wp:anchor>
-            </w:drawing>
-          </mc:Choice>
-          <mc:Fallback>
-            <w:pict>
-              <v:line w14:anchorId="7A6B69B7" id="Straight Connector 3" o:spid="_x0000_s1026" style="position:absolute;z-index:251717632;visibility:visible;mso-wrap-style:square;mso-height-percent:0;mso-wrap-distance-left:9pt;mso-wrap-distance-top:0;mso-wrap-distance-right:9pt;mso-wrap-distance-bottom:0;mso-position-horizontal:absolute;mso-position-horizontal-relative:text;mso-position-vertical:absolute;mso-position-vertical-relative:text;mso-height-percent:0;mso-height-relative:margin" from="-13.5pt,20.55pt" to="-13.5pt,223.7pt" o:gfxdata="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" strokecolor="black [3040]"/>
-            </w:pict>
-          </mc:Fallback>
-        </mc:AlternateContent>
-      </w:r>
-      <w:r>
-        <w:rPr>
-          <w:rFonts w:cstheme="minorHAnsi"/>
-          <w:b/>
-          <w:noProof/>
-          <w:sz w:val="24"/>
-          <w:szCs w:val="24"/>
-        </w:rPr>
-        <mc:AlternateContent>
-          <mc:Choice Requires="wps">
-            <w:drawing>
               <wp:anchor distT="0" distB="0" distL="114300" distR="114300" simplePos="0" relativeHeight="251718656" behindDoc="0" locked="0" layoutInCell="1" allowOverlap="1">
                 <wp:simplePos x="0" y="0"/>
                 <wp:positionH relativeFrom="column">
@@ -3495,9 +2688,9 @@
               </wp:anchor>
             </w:drawing>
           </mc:Choice>
-          <mc:Fallback xmlns:w16sdtdh="http://schemas.microsoft.com/office/word/2020/wordml/sdtdatahash" xmlns:w16="http://schemas.microsoft.com/office/word/2018/wordml" xmlns:w16cid="http://schemas.microsoft.com/office/word/2016/wordml/cid" xmlns:w16cex="http://schemas.microsoft.com/office/word/2018/wordml/cex" xmlns:oel="http://schemas.microsoft.com/office/2019/extlst" xmlns:am3d="http://schemas.microsoft.com/office/drawing/2017/model3d" xmlns:aink="http://schemas.microsoft.com/office/drawing/2016/ink" xmlns:cx8="http://schemas.microsoft.com/office/drawing/2016/5/14/chartex" xmlns:cx7="http://schemas.microsoft.com/office/drawing/2016/5/13/chartex" xmlns:cx6="http://schemas.microsoft.com/office/drawing/2016/5/12/chartex" xmlns:cx5="http://schemas.microsoft.com/office/drawing/2016/5/11/chartex" xmlns:cx4="http://schemas.microsoft.com/office/drawing/2016/5/10/chartex" xmlns:cx3="http://schemas.microsoft.com/office/drawing/2016/5/9/chartex" xmlns:cx2="http://schemas.microsoft.com/office/drawing/2015/10/21/chartex" xmlns:cx1="http://schemas.microsoft.com/office/drawing/2015/9/8/chartex">
+          <mc:Fallback>
             <w:pict>
-              <v:line w14:anchorId="6183A685" id="Straight Connector 4" o:spid="_x0000_s1026" style="position:absolute;z-index:251718656;visibility:visible;mso-wrap-style:square;mso-wrap-distance-left:9pt;mso-wrap-distance-top:0;mso-wrap-distance-right:9pt;mso-wrap-distance-bottom:0;mso-position-horizontal:absolute;mso-position-horizontal-relative:text;mso-position-vertical:absolute;mso-position-vertical-relative:text" from="-13.5pt,20.55pt" to="245.55pt,20.55pt" o:gfxdata="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" strokecolor="black [3040]"/>
+              <v:line w14:anchorId="6183A685" id="Straight Connector 4" o:spid="_x0000_s1026" style="position:absolute;z-index:251718656;visibility:visible;mso-wrap-style:square;mso-wrap-distance-left:9pt;mso-wrap-distance-top:0;mso-wrap-distance-right:9pt;mso-wrap-distance-bottom:0;mso-position-horizontal:absolute;mso-position-horizontal-relative:text;mso-position-vertical:absolute;mso-position-vertical-relative:text" from="-13.5pt,20.55pt" to="245.55pt,20.55pt" o:gfxdata="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" strokecolor="black [3040]"/>
             </w:pict>
           </mc:Fallback>
         </mc:AlternateContent>
@@ -3530,28 +2723,19 @@
         <w:jc w:val="both"/>
         <w:rPr>
           <w:rFonts w:ascii="Arial" w:hAnsi="Arial" w:cs="Arial"/>
-          <w:b/>
-          <w:sz w:val="24"/>
-          <w:szCs w:val="24"/>
-        </w:rPr>
-      </w:pPr>
-      <w:r>
-        <w:rPr>
-          <w:rFonts w:ascii="Arial" w:hAnsi="Arial" w:cs="Arial"/>
           <w:color w:val="FF0000"/>
           <w:sz w:val="24"/>
           <w:szCs w:val="24"/>
         </w:rPr>
-        <w:t xml:space="preserve"> </w:t>
-      </w:r>
-      <w:r>
-        <w:rPr>
-          <w:rFonts w:ascii="Arial" w:hAnsi="Arial" w:cs="Arial"/>
-          <w:b/>
-          <w:sz w:val="24"/>
-          <w:szCs w:val="24"/>
-        </w:rPr>
-        <w:t>[Address C1]</w:t>
+      </w:pPr>
+      <w:r>
+        <w:rPr>
+          <w:rFonts w:ascii="Arial" w:hAnsi="Arial" w:cs="Arial"/>
+          <w:color w:val="FF0000"/>
+          <w:sz w:val="24"/>
+          <w:szCs w:val="24"/>
+        </w:rPr>
+        <w:t xml:space="preserve"> [Address C1]</w:t>
       </w:r>
     </w:p>
     <w:p>
@@ -3560,6 +2744,7 @@
         <w:rPr>
           <w:rFonts w:cstheme="minorHAnsi"/>
           <w:b/>
+          <w:color w:val="FF0000"/>
           <w:sz w:val="24"/>
           <w:szCs w:val="24"/>
         </w:rPr>
@@ -3571,6 +2756,7 @@
         <w:rPr>
           <w:rFonts w:cstheme="minorHAnsi"/>
           <w:b/>
+          <w:color w:val="FF0000"/>
           <w:sz w:val="24"/>
           <w:szCs w:val="24"/>
         </w:rPr>
@@ -3587,21 +2773,350 @@
       </w:pPr>
       <w:r>
         <w:rPr>
+          <w:rFonts w:cstheme="minorHAnsi"/>
+          <w:b/>
+          <w:sz w:val="24"/>
+          <w:szCs w:val="24"/>
+        </w:rPr>
+        <w:t xml:space="preserve">Pin code – </w:t>
+      </w:r>
+      <w:r>
+        <w:rPr>
+          <w:rFonts w:ascii="Roboto" w:eastAsia="Times New Roman" w:hAnsi="Roboto" w:cs="Times New Roman"/>
+          <w:color w:val="FF0000"/>
+          <w:lang w:val="en-IN" w:eastAsia="en-IN"/>
+        </w:rPr>
+        <w:t>[PIN C1]</w:t>
+      </w:r>
+    </w:p>
+    <w:p>
+      <w:pPr>
+        <w:rPr>
+          <w:rFonts w:ascii="Roboto" w:eastAsia="Times New Roman" w:hAnsi="Roboto" w:cs="Times New Roman"/>
+          <w:color w:val="000000"/>
+          <w:lang w:val="en-IN" w:eastAsia="en-IN"/>
+        </w:rPr>
+      </w:pPr>
+      <w:r>
+        <w:rPr>
+          <w:rFonts w:cstheme="minorHAnsi"/>
+          <w:b/>
+          <w:sz w:val="24"/>
+          <w:szCs w:val="24"/>
+        </w:rPr>
+        <w:t xml:space="preserve">Tel. no.- </w:t>
+      </w:r>
+      <w:r>
+        <w:rPr>
+          <w:rFonts w:ascii="Roboto" w:eastAsia="Times New Roman" w:hAnsi="Roboto" w:cs="Times New Roman"/>
+          <w:color w:val="FF0000"/>
+          <w:lang w:val="en-IN" w:eastAsia="en-IN"/>
+        </w:rPr>
+        <w:t>[Mobile No C1]</w:t>
+      </w:r>
+    </w:p>
+    <w:p>
+      <w:pPr>
+        <w:rPr>
+          <w:rFonts w:ascii="Roboto" w:eastAsia="Times New Roman" w:hAnsi="Roboto" w:cs="Times New Roman"/>
+          <w:color w:val="000000"/>
+          <w:lang w:val="en-IN" w:eastAsia="en-IN"/>
+        </w:rPr>
+      </w:pPr>
+      <w:r>
+        <w:rPr>
+          <w:rFonts w:eastAsia="Times New Roman" w:cstheme="minorHAnsi"/>
+          <w:b/>
+          <w:color w:val="000000"/>
+          <w:sz w:val="24"/>
+          <w:szCs w:val="24"/>
+          <w:lang w:eastAsia="en-IN"/>
+        </w:rPr>
+        <w:t>Emai</w:t>
+      </w:r>
+      <w:r>
+        <w:rPr>
+          <w:rFonts w:eastAsia="Times New Roman" w:cstheme="minorHAnsi"/>
+          <w:b/>
+          <w:color w:val="000000"/>
+          <w:sz w:val="24"/>
+          <w:szCs w:val="24"/>
+          <w:lang w:eastAsia="en-IN"/>
+        </w:rPr>
+        <w:t>l</w:t>
+      </w:r>
+      <w:r>
+        <w:rPr>
+          <w:rFonts w:eastAsia="Times New Roman" w:cstheme="minorHAnsi"/>
+          <w:b/>
+          <w:color w:val="000000"/>
+          <w:sz w:val="24"/>
+          <w:szCs w:val="24"/>
+          <w:lang w:eastAsia="en-IN"/>
+        </w:rPr>
+        <w:t xml:space="preserve"> Id- </w:t>
+      </w:r>
+      <w:r>
+        <w:rPr>
+          <w:rFonts w:ascii="Roboto" w:eastAsia="Times New Roman" w:hAnsi="Roboto" w:cs="Times New Roman"/>
+          <w:color w:val="FF0000"/>
+          <w:lang w:val="en-IN" w:eastAsia="en-IN"/>
+        </w:rPr>
+        <w:t>[Email ID C1]</w:t>
+      </w:r>
+    </w:p>
+    <w:p>
+      <w:pPr>
+        <w:rPr>
+          <w:rFonts w:cstheme="minorHAnsi"/>
+          <w:b/>
+          <w:sz w:val="24"/>
+          <w:szCs w:val="24"/>
+        </w:rPr>
+      </w:pPr>
+      <w:r>
+        <w:rPr>
+          <w:rFonts w:cstheme="minorHAnsi"/>
+          <w:b/>
           <w:noProof/>
+          <w:sz w:val="24"/>
+          <w:szCs w:val="24"/>
         </w:rPr>
         <mc:AlternateContent>
           <mc:Choice Requires="wps">
             <w:drawing>
-              <wp:anchor distT="0" distB="0" distL="114300" distR="114300" simplePos="0" relativeHeight="251716608" behindDoc="0" locked="0" layoutInCell="1" allowOverlap="1" wp14:anchorId="2E15F99A" wp14:editId="1C154D48">
+              <wp:anchor distT="0" distB="0" distL="114300" distR="114300" simplePos="0" relativeHeight="251720704" behindDoc="0" locked="0" layoutInCell="1" allowOverlap="1">
+                <wp:simplePos x="0" y="0"/>
+                <wp:positionH relativeFrom="column">
+                  <wp:posOffset>-171451</wp:posOffset>
+                </wp:positionH>
+                <wp:positionV relativeFrom="paragraph">
+                  <wp:posOffset>335824</wp:posOffset>
+                </wp:positionV>
+                <wp:extent cx="3290207" cy="0"/>
+                <wp:effectExtent l="0" t="0" r="12065" b="12700"/>
+                <wp:wrapNone/>
+                <wp:docPr id="6" name="Straight Connector 6"/>
+                <wp:cNvGraphicFramePr/>
+                <a:graphic xmlns:a="http://schemas.openxmlformats.org/drawingml/2006/main">
+                  <a:graphicData uri="http://schemas.microsoft.com/office/word/2010/wordprocessingShape">
+                    <wps:wsp>
+                      <wps:cNvCnPr/>
+                      <wps:spPr>
+                        <a:xfrm>
+                          <a:off x="0" y="0"/>
+                          <a:ext cx="3290207" cy="0"/>
+                        </a:xfrm>
+                        <a:prstGeom prst="line">
+                          <a:avLst/>
+                        </a:prstGeom>
+                      </wps:spPr>
+                      <wps:style>
+                        <a:lnRef idx="1">
+                          <a:schemeClr val="dk1"/>
+                        </a:lnRef>
+                        <a:fillRef idx="0">
+                          <a:schemeClr val="dk1"/>
+                        </a:fillRef>
+                        <a:effectRef idx="0">
+                          <a:schemeClr val="dk1"/>
+                        </a:effectRef>
+                        <a:fontRef idx="minor">
+                          <a:schemeClr val="tx1"/>
+                        </a:fontRef>
+                      </wps:style>
+                      <wps:bodyPr/>
+                    </wps:wsp>
+                  </a:graphicData>
+                </a:graphic>
+              </wp:anchor>
+            </w:drawing>
+          </mc:Choice>
+          <mc:Fallback>
+            <w:pict>
+              <v:line w14:anchorId="3AFC57EA" id="Straight Connector 6" o:spid="_x0000_s1026" style="position:absolute;z-index:251720704;visibility:visible;mso-wrap-style:square;mso-wrap-distance-left:9pt;mso-wrap-distance-top:0;mso-wrap-distance-right:9pt;mso-wrap-distance-bottom:0;mso-position-horizontal:absolute;mso-position-horizontal-relative:text;mso-position-vertical:absolute;mso-position-vertical-relative:text" from="-13.5pt,26.45pt" to="245.55pt,26.45pt" o:gfxdata="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" strokecolor="black [3040]"/>
+            </w:pict>
+          </mc:Fallback>
+        </mc:AlternateContent>
+      </w:r>
+      <w:r>
+        <w:rPr>
+          <w:rFonts w:cstheme="minorHAnsi"/>
+          <w:b/>
+          <w:sz w:val="24"/>
+          <w:szCs w:val="24"/>
+        </w:rPr>
+        <w:t xml:space="preserve">Date- </w:t>
+      </w:r>
+    </w:p>
+    <w:p>
+      <w:pPr>
+        <w:jc w:val="center"/>
+      </w:pPr>
+    </w:p>
+    <w:p>
+      <w:pPr>
+        <w:rPr>
+          <w:rFonts w:cstheme="minorHAnsi"/>
+          <w:b/>
+          <w:sz w:val="24"/>
+          <w:szCs w:val="24"/>
+        </w:rPr>
+      </w:pPr>
+    </w:p>
+    <w:p>
+      <w:pPr>
+        <w:pStyle w:val="ListParagraph"/>
+        <w:tabs>
+          <w:tab w:val="left" w:pos="9450"/>
+        </w:tabs>
+        <w:spacing w:after="133" w:line="240" w:lineRule="auto"/>
+        <w:ind w:left="-426" w:right="314"/>
+        <w:jc w:val="both"/>
+        <w:rPr>
+          <w:rFonts w:ascii="Arial" w:hAnsi="Arial" w:cs="Arial"/>
+          <w:sz w:val="24"/>
+          <w:szCs w:val="24"/>
+        </w:rPr>
+      </w:pPr>
+    </w:p>
+    <w:p>
+      <w:pPr>
+        <w:pStyle w:val="ListParagraph"/>
+        <w:tabs>
+          <w:tab w:val="left" w:pos="9450"/>
+        </w:tabs>
+        <w:spacing w:after="133" w:line="240" w:lineRule="auto"/>
+        <w:ind w:left="-426" w:right="314"/>
+        <w:jc w:val="both"/>
+        <w:rPr>
+          <w:rFonts w:ascii="Arial" w:hAnsi="Arial" w:cs="Arial"/>
+          <w:sz w:val="24"/>
+          <w:szCs w:val="24"/>
+        </w:rPr>
+      </w:pPr>
+    </w:p>
+    <w:p>
+      <w:pPr>
+        <w:pStyle w:val="ListParagraph"/>
+        <w:tabs>
+          <w:tab w:val="left" w:pos="9450"/>
+        </w:tabs>
+        <w:spacing w:after="133" w:line="240" w:lineRule="auto"/>
+        <w:ind w:left="-426" w:right="314"/>
+        <w:jc w:val="both"/>
+        <w:rPr>
+          <w:rFonts w:ascii="Arial" w:hAnsi="Arial" w:cs="Arial"/>
+          <w:sz w:val="24"/>
+          <w:szCs w:val="24"/>
+        </w:rPr>
+      </w:pPr>
+    </w:p>
+    <w:p>
+      <w:pPr>
+        <w:pStyle w:val="ListParagraph"/>
+        <w:tabs>
+          <w:tab w:val="left" w:pos="9450"/>
+        </w:tabs>
+        <w:spacing w:after="133" w:line="240" w:lineRule="auto"/>
+        <w:ind w:left="-426" w:right="314"/>
+        <w:jc w:val="both"/>
+        <w:rPr>
+          <w:rFonts w:ascii="Arial" w:hAnsi="Arial" w:cs="Arial"/>
+          <w:sz w:val="24"/>
+          <w:szCs w:val="24"/>
+        </w:rPr>
+      </w:pPr>
+    </w:p>
+    <w:p>
+      <w:pPr>
+        <w:pStyle w:val="ListParagraph"/>
+        <w:tabs>
+          <w:tab w:val="left" w:pos="9450"/>
+        </w:tabs>
+        <w:spacing w:after="133" w:line="240" w:lineRule="auto"/>
+        <w:ind w:left="-426" w:right="314"/>
+        <w:jc w:val="both"/>
+        <w:rPr>
+          <w:rFonts w:ascii="Arial" w:hAnsi="Arial" w:cs="Arial"/>
+          <w:sz w:val="24"/>
+          <w:szCs w:val="24"/>
+        </w:rPr>
+      </w:pPr>
+    </w:p>
+    <w:p>
+      <w:pPr>
+        <w:pStyle w:val="ListParagraph"/>
+        <w:tabs>
+          <w:tab w:val="left" w:pos="9450"/>
+        </w:tabs>
+        <w:spacing w:after="133" w:line="240" w:lineRule="auto"/>
+        <w:ind w:left="-426" w:right="314"/>
+        <w:jc w:val="both"/>
+        <w:rPr>
+          <w:rFonts w:ascii="Arial" w:hAnsi="Arial" w:cs="Arial"/>
+          <w:sz w:val="24"/>
+          <w:szCs w:val="24"/>
+        </w:rPr>
+      </w:pPr>
+    </w:p>
+    <w:p>
+      <w:pPr>
+        <w:pStyle w:val="ListParagraph"/>
+        <w:tabs>
+          <w:tab w:val="left" w:pos="9450"/>
+        </w:tabs>
+        <w:spacing w:after="133" w:line="240" w:lineRule="auto"/>
+        <w:ind w:left="-426" w:right="314"/>
+        <w:jc w:val="both"/>
+        <w:rPr>
+          <w:rFonts w:ascii="Arial" w:hAnsi="Arial" w:cs="Arial"/>
+          <w:sz w:val="24"/>
+          <w:szCs w:val="24"/>
+        </w:rPr>
+      </w:pPr>
+    </w:p>
+    <w:p>
+      <w:pPr>
+        <w:pStyle w:val="ListParagraph"/>
+        <w:tabs>
+          <w:tab w:val="left" w:pos="9450"/>
+        </w:tabs>
+        <w:spacing w:after="133" w:line="240" w:lineRule="auto"/>
+        <w:ind w:left="-426" w:right="314"/>
+        <w:jc w:val="both"/>
+        <w:rPr>
+          <w:rFonts w:ascii="Arial" w:hAnsi="Arial" w:cs="Arial"/>
+          <w:sz w:val="24"/>
+          <w:szCs w:val="24"/>
+        </w:rPr>
+      </w:pPr>
+    </w:p>
+    <w:p>
+      <w:pPr>
+        <w:pStyle w:val="BodyText"/>
+        <w:rPr>
+          <w:sz w:val="20"/>
+        </w:rPr>
+      </w:pPr>
+      <w:r>
+        <w:rPr>
+          <w:noProof/>
+          <w:lang w:val="en-IN" w:eastAsia="en-IN"/>
+        </w:rPr>
+        <mc:AlternateContent>
+          <mc:Choice Requires="wps">
+            <w:drawing>
+              <wp:anchor distT="0" distB="0" distL="114300" distR="114300" simplePos="0" relativeHeight="251716608" behindDoc="0" locked="0" layoutInCell="1" allowOverlap="1">
                 <wp:simplePos x="0" y="0"/>
                 <wp:positionH relativeFrom="page">
-                  <wp:posOffset>4279900</wp:posOffset>
+                  <wp:posOffset>4278630</wp:posOffset>
                 </wp:positionH>
                 <wp:positionV relativeFrom="paragraph">
-                  <wp:posOffset>3810</wp:posOffset>
+                  <wp:posOffset>9525</wp:posOffset>
                 </wp:positionV>
-                <wp:extent cx="3124835" cy="1308100"/>
-                <wp:effectExtent l="0" t="0" r="18415" b="25400"/>
+                <wp:extent cx="3124835" cy="981710"/>
+                <wp:effectExtent l="0" t="0" r="0" b="8890"/>
                 <wp:wrapNone/>
                 <wp:docPr id="7" name="Text Box 2"/>
                 <wp:cNvGraphicFramePr>
@@ -3616,7 +3131,7 @@
                       <wps:spPr>
                         <a:xfrm>
                           <a:off x="0" y="0"/>
-                          <a:ext cx="3124835" cy="1308100"/>
+                          <a:ext cx="3124835" cy="981710"/>
                         </a:xfrm>
                         <a:prstGeom prst="rect">
                           <a:avLst/>
@@ -3681,9 +3196,7 @@
                           </w:p>
                         </w:txbxContent>
                       </wps:txbx>
-                      <wps:bodyPr lIns="0" tIns="0" rIns="0" bIns="0" upright="1">
-                        <a:noAutofit/>
-                      </wps:bodyPr>
+                      <wps:bodyPr lIns="0" tIns="0" rIns="0" bIns="0" upright="1"/>
                     </wps:wsp>
                   </a:graphicData>
                 </a:graphic>
@@ -3698,7 +3211,7 @@
           </mc:Choice>
           <mc:Fallback>
             <w:pict>
-              <v:shape w14:anchorId="2E15F99A" id="Text Box 2" o:spid="_x0000_s1027" type="#_x0000_t202" style="position:absolute;margin-left:337pt;margin-top:.3pt;width:246.05pt;height:103pt;z-index:251716608;visibility:visible;mso-wrap-style:square;mso-width-percent:0;mso-height-percent:0;mso-wrap-distance-left:9pt;mso-wrap-distance-top:0;mso-wrap-distance-right:9pt;mso-wrap-distance-bottom:0;mso-position-horizontal:absolute;mso-position-horizontal-relative:page;mso-position-vertical:absolute;mso-position-vertical-relative:text;mso-width-percent:0;mso-height-percent:0;mso-width-relative:page;mso-height-relative:page;v-text-anchor:top" o:gfxdata="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" filled="f" strokeweight=".25pt">
+              <v:shape id="Text Box 2" o:spid="_x0000_s1027" type="#_x0000_t202" style="position:absolute;margin-left:336.9pt;margin-top:.75pt;width:246.05pt;height:77.3pt;z-index:251716608;visibility:visible;mso-wrap-style:square;mso-width-percent:0;mso-height-percent:0;mso-wrap-distance-left:9pt;mso-wrap-distance-top:0;mso-wrap-distance-right:9pt;mso-wrap-distance-bottom:0;mso-position-horizontal:absolute;mso-position-horizontal-relative:page;mso-position-vertical:absolute;mso-position-vertical-relative:text;mso-width-percent:0;mso-height-percent:0;mso-width-relative:page;mso-height-relative:page;v-text-anchor:top" o:gfxdata="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" filled="f" strokeweight=".25pt">
                 <v:path arrowok="t"/>
                 <v:textbox inset="0,0,0,0">
                   <w:txbxContent>
@@ -3755,168 +3268,71 @@
           </mc:Fallback>
         </mc:AlternateContent>
       </w:r>
-      <w:r>
-        <w:rPr>
-          <w:rFonts w:cstheme="minorHAnsi"/>
-          <w:b/>
-          <w:sz w:val="24"/>
-          <w:szCs w:val="24"/>
-        </w:rPr>
-        <w:t xml:space="preserve">Pin code – </w:t>
-      </w:r>
-      <w:r>
-        <w:rPr>
-          <w:rFonts w:ascii="Roboto" w:eastAsia="Times New Roman" w:hAnsi="Roboto" w:cs="Times New Roman"/>
-          <w:b/>
-          <w:lang w:val="en-IN" w:eastAsia="en-IN"/>
-        </w:rPr>
-        <w:t>[PIN C1]</w:t>
-      </w:r>
-    </w:p>
-    <w:p>
-      <w:pPr>
-        <w:rPr>
-          <w:rFonts w:ascii="Roboto" w:eastAsia="Times New Roman" w:hAnsi="Roboto" w:cs="Times New Roman"/>
-          <w:b/>
-          <w:lang w:val="en-IN" w:eastAsia="en-IN"/>
-        </w:rPr>
-      </w:pPr>
-      <w:r>
-        <w:rPr>
-          <w:rFonts w:cstheme="minorHAnsi"/>
-          <w:b/>
-          <w:sz w:val="24"/>
-          <w:szCs w:val="24"/>
-        </w:rPr>
-        <w:t xml:space="preserve">Tel. no.- </w:t>
-      </w:r>
-      <w:r>
-        <w:rPr>
-          <w:rFonts w:ascii="Roboto" w:eastAsia="Times New Roman" w:hAnsi="Roboto" w:cs="Times New Roman"/>
-          <w:b/>
-          <w:lang w:val="en-IN" w:eastAsia="en-IN"/>
-        </w:rPr>
-        <w:t>[Mobile No C1]</w:t>
-      </w:r>
-    </w:p>
-    <w:p>
-      <w:pPr>
-        <w:rPr>
-          <w:rFonts w:ascii="Roboto" w:eastAsia="Times New Roman" w:hAnsi="Roboto" w:cs="Times New Roman"/>
-          <w:b/>
-          <w:lang w:val="en-IN" w:eastAsia="en-IN"/>
-        </w:rPr>
-      </w:pPr>
-      <w:r>
-        <w:rPr>
-          <w:rFonts w:eastAsia="Times New Roman" w:cstheme="minorHAnsi"/>
-          <w:b/>
-          <w:sz w:val="24"/>
-          <w:szCs w:val="24"/>
-          <w:lang w:eastAsia="en-IN"/>
-        </w:rPr>
-        <w:t xml:space="preserve">Email Id- </w:t>
-      </w:r>
-      <w:r>
-        <w:rPr>
-          <w:rFonts w:ascii="Roboto" w:eastAsia="Times New Roman" w:hAnsi="Roboto" w:cs="Times New Roman"/>
-          <w:b/>
-          <w:lang w:val="en-IN" w:eastAsia="en-IN"/>
-        </w:rPr>
-        <w:t>[Email ID C1]</w:t>
-      </w:r>
-    </w:p>
-    <w:p>
-      <w:pPr>
-        <w:rPr>
-          <w:rFonts w:cstheme="minorHAnsi"/>
-          <w:b/>
-          <w:sz w:val="24"/>
-          <w:szCs w:val="24"/>
-        </w:rPr>
-      </w:pPr>
-      <w:r>
-        <w:rPr>
-          <w:rFonts w:cstheme="minorHAnsi"/>
-          <w:b/>
-          <w:noProof/>
-          <w:sz w:val="24"/>
-          <w:szCs w:val="24"/>
-        </w:rPr>
-        <mc:AlternateContent>
-          <mc:Choice Requires="wps">
-            <w:drawing>
-              <wp:anchor distT="0" distB="0" distL="114300" distR="114300" simplePos="0" relativeHeight="251720704" behindDoc="0" locked="0" layoutInCell="1" allowOverlap="1" wp14:anchorId="4E5BF445" wp14:editId="38B6CB9D">
-                <wp:simplePos x="0" y="0"/>
-                <wp:positionH relativeFrom="column">
-                  <wp:posOffset>-171451</wp:posOffset>
-                </wp:positionH>
-                <wp:positionV relativeFrom="paragraph">
-                  <wp:posOffset>335824</wp:posOffset>
-                </wp:positionV>
-                <wp:extent cx="3290207" cy="0"/>
-                <wp:effectExtent l="0" t="0" r="12065" b="12700"/>
-                <wp:wrapNone/>
-                <wp:docPr id="6" name="Straight Connector 6"/>
-                <wp:cNvGraphicFramePr/>
-                <a:graphic xmlns:a="http://schemas.openxmlformats.org/drawingml/2006/main">
-                  <a:graphicData uri="http://schemas.microsoft.com/office/word/2010/wordprocessingShape">
-                    <wps:wsp>
-                      <wps:cNvCnPr/>
-                      <wps:spPr>
-                        <a:xfrm>
-                          <a:off x="0" y="0"/>
-                          <a:ext cx="3290207" cy="0"/>
-                        </a:xfrm>
-                        <a:prstGeom prst="line">
-                          <a:avLst/>
-                        </a:prstGeom>
-                      </wps:spPr>
-                      <wps:style>
-                        <a:lnRef idx="1">
-                          <a:schemeClr val="dk1"/>
-                        </a:lnRef>
-                        <a:fillRef idx="0">
-                          <a:schemeClr val="dk1"/>
-                        </a:fillRef>
-                        <a:effectRef idx="0">
-                          <a:schemeClr val="dk1"/>
-                        </a:effectRef>
-                        <a:fontRef idx="minor">
-                          <a:schemeClr val="tx1"/>
-                        </a:fontRef>
-                      </wps:style>
-                      <wps:bodyPr/>
-                    </wps:wsp>
-                  </a:graphicData>
-                </a:graphic>
-              </wp:anchor>
-            </w:drawing>
-          </mc:Choice>
-          <mc:Fallback xmlns:w16sdtdh="http://schemas.microsoft.com/office/word/2020/wordml/sdtdatahash" xmlns:w16="http://schemas.microsoft.com/office/word/2018/wordml" xmlns:w16cid="http://schemas.microsoft.com/office/word/2016/wordml/cid" xmlns:w16cex="http://schemas.microsoft.com/office/word/2018/wordml/cex" xmlns:oel="http://schemas.microsoft.com/office/2019/extlst" xmlns:am3d="http://schemas.microsoft.com/office/drawing/2017/model3d" xmlns:aink="http://schemas.microsoft.com/office/drawing/2016/ink" xmlns:cx8="http://schemas.microsoft.com/office/drawing/2016/5/14/chartex" xmlns:cx7="http://schemas.microsoft.com/office/drawing/2016/5/13/chartex" xmlns:cx6="http://schemas.microsoft.com/office/drawing/2016/5/12/chartex" xmlns:cx5="http://schemas.microsoft.com/office/drawing/2016/5/11/chartex" xmlns:cx4="http://schemas.microsoft.com/office/drawing/2016/5/10/chartex" xmlns:cx3="http://schemas.microsoft.com/office/drawing/2016/5/9/chartex" xmlns:cx2="http://schemas.microsoft.com/office/drawing/2015/10/21/chartex" xmlns:cx1="http://schemas.microsoft.com/office/drawing/2015/9/8/chartex">
-            <w:pict>
-              <v:line w14:anchorId="3AFC57EA" id="Straight Connector 6" o:spid="_x0000_s1026" style="position:absolute;z-index:251720704;visibility:visible;mso-wrap-style:square;mso-wrap-distance-left:9pt;mso-wrap-distance-top:0;mso-wrap-distance-right:9pt;mso-wrap-distance-bottom:0;mso-position-horizontal:absolute;mso-position-horizontal-relative:text;mso-position-vertical:absolute;mso-position-vertical-relative:text" from="-13.5pt,26.45pt" to="245.55pt,26.45pt" o:gfxdata="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" strokecolor="black [3040]"/>
-            </w:pict>
-          </mc:Fallback>
-        </mc:AlternateContent>
-      </w:r>
-      <w:r>
-        <w:rPr>
-          <w:rFonts w:cstheme="minorHAnsi"/>
-          <w:b/>
-          <w:sz w:val="24"/>
-          <w:szCs w:val="24"/>
-        </w:rPr>
-        <w:t xml:space="preserve">Date- </w:t>
-      </w:r>
-    </w:p>
-    <w:p>
-      <w:pPr>
+    </w:p>
+    <w:p>
+      <w:pPr>
+        <w:pStyle w:val="BodyText"/>
+        <w:rPr>
+          <w:sz w:val="20"/>
+        </w:rPr>
+      </w:pPr>
+    </w:p>
+    <w:p>
+      <w:pPr>
+        <w:pStyle w:val="BodyText"/>
+        <w:rPr>
+          <w:sz w:val="20"/>
+        </w:rPr>
+      </w:pPr>
+    </w:p>
+    <w:p>
+      <w:pPr>
+        <w:pStyle w:val="BodyText"/>
+        <w:rPr>
+          <w:sz w:val="20"/>
+        </w:rPr>
+      </w:pPr>
+    </w:p>
+    <w:p>
+      <w:pPr>
+        <w:pStyle w:val="BodyText"/>
+        <w:rPr>
+          <w:sz w:val="20"/>
+        </w:rPr>
+      </w:pPr>
+    </w:p>
+    <w:p>
+      <w:pPr>
+        <w:pStyle w:val="BodyText"/>
+        <w:rPr>
+          <w:sz w:val="20"/>
+        </w:rPr>
+      </w:pPr>
+    </w:p>
+    <w:p>
+      <w:pPr>
+        <w:pStyle w:val="BodyText"/>
+        <w:rPr>
+          <w:sz w:val="20"/>
+        </w:rPr>
+      </w:pPr>
+    </w:p>
+    <w:p>
+      <w:pPr>
+        <w:pStyle w:val="BodyText"/>
+        <w:rPr>
+          <w:sz w:val="20"/>
+        </w:rPr>
+      </w:pPr>
+    </w:p>
+    <w:p>
+      <w:pPr>
+        <w:pStyle w:val="ListParagraph"/>
         <w:tabs>
           <w:tab w:val="left" w:pos="9450"/>
         </w:tabs>
         <w:spacing w:after="133" w:line="240" w:lineRule="auto"/>
-        <w:ind w:right="314"/>
+        <w:ind w:left="-426" w:right="314"/>
         <w:jc w:val="both"/>
         <w:rPr>
           <w:rFonts w:ascii="Arial" w:hAnsi="Arial" w:cs="Arial"/>
@@ -3924,8 +3340,6 @@
           <w:szCs w:val="24"/>
         </w:rPr>
       </w:pPr>
-      <w:bookmarkStart w:id="0" w:name="_GoBack"/>
-      <w:bookmarkEnd w:id="0"/>
     </w:p>
     <w:p>
       <w:pPr>
@@ -4409,7 +3823,7 @@
 </file>
 
 <file path=word/numbering.xml><?xml version="1.0" encoding="utf-8"?>
-<w:numbering xmlns:wpc="http://schemas.microsoft.com/office/word/2010/wordprocessingCanvas" xmlns:cx="http://schemas.microsoft.com/office/drawing/2014/chartex" xmlns:mc="http://schemas.openxmlformats.org/markup-compatibility/2006" xmlns:o="urn:schemas-microsoft-com:office:office" xmlns:r="http://schemas.openxmlformats.org/officeDocument/2006/relationships" xmlns:m="http://schemas.openxmlformats.org/officeDocument/2006/math" xmlns:v="urn:schemas-microsoft-com:vml" xmlns:wp14="http://schemas.microsoft.com/office/word/2010/wordprocessingDrawing" xmlns:wp="http://schemas.openxmlformats.org/drawingml/2006/wordprocessingDrawing" xmlns:w10="urn:schemas-microsoft-com:office:word" xmlns:w="http://schemas.openxmlformats.org/wordprocessingml/2006/main" xmlns:w14="http://schemas.microsoft.com/office/word/2010/wordml" xmlns:w15="http://schemas.microsoft.com/office/word/2012/wordml" xmlns:w16se="http://schemas.microsoft.com/office/word/2015/wordml/symex" xmlns:wpg="http://schemas.microsoft.com/office/word/2010/wordprocessingGroup" xmlns:wpi="http://schemas.microsoft.com/office/word/2010/wordprocessingInk" xmlns:wne="http://schemas.microsoft.com/office/word/2006/wordml" xmlns:wps="http://schemas.microsoft.com/office/word/2010/wordprocessingShape" mc:Ignorable="w14 w15 w16se wp14">
+<w:numbering xmlns:wpc="http://schemas.microsoft.com/office/word/2010/wordprocessingCanvas" xmlns:cx="http://schemas.microsoft.com/office/drawing/2014/chartex" xmlns:cx1="http://schemas.microsoft.com/office/drawing/2015/9/8/chartex" xmlns:cx2="http://schemas.microsoft.com/office/drawing/2015/10/21/chartex" xmlns:cx3="http://schemas.microsoft.com/office/drawing/2016/5/9/chartex" xmlns:cx4="http://schemas.microsoft.com/office/drawing/2016/5/10/chartex" xmlns:cx5="http://schemas.microsoft.com/office/drawing/2016/5/11/chartex" xmlns:cx6="http://schemas.microsoft.com/office/drawing/2016/5/12/chartex" xmlns:cx7="http://schemas.microsoft.com/office/drawing/2016/5/13/chartex" xmlns:cx8="http://schemas.microsoft.com/office/drawing/2016/5/14/chartex" xmlns:mc="http://schemas.openxmlformats.org/markup-compatibility/2006" xmlns:aink="http://schemas.microsoft.com/office/drawing/2016/ink" xmlns:am3d="http://schemas.microsoft.com/office/drawing/2017/model3d" xmlns:o="urn:schemas-microsoft-com:office:office" xmlns:oel="http://schemas.microsoft.com/office/2019/extlst" xmlns:r="http://schemas.openxmlformats.org/officeDocument/2006/relationships" xmlns:m="http://schemas.openxmlformats.org/officeDocument/2006/math" xmlns:v="urn:schemas-microsoft-com:vml" xmlns:wp14="http://schemas.microsoft.com/office/word/2010/wordprocessingDrawing" xmlns:wp="http://schemas.openxmlformats.org/drawingml/2006/wordprocessingDrawing" xmlns:w10="urn:schemas-microsoft-com:office:word" xmlns:w="http://schemas.openxmlformats.org/wordprocessingml/2006/main" xmlns:w14="http://schemas.microsoft.com/office/word/2010/wordml" xmlns:w15="http://schemas.microsoft.com/office/word/2012/wordml" xmlns:w16cex="http://schemas.microsoft.com/office/word/2018/wordml/cex" xmlns:w16cid="http://schemas.microsoft.com/office/word/2016/wordml/cid" xmlns:w16="http://schemas.microsoft.com/office/word/2018/wordml" xmlns:w16sdtdh="http://schemas.microsoft.com/office/word/2020/wordml/sdtdatahash" xmlns:w16se="http://schemas.microsoft.com/office/word/2015/wordml/symex" xmlns:wpg="http://schemas.microsoft.com/office/word/2010/wordprocessingGroup" xmlns:wpi="http://schemas.microsoft.com/office/word/2010/wordprocessingInk" xmlns:wne="http://schemas.microsoft.com/office/word/2006/wordml" xmlns:wps="http://schemas.microsoft.com/office/word/2010/wordprocessingShape" mc:Ignorable="w14 w15 w16se w16cid w16 w16cex w16sdtdh wp14">
   <w:abstractNum w:abstractNumId="0" w15:restartNumberingAfterBreak="0">
     <w:nsid w:val="0B9E6BD1"/>
     <w:multiLevelType w:val="hybridMultilevel"/>
@@ -6359,62 +5773,62 @@
       </w:pPr>
     </w:lvl>
   </w:abstractNum>
-  <w:num w:numId="1">
+  <w:num w:numId="1" w16cid:durableId="1869026384">
     <w:abstractNumId w:val="11"/>
   </w:num>
-  <w:num w:numId="2">
+  <w:num w:numId="2" w16cid:durableId="237205420">
     <w:abstractNumId w:val="12"/>
   </w:num>
-  <w:num w:numId="3">
+  <w:num w:numId="3" w16cid:durableId="1129128520">
     <w:abstractNumId w:val="1"/>
   </w:num>
-  <w:num w:numId="4">
+  <w:num w:numId="4" w16cid:durableId="1862820814">
     <w:abstractNumId w:val="14"/>
   </w:num>
-  <w:num w:numId="5">
+  <w:num w:numId="5" w16cid:durableId="2023586478">
     <w:abstractNumId w:val="15"/>
   </w:num>
-  <w:num w:numId="6">
+  <w:num w:numId="6" w16cid:durableId="1798065648">
     <w:abstractNumId w:val="8"/>
   </w:num>
-  <w:num w:numId="7">
+  <w:num w:numId="7" w16cid:durableId="177357547">
     <w:abstractNumId w:val="0"/>
   </w:num>
-  <w:num w:numId="8">
+  <w:num w:numId="8" w16cid:durableId="1633513090">
     <w:abstractNumId w:val="13"/>
   </w:num>
-  <w:num w:numId="9">
+  <w:num w:numId="9" w16cid:durableId="1115102882">
     <w:abstractNumId w:val="6"/>
   </w:num>
-  <w:num w:numId="10">
+  <w:num w:numId="10" w16cid:durableId="707801995">
     <w:abstractNumId w:val="16"/>
   </w:num>
-  <w:num w:numId="11">
+  <w:num w:numId="11" w16cid:durableId="658970039">
     <w:abstractNumId w:val="2"/>
   </w:num>
-  <w:num w:numId="12">
+  <w:num w:numId="12" w16cid:durableId="892496478">
     <w:abstractNumId w:val="5"/>
   </w:num>
-  <w:num w:numId="13">
+  <w:num w:numId="13" w16cid:durableId="1870680185">
     <w:abstractNumId w:val="10"/>
   </w:num>
-  <w:num w:numId="14">
+  <w:num w:numId="14" w16cid:durableId="1371035556">
     <w:abstractNumId w:val="9"/>
   </w:num>
-  <w:num w:numId="15">
+  <w:num w:numId="15" w16cid:durableId="1153912260">
     <w:abstractNumId w:val="4"/>
   </w:num>
-  <w:num w:numId="16">
+  <w:num w:numId="16" w16cid:durableId="173496613">
     <w:abstractNumId w:val="3"/>
   </w:num>
-  <w:num w:numId="17">
+  <w:num w:numId="17" w16cid:durableId="1137920507">
     <w:abstractNumId w:val="7"/>
   </w:num>
 </w:numbering>
 </file>
 
 <file path=word/styles.xml><?xml version="1.0" encoding="utf-8"?>
-<w:styles xmlns:mc="http://schemas.openxmlformats.org/markup-compatibility/2006" xmlns:r="http://schemas.openxmlformats.org/officeDocument/2006/relationships" xmlns:w="http://schemas.openxmlformats.org/wordprocessingml/2006/main" xmlns:w14="http://schemas.microsoft.com/office/word/2010/wordml" xmlns:w15="http://schemas.microsoft.com/office/word/2012/wordml" xmlns:w16se="http://schemas.microsoft.com/office/word/2015/wordml/symex" mc:Ignorable="w14 w15 w16se">
+<w:styles xmlns:mc="http://schemas.openxmlformats.org/markup-compatibility/2006" xmlns:r="http://schemas.openxmlformats.org/officeDocument/2006/relationships" xmlns:w="http://schemas.openxmlformats.org/wordprocessingml/2006/main" xmlns:w14="http://schemas.microsoft.com/office/word/2010/wordml" xmlns:w15="http://schemas.microsoft.com/office/word/2012/wordml" xmlns:w16cex="http://schemas.microsoft.com/office/word/2018/wordml/cex" xmlns:w16cid="http://schemas.microsoft.com/office/word/2016/wordml/cid" xmlns:w16="http://schemas.microsoft.com/office/word/2018/wordml" xmlns:w16sdtdh="http://schemas.microsoft.com/office/word/2020/wordml/sdtdatahash" xmlns:w16se="http://schemas.microsoft.com/office/word/2015/wordml/symex" mc:Ignorable="w14 w15 w16se w16cid w16 w16cex w16sdtdh">
   <w:docDefaults>
     <w:rPrDefault>
       <w:rPr>
@@ -6430,7 +5844,7 @@
       </w:pPr>
     </w:pPrDefault>
   </w:docDefaults>
-  <w:latentStyles w:defLockedState="0" w:defUIPriority="99" w:defSemiHidden="0" w:defUnhideWhenUsed="0" w:defQFormat="0" w:count="371">
+  <w:latentStyles w:defLockedState="0" w:defUIPriority="99" w:defSemiHidden="0" w:defUnhideWhenUsed="0" w:defQFormat="0" w:count="376">
     <w:lsdException w:name="Normal" w:uiPriority="0" w:qFormat="1"/>
     <w:lsdException w:name="heading 1" w:uiPriority="9" w:qFormat="1"/>
     <w:lsdException w:name="heading 2" w:semiHidden="1" w:uiPriority="9" w:unhideWhenUsed="1" w:qFormat="1"/>
@@ -6802,6 +6216,11 @@
     <w:lsdException w:name="List Table 5 Dark Accent 6" w:uiPriority="50"/>
     <w:lsdException w:name="List Table 6 Colorful Accent 6" w:uiPriority="51"/>
     <w:lsdException w:name="List Table 7 Colorful Accent 6" w:uiPriority="52"/>
+    <w:lsdException w:name="Mention" w:semiHidden="1" w:unhideWhenUsed="1"/>
+    <w:lsdException w:name="Smart Hyperlink" w:semiHidden="1" w:unhideWhenUsed="1"/>
+    <w:lsdException w:name="Hashtag" w:semiHidden="1" w:unhideWhenUsed="1"/>
+    <w:lsdException w:name="Unresolved Mention" w:semiHidden="1" w:unhideWhenUsed="1"/>
+    <w:lsdException w:name="Smart Link" w:semiHidden="1" w:unhideWhenUsed="1"/>
   </w:latentStyles>
   <w:style w:type="paragraph" w:default="1" w:styleId="Normal">
     <w:name w:val="Normal"/>
@@ -7474,7 +6893,7 @@
 </file>
 
 <file path=customXml/itemProps1.xml><?xml version="1.0" encoding="utf-8"?>
-<ds:datastoreItem xmlns:ds="http://schemas.openxmlformats.org/officeDocument/2006/customXml" ds:itemID="{DF352179-C723-4A16-850A-3CC448D4408D}">
+<ds:datastoreItem xmlns:ds="http://schemas.openxmlformats.org/officeDocument/2006/customXml" ds:itemID="{725B6D21-CC00-4286-960F-B55210236980}">
   <ds:schemaRefs>
     <ds:schemaRef ds:uri="http://schemas.openxmlformats.org/officeDocument/2006/bibliography"/>
   </ds:schemaRefs>

--- a/backend/templates/Form-B (Indemnity)- SELF_Single_Template.docx
+++ b/backend/templates/Form-B (Indemnity)- SELF_Single_Template.docx
@@ -1,6 +1,6 @@
 
 <file path=word/document.xml><?xml version="1.0" encoding="utf-8"?>
-<w:document xmlns:wpc="http://schemas.microsoft.com/office/word/2010/wordprocessingCanvas" xmlns:cx="http://schemas.microsoft.com/office/drawing/2014/chartex" xmlns:cx1="http://schemas.microsoft.com/office/drawing/2015/9/8/chartex" xmlns:cx2="http://schemas.microsoft.com/office/drawing/2015/10/21/chartex" xmlns:cx3="http://schemas.microsoft.com/office/drawing/2016/5/9/chartex" xmlns:cx4="http://schemas.microsoft.com/office/drawing/2016/5/10/chartex" xmlns:cx5="http://schemas.microsoft.com/office/drawing/2016/5/11/chartex" xmlns:cx6="http://schemas.microsoft.com/office/drawing/2016/5/12/chartex" xmlns:cx7="http://schemas.microsoft.com/office/drawing/2016/5/13/chartex" xmlns:cx8="http://schemas.microsoft.com/office/drawing/2016/5/14/chartex" xmlns:mc="http://schemas.openxmlformats.org/markup-compatibility/2006" xmlns:aink="http://schemas.microsoft.com/office/drawing/2016/ink" xmlns:am3d="http://schemas.microsoft.com/office/drawing/2017/model3d" xmlns:o="urn:schemas-microsoft-com:office:office" xmlns:oel="http://schemas.microsoft.com/office/2019/extlst" xmlns:r="http://schemas.openxmlformats.org/officeDocument/2006/relationships" xmlns:m="http://schemas.openxmlformats.org/officeDocument/2006/math" xmlns:v="urn:schemas-microsoft-com:vml" xmlns:wp14="http://schemas.microsoft.com/office/word/2010/wordprocessingDrawing" xmlns:wp="http://schemas.openxmlformats.org/drawingml/2006/wordprocessingDrawing" xmlns:w10="urn:schemas-microsoft-com:office:word" xmlns:w="http://schemas.openxmlformats.org/wordprocessingml/2006/main" xmlns:w14="http://schemas.microsoft.com/office/word/2010/wordml" xmlns:w15="http://schemas.microsoft.com/office/word/2012/wordml" xmlns:w16cex="http://schemas.microsoft.com/office/word/2018/wordml/cex" xmlns:w16cid="http://schemas.microsoft.com/office/word/2016/wordml/cid" xmlns:w16="http://schemas.microsoft.com/office/word/2018/wordml" xmlns:w16sdtdh="http://schemas.microsoft.com/office/word/2020/wordml/sdtdatahash" xmlns:w16se="http://schemas.microsoft.com/office/word/2015/wordml/symex" xmlns:wpg="http://schemas.microsoft.com/office/word/2010/wordprocessingGroup" xmlns:wpi="http://schemas.microsoft.com/office/word/2010/wordprocessingInk" xmlns:wne="http://schemas.microsoft.com/office/word/2006/wordml" xmlns:wps="http://schemas.microsoft.com/office/word/2010/wordprocessingShape" mc:Ignorable="w14 w15 w16se w16cid w16 w16cex w16sdtdh wp14">
+<w:document xmlns:wpc="http://schemas.microsoft.com/office/word/2010/wordprocessingCanvas" xmlns:cx="http://schemas.microsoft.com/office/drawing/2014/chartex" xmlns:mc="http://schemas.openxmlformats.org/markup-compatibility/2006" xmlns:o="urn:schemas-microsoft-com:office:office" xmlns:r="http://schemas.openxmlformats.org/officeDocument/2006/relationships" xmlns:m="http://schemas.openxmlformats.org/officeDocument/2006/math" xmlns:v="urn:schemas-microsoft-com:vml" xmlns:wp14="http://schemas.microsoft.com/office/word/2010/wordprocessingDrawing" xmlns:wp="http://schemas.openxmlformats.org/drawingml/2006/wordprocessingDrawing" xmlns:w10="urn:schemas-microsoft-com:office:word" xmlns:w="http://schemas.openxmlformats.org/wordprocessingml/2006/main" xmlns:w14="http://schemas.microsoft.com/office/word/2010/wordml" xmlns:w15="http://schemas.microsoft.com/office/word/2012/wordml" xmlns:w16se="http://schemas.microsoft.com/office/word/2015/wordml/symex" xmlns:wpg="http://schemas.microsoft.com/office/word/2010/wordprocessingGroup" xmlns:wpi="http://schemas.microsoft.com/office/word/2010/wordprocessingInk" xmlns:wne="http://schemas.microsoft.com/office/word/2006/wordml" xmlns:wps="http://schemas.microsoft.com/office/word/2010/wordprocessingShape" mc:Ignorable="w14 w15 w16se wp14">
   <w:body>
     <w:tbl>
       <w:tblPr>
@@ -326,7 +326,7 @@
       <w:r>
         <w:rPr>
           <w:rFonts w:ascii="Roboto" w:eastAsia="Times New Roman" w:hAnsi="Roboto" w:cs="Times New Roman"/>
-          <w:color w:val="FF0000"/>
+          <w:b/>
           <w:lang w:val="en-IN" w:eastAsia="en-IN"/>
         </w:rPr>
         <w:t>[Name as per Aadhar C1]</w:t>
@@ -355,22 +355,10 @@
       <w:r>
         <w:rPr>
           <w:rFonts w:ascii="Roboto" w:eastAsia="Times New Roman" w:hAnsi="Roboto" w:cs="Times New Roman"/>
-          <w:color w:val="FF0000"/>
+          <w:b/>
           <w:lang w:val="en-IN" w:eastAsia="en-IN"/>
         </w:rPr>
-        <w:t xml:space="preserve">[Father Name C1] </w:t>
-      </w:r>
-      <w:r>
-        <w:rPr>
-          <w:rFonts w:ascii="Arial" w:eastAsia="Times New Roman" w:hAnsi="Arial" w:cs="Arial"/>
-        </w:rPr>
-        <w:t>residing</w:t>
-      </w:r>
-      <w:r>
-        <w:rPr>
-          <w:rFonts w:ascii="Arial" w:eastAsia="Times New Roman" w:hAnsi="Arial" w:cs="Arial"/>
-        </w:rPr>
-        <w:t xml:space="preserve"> at </w:t>
+        <w:t>[Father Name C1]</w:t>
       </w:r>
       <w:r>
         <w:rPr>
@@ -378,12 +366,32 @@
           <w:color w:val="FF0000"/>
           <w:lang w:val="en-IN" w:eastAsia="en-IN"/>
         </w:rPr>
+        <w:t xml:space="preserve"> </w:t>
+      </w:r>
+      <w:r>
+        <w:rPr>
+          <w:rFonts w:ascii="Arial" w:eastAsia="Times New Roman" w:hAnsi="Arial" w:cs="Arial"/>
+        </w:rPr>
+        <w:t>residing</w:t>
+      </w:r>
+      <w:r>
+        <w:rPr>
+          <w:rFonts w:ascii="Arial" w:eastAsia="Times New Roman" w:hAnsi="Arial" w:cs="Arial"/>
+        </w:rPr>
+        <w:t xml:space="preserve"> at </w:t>
+      </w:r>
+      <w:r>
+        <w:rPr>
+          <w:rFonts w:ascii="Roboto" w:eastAsia="Times New Roman" w:hAnsi="Roboto" w:cs="Times New Roman"/>
+          <w:b/>
+          <w:lang w:val="en-IN" w:eastAsia="en-IN"/>
+        </w:rPr>
         <w:t>[Address</w:t>
       </w:r>
       <w:r>
         <w:rPr>
           <w:rFonts w:ascii="Roboto" w:eastAsia="Times New Roman" w:hAnsi="Roboto" w:cs="Times New Roman"/>
-          <w:color w:val="FF0000"/>
+          <w:b/>
           <w:lang w:val="en-IN" w:eastAsia="en-IN"/>
         </w:rPr>
         <w:t xml:space="preserve"> </w:t>
@@ -391,45 +399,35 @@
       <w:r>
         <w:rPr>
           <w:rFonts w:ascii="Roboto" w:eastAsia="Times New Roman" w:hAnsi="Roboto" w:cs="Times New Roman"/>
-          <w:color w:val="FF0000"/>
+          <w:b/>
           <w:lang w:val="en-IN" w:eastAsia="en-IN"/>
         </w:rPr>
-        <w:t>C</w:t>
-      </w:r>
-      <w:proofErr w:type="gramStart"/>
+        <w:t>C1]</w:t>
+      </w:r>
+      <w:r>
+        <w:rPr>
+          <w:rFonts w:ascii="Arial" w:eastAsia="Times New Roman" w:hAnsi="Arial" w:cs="Arial"/>
+        </w:rPr>
+        <w:t xml:space="preserve"> </w:t>
+      </w:r>
+      <w:r>
+        <w:rPr>
+          <w:rFonts w:ascii="Arial" w:eastAsia="Times New Roman" w:hAnsi="Arial" w:cs="Arial"/>
+        </w:rPr>
+        <w:t xml:space="preserve">having Permanent Account No (s) </w:t>
+      </w:r>
       <w:r>
         <w:rPr>
           <w:rFonts w:ascii="Roboto" w:eastAsia="Times New Roman" w:hAnsi="Roboto" w:cs="Times New Roman"/>
-          <w:color w:val="FF0000"/>
+          <w:b/>
           <w:lang w:val="en-IN" w:eastAsia="en-IN"/>
         </w:rPr>
-        <w:t>1]</w:t>
-      </w:r>
-      <w:r>
-        <w:rPr>
-          <w:rFonts w:ascii="Arial" w:eastAsia="Times New Roman" w:hAnsi="Arial" w:cs="Arial"/>
-        </w:rPr>
-        <w:t>having</w:t>
-      </w:r>
-      <w:proofErr w:type="gramEnd"/>
-      <w:r>
-        <w:rPr>
-          <w:rFonts w:ascii="Arial" w:eastAsia="Times New Roman" w:hAnsi="Arial" w:cs="Arial"/>
-        </w:rPr>
-        <w:t xml:space="preserve"> Permanent Account No (s) </w:t>
+        <w:t>[PAN C1</w:t>
       </w:r>
       <w:r>
         <w:rPr>
           <w:rFonts w:ascii="Roboto" w:eastAsia="Times New Roman" w:hAnsi="Roboto" w:cs="Times New Roman"/>
-          <w:color w:val="FF0000"/>
-          <w:lang w:val="en-IN" w:eastAsia="en-IN"/>
-        </w:rPr>
-        <w:t>[PAN C1</w:t>
-      </w:r>
-      <w:r>
-        <w:rPr>
-          <w:rFonts w:ascii="Roboto" w:eastAsia="Times New Roman" w:hAnsi="Roboto" w:cs="Times New Roman"/>
-          <w:color w:val="FF0000"/>
+          <w:b/>
           <w:lang w:val="en-IN" w:eastAsia="en-IN"/>
         </w:rPr>
         <w:t>]</w:t>
@@ -500,7 +498,7 @@
       <w:r>
         <w:rPr>
           <w:rFonts w:ascii="Roboto" w:eastAsia="Times New Roman" w:hAnsi="Roboto" w:cs="Times New Roman"/>
-          <w:color w:val="FF0000"/>
+          <w:b/>
           <w:lang w:val="en-IN" w:eastAsia="en-IN"/>
         </w:rPr>
         <w:t>[Name as per Aadhar C1]</w:t>
@@ -586,8 +584,8 @@
         <w:tblLook w:val="04A0" w:firstRow="1" w:lastRow="0" w:firstColumn="1" w:lastColumn="0" w:noHBand="0" w:noVBand="1"/>
       </w:tblPr>
       <w:tblGrid>
-        <w:gridCol w:w="1690"/>
-        <w:gridCol w:w="1408"/>
+        <w:gridCol w:w="1689"/>
+        <w:gridCol w:w="1409"/>
         <w:gridCol w:w="1183"/>
         <w:gridCol w:w="1970"/>
         <w:gridCol w:w="1695"/>
@@ -600,7 +598,7 @@
         </w:trPr>
         <w:tc>
           <w:tcPr>
-            <w:tcW w:w="1697" w:type="dxa"/>
+            <w:tcW w:w="1689" w:type="dxa"/>
             <w:vMerge w:val="restart"/>
           </w:tcPr>
           <w:p>
@@ -626,7 +624,7 @@
         </w:tc>
         <w:tc>
           <w:tcPr>
-            <w:tcW w:w="1418" w:type="dxa"/>
+            <w:tcW w:w="1409" w:type="dxa"/>
             <w:vMerge w:val="restart"/>
           </w:tcPr>
           <w:p>
@@ -652,7 +650,7 @@
         </w:tc>
         <w:tc>
           <w:tcPr>
-            <w:tcW w:w="1134" w:type="dxa"/>
+            <w:tcW w:w="1183" w:type="dxa"/>
             <w:vMerge w:val="restart"/>
           </w:tcPr>
           <w:p>
@@ -678,7 +676,7 @@
         </w:tc>
         <w:tc>
           <w:tcPr>
-            <w:tcW w:w="1984" w:type="dxa"/>
+            <w:tcW w:w="1970" w:type="dxa"/>
             <w:vMerge w:val="restart"/>
           </w:tcPr>
           <w:p>
@@ -704,7 +702,7 @@
         </w:tc>
         <w:tc>
           <w:tcPr>
-            <w:tcW w:w="1701" w:type="dxa"/>
+            <w:tcW w:w="1695" w:type="dxa"/>
             <w:vMerge w:val="restart"/>
           </w:tcPr>
           <w:p>
@@ -730,7 +728,7 @@
         </w:tc>
         <w:tc>
           <w:tcPr>
-            <w:tcW w:w="2126" w:type="dxa"/>
+            <w:tcW w:w="2114" w:type="dxa"/>
             <w:gridSpan w:val="2"/>
             <w:tcBorders>
               <w:bottom w:val="single" w:sz="4" w:space="0" w:color="auto"/>
@@ -764,7 +762,7 @@
         </w:trPr>
         <w:tc>
           <w:tcPr>
-            <w:tcW w:w="1697" w:type="dxa"/>
+            <w:tcW w:w="1689" w:type="dxa"/>
             <w:vMerge/>
           </w:tcPr>
           <w:p>
@@ -781,7 +779,7 @@
         </w:tc>
         <w:tc>
           <w:tcPr>
-            <w:tcW w:w="1418" w:type="dxa"/>
+            <w:tcW w:w="1409" w:type="dxa"/>
             <w:vMerge/>
           </w:tcPr>
           <w:p>
@@ -798,7 +796,7 @@
         </w:tc>
         <w:tc>
           <w:tcPr>
-            <w:tcW w:w="1134" w:type="dxa"/>
+            <w:tcW w:w="1183" w:type="dxa"/>
             <w:vMerge/>
           </w:tcPr>
           <w:p>
@@ -815,7 +813,7 @@
         </w:tc>
         <w:tc>
           <w:tcPr>
-            <w:tcW w:w="1984" w:type="dxa"/>
+            <w:tcW w:w="1970" w:type="dxa"/>
             <w:vMerge/>
           </w:tcPr>
           <w:p>
@@ -832,7 +830,7 @@
         </w:tc>
         <w:tc>
           <w:tcPr>
-            <w:tcW w:w="1701" w:type="dxa"/>
+            <w:tcW w:w="1695" w:type="dxa"/>
             <w:vMerge/>
           </w:tcPr>
           <w:p>
@@ -849,7 +847,7 @@
         </w:tc>
         <w:tc>
           <w:tcPr>
-            <w:tcW w:w="851" w:type="dxa"/>
+            <w:tcW w:w="850" w:type="dxa"/>
             <w:tcBorders>
               <w:top w:val="single" w:sz="4" w:space="0" w:color="auto"/>
               <w:right w:val="single" w:sz="4" w:space="0" w:color="auto"/>
@@ -878,7 +876,7 @@
         </w:tc>
         <w:tc>
           <w:tcPr>
-            <w:tcW w:w="1275" w:type="dxa"/>
+            <w:tcW w:w="1264" w:type="dxa"/>
             <w:tcBorders>
               <w:top w:val="single" w:sz="4" w:space="0" w:color="auto"/>
               <w:left w:val="single" w:sz="4" w:space="0" w:color="auto"/>
@@ -909,42 +907,40 @@
       <w:tr>
         <w:tc>
           <w:tcPr>
-            <w:tcW w:w="1697" w:type="dxa"/>
+            <w:tcW w:w="1689" w:type="dxa"/>
           </w:tcPr>
           <w:p>
             <w:pPr>
-              <w:spacing w:after="1"/>
-              <w:rPr>
-                <w:rFonts w:ascii="Roboto" w:hAnsi="Roboto"/>
-                <w:color w:val="FF0000"/>
+              <w:rPr>
+                <w:rFonts w:ascii="Roboto" w:hAnsi="Roboto"/>
+                <w:b/>
               </w:rPr>
             </w:pPr>
             <w:r>
               <w:rPr>
                 <w:rFonts w:ascii="Roboto" w:hAnsi="Roboto"/>
-                <w:color w:val="FF0000"/>
-              </w:rPr>
-              <w:t>[Company Name]</w:t>
+                <w:b/>
+              </w:rPr>
+              <w:t xml:space="preserve"> [Company Name]</w:t>
             </w:r>
           </w:p>
         </w:tc>
         <w:tc>
           <w:tcPr>
-            <w:tcW w:w="1418" w:type="dxa"/>
-            <w:vAlign w:val="bottom"/>
+            <w:tcW w:w="1409" w:type="dxa"/>
           </w:tcPr>
           <w:p>
             <w:pPr>
-              <w:spacing w:after="1"/>
-              <w:rPr>
-                <w:rFonts w:ascii="Roboto" w:hAnsi="Roboto"/>
-                <w:color w:val="FF0000"/>
+              <w:jc w:val="center"/>
+              <w:rPr>
+                <w:rFonts w:ascii="Roboto" w:hAnsi="Roboto"/>
+                <w:b/>
               </w:rPr>
             </w:pPr>
             <w:r>
               <w:rPr>
                 <w:rFonts w:ascii="Roboto" w:hAnsi="Roboto"/>
-                <w:color w:val="FF0000"/>
+                <w:b/>
               </w:rPr>
               <w:t>[Folio No]</w:t>
             </w:r>
@@ -952,21 +948,20 @@
         </w:tc>
         <w:tc>
           <w:tcPr>
-            <w:tcW w:w="1134" w:type="dxa"/>
-            <w:vAlign w:val="bottom"/>
+            <w:tcW w:w="1183" w:type="dxa"/>
           </w:tcPr>
           <w:p>
             <w:pPr>
-              <w:spacing w:after="1"/>
-              <w:rPr>
-                <w:rFonts w:ascii="Roboto" w:hAnsi="Roboto"/>
-                <w:color w:val="FF0000"/>
+              <w:jc w:val="center"/>
+              <w:rPr>
+                <w:rFonts w:ascii="Roboto" w:hAnsi="Roboto"/>
+                <w:b/>
               </w:rPr>
             </w:pPr>
             <w:r>
               <w:rPr>
                 <w:rFonts w:ascii="Roboto" w:hAnsi="Roboto"/>
-                <w:color w:val="FF0000"/>
+                <w:b/>
               </w:rPr>
               <w:t>[NOS1]</w:t>
             </w:r>
@@ -974,95 +969,84 @@
         </w:tc>
         <w:tc>
           <w:tcPr>
-            <w:tcW w:w="1984" w:type="dxa"/>
+            <w:tcW w:w="1970" w:type="dxa"/>
           </w:tcPr>
           <w:p>
             <w:pPr>
-              <w:spacing w:after="1"/>
+              <w:rPr>
+                <w:b/>
+              </w:rPr>
+            </w:pPr>
+            <w:proofErr w:type="spellStart"/>
+            <w:r>
               <w:rPr>
                 <w:rFonts w:cstheme="minorHAnsi"/>
                 <w:b/>
-                <w:color w:val="FF0000"/>
                 <w:sz w:val="24"/>
                 <w:szCs w:val="24"/>
               </w:rPr>
-            </w:pPr>
-            <w:proofErr w:type="gramStart"/>
+              <w:t>Rs</w:t>
+            </w:r>
+            <w:proofErr w:type="spellEnd"/>
             <w:r>
               <w:rPr>
                 <w:rFonts w:cstheme="minorHAnsi"/>
                 <w:b/>
-                <w:color w:val="FF0000"/>
                 <w:sz w:val="24"/>
                 <w:szCs w:val="24"/>
               </w:rPr>
-              <w:t>Rs.</w:t>
-            </w:r>
-            <w:r>
-              <w:rPr>
-                <w:rFonts w:ascii="Roboto" w:hAnsi="Roboto"/>
-                <w:color w:val="FF0000"/>
-              </w:rPr>
-              <w:t>[</w:t>
-            </w:r>
-            <w:proofErr w:type="gramEnd"/>
-            <w:r>
-              <w:rPr>
-                <w:rFonts w:ascii="Roboto" w:hAnsi="Roboto"/>
-                <w:color w:val="FF0000"/>
-              </w:rPr>
-              <w:t>Face Value]/-</w:t>
+              <w:t>.</w:t>
+            </w:r>
+            <w:r>
+              <w:rPr>
+                <w:rFonts w:ascii="Roboto" w:hAnsi="Roboto"/>
+                <w:b/>
+              </w:rPr>
+              <w:t>[Face Value]/-</w:t>
             </w:r>
           </w:p>
         </w:tc>
         <w:tc>
           <w:tcPr>
-            <w:tcW w:w="1701" w:type="dxa"/>
+            <w:tcW w:w="1695" w:type="dxa"/>
           </w:tcPr>
           <w:p>
-            <w:r>
-              <w:rPr>
-                <w:rStyle w:val="zw-portion"/>
-                <w:rFonts w:ascii="Roboto" w:hAnsi="Roboto"/>
-                <w:color w:val="FF0000"/>
-                <w:shd w:val="clear" w:color="auto" w:fill="FFFFFF"/>
-              </w:rPr>
-              <w:t> [SC1]</w:t>
-            </w:r>
-            <w:r>
-              <w:rPr>
-                <w:rStyle w:val="eop-readonly"/>
-                <w:rFonts w:ascii="Roboto" w:hAnsi="Roboto"/>
-                <w:color w:val="000000"/>
-                <w:shd w:val="clear" w:color="auto" w:fill="FFFFFF"/>
-              </w:rPr>
-              <w:t> </w:t>
+            <w:pPr>
+              <w:rPr>
+                <w:rFonts w:ascii="Roboto" w:hAnsi="Roboto"/>
+                <w:b/>
+              </w:rPr>
+            </w:pPr>
+            <w:r>
+              <w:rPr>
+                <w:rFonts w:ascii="Roboto" w:hAnsi="Roboto"/>
+                <w:b/>
+              </w:rPr>
+              <w:t xml:space="preserve">        [SC1]</w:t>
             </w:r>
           </w:p>
         </w:tc>
         <w:tc>
           <w:tcPr>
-            <w:tcW w:w="2126" w:type="dxa"/>
+            <w:tcW w:w="2114" w:type="dxa"/>
             <w:gridSpan w:val="2"/>
           </w:tcPr>
           <w:p>
-            <w:r>
-              <w:rPr>
-                <w:rStyle w:val="zw-portion"/>
-                <w:rFonts w:ascii="Roboto" w:hAnsi="Roboto"/>
-                <w:color w:val="FF0000"/>
-                <w:shd w:val="clear" w:color="auto" w:fill="FFFFFF"/>
-              </w:rPr>
-              <w:t>[DN1]</w:t>
-            </w:r>
-            <w:r>
-              <w:rPr>
-                <w:rStyle w:val="eop-readonly"/>
-                <w:rFonts w:ascii="Roboto" w:hAnsi="Roboto"/>
-                <w:color w:val="000000"/>
-                <w:shd w:val="clear" w:color="auto" w:fill="FFFFFF"/>
-              </w:rPr>
-              <w:t> </w:t>
+            <w:pPr>
+              <w:ind w:right="573"/>
+              <w:rPr>
+                <w:rFonts w:ascii="Arial" w:eastAsia="Times New Roman" w:hAnsi="Arial" w:cs="Arial"/>
+                <w:b/>
+                <w:sz w:val="20"/>
+                <w:szCs w:val="20"/>
+              </w:rPr>
+            </w:pPr>
+            <w:r>
+              <w:rPr>
+                <w:rFonts w:ascii="Roboto" w:hAnsi="Roboto"/>
+                <w:b/>
+              </w:rPr>
+              <w:t xml:space="preserve">          [DN1]</w:t>
             </w:r>
           </w:p>
         </w:tc>
@@ -1070,42 +1054,44 @@
       <w:tr>
         <w:tc>
           <w:tcPr>
-            <w:tcW w:w="1697" w:type="dxa"/>
+            <w:tcW w:w="1689" w:type="dxa"/>
           </w:tcPr>
           <w:p>
             <w:pPr>
-              <w:spacing w:after="1"/>
-              <w:rPr>
-                <w:rFonts w:ascii="Roboto" w:hAnsi="Roboto"/>
-                <w:color w:val="FF0000"/>
+              <w:rPr>
+                <w:rFonts w:ascii="Arial" w:eastAsia="Times New Roman" w:hAnsi="Arial" w:cs="Arial"/>
+                <w:b/>
+                <w:sz w:val="20"/>
+                <w:szCs w:val="20"/>
               </w:rPr>
             </w:pPr>
             <w:r>
               <w:rPr>
                 <w:rFonts w:ascii="Roboto" w:hAnsi="Roboto"/>
-                <w:color w:val="FF0000"/>
-              </w:rPr>
-              <w:t>[Company Name]</w:t>
+                <w:b/>
+              </w:rPr>
+              <w:t xml:space="preserve"> [Company Name]</w:t>
             </w:r>
           </w:p>
         </w:tc>
         <w:tc>
           <w:tcPr>
-            <w:tcW w:w="1418" w:type="dxa"/>
-            <w:vAlign w:val="bottom"/>
+            <w:tcW w:w="1409" w:type="dxa"/>
           </w:tcPr>
           <w:p>
             <w:pPr>
-              <w:spacing w:after="1"/>
-              <w:rPr>
-                <w:rFonts w:ascii="Roboto" w:hAnsi="Roboto"/>
-                <w:color w:val="FF0000"/>
+              <w:jc w:val="center"/>
+              <w:rPr>
+                <w:rFonts w:ascii="Arial" w:eastAsia="Times New Roman" w:hAnsi="Arial" w:cs="Arial"/>
+                <w:b/>
+                <w:sz w:val="20"/>
+                <w:szCs w:val="20"/>
               </w:rPr>
             </w:pPr>
             <w:r>
               <w:rPr>
                 <w:rFonts w:ascii="Roboto" w:hAnsi="Roboto"/>
-                <w:color w:val="FF0000"/>
+                <w:b/>
               </w:rPr>
               <w:t>[Folio No]</w:t>
             </w:r>
@@ -1113,21 +1099,19 @@
         </w:tc>
         <w:tc>
           <w:tcPr>
-            <w:tcW w:w="1134" w:type="dxa"/>
-            <w:vAlign w:val="bottom"/>
+            <w:tcW w:w="1183" w:type="dxa"/>
           </w:tcPr>
           <w:p>
             <w:pPr>
-              <w:spacing w:after="1"/>
-              <w:rPr>
-                <w:rFonts w:ascii="Roboto" w:hAnsi="Roboto"/>
-                <w:color w:val="FF0000"/>
+              <w:jc w:val="center"/>
+              <w:rPr>
+                <w:b/>
               </w:rPr>
             </w:pPr>
             <w:r>
               <w:rPr>
                 <w:rFonts w:ascii="Roboto" w:hAnsi="Roboto"/>
-                <w:color w:val="FF0000"/>
+                <w:b/>
               </w:rPr>
               <w:t>[NOS2]</w:t>
             </w:r>
@@ -1135,123 +1119,84 @@
         </w:tc>
         <w:tc>
           <w:tcPr>
-            <w:tcW w:w="1984" w:type="dxa"/>
+            <w:tcW w:w="1970" w:type="dxa"/>
           </w:tcPr>
           <w:p>
             <w:pPr>
-              <w:spacing w:after="1"/>
+              <w:rPr>
+                <w:b/>
+              </w:rPr>
+            </w:pPr>
+            <w:proofErr w:type="spellStart"/>
+            <w:r>
               <w:rPr>
                 <w:rFonts w:cstheme="minorHAnsi"/>
                 <w:b/>
-                <w:color w:val="FF0000"/>
                 <w:sz w:val="24"/>
                 <w:szCs w:val="24"/>
               </w:rPr>
-            </w:pPr>
-            <w:proofErr w:type="gramStart"/>
+              <w:t>Rs</w:t>
+            </w:r>
+            <w:proofErr w:type="spellEnd"/>
             <w:r>
               <w:rPr>
                 <w:rFonts w:cstheme="minorHAnsi"/>
                 <w:b/>
-                <w:color w:val="FF0000"/>
                 <w:sz w:val="24"/>
                 <w:szCs w:val="24"/>
               </w:rPr>
-              <w:t>Rs.</w:t>
-            </w:r>
-            <w:r>
-              <w:rPr>
-                <w:rFonts w:ascii="Roboto" w:hAnsi="Roboto"/>
-                <w:color w:val="FF0000"/>
-              </w:rPr>
-              <w:t>[</w:t>
-            </w:r>
-            <w:proofErr w:type="gramEnd"/>
-            <w:r>
-              <w:rPr>
-                <w:rFonts w:ascii="Roboto" w:hAnsi="Roboto"/>
-                <w:color w:val="FF0000"/>
-              </w:rPr>
-              <w:t>Face Value]</w:t>
-            </w:r>
-            <w:r>
-              <w:rPr>
-                <w:rFonts w:cstheme="minorHAnsi"/>
-                <w:b/>
-                <w:color w:val="FF0000"/>
-                <w:sz w:val="24"/>
-                <w:szCs w:val="24"/>
-              </w:rPr>
-              <w:t>/-</w:t>
+              <w:t>.</w:t>
+            </w:r>
+            <w:r>
+              <w:rPr>
+                <w:rFonts w:ascii="Roboto" w:hAnsi="Roboto"/>
+                <w:b/>
+              </w:rPr>
+              <w:t>[Face Value]/-</w:t>
             </w:r>
           </w:p>
         </w:tc>
         <w:tc>
           <w:tcPr>
-            <w:tcW w:w="1701" w:type="dxa"/>
+            <w:tcW w:w="1695" w:type="dxa"/>
           </w:tcPr>
           <w:p>
-            <w:r>
-              <w:rPr>
-                <w:rStyle w:val="zw-portion"/>
-                <w:rFonts w:ascii="Roboto" w:hAnsi="Roboto"/>
-                <w:color w:val="FF0000"/>
-                <w:shd w:val="clear" w:color="auto" w:fill="FFFFFF"/>
-              </w:rPr>
-              <w:t> [SC2</w:t>
-            </w:r>
-            <w:r>
-              <w:rPr>
-                <w:rStyle w:val="zw-portion"/>
-                <w:rFonts w:ascii="Roboto" w:hAnsi="Roboto"/>
-                <w:color w:val="FF0000"/>
-                <w:shd w:val="clear" w:color="auto" w:fill="FFFFFF"/>
-              </w:rPr>
-              <w:t>]</w:t>
-            </w:r>
-            <w:r>
-              <w:rPr>
-                <w:rStyle w:val="eop-readonly"/>
-                <w:rFonts w:ascii="Roboto" w:hAnsi="Roboto"/>
-                <w:color w:val="000000"/>
-                <w:shd w:val="clear" w:color="auto" w:fill="FFFFFF"/>
-              </w:rPr>
-              <w:t> </w:t>
+            <w:pPr>
+              <w:rPr>
+                <w:rFonts w:ascii="Arial" w:eastAsia="Times New Roman" w:hAnsi="Arial" w:cs="Arial"/>
+                <w:b/>
+                <w:sz w:val="20"/>
+                <w:szCs w:val="20"/>
+              </w:rPr>
+            </w:pPr>
+            <w:r>
+              <w:rPr>
+                <w:rFonts w:ascii="Roboto" w:hAnsi="Roboto"/>
+                <w:b/>
+              </w:rPr>
+              <w:t xml:space="preserve">        [SC2]</w:t>
             </w:r>
           </w:p>
         </w:tc>
         <w:tc>
           <w:tcPr>
-            <w:tcW w:w="2126" w:type="dxa"/>
+            <w:tcW w:w="2114" w:type="dxa"/>
             <w:gridSpan w:val="2"/>
           </w:tcPr>
           <w:p>
-            <w:r>
-              <w:rPr>
-                <w:rStyle w:val="zw-portion"/>
-                <w:rFonts w:ascii="Roboto" w:hAnsi="Roboto"/>
-                <w:color w:val="FF0000"/>
-                <w:shd w:val="clear" w:color="auto" w:fill="FFFFFF"/>
-              </w:rPr>
-              <w:t>[DN2</w:t>
-            </w:r>
-            <w:r>
-              <w:rPr>
-                <w:rStyle w:val="zw-portion"/>
-                <w:rFonts w:ascii="Roboto" w:hAnsi="Roboto"/>
-                <w:color w:val="FF0000"/>
-                <w:shd w:val="clear" w:color="auto" w:fill="FFFFFF"/>
-              </w:rPr>
-              <w:t>]</w:t>
-            </w:r>
-            <w:r>
-              <w:rPr>
-                <w:rStyle w:val="eop-readonly"/>
-                <w:rFonts w:ascii="Roboto" w:hAnsi="Roboto"/>
-                <w:color w:val="000000"/>
-                <w:shd w:val="clear" w:color="auto" w:fill="FFFFFF"/>
-              </w:rPr>
-              <w:t> </w:t>
+            <w:pPr>
+              <w:ind w:right="573"/>
+              <w:rPr>
+                <w:rFonts w:ascii="Roboto" w:hAnsi="Roboto"/>
+                <w:b/>
+              </w:rPr>
+            </w:pPr>
+            <w:r>
+              <w:rPr>
+                <w:rFonts w:ascii="Roboto" w:hAnsi="Roboto"/>
+                <w:b/>
+              </w:rPr>
+              <w:t xml:space="preserve">          [DN2]</w:t>
             </w:r>
           </w:p>
         </w:tc>
@@ -1259,42 +1204,44 @@
       <w:tr>
         <w:tc>
           <w:tcPr>
-            <w:tcW w:w="1697" w:type="dxa"/>
+            <w:tcW w:w="1689" w:type="dxa"/>
           </w:tcPr>
           <w:p>
             <w:pPr>
-              <w:spacing w:after="1"/>
-              <w:rPr>
-                <w:rFonts w:ascii="Roboto" w:hAnsi="Roboto"/>
-                <w:color w:val="FF0000"/>
+              <w:rPr>
+                <w:rFonts w:ascii="Arial" w:eastAsia="Times New Roman" w:hAnsi="Arial" w:cs="Arial"/>
+                <w:b/>
+                <w:sz w:val="20"/>
+                <w:szCs w:val="20"/>
               </w:rPr>
             </w:pPr>
             <w:r>
               <w:rPr>
                 <w:rFonts w:ascii="Roboto" w:hAnsi="Roboto"/>
-                <w:color w:val="FF0000"/>
-              </w:rPr>
-              <w:t>[Company Name]</w:t>
+                <w:b/>
+              </w:rPr>
+              <w:t xml:space="preserve"> [Company Name]</w:t>
             </w:r>
           </w:p>
         </w:tc>
         <w:tc>
           <w:tcPr>
-            <w:tcW w:w="1418" w:type="dxa"/>
-            <w:vAlign w:val="bottom"/>
+            <w:tcW w:w="1409" w:type="dxa"/>
           </w:tcPr>
           <w:p>
             <w:pPr>
-              <w:spacing w:after="1"/>
-              <w:rPr>
-                <w:rFonts w:ascii="Roboto" w:hAnsi="Roboto"/>
-                <w:color w:val="FF0000"/>
+              <w:jc w:val="center"/>
+              <w:rPr>
+                <w:rFonts w:ascii="Arial" w:eastAsia="Times New Roman" w:hAnsi="Arial" w:cs="Arial"/>
+                <w:b/>
+                <w:sz w:val="20"/>
+                <w:szCs w:val="20"/>
               </w:rPr>
             </w:pPr>
             <w:r>
               <w:rPr>
                 <w:rFonts w:ascii="Roboto" w:hAnsi="Roboto"/>
-                <w:color w:val="FF0000"/>
+                <w:b/>
               </w:rPr>
               <w:t>[Folio No]</w:t>
             </w:r>
@@ -1302,21 +1249,19 @@
         </w:tc>
         <w:tc>
           <w:tcPr>
-            <w:tcW w:w="1134" w:type="dxa"/>
-            <w:vAlign w:val="bottom"/>
+            <w:tcW w:w="1183" w:type="dxa"/>
           </w:tcPr>
           <w:p>
             <w:pPr>
-              <w:spacing w:after="1"/>
-              <w:rPr>
-                <w:rFonts w:ascii="Roboto" w:hAnsi="Roboto"/>
-                <w:color w:val="FF0000"/>
+              <w:jc w:val="center"/>
+              <w:rPr>
+                <w:b/>
               </w:rPr>
             </w:pPr>
             <w:r>
               <w:rPr>
                 <w:rFonts w:ascii="Roboto" w:hAnsi="Roboto"/>
-                <w:color w:val="FF0000"/>
+                <w:b/>
               </w:rPr>
               <w:t>[NOS3]</w:t>
             </w:r>
@@ -1324,113 +1269,93 @@
         </w:tc>
         <w:tc>
           <w:tcPr>
-            <w:tcW w:w="1984" w:type="dxa"/>
+            <w:tcW w:w="1970" w:type="dxa"/>
           </w:tcPr>
           <w:p>
             <w:pPr>
-              <w:spacing w:after="1"/>
+              <w:rPr>
+                <w:b/>
+              </w:rPr>
+            </w:pPr>
+            <w:proofErr w:type="spellStart"/>
+            <w:r>
               <w:rPr>
                 <w:rFonts w:cstheme="minorHAnsi"/>
                 <w:b/>
-                <w:color w:val="FF0000"/>
                 <w:sz w:val="24"/>
                 <w:szCs w:val="24"/>
               </w:rPr>
-            </w:pPr>
-            <w:proofErr w:type="gramStart"/>
+              <w:t>Rs</w:t>
+            </w:r>
+            <w:proofErr w:type="spellEnd"/>
             <w:r>
               <w:rPr>
                 <w:rFonts w:cstheme="minorHAnsi"/>
                 <w:b/>
-                <w:color w:val="FF0000"/>
                 <w:sz w:val="24"/>
                 <w:szCs w:val="24"/>
               </w:rPr>
-              <w:t>Rs.</w:t>
-            </w:r>
-            <w:r>
-              <w:rPr>
-                <w:rFonts w:ascii="Roboto" w:hAnsi="Roboto"/>
-                <w:color w:val="FF0000"/>
-              </w:rPr>
-              <w:t>[</w:t>
-            </w:r>
-            <w:proofErr w:type="gramEnd"/>
-            <w:r>
-              <w:rPr>
-                <w:rFonts w:ascii="Roboto" w:hAnsi="Roboto"/>
-                <w:color w:val="FF0000"/>
-              </w:rPr>
-              <w:t>Face Value]/-</w:t>
+              <w:t>.</w:t>
+            </w:r>
+            <w:r>
+              <w:rPr>
+                <w:rFonts w:ascii="Roboto" w:hAnsi="Roboto"/>
+                <w:b/>
+              </w:rPr>
+              <w:t>[Face Value]/-</w:t>
             </w:r>
           </w:p>
         </w:tc>
         <w:tc>
           <w:tcPr>
-            <w:tcW w:w="1701" w:type="dxa"/>
+            <w:tcW w:w="1695" w:type="dxa"/>
           </w:tcPr>
           <w:p>
-            <w:r>
-              <w:rPr>
-                <w:rStyle w:val="zw-portion"/>
-                <w:rFonts w:ascii="Roboto" w:hAnsi="Roboto"/>
-                <w:color w:val="FF0000"/>
-                <w:shd w:val="clear" w:color="auto" w:fill="FFFFFF"/>
-              </w:rPr>
-              <w:t> [SC3</w:t>
-            </w:r>
-            <w:r>
-              <w:rPr>
-                <w:rStyle w:val="zw-portion"/>
-                <w:rFonts w:ascii="Roboto" w:hAnsi="Roboto"/>
-                <w:color w:val="FF0000"/>
-                <w:shd w:val="clear" w:color="auto" w:fill="FFFFFF"/>
-              </w:rPr>
-              <w:t>]</w:t>
-            </w:r>
-            <w:r>
-              <w:rPr>
-                <w:rStyle w:val="eop-readonly"/>
-                <w:rFonts w:ascii="Roboto" w:hAnsi="Roboto"/>
-                <w:color w:val="000000"/>
-                <w:shd w:val="clear" w:color="auto" w:fill="FFFFFF"/>
-              </w:rPr>
-              <w:t> </w:t>
+            <w:pPr>
+              <w:rPr>
+                <w:rFonts w:ascii="Arial" w:eastAsia="Times New Roman" w:hAnsi="Arial" w:cs="Arial"/>
+                <w:b/>
+                <w:sz w:val="20"/>
+                <w:szCs w:val="20"/>
+              </w:rPr>
+            </w:pPr>
+            <w:r>
+              <w:rPr>
+                <w:rFonts w:ascii="Arial" w:eastAsia="Times New Roman" w:hAnsi="Arial" w:cs="Arial"/>
+                <w:b/>
+                <w:sz w:val="20"/>
+                <w:szCs w:val="20"/>
+              </w:rPr>
+              <w:t xml:space="preserve">        </w:t>
+            </w:r>
+            <w:r>
+              <w:rPr>
+                <w:rFonts w:ascii="Roboto" w:hAnsi="Roboto"/>
+                <w:b/>
+              </w:rPr>
+              <w:t>[SC3]</w:t>
             </w:r>
           </w:p>
         </w:tc>
         <w:tc>
           <w:tcPr>
-            <w:tcW w:w="2126" w:type="dxa"/>
+            <w:tcW w:w="2114" w:type="dxa"/>
             <w:gridSpan w:val="2"/>
           </w:tcPr>
           <w:p>
-            <w:r>
-              <w:rPr>
-                <w:rStyle w:val="zw-portion"/>
-                <w:rFonts w:ascii="Roboto" w:hAnsi="Roboto"/>
-                <w:color w:val="FF0000"/>
-                <w:shd w:val="clear" w:color="auto" w:fill="FFFFFF"/>
-              </w:rPr>
-              <w:t>[DN3</w:t>
-            </w:r>
-            <w:r>
-              <w:rPr>
-                <w:rStyle w:val="zw-portion"/>
-                <w:rFonts w:ascii="Roboto" w:hAnsi="Roboto"/>
-                <w:color w:val="FF0000"/>
-                <w:shd w:val="clear" w:color="auto" w:fill="FFFFFF"/>
-              </w:rPr>
-              <w:t>]</w:t>
-            </w:r>
-            <w:r>
-              <w:rPr>
-                <w:rStyle w:val="eop-readonly"/>
-                <w:rFonts w:ascii="Roboto" w:hAnsi="Roboto"/>
-                <w:color w:val="000000"/>
-                <w:shd w:val="clear" w:color="auto" w:fill="FFFFFF"/>
-              </w:rPr>
-              <w:t> </w:t>
+            <w:pPr>
+              <w:ind w:right="573"/>
+              <w:rPr>
+                <w:rFonts w:ascii="Roboto" w:hAnsi="Roboto"/>
+                <w:b/>
+              </w:rPr>
+            </w:pPr>
+            <w:r>
+              <w:rPr>
+                <w:rFonts w:ascii="Roboto" w:hAnsi="Roboto"/>
+                <w:b/>
+              </w:rPr>
+              <w:t xml:space="preserve">          [DN3]</w:t>
             </w:r>
           </w:p>
         </w:tc>
@@ -1438,42 +1363,44 @@
       <w:tr>
         <w:tc>
           <w:tcPr>
-            <w:tcW w:w="1697" w:type="dxa"/>
+            <w:tcW w:w="1689" w:type="dxa"/>
           </w:tcPr>
           <w:p>
             <w:pPr>
-              <w:spacing w:after="1"/>
-              <w:rPr>
-                <w:rFonts w:ascii="Roboto" w:hAnsi="Roboto"/>
-                <w:color w:val="FF0000"/>
+              <w:rPr>
+                <w:rFonts w:ascii="Arial" w:eastAsia="Times New Roman" w:hAnsi="Arial" w:cs="Arial"/>
+                <w:b/>
+                <w:sz w:val="20"/>
+                <w:szCs w:val="20"/>
               </w:rPr>
             </w:pPr>
             <w:r>
               <w:rPr>
                 <w:rFonts w:ascii="Roboto" w:hAnsi="Roboto"/>
-                <w:color w:val="FF0000"/>
-              </w:rPr>
-              <w:t>[Company Name]</w:t>
+                <w:b/>
+              </w:rPr>
+              <w:t xml:space="preserve"> [Company Name]</w:t>
             </w:r>
           </w:p>
         </w:tc>
         <w:tc>
           <w:tcPr>
-            <w:tcW w:w="1418" w:type="dxa"/>
-            <w:vAlign w:val="bottom"/>
+            <w:tcW w:w="1409" w:type="dxa"/>
           </w:tcPr>
           <w:p>
             <w:pPr>
-              <w:spacing w:after="1"/>
-              <w:rPr>
-                <w:rFonts w:ascii="Roboto" w:hAnsi="Roboto"/>
-                <w:color w:val="FF0000"/>
+              <w:jc w:val="center"/>
+              <w:rPr>
+                <w:rFonts w:ascii="Arial" w:eastAsia="Times New Roman" w:hAnsi="Arial" w:cs="Arial"/>
+                <w:b/>
+                <w:sz w:val="20"/>
+                <w:szCs w:val="20"/>
               </w:rPr>
             </w:pPr>
             <w:r>
               <w:rPr>
                 <w:rFonts w:ascii="Roboto" w:hAnsi="Roboto"/>
-                <w:color w:val="FF0000"/>
+                <w:b/>
               </w:rPr>
               <w:t>[Folio No]</w:t>
             </w:r>
@@ -1481,21 +1408,19 @@
         </w:tc>
         <w:tc>
           <w:tcPr>
-            <w:tcW w:w="1134" w:type="dxa"/>
-            <w:vAlign w:val="bottom"/>
+            <w:tcW w:w="1183" w:type="dxa"/>
           </w:tcPr>
           <w:p>
             <w:pPr>
-              <w:spacing w:after="1"/>
-              <w:rPr>
-                <w:rFonts w:ascii="Roboto" w:hAnsi="Roboto"/>
-                <w:color w:val="FF0000"/>
+              <w:jc w:val="center"/>
+              <w:rPr>
+                <w:b/>
               </w:rPr>
             </w:pPr>
             <w:r>
               <w:rPr>
                 <w:rFonts w:ascii="Roboto" w:hAnsi="Roboto"/>
-                <w:color w:val="FF0000"/>
+                <w:b/>
               </w:rPr>
               <w:t>[NOS4]</w:t>
             </w:r>
@@ -1503,113 +1428,93 @@
         </w:tc>
         <w:tc>
           <w:tcPr>
-            <w:tcW w:w="1984" w:type="dxa"/>
+            <w:tcW w:w="1970" w:type="dxa"/>
           </w:tcPr>
           <w:p>
             <w:pPr>
-              <w:spacing w:after="1"/>
+              <w:rPr>
+                <w:b/>
+              </w:rPr>
+            </w:pPr>
+            <w:proofErr w:type="spellStart"/>
+            <w:r>
               <w:rPr>
                 <w:rFonts w:cstheme="minorHAnsi"/>
                 <w:b/>
-                <w:color w:val="FF0000"/>
                 <w:sz w:val="24"/>
                 <w:szCs w:val="24"/>
               </w:rPr>
-            </w:pPr>
-            <w:proofErr w:type="gramStart"/>
+              <w:t>Rs</w:t>
+            </w:r>
+            <w:proofErr w:type="spellEnd"/>
             <w:r>
               <w:rPr>
                 <w:rFonts w:cstheme="minorHAnsi"/>
                 <w:b/>
-                <w:color w:val="FF0000"/>
                 <w:sz w:val="24"/>
                 <w:szCs w:val="24"/>
               </w:rPr>
-              <w:t>Rs.</w:t>
-            </w:r>
-            <w:r>
-              <w:rPr>
-                <w:rFonts w:ascii="Roboto" w:hAnsi="Roboto"/>
-                <w:color w:val="FF0000"/>
-              </w:rPr>
-              <w:t>[</w:t>
-            </w:r>
-            <w:proofErr w:type="gramEnd"/>
-            <w:r>
-              <w:rPr>
-                <w:rFonts w:ascii="Roboto" w:hAnsi="Roboto"/>
-                <w:color w:val="FF0000"/>
-              </w:rPr>
-              <w:t>Face Value]/-</w:t>
+              <w:t>.</w:t>
+            </w:r>
+            <w:r>
+              <w:rPr>
+                <w:rFonts w:ascii="Roboto" w:hAnsi="Roboto"/>
+                <w:b/>
+              </w:rPr>
+              <w:t>[Face Value]/-</w:t>
             </w:r>
           </w:p>
         </w:tc>
         <w:tc>
           <w:tcPr>
-            <w:tcW w:w="1701" w:type="dxa"/>
+            <w:tcW w:w="1695" w:type="dxa"/>
           </w:tcPr>
           <w:p>
-            <w:r>
-              <w:rPr>
-                <w:rStyle w:val="zw-portion"/>
-                <w:rFonts w:ascii="Roboto" w:hAnsi="Roboto"/>
-                <w:color w:val="FF0000"/>
-                <w:shd w:val="clear" w:color="auto" w:fill="FFFFFF"/>
-              </w:rPr>
-              <w:t> [SC4</w:t>
-            </w:r>
-            <w:r>
-              <w:rPr>
-                <w:rStyle w:val="zw-portion"/>
-                <w:rFonts w:ascii="Roboto" w:hAnsi="Roboto"/>
-                <w:color w:val="FF0000"/>
-                <w:shd w:val="clear" w:color="auto" w:fill="FFFFFF"/>
-              </w:rPr>
-              <w:t>]</w:t>
-            </w:r>
-            <w:r>
-              <w:rPr>
-                <w:rStyle w:val="eop-readonly"/>
-                <w:rFonts w:ascii="Roboto" w:hAnsi="Roboto"/>
-                <w:color w:val="000000"/>
-                <w:shd w:val="clear" w:color="auto" w:fill="FFFFFF"/>
-              </w:rPr>
-              <w:t> </w:t>
+            <w:pPr>
+              <w:rPr>
+                <w:rFonts w:ascii="Arial" w:eastAsia="Times New Roman" w:hAnsi="Arial" w:cs="Arial"/>
+                <w:b/>
+                <w:sz w:val="20"/>
+                <w:szCs w:val="20"/>
+              </w:rPr>
+            </w:pPr>
+            <w:r>
+              <w:rPr>
+                <w:rFonts w:ascii="Arial" w:eastAsia="Times New Roman" w:hAnsi="Arial" w:cs="Arial"/>
+                <w:b/>
+                <w:sz w:val="20"/>
+                <w:szCs w:val="20"/>
+              </w:rPr>
+              <w:t xml:space="preserve">        </w:t>
+            </w:r>
+            <w:r>
+              <w:rPr>
+                <w:rFonts w:ascii="Roboto" w:hAnsi="Roboto"/>
+                <w:b/>
+              </w:rPr>
+              <w:t>[SC4]</w:t>
             </w:r>
           </w:p>
         </w:tc>
         <w:tc>
           <w:tcPr>
-            <w:tcW w:w="2126" w:type="dxa"/>
+            <w:tcW w:w="2114" w:type="dxa"/>
             <w:gridSpan w:val="2"/>
           </w:tcPr>
           <w:p>
-            <w:r>
-              <w:rPr>
-                <w:rStyle w:val="zw-portion"/>
-                <w:rFonts w:ascii="Roboto" w:hAnsi="Roboto"/>
-                <w:color w:val="FF0000"/>
-                <w:shd w:val="clear" w:color="auto" w:fill="FFFFFF"/>
-              </w:rPr>
-              <w:t>[DN4</w:t>
-            </w:r>
-            <w:r>
-              <w:rPr>
-                <w:rStyle w:val="zw-portion"/>
-                <w:rFonts w:ascii="Roboto" w:hAnsi="Roboto"/>
-                <w:color w:val="FF0000"/>
-                <w:shd w:val="clear" w:color="auto" w:fill="FFFFFF"/>
-              </w:rPr>
-              <w:t>]</w:t>
-            </w:r>
-            <w:r>
-              <w:rPr>
-                <w:rStyle w:val="eop-readonly"/>
-                <w:rFonts w:ascii="Roboto" w:hAnsi="Roboto"/>
-                <w:color w:val="000000"/>
-                <w:shd w:val="clear" w:color="auto" w:fill="FFFFFF"/>
-              </w:rPr>
-              <w:t> </w:t>
+            <w:pPr>
+              <w:ind w:right="573"/>
+              <w:rPr>
+                <w:rFonts w:ascii="Roboto" w:hAnsi="Roboto"/>
+                <w:b/>
+              </w:rPr>
+            </w:pPr>
+            <w:r>
+              <w:rPr>
+                <w:rFonts w:ascii="Roboto" w:hAnsi="Roboto"/>
+                <w:b/>
+              </w:rPr>
+              <w:t xml:space="preserve">          [DN4]</w:t>
             </w:r>
           </w:p>
         </w:tc>
@@ -1617,42 +1522,44 @@
       <w:tr>
         <w:tc>
           <w:tcPr>
-            <w:tcW w:w="1697" w:type="dxa"/>
+            <w:tcW w:w="1689" w:type="dxa"/>
           </w:tcPr>
           <w:p>
             <w:pPr>
-              <w:spacing w:after="1"/>
-              <w:rPr>
-                <w:rFonts w:ascii="Roboto" w:hAnsi="Roboto"/>
-                <w:color w:val="FF0000"/>
+              <w:rPr>
+                <w:rFonts w:ascii="Arial" w:eastAsia="Times New Roman" w:hAnsi="Arial" w:cs="Arial"/>
+                <w:b/>
+                <w:sz w:val="20"/>
+                <w:szCs w:val="20"/>
               </w:rPr>
             </w:pPr>
             <w:r>
               <w:rPr>
                 <w:rFonts w:ascii="Roboto" w:hAnsi="Roboto"/>
-                <w:color w:val="FF0000"/>
-              </w:rPr>
-              <w:t>[Company Name]</w:t>
+                <w:b/>
+              </w:rPr>
+              <w:t xml:space="preserve"> [Company Name]</w:t>
             </w:r>
           </w:p>
         </w:tc>
         <w:tc>
           <w:tcPr>
-            <w:tcW w:w="1418" w:type="dxa"/>
-            <w:vAlign w:val="bottom"/>
+            <w:tcW w:w="1409" w:type="dxa"/>
           </w:tcPr>
           <w:p>
             <w:pPr>
-              <w:spacing w:after="1"/>
-              <w:rPr>
-                <w:rFonts w:ascii="Roboto" w:hAnsi="Roboto"/>
-                <w:color w:val="FF0000"/>
+              <w:jc w:val="center"/>
+              <w:rPr>
+                <w:rFonts w:ascii="Arial" w:eastAsia="Times New Roman" w:hAnsi="Arial" w:cs="Arial"/>
+                <w:b/>
+                <w:sz w:val="20"/>
+                <w:szCs w:val="20"/>
               </w:rPr>
             </w:pPr>
             <w:r>
               <w:rPr>
                 <w:rFonts w:ascii="Roboto" w:hAnsi="Roboto"/>
-                <w:color w:val="FF0000"/>
+                <w:b/>
               </w:rPr>
               <w:t>[Folio No]</w:t>
             </w:r>
@@ -1660,21 +1567,19 @@
         </w:tc>
         <w:tc>
           <w:tcPr>
-            <w:tcW w:w="1134" w:type="dxa"/>
-            <w:vAlign w:val="bottom"/>
+            <w:tcW w:w="1183" w:type="dxa"/>
           </w:tcPr>
           <w:p>
             <w:pPr>
-              <w:spacing w:after="1"/>
-              <w:rPr>
-                <w:rFonts w:ascii="Roboto" w:hAnsi="Roboto"/>
-                <w:color w:val="FF0000"/>
+              <w:jc w:val="center"/>
+              <w:rPr>
+                <w:b/>
               </w:rPr>
             </w:pPr>
             <w:r>
               <w:rPr>
                 <w:rFonts w:ascii="Roboto" w:hAnsi="Roboto"/>
-                <w:color w:val="FF0000"/>
+                <w:b/>
               </w:rPr>
               <w:t>[NOS5]</w:t>
             </w:r>
@@ -1682,113 +1587,1094 @@
         </w:tc>
         <w:tc>
           <w:tcPr>
-            <w:tcW w:w="1984" w:type="dxa"/>
+            <w:tcW w:w="1970" w:type="dxa"/>
           </w:tcPr>
           <w:p>
             <w:pPr>
-              <w:spacing w:after="1"/>
+              <w:rPr>
+                <w:b/>
+              </w:rPr>
+            </w:pPr>
+            <w:proofErr w:type="spellStart"/>
+            <w:r>
               <w:rPr>
                 <w:rFonts w:cstheme="minorHAnsi"/>
                 <w:b/>
-                <w:color w:val="FF0000"/>
                 <w:sz w:val="24"/>
                 <w:szCs w:val="24"/>
               </w:rPr>
-            </w:pPr>
-            <w:proofErr w:type="gramStart"/>
+              <w:t>Rs</w:t>
+            </w:r>
+            <w:proofErr w:type="spellEnd"/>
             <w:r>
               <w:rPr>
                 <w:rFonts w:cstheme="minorHAnsi"/>
                 <w:b/>
-                <w:color w:val="FF0000"/>
                 <w:sz w:val="24"/>
                 <w:szCs w:val="24"/>
               </w:rPr>
-              <w:t>Rs.</w:t>
-            </w:r>
-            <w:r>
-              <w:rPr>
-                <w:rFonts w:ascii="Roboto" w:hAnsi="Roboto"/>
-                <w:color w:val="FF0000"/>
-              </w:rPr>
-              <w:t>[</w:t>
-            </w:r>
-            <w:proofErr w:type="gramEnd"/>
-            <w:r>
-              <w:rPr>
-                <w:rFonts w:ascii="Roboto" w:hAnsi="Roboto"/>
-                <w:color w:val="FF0000"/>
-              </w:rPr>
-              <w:t>Face Value]/-</w:t>
+              <w:t>.</w:t>
+            </w:r>
+            <w:r>
+              <w:rPr>
+                <w:rFonts w:ascii="Roboto" w:hAnsi="Roboto"/>
+                <w:b/>
+              </w:rPr>
+              <w:t>[Face Value]/-</w:t>
             </w:r>
           </w:p>
         </w:tc>
         <w:tc>
           <w:tcPr>
-            <w:tcW w:w="1701" w:type="dxa"/>
+            <w:tcW w:w="1695" w:type="dxa"/>
           </w:tcPr>
           <w:p>
-            <w:r>
-              <w:rPr>
-                <w:rStyle w:val="zw-portion"/>
-                <w:rFonts w:ascii="Roboto" w:hAnsi="Roboto"/>
-                <w:color w:val="FF0000"/>
-                <w:shd w:val="clear" w:color="auto" w:fill="FFFFFF"/>
-              </w:rPr>
-              <w:t> [SC5</w:t>
-            </w:r>
-            <w:r>
-              <w:rPr>
-                <w:rStyle w:val="zw-portion"/>
-                <w:rFonts w:ascii="Roboto" w:hAnsi="Roboto"/>
-                <w:color w:val="FF0000"/>
-                <w:shd w:val="clear" w:color="auto" w:fill="FFFFFF"/>
-              </w:rPr>
-              <w:t>]</w:t>
-            </w:r>
-            <w:r>
-              <w:rPr>
-                <w:rStyle w:val="eop-readonly"/>
-                <w:rFonts w:ascii="Roboto" w:hAnsi="Roboto"/>
-                <w:color w:val="000000"/>
-                <w:shd w:val="clear" w:color="auto" w:fill="FFFFFF"/>
-              </w:rPr>
-              <w:t> </w:t>
+            <w:pPr>
+              <w:rPr>
+                <w:rFonts w:ascii="Arial" w:eastAsia="Times New Roman" w:hAnsi="Arial" w:cs="Arial"/>
+                <w:b/>
+                <w:sz w:val="20"/>
+                <w:szCs w:val="20"/>
+              </w:rPr>
+            </w:pPr>
+            <w:r>
+              <w:rPr>
+                <w:rFonts w:ascii="Arial" w:eastAsia="Times New Roman" w:hAnsi="Arial" w:cs="Arial"/>
+                <w:b/>
+                <w:sz w:val="20"/>
+                <w:szCs w:val="20"/>
+              </w:rPr>
+              <w:t xml:space="preserve">        </w:t>
+            </w:r>
+            <w:r>
+              <w:rPr>
+                <w:rFonts w:ascii="Roboto" w:hAnsi="Roboto"/>
+                <w:b/>
+              </w:rPr>
+              <w:t>[SC5]</w:t>
             </w:r>
           </w:p>
         </w:tc>
         <w:tc>
           <w:tcPr>
-            <w:tcW w:w="2126" w:type="dxa"/>
+            <w:tcW w:w="2114" w:type="dxa"/>
             <w:gridSpan w:val="2"/>
           </w:tcPr>
           <w:p>
-            <w:r>
-              <w:rPr>
-                <w:rStyle w:val="zw-portion"/>
-                <w:rFonts w:ascii="Roboto" w:hAnsi="Roboto"/>
-                <w:color w:val="FF0000"/>
-                <w:shd w:val="clear" w:color="auto" w:fill="FFFFFF"/>
-              </w:rPr>
-              <w:t>[DN5</w:t>
-            </w:r>
-            <w:r>
-              <w:rPr>
-                <w:rStyle w:val="zw-portion"/>
-                <w:rFonts w:ascii="Roboto" w:hAnsi="Roboto"/>
-                <w:color w:val="FF0000"/>
-                <w:shd w:val="clear" w:color="auto" w:fill="FFFFFF"/>
+            <w:pPr>
+              <w:ind w:right="573"/>
+              <w:rPr>
+                <w:rFonts w:ascii="Roboto" w:hAnsi="Roboto"/>
+                <w:b/>
+              </w:rPr>
+            </w:pPr>
+            <w:r>
+              <w:rPr>
+                <w:rFonts w:ascii="Roboto" w:hAnsi="Roboto"/>
+                <w:b/>
+              </w:rPr>
+              <w:t xml:space="preserve">          [DN5]</w:t>
+            </w:r>
+          </w:p>
+        </w:tc>
+      </w:tr>
+      <w:tr>
+        <w:tc>
+          <w:tcPr>
+            <w:tcW w:w="1689" w:type="dxa"/>
+          </w:tcPr>
+          <w:p>
+            <w:pPr>
+              <w:rPr>
+                <w:rFonts w:ascii="Roboto" w:hAnsi="Roboto"/>
+                <w:b/>
+              </w:rPr>
+            </w:pPr>
+            <w:r>
+              <w:rPr>
+                <w:rFonts w:ascii="Roboto" w:hAnsi="Roboto"/>
+                <w:b/>
+              </w:rPr>
+              <w:t xml:space="preserve"> [Company Name]</w:t>
+            </w:r>
+          </w:p>
+        </w:tc>
+        <w:tc>
+          <w:tcPr>
+            <w:tcW w:w="1409" w:type="dxa"/>
+          </w:tcPr>
+          <w:p>
+            <w:pPr>
+              <w:jc w:val="center"/>
+              <w:rPr>
+                <w:rFonts w:ascii="Roboto" w:hAnsi="Roboto"/>
+                <w:b/>
+              </w:rPr>
+            </w:pPr>
+            <w:r>
+              <w:rPr>
+                <w:rFonts w:ascii="Roboto" w:hAnsi="Roboto"/>
+                <w:b/>
+              </w:rPr>
+              <w:t>[Folio No]</w:t>
+            </w:r>
+          </w:p>
+        </w:tc>
+        <w:tc>
+          <w:tcPr>
+            <w:tcW w:w="1183" w:type="dxa"/>
+          </w:tcPr>
+          <w:p>
+            <w:pPr>
+              <w:jc w:val="center"/>
+              <w:rPr>
+                <w:b/>
+              </w:rPr>
+            </w:pPr>
+            <w:r>
+              <w:rPr>
+                <w:rFonts w:ascii="Roboto" w:hAnsi="Roboto"/>
+                <w:b/>
+              </w:rPr>
+              <w:t>[NOS</w:t>
+            </w:r>
+            <w:r>
+              <w:rPr>
+                <w:rFonts w:ascii="Roboto" w:hAnsi="Roboto"/>
+                <w:b/>
+              </w:rPr>
+              <w:t>6</w:t>
+            </w:r>
+            <w:r>
+              <w:rPr>
+                <w:rFonts w:ascii="Roboto" w:hAnsi="Roboto"/>
+                <w:b/>
               </w:rPr>
               <w:t>]</w:t>
             </w:r>
-            <w:r>
-              <w:rPr>
-                <w:rStyle w:val="eop-readonly"/>
-                <w:rFonts w:ascii="Roboto" w:hAnsi="Roboto"/>
-                <w:color w:val="000000"/>
-                <w:shd w:val="clear" w:color="auto" w:fill="FFFFFF"/>
-              </w:rPr>
-              <w:t> </w:t>
+          </w:p>
+        </w:tc>
+        <w:tc>
+          <w:tcPr>
+            <w:tcW w:w="1970" w:type="dxa"/>
+          </w:tcPr>
+          <w:p>
+            <w:pPr>
+              <w:rPr>
+                <w:b/>
+              </w:rPr>
+            </w:pPr>
+            <w:proofErr w:type="spellStart"/>
+            <w:r>
+              <w:rPr>
+                <w:rFonts w:cstheme="minorHAnsi"/>
+                <w:b/>
+                <w:sz w:val="24"/>
+                <w:szCs w:val="24"/>
+              </w:rPr>
+              <w:t>Rs</w:t>
+            </w:r>
+            <w:proofErr w:type="spellEnd"/>
+            <w:r>
+              <w:rPr>
+                <w:rFonts w:cstheme="minorHAnsi"/>
+                <w:b/>
+                <w:sz w:val="24"/>
+                <w:szCs w:val="24"/>
+              </w:rPr>
+              <w:t>.</w:t>
+            </w:r>
+            <w:r>
+              <w:rPr>
+                <w:rFonts w:ascii="Roboto" w:hAnsi="Roboto"/>
+                <w:b/>
+              </w:rPr>
+              <w:t>[Face Value]/-</w:t>
+            </w:r>
+          </w:p>
+        </w:tc>
+        <w:tc>
+          <w:tcPr>
+            <w:tcW w:w="1695" w:type="dxa"/>
+          </w:tcPr>
+          <w:p>
+            <w:pPr>
+              <w:rPr>
+                <w:rFonts w:ascii="Arial" w:eastAsia="Times New Roman" w:hAnsi="Arial" w:cs="Arial"/>
+                <w:b/>
+                <w:sz w:val="20"/>
+                <w:szCs w:val="20"/>
+              </w:rPr>
+            </w:pPr>
+            <w:r>
+              <w:rPr>
+                <w:rFonts w:ascii="Arial" w:eastAsia="Times New Roman" w:hAnsi="Arial" w:cs="Arial"/>
+                <w:b/>
+                <w:sz w:val="20"/>
+                <w:szCs w:val="20"/>
+              </w:rPr>
+              <w:t xml:space="preserve">        </w:t>
+            </w:r>
+            <w:r>
+              <w:rPr>
+                <w:rFonts w:ascii="Roboto" w:hAnsi="Roboto"/>
+                <w:b/>
+              </w:rPr>
+              <w:t>[SC</w:t>
+            </w:r>
+            <w:r>
+              <w:rPr>
+                <w:rFonts w:ascii="Roboto" w:hAnsi="Roboto"/>
+                <w:b/>
+              </w:rPr>
+              <w:t>6</w:t>
+            </w:r>
+            <w:r>
+              <w:rPr>
+                <w:rFonts w:ascii="Roboto" w:hAnsi="Roboto"/>
+                <w:b/>
+              </w:rPr>
+              <w:t>]</w:t>
+            </w:r>
+          </w:p>
+        </w:tc>
+        <w:tc>
+          <w:tcPr>
+            <w:tcW w:w="2114" w:type="dxa"/>
+            <w:gridSpan w:val="2"/>
+          </w:tcPr>
+          <w:p>
+            <w:pPr>
+              <w:ind w:right="573"/>
+              <w:rPr>
+                <w:rFonts w:ascii="Roboto" w:hAnsi="Roboto"/>
+                <w:b/>
+              </w:rPr>
+            </w:pPr>
+            <w:r>
+              <w:rPr>
+                <w:rFonts w:ascii="Roboto" w:hAnsi="Roboto"/>
+                <w:b/>
+              </w:rPr>
+              <w:t xml:space="preserve">          [DN</w:t>
+            </w:r>
+            <w:r>
+              <w:rPr>
+                <w:rFonts w:ascii="Roboto" w:hAnsi="Roboto"/>
+                <w:b/>
+              </w:rPr>
+              <w:t>6</w:t>
+            </w:r>
+            <w:r>
+              <w:rPr>
+                <w:rFonts w:ascii="Roboto" w:hAnsi="Roboto"/>
+                <w:b/>
+              </w:rPr>
+              <w:t>]</w:t>
+            </w:r>
+          </w:p>
+        </w:tc>
+      </w:tr>
+      <w:tr>
+        <w:tc>
+          <w:tcPr>
+            <w:tcW w:w="1689" w:type="dxa"/>
+          </w:tcPr>
+          <w:p>
+            <w:pPr>
+              <w:rPr>
+                <w:rFonts w:ascii="Arial" w:eastAsia="Times New Roman" w:hAnsi="Arial" w:cs="Arial"/>
+                <w:b/>
+                <w:sz w:val="20"/>
+                <w:szCs w:val="20"/>
+              </w:rPr>
+            </w:pPr>
+            <w:r>
+              <w:rPr>
+                <w:rFonts w:ascii="Roboto" w:hAnsi="Roboto"/>
+                <w:b/>
+              </w:rPr>
+              <w:t xml:space="preserve"> [Company Name]</w:t>
+            </w:r>
+          </w:p>
+        </w:tc>
+        <w:tc>
+          <w:tcPr>
+            <w:tcW w:w="1409" w:type="dxa"/>
+          </w:tcPr>
+          <w:p>
+            <w:pPr>
+              <w:jc w:val="center"/>
+              <w:rPr>
+                <w:rFonts w:ascii="Arial" w:eastAsia="Times New Roman" w:hAnsi="Arial" w:cs="Arial"/>
+                <w:b/>
+                <w:sz w:val="20"/>
+                <w:szCs w:val="20"/>
+              </w:rPr>
+            </w:pPr>
+            <w:r>
+              <w:rPr>
+                <w:rFonts w:ascii="Roboto" w:hAnsi="Roboto"/>
+                <w:b/>
+              </w:rPr>
+              <w:t>[Folio No]</w:t>
+            </w:r>
+          </w:p>
+        </w:tc>
+        <w:tc>
+          <w:tcPr>
+            <w:tcW w:w="1183" w:type="dxa"/>
+          </w:tcPr>
+          <w:p>
+            <w:pPr>
+              <w:jc w:val="center"/>
+              <w:rPr>
+                <w:b/>
+              </w:rPr>
+            </w:pPr>
+            <w:r>
+              <w:rPr>
+                <w:rFonts w:ascii="Roboto" w:hAnsi="Roboto"/>
+                <w:b/>
+              </w:rPr>
+              <w:t>[NOS</w:t>
+            </w:r>
+            <w:r>
+              <w:rPr>
+                <w:rFonts w:ascii="Roboto" w:hAnsi="Roboto"/>
+                <w:b/>
+              </w:rPr>
+              <w:t>7</w:t>
+            </w:r>
+            <w:r>
+              <w:rPr>
+                <w:rFonts w:ascii="Roboto" w:hAnsi="Roboto"/>
+                <w:b/>
+              </w:rPr>
+              <w:t>]</w:t>
+            </w:r>
+          </w:p>
+        </w:tc>
+        <w:tc>
+          <w:tcPr>
+            <w:tcW w:w="1970" w:type="dxa"/>
+          </w:tcPr>
+          <w:p>
+            <w:pPr>
+              <w:rPr>
+                <w:b/>
+              </w:rPr>
+            </w:pPr>
+            <w:proofErr w:type="spellStart"/>
+            <w:r>
+              <w:rPr>
+                <w:rFonts w:cstheme="minorHAnsi"/>
+                <w:b/>
+                <w:sz w:val="24"/>
+                <w:szCs w:val="24"/>
+              </w:rPr>
+              <w:t>Rs</w:t>
+            </w:r>
+            <w:proofErr w:type="spellEnd"/>
+            <w:r>
+              <w:rPr>
+                <w:rFonts w:cstheme="minorHAnsi"/>
+                <w:b/>
+                <w:sz w:val="24"/>
+                <w:szCs w:val="24"/>
+              </w:rPr>
+              <w:t>.</w:t>
+            </w:r>
+            <w:r>
+              <w:rPr>
+                <w:rFonts w:ascii="Roboto" w:hAnsi="Roboto"/>
+                <w:b/>
+              </w:rPr>
+              <w:t>[Face Value]/-</w:t>
+            </w:r>
+          </w:p>
+        </w:tc>
+        <w:tc>
+          <w:tcPr>
+            <w:tcW w:w="1695" w:type="dxa"/>
+          </w:tcPr>
+          <w:p>
+            <w:pPr>
+              <w:rPr>
+                <w:rFonts w:ascii="Arial" w:eastAsia="Times New Roman" w:hAnsi="Arial" w:cs="Arial"/>
+                <w:b/>
+                <w:sz w:val="20"/>
+                <w:szCs w:val="20"/>
+              </w:rPr>
+            </w:pPr>
+            <w:r>
+              <w:rPr>
+                <w:rFonts w:ascii="Arial" w:eastAsia="Times New Roman" w:hAnsi="Arial" w:cs="Arial"/>
+                <w:b/>
+                <w:sz w:val="20"/>
+                <w:szCs w:val="20"/>
+              </w:rPr>
+              <w:t xml:space="preserve">        </w:t>
+            </w:r>
+            <w:r>
+              <w:rPr>
+                <w:rFonts w:ascii="Roboto" w:hAnsi="Roboto"/>
+                <w:b/>
+              </w:rPr>
+              <w:t>[SC</w:t>
+            </w:r>
+            <w:r>
+              <w:rPr>
+                <w:rFonts w:ascii="Roboto" w:hAnsi="Roboto"/>
+                <w:b/>
+              </w:rPr>
+              <w:t>7</w:t>
+            </w:r>
+            <w:r>
+              <w:rPr>
+                <w:rFonts w:ascii="Roboto" w:hAnsi="Roboto"/>
+                <w:b/>
+              </w:rPr>
+              <w:t>]</w:t>
+            </w:r>
+          </w:p>
+        </w:tc>
+        <w:tc>
+          <w:tcPr>
+            <w:tcW w:w="2114" w:type="dxa"/>
+            <w:gridSpan w:val="2"/>
+          </w:tcPr>
+          <w:p>
+            <w:pPr>
+              <w:ind w:right="573"/>
+              <w:rPr>
+                <w:rFonts w:ascii="Roboto" w:hAnsi="Roboto"/>
+                <w:b/>
+              </w:rPr>
+            </w:pPr>
+            <w:r>
+              <w:rPr>
+                <w:rFonts w:ascii="Roboto" w:hAnsi="Roboto"/>
+                <w:b/>
+              </w:rPr>
+              <w:t xml:space="preserve">          [DN</w:t>
+            </w:r>
+            <w:r>
+              <w:rPr>
+                <w:rFonts w:ascii="Roboto" w:hAnsi="Roboto"/>
+                <w:b/>
+              </w:rPr>
+              <w:t>7</w:t>
+            </w:r>
+            <w:r>
+              <w:rPr>
+                <w:rFonts w:ascii="Roboto" w:hAnsi="Roboto"/>
+                <w:b/>
+              </w:rPr>
+              <w:t>]</w:t>
+            </w:r>
+          </w:p>
+        </w:tc>
+      </w:tr>
+      <w:tr>
+        <w:tc>
+          <w:tcPr>
+            <w:tcW w:w="1689" w:type="dxa"/>
+          </w:tcPr>
+          <w:p>
+            <w:pPr>
+              <w:rPr>
+                <w:rFonts w:ascii="Arial" w:eastAsia="Times New Roman" w:hAnsi="Arial" w:cs="Arial"/>
+                <w:b/>
+                <w:sz w:val="20"/>
+                <w:szCs w:val="20"/>
+              </w:rPr>
+            </w:pPr>
+            <w:r>
+              <w:rPr>
+                <w:rFonts w:ascii="Roboto" w:hAnsi="Roboto"/>
+                <w:b/>
+              </w:rPr>
+              <w:t xml:space="preserve"> [Company Name]</w:t>
+            </w:r>
+          </w:p>
+        </w:tc>
+        <w:tc>
+          <w:tcPr>
+            <w:tcW w:w="1409" w:type="dxa"/>
+          </w:tcPr>
+          <w:p>
+            <w:pPr>
+              <w:jc w:val="center"/>
+              <w:rPr>
+                <w:rFonts w:ascii="Arial" w:eastAsia="Times New Roman" w:hAnsi="Arial" w:cs="Arial"/>
+                <w:b/>
+                <w:sz w:val="20"/>
+                <w:szCs w:val="20"/>
+              </w:rPr>
+            </w:pPr>
+            <w:r>
+              <w:rPr>
+                <w:rFonts w:ascii="Roboto" w:hAnsi="Roboto"/>
+                <w:b/>
+              </w:rPr>
+              <w:t>[Folio No]</w:t>
+            </w:r>
+          </w:p>
+        </w:tc>
+        <w:tc>
+          <w:tcPr>
+            <w:tcW w:w="1183" w:type="dxa"/>
+          </w:tcPr>
+          <w:p>
+            <w:pPr>
+              <w:jc w:val="center"/>
+              <w:rPr>
+                <w:b/>
+              </w:rPr>
+            </w:pPr>
+            <w:r>
+              <w:rPr>
+                <w:rFonts w:ascii="Roboto" w:hAnsi="Roboto"/>
+                <w:b/>
+              </w:rPr>
+              <w:t>[NOS</w:t>
+            </w:r>
+            <w:r>
+              <w:rPr>
+                <w:rFonts w:ascii="Roboto" w:hAnsi="Roboto"/>
+                <w:b/>
+              </w:rPr>
+              <w:t>8</w:t>
+            </w:r>
+            <w:r>
+              <w:rPr>
+                <w:rFonts w:ascii="Roboto" w:hAnsi="Roboto"/>
+                <w:b/>
+              </w:rPr>
+              <w:t>]</w:t>
+            </w:r>
+          </w:p>
+        </w:tc>
+        <w:tc>
+          <w:tcPr>
+            <w:tcW w:w="1970" w:type="dxa"/>
+          </w:tcPr>
+          <w:p>
+            <w:pPr>
+              <w:rPr>
+                <w:b/>
+              </w:rPr>
+            </w:pPr>
+            <w:proofErr w:type="spellStart"/>
+            <w:r>
+              <w:rPr>
+                <w:rFonts w:cstheme="minorHAnsi"/>
+                <w:b/>
+                <w:sz w:val="24"/>
+                <w:szCs w:val="24"/>
+              </w:rPr>
+              <w:t>Rs</w:t>
+            </w:r>
+            <w:proofErr w:type="spellEnd"/>
+            <w:r>
+              <w:rPr>
+                <w:rFonts w:cstheme="minorHAnsi"/>
+                <w:b/>
+                <w:sz w:val="24"/>
+                <w:szCs w:val="24"/>
+              </w:rPr>
+              <w:t>.</w:t>
+            </w:r>
+            <w:r>
+              <w:rPr>
+                <w:rFonts w:ascii="Roboto" w:hAnsi="Roboto"/>
+                <w:b/>
+              </w:rPr>
+              <w:t>[Face Value]/-</w:t>
+            </w:r>
+          </w:p>
+        </w:tc>
+        <w:tc>
+          <w:tcPr>
+            <w:tcW w:w="1695" w:type="dxa"/>
+          </w:tcPr>
+          <w:p>
+            <w:pPr>
+              <w:rPr>
+                <w:rFonts w:ascii="Arial" w:eastAsia="Times New Roman" w:hAnsi="Arial" w:cs="Arial"/>
+                <w:b/>
+                <w:sz w:val="20"/>
+                <w:szCs w:val="20"/>
+              </w:rPr>
+            </w:pPr>
+            <w:r>
+              <w:rPr>
+                <w:rFonts w:ascii="Arial" w:eastAsia="Times New Roman" w:hAnsi="Arial" w:cs="Arial"/>
+                <w:b/>
+                <w:sz w:val="20"/>
+                <w:szCs w:val="20"/>
+              </w:rPr>
+              <w:t xml:space="preserve">        </w:t>
+            </w:r>
+            <w:r>
+              <w:rPr>
+                <w:rFonts w:ascii="Roboto" w:hAnsi="Roboto"/>
+                <w:b/>
+              </w:rPr>
+              <w:t>[SC</w:t>
+            </w:r>
+            <w:r>
+              <w:rPr>
+                <w:rFonts w:ascii="Roboto" w:hAnsi="Roboto"/>
+                <w:b/>
+              </w:rPr>
+              <w:t>8</w:t>
+            </w:r>
+            <w:r>
+              <w:rPr>
+                <w:rFonts w:ascii="Roboto" w:hAnsi="Roboto"/>
+                <w:b/>
+              </w:rPr>
+              <w:t>]</w:t>
+            </w:r>
+          </w:p>
+        </w:tc>
+        <w:tc>
+          <w:tcPr>
+            <w:tcW w:w="2114" w:type="dxa"/>
+            <w:gridSpan w:val="2"/>
+          </w:tcPr>
+          <w:p>
+            <w:pPr>
+              <w:ind w:right="573"/>
+              <w:rPr>
+                <w:rFonts w:ascii="Roboto" w:hAnsi="Roboto"/>
+                <w:b/>
+              </w:rPr>
+            </w:pPr>
+            <w:r>
+              <w:rPr>
+                <w:rFonts w:ascii="Roboto" w:hAnsi="Roboto"/>
+                <w:b/>
+              </w:rPr>
+              <w:t xml:space="preserve">          [DN</w:t>
+            </w:r>
+            <w:r>
+              <w:rPr>
+                <w:rFonts w:ascii="Roboto" w:hAnsi="Roboto"/>
+                <w:b/>
+              </w:rPr>
+              <w:t>8</w:t>
+            </w:r>
+            <w:r>
+              <w:rPr>
+                <w:rFonts w:ascii="Roboto" w:hAnsi="Roboto"/>
+                <w:b/>
+              </w:rPr>
+              <w:t>]</w:t>
+            </w:r>
+          </w:p>
+        </w:tc>
+      </w:tr>
+      <w:tr>
+        <w:tc>
+          <w:tcPr>
+            <w:tcW w:w="1689" w:type="dxa"/>
+          </w:tcPr>
+          <w:p>
+            <w:pPr>
+              <w:rPr>
+                <w:rFonts w:ascii="Arial" w:eastAsia="Times New Roman" w:hAnsi="Arial" w:cs="Arial"/>
+                <w:b/>
+                <w:sz w:val="20"/>
+                <w:szCs w:val="20"/>
+              </w:rPr>
+            </w:pPr>
+            <w:r>
+              <w:rPr>
+                <w:rFonts w:ascii="Roboto" w:hAnsi="Roboto"/>
+                <w:b/>
+              </w:rPr>
+              <w:t xml:space="preserve"> [Company Name]</w:t>
+            </w:r>
+          </w:p>
+        </w:tc>
+        <w:tc>
+          <w:tcPr>
+            <w:tcW w:w="1409" w:type="dxa"/>
+          </w:tcPr>
+          <w:p>
+            <w:pPr>
+              <w:jc w:val="center"/>
+              <w:rPr>
+                <w:rFonts w:ascii="Arial" w:eastAsia="Times New Roman" w:hAnsi="Arial" w:cs="Arial"/>
+                <w:b/>
+                <w:sz w:val="20"/>
+                <w:szCs w:val="20"/>
+              </w:rPr>
+            </w:pPr>
+            <w:r>
+              <w:rPr>
+                <w:rFonts w:ascii="Roboto" w:hAnsi="Roboto"/>
+                <w:b/>
+              </w:rPr>
+              <w:t>[Folio No]</w:t>
+            </w:r>
+          </w:p>
+        </w:tc>
+        <w:tc>
+          <w:tcPr>
+            <w:tcW w:w="1183" w:type="dxa"/>
+          </w:tcPr>
+          <w:p>
+            <w:pPr>
+              <w:jc w:val="center"/>
+              <w:rPr>
+                <w:b/>
+              </w:rPr>
+            </w:pPr>
+            <w:r>
+              <w:rPr>
+                <w:rFonts w:ascii="Roboto" w:hAnsi="Roboto"/>
+                <w:b/>
+              </w:rPr>
+              <w:t>[NOS</w:t>
+            </w:r>
+            <w:r>
+              <w:rPr>
+                <w:rFonts w:ascii="Roboto" w:hAnsi="Roboto"/>
+                <w:b/>
+              </w:rPr>
+              <w:t>9</w:t>
+            </w:r>
+            <w:r>
+              <w:rPr>
+                <w:rFonts w:ascii="Roboto" w:hAnsi="Roboto"/>
+                <w:b/>
+              </w:rPr>
+              <w:t>]</w:t>
+            </w:r>
+          </w:p>
+        </w:tc>
+        <w:tc>
+          <w:tcPr>
+            <w:tcW w:w="1970" w:type="dxa"/>
+          </w:tcPr>
+          <w:p>
+            <w:pPr>
+              <w:rPr>
+                <w:b/>
+              </w:rPr>
+            </w:pPr>
+            <w:proofErr w:type="spellStart"/>
+            <w:r>
+              <w:rPr>
+                <w:rFonts w:cstheme="minorHAnsi"/>
+                <w:b/>
+                <w:sz w:val="24"/>
+                <w:szCs w:val="24"/>
+              </w:rPr>
+              <w:t>Rs</w:t>
+            </w:r>
+            <w:proofErr w:type="spellEnd"/>
+            <w:r>
+              <w:rPr>
+                <w:rFonts w:cstheme="minorHAnsi"/>
+                <w:b/>
+                <w:sz w:val="24"/>
+                <w:szCs w:val="24"/>
+              </w:rPr>
+              <w:t>.</w:t>
+            </w:r>
+            <w:r>
+              <w:rPr>
+                <w:rFonts w:ascii="Roboto" w:hAnsi="Roboto"/>
+                <w:b/>
+              </w:rPr>
+              <w:t>[Face Value]/-</w:t>
+            </w:r>
+          </w:p>
+        </w:tc>
+        <w:tc>
+          <w:tcPr>
+            <w:tcW w:w="1695" w:type="dxa"/>
+          </w:tcPr>
+          <w:p>
+            <w:pPr>
+              <w:rPr>
+                <w:rFonts w:ascii="Arial" w:eastAsia="Times New Roman" w:hAnsi="Arial" w:cs="Arial"/>
+                <w:b/>
+                <w:sz w:val="20"/>
+                <w:szCs w:val="20"/>
+              </w:rPr>
+            </w:pPr>
+            <w:r>
+              <w:rPr>
+                <w:rFonts w:ascii="Arial" w:eastAsia="Times New Roman" w:hAnsi="Arial" w:cs="Arial"/>
+                <w:b/>
+                <w:sz w:val="20"/>
+                <w:szCs w:val="20"/>
+              </w:rPr>
+              <w:t xml:space="preserve">        </w:t>
+            </w:r>
+            <w:r>
+              <w:rPr>
+                <w:rFonts w:ascii="Roboto" w:hAnsi="Roboto"/>
+                <w:b/>
+              </w:rPr>
+              <w:t>[SC</w:t>
+            </w:r>
+            <w:r>
+              <w:rPr>
+                <w:rFonts w:ascii="Roboto" w:hAnsi="Roboto"/>
+                <w:b/>
+              </w:rPr>
+              <w:t>9</w:t>
+            </w:r>
+            <w:r>
+              <w:rPr>
+                <w:rFonts w:ascii="Roboto" w:hAnsi="Roboto"/>
+                <w:b/>
+              </w:rPr>
+              <w:t>]</w:t>
+            </w:r>
+          </w:p>
+        </w:tc>
+        <w:tc>
+          <w:tcPr>
+            <w:tcW w:w="2114" w:type="dxa"/>
+            <w:gridSpan w:val="2"/>
+          </w:tcPr>
+          <w:p>
+            <w:pPr>
+              <w:ind w:right="573"/>
+              <w:rPr>
+                <w:rFonts w:ascii="Roboto" w:hAnsi="Roboto"/>
+                <w:b/>
+              </w:rPr>
+            </w:pPr>
+            <w:r>
+              <w:rPr>
+                <w:rFonts w:ascii="Roboto" w:hAnsi="Roboto"/>
+                <w:b/>
+              </w:rPr>
+              <w:t xml:space="preserve">          [DN</w:t>
+            </w:r>
+            <w:r>
+              <w:rPr>
+                <w:rFonts w:ascii="Roboto" w:hAnsi="Roboto"/>
+                <w:b/>
+              </w:rPr>
+              <w:t>9</w:t>
+            </w:r>
+            <w:r>
+              <w:rPr>
+                <w:rFonts w:ascii="Roboto" w:hAnsi="Roboto"/>
+                <w:b/>
+              </w:rPr>
+              <w:t>]</w:t>
+            </w:r>
+          </w:p>
+        </w:tc>
+      </w:tr>
+      <w:tr>
+        <w:tc>
+          <w:tcPr>
+            <w:tcW w:w="1689" w:type="dxa"/>
+          </w:tcPr>
+          <w:p>
+            <w:pPr>
+              <w:rPr>
+                <w:rFonts w:ascii="Arial" w:eastAsia="Times New Roman" w:hAnsi="Arial" w:cs="Arial"/>
+                <w:b/>
+                <w:sz w:val="20"/>
+                <w:szCs w:val="20"/>
+              </w:rPr>
+            </w:pPr>
+            <w:r>
+              <w:rPr>
+                <w:rFonts w:ascii="Roboto" w:hAnsi="Roboto"/>
+                <w:b/>
+              </w:rPr>
+              <w:t xml:space="preserve"> [Company Name]</w:t>
+            </w:r>
+          </w:p>
+        </w:tc>
+        <w:tc>
+          <w:tcPr>
+            <w:tcW w:w="1409" w:type="dxa"/>
+          </w:tcPr>
+          <w:p>
+            <w:pPr>
+              <w:jc w:val="center"/>
+              <w:rPr>
+                <w:rFonts w:ascii="Arial" w:eastAsia="Times New Roman" w:hAnsi="Arial" w:cs="Arial"/>
+                <w:b/>
+                <w:sz w:val="20"/>
+                <w:szCs w:val="20"/>
+              </w:rPr>
+            </w:pPr>
+            <w:r>
+              <w:rPr>
+                <w:rFonts w:ascii="Roboto" w:hAnsi="Roboto"/>
+                <w:b/>
+              </w:rPr>
+              <w:t>[Folio No]</w:t>
+            </w:r>
+          </w:p>
+        </w:tc>
+        <w:tc>
+          <w:tcPr>
+            <w:tcW w:w="1183" w:type="dxa"/>
+          </w:tcPr>
+          <w:p>
+            <w:pPr>
+              <w:jc w:val="center"/>
+              <w:rPr>
+                <w:b/>
+              </w:rPr>
+            </w:pPr>
+            <w:r>
+              <w:rPr>
+                <w:rFonts w:ascii="Roboto" w:hAnsi="Roboto"/>
+                <w:b/>
+              </w:rPr>
+              <w:t>[NOS</w:t>
+            </w:r>
+            <w:r>
+              <w:rPr>
+                <w:rFonts w:ascii="Roboto" w:hAnsi="Roboto"/>
+                <w:b/>
+              </w:rPr>
+              <w:t>10</w:t>
+            </w:r>
+            <w:r>
+              <w:rPr>
+                <w:rFonts w:ascii="Roboto" w:hAnsi="Roboto"/>
+                <w:b/>
+              </w:rPr>
+              <w:t>]</w:t>
+            </w:r>
+          </w:p>
+        </w:tc>
+        <w:tc>
+          <w:tcPr>
+            <w:tcW w:w="1970" w:type="dxa"/>
+          </w:tcPr>
+          <w:p>
+            <w:pPr>
+              <w:rPr>
+                <w:b/>
+              </w:rPr>
+            </w:pPr>
+            <w:proofErr w:type="spellStart"/>
+            <w:r>
+              <w:rPr>
+                <w:rFonts w:cstheme="minorHAnsi"/>
+                <w:b/>
+                <w:sz w:val="24"/>
+                <w:szCs w:val="24"/>
+              </w:rPr>
+              <w:t>Rs</w:t>
+            </w:r>
+            <w:proofErr w:type="spellEnd"/>
+            <w:r>
+              <w:rPr>
+                <w:rFonts w:cstheme="minorHAnsi"/>
+                <w:b/>
+                <w:sz w:val="24"/>
+                <w:szCs w:val="24"/>
+              </w:rPr>
+              <w:t>.</w:t>
+            </w:r>
+            <w:r>
+              <w:rPr>
+                <w:rFonts w:ascii="Roboto" w:hAnsi="Roboto"/>
+                <w:b/>
+              </w:rPr>
+              <w:t>[Face Value]/-</w:t>
+            </w:r>
+          </w:p>
+        </w:tc>
+        <w:tc>
+          <w:tcPr>
+            <w:tcW w:w="1695" w:type="dxa"/>
+          </w:tcPr>
+          <w:p>
+            <w:pPr>
+              <w:rPr>
+                <w:rFonts w:ascii="Arial" w:eastAsia="Times New Roman" w:hAnsi="Arial" w:cs="Arial"/>
+                <w:b/>
+                <w:sz w:val="20"/>
+                <w:szCs w:val="20"/>
+              </w:rPr>
+            </w:pPr>
+            <w:r>
+              <w:rPr>
+                <w:rFonts w:ascii="Arial" w:eastAsia="Times New Roman" w:hAnsi="Arial" w:cs="Arial"/>
+                <w:b/>
+                <w:sz w:val="20"/>
+                <w:szCs w:val="20"/>
+              </w:rPr>
+              <w:t xml:space="preserve">        </w:t>
+            </w:r>
+            <w:r>
+              <w:rPr>
+                <w:rFonts w:ascii="Roboto" w:hAnsi="Roboto"/>
+                <w:b/>
+              </w:rPr>
+              <w:t>[SC</w:t>
+            </w:r>
+            <w:r>
+              <w:rPr>
+                <w:rFonts w:ascii="Roboto" w:hAnsi="Roboto"/>
+                <w:b/>
+              </w:rPr>
+              <w:t>10</w:t>
+            </w:r>
+            <w:r>
+              <w:rPr>
+                <w:rFonts w:ascii="Roboto" w:hAnsi="Roboto"/>
+                <w:b/>
+              </w:rPr>
+              <w:t>]</w:t>
+            </w:r>
+          </w:p>
+        </w:tc>
+        <w:tc>
+          <w:tcPr>
+            <w:tcW w:w="2114" w:type="dxa"/>
+            <w:gridSpan w:val="2"/>
+          </w:tcPr>
+          <w:p>
+            <w:pPr>
+              <w:ind w:right="573"/>
+              <w:rPr>
+                <w:rFonts w:ascii="Roboto" w:hAnsi="Roboto"/>
+                <w:b/>
+              </w:rPr>
+            </w:pPr>
+            <w:r>
+              <w:rPr>
+                <w:rFonts w:ascii="Roboto" w:hAnsi="Roboto"/>
+                <w:b/>
+              </w:rPr>
+              <w:t xml:space="preserve">          [DN</w:t>
+            </w:r>
+            <w:r>
+              <w:rPr>
+                <w:rFonts w:ascii="Roboto" w:hAnsi="Roboto"/>
+                <w:b/>
+              </w:rPr>
+              <w:t>10</w:t>
+            </w:r>
+            <w:r>
+              <w:rPr>
+                <w:rFonts w:ascii="Roboto" w:hAnsi="Roboto"/>
+                <w:b/>
+              </w:rPr>
+              <w:t>]</w:t>
             </w:r>
           </w:p>
         </w:tc>
@@ -1852,10 +2738,11 @@
       <w:r>
         <w:rPr>
           <w:rFonts w:ascii="Arial" w:hAnsi="Arial" w:cs="Arial"/>
-          <w:sz w:val="24"/>
-          <w:szCs w:val="24"/>
-        </w:rPr>
-        <w:t>____________</w:t>
+          <w:b/>
+          <w:sz w:val="24"/>
+          <w:szCs w:val="24"/>
+        </w:rPr>
+        <w:t>[Year of Purchase 1]</w:t>
       </w:r>
       <w:r>
         <w:rPr>
@@ -1923,7 +2810,6 @@
         <w:rPr>
           <w:rFonts w:ascii="Roboto" w:eastAsia="Times New Roman" w:hAnsi="Roboto" w:cs="Times New Roman"/>
           <w:b/>
-          <w:color w:val="FF0000"/>
           <w:lang w:val="en-IN" w:eastAsia="en-IN"/>
         </w:rPr>
         <w:t>[Company Name]</w:t>
@@ -1953,7 +2839,16 @@
           <w:sz w:val="24"/>
           <w:szCs w:val="24"/>
         </w:rPr>
-        <w:t>Company / RTA name )</w:t>
+        <w:t>Company / RTA name</w:t>
+      </w:r>
+      <w:r>
+        <w:rPr>
+          <w:rFonts w:eastAsia="Times New Roman" w:cstheme="minorHAnsi"/>
+          <w:b/>
+          <w:sz w:val="24"/>
+          <w:szCs w:val="24"/>
+        </w:rPr>
+        <w:t>)</w:t>
       </w:r>
       <w:r>
         <w:rPr>
@@ -2031,7 +2926,6 @@
     <w:p>
       <w:pPr>
         <w:spacing w:after="20" w:line="240" w:lineRule="auto"/>
-        <w:ind w:left="-426"/>
         <w:rPr>
           <w:rFonts w:ascii="Arial" w:eastAsia="Times New Roman" w:hAnsi="Arial" w:cs="Arial"/>
           <w:sz w:val="24"/>
@@ -2060,98 +2954,12 @@
           <w:szCs w:val="24"/>
         </w:rPr>
       </w:pPr>
-    </w:p>
-    <w:p>
-      <w:pPr>
-        <w:spacing w:after="20" w:line="240" w:lineRule="auto"/>
-        <w:ind w:left="-426"/>
+      <w:r>
         <w:rPr>
           <w:rFonts w:ascii="Arial" w:eastAsia="Times New Roman" w:hAnsi="Arial" w:cs="Arial"/>
           <w:sz w:val="24"/>
           <w:szCs w:val="24"/>
         </w:rPr>
-      </w:pPr>
-    </w:p>
-    <w:p>
-      <w:pPr>
-        <w:spacing w:after="20" w:line="240" w:lineRule="auto"/>
-        <w:ind w:left="-426"/>
-        <w:rPr>
-          <w:rFonts w:ascii="Arial" w:eastAsia="Times New Roman" w:hAnsi="Arial" w:cs="Arial"/>
-          <w:sz w:val="24"/>
-          <w:szCs w:val="24"/>
-        </w:rPr>
-      </w:pPr>
-    </w:p>
-    <w:p>
-      <w:pPr>
-        <w:spacing w:after="0" w:line="240" w:lineRule="auto"/>
-        <w:rPr>
-          <w:rFonts w:ascii="Roboto" w:eastAsia="Times New Roman" w:hAnsi="Roboto" w:cs="Times New Roman"/>
-          <w:color w:val="000000"/>
-          <w:lang w:val="en-IN" w:eastAsia="en-IN"/>
-        </w:rPr>
-      </w:pPr>
-    </w:p>
-    <w:p>
-      <w:pPr>
-        <w:spacing w:after="0" w:line="240" w:lineRule="auto"/>
-        <w:rPr>
-          <w:rFonts w:ascii="Roboto" w:eastAsia="Times New Roman" w:hAnsi="Roboto" w:cs="Times New Roman"/>
-          <w:color w:val="000000"/>
-          <w:lang w:val="en-IN" w:eastAsia="en-IN"/>
-        </w:rPr>
-      </w:pPr>
-    </w:p>
-    <w:p>
-      <w:pPr>
-        <w:spacing w:after="20" w:line="240" w:lineRule="auto"/>
-        <w:rPr>
-          <w:rFonts w:ascii="Arial" w:eastAsia="Times New Roman" w:hAnsi="Arial" w:cs="Arial"/>
-          <w:sz w:val="24"/>
-          <w:szCs w:val="24"/>
-        </w:rPr>
-      </w:pPr>
-    </w:p>
-    <w:p>
-      <w:pPr>
-        <w:spacing w:after="20" w:line="240" w:lineRule="auto"/>
-        <w:ind w:left="-426"/>
-        <w:rPr>
-          <w:rFonts w:ascii="Arial" w:eastAsia="Times New Roman" w:hAnsi="Arial" w:cs="Arial"/>
-          <w:sz w:val="24"/>
-          <w:szCs w:val="24"/>
-        </w:rPr>
-      </w:pPr>
-    </w:p>
-    <w:p>
-      <w:pPr>
-        <w:spacing w:after="20" w:line="240" w:lineRule="auto"/>
-        <w:ind w:left="-426"/>
-        <w:rPr>
-          <w:rFonts w:ascii="Arial" w:eastAsia="Times New Roman" w:hAnsi="Arial" w:cs="Arial"/>
-          <w:sz w:val="24"/>
-          <w:szCs w:val="24"/>
-        </w:rPr>
-      </w:pPr>
-    </w:p>
-    <w:p>
-      <w:pPr>
-        <w:spacing w:after="20" w:line="240" w:lineRule="auto"/>
-        <w:ind w:left="-426"/>
-        <w:rPr>
-          <w:rFonts w:ascii="Arial" w:eastAsia="Times New Roman" w:hAnsi="Arial" w:cs="Arial"/>
-          <w:sz w:val="24"/>
-          <w:szCs w:val="24"/>
-        </w:rPr>
-      </w:pPr>
-      <w:r>
-        <w:rPr>
-          <w:rFonts w:ascii="Arial" w:eastAsia="Times New Roman" w:hAnsi="Arial" w:cs="Arial"/>
-          <w:sz w:val="24"/>
-          <w:szCs w:val="24"/>
-        </w:rPr>
-        <w:lastRenderedPageBreak/>
         <w:t xml:space="preserve">IN WITNESS WHEREOF the said </w:t>
       </w:r>
     </w:p>
@@ -2308,161 +3116,21 @@
       </w:pPr>
       <w:r>
         <w:rPr>
-          <w:rFonts w:cstheme="minorHAnsi"/>
-          <w:b/>
           <w:noProof/>
-          <w:sz w:val="24"/>
-          <w:szCs w:val="24"/>
         </w:rPr>
         <mc:AlternateContent>
           <mc:Choice Requires="wps">
             <w:drawing>
-              <wp:anchor distT="0" distB="0" distL="114300" distR="114300" simplePos="0" relativeHeight="251719680" behindDoc="0" locked="0" layoutInCell="1" allowOverlap="1">
-                <wp:simplePos x="0" y="0"/>
-                <wp:positionH relativeFrom="column">
-                  <wp:posOffset>3118485</wp:posOffset>
-                </wp:positionH>
-                <wp:positionV relativeFrom="paragraph">
-                  <wp:posOffset>260894</wp:posOffset>
-                </wp:positionV>
-                <wp:extent cx="272" cy="2579370"/>
-                <wp:effectExtent l="0" t="0" r="12700" b="11430"/>
-                <wp:wrapNone/>
-                <wp:docPr id="5" name="Straight Connector 5"/>
-                <wp:cNvGraphicFramePr/>
-                <a:graphic xmlns:a="http://schemas.openxmlformats.org/drawingml/2006/main">
-                  <a:graphicData uri="http://schemas.microsoft.com/office/word/2010/wordprocessingShape">
-                    <wps:wsp>
-                      <wps:cNvCnPr/>
-                      <wps:spPr>
-                        <a:xfrm flipH="1">
-                          <a:off x="0" y="0"/>
-                          <a:ext cx="272" cy="2579370"/>
-                        </a:xfrm>
-                        <a:prstGeom prst="line">
-                          <a:avLst/>
-                        </a:prstGeom>
-                      </wps:spPr>
-                      <wps:style>
-                        <a:lnRef idx="1">
-                          <a:schemeClr val="dk1"/>
-                        </a:lnRef>
-                        <a:fillRef idx="0">
-                          <a:schemeClr val="dk1"/>
-                        </a:fillRef>
-                        <a:effectRef idx="0">
-                          <a:schemeClr val="dk1"/>
-                        </a:effectRef>
-                        <a:fontRef idx="minor">
-                          <a:schemeClr val="tx1"/>
-                        </a:fontRef>
-                      </wps:style>
-                      <wps:bodyPr/>
-                    </wps:wsp>
-                  </a:graphicData>
-                </a:graphic>
-                <wp14:sizeRelH relativeFrom="margin">
-                  <wp14:pctWidth>0</wp14:pctWidth>
-                </wp14:sizeRelH>
-                <wp14:sizeRelV relativeFrom="margin">
-                  <wp14:pctHeight>0</wp14:pctHeight>
-                </wp14:sizeRelV>
-              </wp:anchor>
-            </w:drawing>
-          </mc:Choice>
-          <mc:Fallback>
-            <w:pict>
-              <v:line w14:anchorId="2932E717" id="Straight Connector 5" o:spid="_x0000_s1026" style="position:absolute;flip:x;z-index:251719680;visibility:visible;mso-wrap-style:square;mso-width-percent:0;mso-height-percent:0;mso-wrap-distance-left:9pt;mso-wrap-distance-top:0;mso-wrap-distance-right:9pt;mso-wrap-distance-bottom:0;mso-position-horizontal:absolute;mso-position-horizontal-relative:text;mso-position-vertical:absolute;mso-position-vertical-relative:text;mso-width-percent:0;mso-height-percent:0;mso-width-relative:margin;mso-height-relative:margin" from="245.55pt,20.55pt" to="245.55pt,223.65pt" o:gfxdata="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" strokecolor="black [3040]"/>
-            </w:pict>
-          </mc:Fallback>
-        </mc:AlternateContent>
-      </w:r>
-      <w:r>
-        <w:rPr>
-          <w:rFonts w:cstheme="minorHAnsi"/>
-          <w:b/>
-          <w:noProof/>
-          <w:sz w:val="24"/>
-          <w:szCs w:val="24"/>
-        </w:rPr>
-        <mc:AlternateContent>
-          <mc:Choice Requires="wps">
-            <w:drawing>
-              <wp:anchor distT="0" distB="0" distL="114300" distR="114300" simplePos="0" relativeHeight="251717632" behindDoc="0" locked="0" layoutInCell="1" allowOverlap="1">
-                <wp:simplePos x="0" y="0"/>
-                <wp:positionH relativeFrom="column">
-                  <wp:posOffset>-171450</wp:posOffset>
-                </wp:positionH>
-                <wp:positionV relativeFrom="paragraph">
-                  <wp:posOffset>260893</wp:posOffset>
-                </wp:positionV>
-                <wp:extent cx="0" cy="2579915"/>
-                <wp:effectExtent l="0" t="0" r="12700" b="11430"/>
-                <wp:wrapNone/>
-                <wp:docPr id="3" name="Straight Connector 3"/>
-                <wp:cNvGraphicFramePr/>
-                <a:graphic xmlns:a="http://schemas.openxmlformats.org/drawingml/2006/main">
-                  <a:graphicData uri="http://schemas.microsoft.com/office/word/2010/wordprocessingShape">
-                    <wps:wsp>
-                      <wps:cNvCnPr/>
-                      <wps:spPr>
-                        <a:xfrm>
-                          <a:off x="0" y="0"/>
-                          <a:ext cx="0" cy="2579915"/>
-                        </a:xfrm>
-                        <a:prstGeom prst="line">
-                          <a:avLst/>
-                        </a:prstGeom>
-                      </wps:spPr>
-                      <wps:style>
-                        <a:lnRef idx="1">
-                          <a:schemeClr val="dk1"/>
-                        </a:lnRef>
-                        <a:fillRef idx="0">
-                          <a:schemeClr val="dk1"/>
-                        </a:fillRef>
-                        <a:effectRef idx="0">
-                          <a:schemeClr val="dk1"/>
-                        </a:effectRef>
-                        <a:fontRef idx="minor">
-                          <a:schemeClr val="tx1"/>
-                        </a:fontRef>
-                      </wps:style>
-                      <wps:bodyPr/>
-                    </wps:wsp>
-                  </a:graphicData>
-                </a:graphic>
-                <wp14:sizeRelV relativeFrom="margin">
-                  <wp14:pctHeight>0</wp14:pctHeight>
-                </wp14:sizeRelV>
-              </wp:anchor>
-            </w:drawing>
-          </mc:Choice>
-          <mc:Fallback>
-            <w:pict>
-              <v:line w14:anchorId="7341DAC7" id="Straight Connector 3" o:spid="_x0000_s1026" style="position:absolute;z-index:251717632;visibility:visible;mso-wrap-style:square;mso-height-percent:0;mso-wrap-distance-left:9pt;mso-wrap-distance-top:0;mso-wrap-distance-right:9pt;mso-wrap-distance-bottom:0;mso-position-horizontal:absolute;mso-position-horizontal-relative:text;mso-position-vertical:absolute;mso-position-vertical-relative:text;mso-height-percent:0;mso-height-relative:margin" from="-13.5pt,20.55pt" to="-13.5pt,223.7pt" o:gfxdata="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" strokecolor="black [3040]"/>
-            </w:pict>
-          </mc:Fallback>
-        </mc:AlternateContent>
-      </w:r>
-      <w:r>
-        <w:rPr>
-          <w:noProof/>
-          <w:lang w:val="en-IN" w:eastAsia="en-IN"/>
-        </w:rPr>
-        <mc:AlternateContent>
-          <mc:Choice Requires="wps">
-            <w:drawing>
-              <wp:anchor distT="0" distB="0" distL="114300" distR="114300" simplePos="0" relativeHeight="251715584" behindDoc="0" locked="0" layoutInCell="1" allowOverlap="1">
+              <wp:anchor distT="0" distB="0" distL="114300" distR="114300" simplePos="0" relativeHeight="251715584" behindDoc="0" locked="0" layoutInCell="1" allowOverlap="1" wp14:anchorId="453AE660" wp14:editId="7FA4C8EA">
                 <wp:simplePos x="0" y="0"/>
                 <wp:positionH relativeFrom="page">
-                  <wp:posOffset>4278086</wp:posOffset>
+                  <wp:posOffset>4279900</wp:posOffset>
                 </wp:positionH>
                 <wp:positionV relativeFrom="page">
-                  <wp:posOffset>2351314</wp:posOffset>
+                  <wp:posOffset>2349500</wp:posOffset>
                 </wp:positionV>
-                <wp:extent cx="3127375" cy="2122170"/>
-                <wp:effectExtent l="0" t="0" r="9525" b="11430"/>
+                <wp:extent cx="3127375" cy="1238250"/>
+                <wp:effectExtent l="0" t="0" r="15875" b="19050"/>
                 <wp:wrapNone/>
                 <wp:docPr id="10" name="Text Box 10"/>
                 <wp:cNvGraphicFramePr>
@@ -2477,7 +3145,7 @@
                       <wps:spPr>
                         <a:xfrm>
                           <a:off x="0" y="0"/>
-                          <a:ext cx="3127375" cy="2122170"/>
+                          <a:ext cx="3127375" cy="1238250"/>
                         </a:xfrm>
                         <a:prstGeom prst="rect">
                           <a:avLst/>
@@ -2564,11 +3232,11 @@
           </mc:Choice>
           <mc:Fallback>
             <w:pict>
-              <v:shapetype id="_x0000_t202" coordsize="21600,21600" o:spt="202" path="m,l,21600r21600,l21600,xe">
+              <v:shapetype w14:anchorId="453AE660" id="_x0000_t202" coordsize="21600,21600" o:spt="202" path="m,l,21600r21600,l21600,xe">
                 <v:stroke joinstyle="miter"/>
                 <v:path gradientshapeok="t" o:connecttype="rect"/>
               </v:shapetype>
-              <v:shape id="Text Box 10" o:spid="_x0000_s1026" type="#_x0000_t202" style="position:absolute;margin-left:336.85pt;margin-top:185.15pt;width:246.25pt;height:167.1pt;z-index:251715584;visibility:visible;mso-wrap-style:square;mso-width-percent:0;mso-height-percent:0;mso-wrap-distance-left:9pt;mso-wrap-distance-top:0;mso-wrap-distance-right:9pt;mso-wrap-distance-bottom:0;mso-position-horizontal:absolute;mso-position-horizontal-relative:page;mso-position-vertical:absolute;mso-position-vertical-relative:page;mso-width-percent:0;mso-height-percent:0;mso-width-relative:page;mso-height-relative:page;v-text-anchor:top" o:gfxdata="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" filled="f" strokeweight=".25pt">
+              <v:shape id="Text Box 10" o:spid="_x0000_s1026" type="#_x0000_t202" style="position:absolute;margin-left:337pt;margin-top:185pt;width:246.25pt;height:97.5pt;z-index:251715584;visibility:visible;mso-wrap-style:square;mso-width-percent:0;mso-height-percent:0;mso-wrap-distance-left:9pt;mso-wrap-distance-top:0;mso-wrap-distance-right:9pt;mso-wrap-distance-bottom:0;mso-position-horizontal:absolute;mso-position-horizontal-relative:page;mso-position-vertical:absolute;mso-position-vertical-relative:page;mso-width-percent:0;mso-height-percent:0;mso-width-relative:page;mso-height-relative:page;v-text-anchor:top" o:gfxdata="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" filled="f" strokeweight=".25pt">
                 <v:path arrowok="t"/>
                 <v:textbox inset="0,0,0,0">
                   <w:txbxContent>
@@ -2641,6 +3309,145 @@
         <mc:AlternateContent>
           <mc:Choice Requires="wps">
             <w:drawing>
+              <wp:anchor distT="0" distB="0" distL="114300" distR="114300" simplePos="0" relativeHeight="251719680" behindDoc="0" locked="0" layoutInCell="1" allowOverlap="1" wp14:anchorId="53D3446B" wp14:editId="6AF4A698">
+                <wp:simplePos x="0" y="0"/>
+                <wp:positionH relativeFrom="column">
+                  <wp:posOffset>3118485</wp:posOffset>
+                </wp:positionH>
+                <wp:positionV relativeFrom="paragraph">
+                  <wp:posOffset>260894</wp:posOffset>
+                </wp:positionV>
+                <wp:extent cx="272" cy="2579370"/>
+                <wp:effectExtent l="0" t="0" r="12700" b="11430"/>
+                <wp:wrapNone/>
+                <wp:docPr id="5" name="Straight Connector 5"/>
+                <wp:cNvGraphicFramePr/>
+                <a:graphic xmlns:a="http://schemas.openxmlformats.org/drawingml/2006/main">
+                  <a:graphicData uri="http://schemas.microsoft.com/office/word/2010/wordprocessingShape">
+                    <wps:wsp>
+                      <wps:cNvCnPr/>
+                      <wps:spPr>
+                        <a:xfrm flipH="1">
+                          <a:off x="0" y="0"/>
+                          <a:ext cx="272" cy="2579370"/>
+                        </a:xfrm>
+                        <a:prstGeom prst="line">
+                          <a:avLst/>
+                        </a:prstGeom>
+                      </wps:spPr>
+                      <wps:style>
+                        <a:lnRef idx="1">
+                          <a:schemeClr val="dk1"/>
+                        </a:lnRef>
+                        <a:fillRef idx="0">
+                          <a:schemeClr val="dk1"/>
+                        </a:fillRef>
+                        <a:effectRef idx="0">
+                          <a:schemeClr val="dk1"/>
+                        </a:effectRef>
+                        <a:fontRef idx="minor">
+                          <a:schemeClr val="tx1"/>
+                        </a:fontRef>
+                      </wps:style>
+                      <wps:bodyPr/>
+                    </wps:wsp>
+                  </a:graphicData>
+                </a:graphic>
+                <wp14:sizeRelH relativeFrom="margin">
+                  <wp14:pctWidth>0</wp14:pctWidth>
+                </wp14:sizeRelH>
+                <wp14:sizeRelV relativeFrom="margin">
+                  <wp14:pctHeight>0</wp14:pctHeight>
+                </wp14:sizeRelV>
+              </wp:anchor>
+            </w:drawing>
+          </mc:Choice>
+          <mc:Fallback xmlns:w16sdtdh="http://schemas.microsoft.com/office/word/2020/wordml/sdtdatahash" xmlns:w16="http://schemas.microsoft.com/office/word/2018/wordml" xmlns:w16cid="http://schemas.microsoft.com/office/word/2016/wordml/cid" xmlns:w16cex="http://schemas.microsoft.com/office/word/2018/wordml/cex" xmlns:oel="http://schemas.microsoft.com/office/2019/extlst" xmlns:am3d="http://schemas.microsoft.com/office/drawing/2017/model3d" xmlns:aink="http://schemas.microsoft.com/office/drawing/2016/ink" xmlns:cx8="http://schemas.microsoft.com/office/drawing/2016/5/14/chartex" xmlns:cx7="http://schemas.microsoft.com/office/drawing/2016/5/13/chartex" xmlns:cx6="http://schemas.microsoft.com/office/drawing/2016/5/12/chartex" xmlns:cx5="http://schemas.microsoft.com/office/drawing/2016/5/11/chartex" xmlns:cx4="http://schemas.microsoft.com/office/drawing/2016/5/10/chartex" xmlns:cx3="http://schemas.microsoft.com/office/drawing/2016/5/9/chartex" xmlns:cx2="http://schemas.microsoft.com/office/drawing/2015/10/21/chartex" xmlns:cx1="http://schemas.microsoft.com/office/drawing/2015/9/8/chartex">
+            <w:pict>
+              <v:line w14:anchorId="2932E717" id="Straight Connector 5" o:spid="_x0000_s1026" style="position:absolute;flip:x;z-index:251719680;visibility:visible;mso-wrap-style:square;mso-width-percent:0;mso-height-percent:0;mso-wrap-distance-left:9pt;mso-wrap-distance-top:0;mso-wrap-distance-right:9pt;mso-wrap-distance-bottom:0;mso-position-horizontal:absolute;mso-position-horizontal-relative:text;mso-position-vertical:absolute;mso-position-vertical-relative:text;mso-width-percent:0;mso-height-percent:0;mso-width-relative:margin;mso-height-relative:margin" from="245.55pt,20.55pt" to="245.55pt,223.65pt" o:gfxdata="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" strokecolor="black [3040]"/>
+            </w:pict>
+          </mc:Fallback>
+        </mc:AlternateContent>
+      </w:r>
+      <w:r>
+        <w:rPr>
+          <w:rFonts w:cstheme="minorHAnsi"/>
+          <w:b/>
+          <w:noProof/>
+          <w:sz w:val="24"/>
+          <w:szCs w:val="24"/>
+        </w:rPr>
+        <mc:AlternateContent>
+          <mc:Choice Requires="wps">
+            <w:drawing>
+              <wp:anchor distT="0" distB="0" distL="114300" distR="114300" simplePos="0" relativeHeight="251717632" behindDoc="0" locked="0" layoutInCell="1" allowOverlap="1" wp14:anchorId="46A7FA5F" wp14:editId="353CF0BE">
+                <wp:simplePos x="0" y="0"/>
+                <wp:positionH relativeFrom="column">
+                  <wp:posOffset>-171450</wp:posOffset>
+                </wp:positionH>
+                <wp:positionV relativeFrom="paragraph">
+                  <wp:posOffset>260893</wp:posOffset>
+                </wp:positionV>
+                <wp:extent cx="0" cy="2579915"/>
+                <wp:effectExtent l="0" t="0" r="12700" b="11430"/>
+                <wp:wrapNone/>
+                <wp:docPr id="3" name="Straight Connector 3"/>
+                <wp:cNvGraphicFramePr/>
+                <a:graphic xmlns:a="http://schemas.openxmlformats.org/drawingml/2006/main">
+                  <a:graphicData uri="http://schemas.microsoft.com/office/word/2010/wordprocessingShape">
+                    <wps:wsp>
+                      <wps:cNvCnPr/>
+                      <wps:spPr>
+                        <a:xfrm>
+                          <a:off x="0" y="0"/>
+                          <a:ext cx="0" cy="2579915"/>
+                        </a:xfrm>
+                        <a:prstGeom prst="line">
+                          <a:avLst/>
+                        </a:prstGeom>
+                      </wps:spPr>
+                      <wps:style>
+                        <a:lnRef idx="1">
+                          <a:schemeClr val="dk1"/>
+                        </a:lnRef>
+                        <a:fillRef idx="0">
+                          <a:schemeClr val="dk1"/>
+                        </a:fillRef>
+                        <a:effectRef idx="0">
+                          <a:schemeClr val="dk1"/>
+                        </a:effectRef>
+                        <a:fontRef idx="minor">
+                          <a:schemeClr val="tx1"/>
+                        </a:fontRef>
+                      </wps:style>
+                      <wps:bodyPr/>
+                    </wps:wsp>
+                  </a:graphicData>
+                </a:graphic>
+                <wp14:sizeRelV relativeFrom="margin">
+                  <wp14:pctHeight>0</wp14:pctHeight>
+                </wp14:sizeRelV>
+              </wp:anchor>
+            </w:drawing>
+          </mc:Choice>
+          <mc:Fallback>
+            <w:pict>
+              <v:line w14:anchorId="7A6B69B7" id="Straight Connector 3" o:spid="_x0000_s1026" style="position:absolute;z-index:251717632;visibility:visible;mso-wrap-style:square;mso-height-percent:0;mso-wrap-distance-left:9pt;mso-wrap-distance-top:0;mso-wrap-distance-right:9pt;mso-wrap-distance-bottom:0;mso-position-horizontal:absolute;mso-position-horizontal-relative:text;mso-position-vertical:absolute;mso-position-vertical-relative:text;mso-height-percent:0;mso-height-relative:margin" from="-13.5pt,20.55pt" to="-13.5pt,223.7pt" o:gfxdata="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" strokecolor="black [3040]"/>
+            </w:pict>
+          </mc:Fallback>
+        </mc:AlternateContent>
+      </w:r>
+      <w:r>
+        <w:rPr>
+          <w:rFonts w:cstheme="minorHAnsi"/>
+          <w:b/>
+          <w:noProof/>
+          <w:sz w:val="24"/>
+          <w:szCs w:val="24"/>
+        </w:rPr>
+        <mc:AlternateContent>
+          <mc:Choice Requires="wps">
+            <w:drawing>
               <wp:anchor distT="0" distB="0" distL="114300" distR="114300" simplePos="0" relativeHeight="251718656" behindDoc="0" locked="0" layoutInCell="1" allowOverlap="1">
                 <wp:simplePos x="0" y="0"/>
                 <wp:positionH relativeFrom="column">
@@ -2688,9 +3495,9 @@
               </wp:anchor>
             </w:drawing>
           </mc:Choice>
-          <mc:Fallback>
+          <mc:Fallback xmlns:w16sdtdh="http://schemas.microsoft.com/office/word/2020/wordml/sdtdatahash" xmlns:w16="http://schemas.microsoft.com/office/word/2018/wordml" xmlns:w16cid="http://schemas.microsoft.com/office/word/2016/wordml/cid" xmlns:w16cex="http://schemas.microsoft.com/office/word/2018/wordml/cex" xmlns:oel="http://schemas.microsoft.com/office/2019/extlst" xmlns:am3d="http://schemas.microsoft.com/office/drawing/2017/model3d" xmlns:aink="http://schemas.microsoft.com/office/drawing/2016/ink" xmlns:cx8="http://schemas.microsoft.com/office/drawing/2016/5/14/chartex" xmlns:cx7="http://schemas.microsoft.com/office/drawing/2016/5/13/chartex" xmlns:cx6="http://schemas.microsoft.com/office/drawing/2016/5/12/chartex" xmlns:cx5="http://schemas.microsoft.com/office/drawing/2016/5/11/chartex" xmlns:cx4="http://schemas.microsoft.com/office/drawing/2016/5/10/chartex" xmlns:cx3="http://schemas.microsoft.com/office/drawing/2016/5/9/chartex" xmlns:cx2="http://schemas.microsoft.com/office/drawing/2015/10/21/chartex" xmlns:cx1="http://schemas.microsoft.com/office/drawing/2015/9/8/chartex">
             <w:pict>
-              <v:line w14:anchorId="6183A685" id="Straight Connector 4" o:spid="_x0000_s1026" style="position:absolute;z-index:251718656;visibility:visible;mso-wrap-style:square;mso-wrap-distance-left:9pt;mso-wrap-distance-top:0;mso-wrap-distance-right:9pt;mso-wrap-distance-bottom:0;mso-position-horizontal:absolute;mso-position-horizontal-relative:text;mso-position-vertical:absolute;mso-position-vertical-relative:text" from="-13.5pt,20.55pt" to="245.55pt,20.55pt" o:gfxdata="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" strokecolor="black [3040]"/>
+              <v:line w14:anchorId="6183A685" id="Straight Connector 4" o:spid="_x0000_s1026" style="position:absolute;z-index:251718656;visibility:visible;mso-wrap-style:square;mso-wrap-distance-left:9pt;mso-wrap-distance-top:0;mso-wrap-distance-right:9pt;mso-wrap-distance-bottom:0;mso-position-horizontal:absolute;mso-position-horizontal-relative:text;mso-position-vertical:absolute;mso-position-vertical-relative:text" from="-13.5pt,20.55pt" to="245.55pt,20.55pt" o:gfxdata="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" strokecolor="black [3040]"/>
             </w:pict>
           </mc:Fallback>
         </mc:AlternateContent>
@@ -2723,19 +3530,28 @@
         <w:jc w:val="both"/>
         <w:rPr>
           <w:rFonts w:ascii="Arial" w:hAnsi="Arial" w:cs="Arial"/>
+          <w:b/>
+          <w:sz w:val="24"/>
+          <w:szCs w:val="24"/>
+        </w:rPr>
+      </w:pPr>
+      <w:r>
+        <w:rPr>
+          <w:rFonts w:ascii="Arial" w:hAnsi="Arial" w:cs="Arial"/>
           <w:color w:val="FF0000"/>
           <w:sz w:val="24"/>
           <w:szCs w:val="24"/>
         </w:rPr>
-      </w:pPr>
-      <w:r>
-        <w:rPr>
-          <w:rFonts w:ascii="Arial" w:hAnsi="Arial" w:cs="Arial"/>
-          <w:color w:val="FF0000"/>
-          <w:sz w:val="24"/>
-          <w:szCs w:val="24"/>
-        </w:rPr>
-        <w:t xml:space="preserve"> [Address C1]</w:t>
+        <w:t xml:space="preserve"> </w:t>
+      </w:r>
+      <w:r>
+        <w:rPr>
+          <w:rFonts w:ascii="Arial" w:hAnsi="Arial" w:cs="Arial"/>
+          <w:b/>
+          <w:sz w:val="24"/>
+          <w:szCs w:val="24"/>
+        </w:rPr>
+        <w:t>[Address C1]</w:t>
       </w:r>
     </w:p>
     <w:p>
@@ -2744,7 +3560,6 @@
         <w:rPr>
           <w:rFonts w:cstheme="minorHAnsi"/>
           <w:b/>
-          <w:color w:val="FF0000"/>
           <w:sz w:val="24"/>
           <w:szCs w:val="24"/>
         </w:rPr>
@@ -2756,7 +3571,6 @@
         <w:rPr>
           <w:rFonts w:cstheme="minorHAnsi"/>
           <w:b/>
-          <w:color w:val="FF0000"/>
           <w:sz w:val="24"/>
           <w:szCs w:val="24"/>
         </w:rPr>
@@ -2773,350 +3587,21 @@
       </w:pPr>
       <w:r>
         <w:rPr>
-          <w:rFonts w:cstheme="minorHAnsi"/>
-          <w:b/>
-          <w:sz w:val="24"/>
-          <w:szCs w:val="24"/>
-        </w:rPr>
-        <w:t xml:space="preserve">Pin code – </w:t>
-      </w:r>
-      <w:r>
-        <w:rPr>
-          <w:rFonts w:ascii="Roboto" w:eastAsia="Times New Roman" w:hAnsi="Roboto" w:cs="Times New Roman"/>
-          <w:color w:val="FF0000"/>
-          <w:lang w:val="en-IN" w:eastAsia="en-IN"/>
-        </w:rPr>
-        <w:t>[PIN C1]</w:t>
-      </w:r>
-    </w:p>
-    <w:p>
-      <w:pPr>
-        <w:rPr>
-          <w:rFonts w:ascii="Roboto" w:eastAsia="Times New Roman" w:hAnsi="Roboto" w:cs="Times New Roman"/>
-          <w:color w:val="000000"/>
-          <w:lang w:val="en-IN" w:eastAsia="en-IN"/>
-        </w:rPr>
-      </w:pPr>
-      <w:r>
-        <w:rPr>
-          <w:rFonts w:cstheme="minorHAnsi"/>
-          <w:b/>
-          <w:sz w:val="24"/>
-          <w:szCs w:val="24"/>
-        </w:rPr>
-        <w:t xml:space="preserve">Tel. no.- </w:t>
-      </w:r>
-      <w:r>
-        <w:rPr>
-          <w:rFonts w:ascii="Roboto" w:eastAsia="Times New Roman" w:hAnsi="Roboto" w:cs="Times New Roman"/>
-          <w:color w:val="FF0000"/>
-          <w:lang w:val="en-IN" w:eastAsia="en-IN"/>
-        </w:rPr>
-        <w:t>[Mobile No C1]</w:t>
-      </w:r>
-    </w:p>
-    <w:p>
-      <w:pPr>
-        <w:rPr>
-          <w:rFonts w:ascii="Roboto" w:eastAsia="Times New Roman" w:hAnsi="Roboto" w:cs="Times New Roman"/>
-          <w:color w:val="000000"/>
-          <w:lang w:val="en-IN" w:eastAsia="en-IN"/>
-        </w:rPr>
-      </w:pPr>
-      <w:r>
-        <w:rPr>
-          <w:rFonts w:eastAsia="Times New Roman" w:cstheme="minorHAnsi"/>
-          <w:b/>
-          <w:color w:val="000000"/>
-          <w:sz w:val="24"/>
-          <w:szCs w:val="24"/>
-          <w:lang w:eastAsia="en-IN"/>
-        </w:rPr>
-        <w:t>Emai</w:t>
-      </w:r>
-      <w:r>
-        <w:rPr>
-          <w:rFonts w:eastAsia="Times New Roman" w:cstheme="minorHAnsi"/>
-          <w:b/>
-          <w:color w:val="000000"/>
-          <w:sz w:val="24"/>
-          <w:szCs w:val="24"/>
-          <w:lang w:eastAsia="en-IN"/>
-        </w:rPr>
-        <w:t>l</w:t>
-      </w:r>
-      <w:r>
-        <w:rPr>
-          <w:rFonts w:eastAsia="Times New Roman" w:cstheme="minorHAnsi"/>
-          <w:b/>
-          <w:color w:val="000000"/>
-          <w:sz w:val="24"/>
-          <w:szCs w:val="24"/>
-          <w:lang w:eastAsia="en-IN"/>
-        </w:rPr>
-        <w:t xml:space="preserve"> Id- </w:t>
-      </w:r>
-      <w:r>
-        <w:rPr>
-          <w:rFonts w:ascii="Roboto" w:eastAsia="Times New Roman" w:hAnsi="Roboto" w:cs="Times New Roman"/>
-          <w:color w:val="FF0000"/>
-          <w:lang w:val="en-IN" w:eastAsia="en-IN"/>
-        </w:rPr>
-        <w:t>[Email ID C1]</w:t>
-      </w:r>
-    </w:p>
-    <w:p>
-      <w:pPr>
-        <w:rPr>
-          <w:rFonts w:cstheme="minorHAnsi"/>
-          <w:b/>
-          <w:sz w:val="24"/>
-          <w:szCs w:val="24"/>
-        </w:rPr>
-      </w:pPr>
-      <w:r>
-        <w:rPr>
-          <w:rFonts w:cstheme="minorHAnsi"/>
-          <w:b/>
           <w:noProof/>
-          <w:sz w:val="24"/>
-          <w:szCs w:val="24"/>
         </w:rPr>
         <mc:AlternateContent>
           <mc:Choice Requires="wps">
             <w:drawing>
-              <wp:anchor distT="0" distB="0" distL="114300" distR="114300" simplePos="0" relativeHeight="251720704" behindDoc="0" locked="0" layoutInCell="1" allowOverlap="1">
+              <wp:anchor distT="0" distB="0" distL="114300" distR="114300" simplePos="0" relativeHeight="251716608" behindDoc="0" locked="0" layoutInCell="1" allowOverlap="1" wp14:anchorId="2E15F99A" wp14:editId="1C154D48">
                 <wp:simplePos x="0" y="0"/>
-                <wp:positionH relativeFrom="column">
-                  <wp:posOffset>-171451</wp:posOffset>
+                <wp:positionH relativeFrom="page">
+                  <wp:posOffset>4279900</wp:posOffset>
                 </wp:positionH>
                 <wp:positionV relativeFrom="paragraph">
-                  <wp:posOffset>335824</wp:posOffset>
+                  <wp:posOffset>3810</wp:posOffset>
                 </wp:positionV>
-                <wp:extent cx="3290207" cy="0"/>
-                <wp:effectExtent l="0" t="0" r="12065" b="12700"/>
-                <wp:wrapNone/>
-                <wp:docPr id="6" name="Straight Connector 6"/>
-                <wp:cNvGraphicFramePr/>
-                <a:graphic xmlns:a="http://schemas.openxmlformats.org/drawingml/2006/main">
-                  <a:graphicData uri="http://schemas.microsoft.com/office/word/2010/wordprocessingShape">
-                    <wps:wsp>
-                      <wps:cNvCnPr/>
-                      <wps:spPr>
-                        <a:xfrm>
-                          <a:off x="0" y="0"/>
-                          <a:ext cx="3290207" cy="0"/>
-                        </a:xfrm>
-                        <a:prstGeom prst="line">
-                          <a:avLst/>
-                        </a:prstGeom>
-                      </wps:spPr>
-                      <wps:style>
-                        <a:lnRef idx="1">
-                          <a:schemeClr val="dk1"/>
-                        </a:lnRef>
-                        <a:fillRef idx="0">
-                          <a:schemeClr val="dk1"/>
-                        </a:fillRef>
-                        <a:effectRef idx="0">
-                          <a:schemeClr val="dk1"/>
-                        </a:effectRef>
-                        <a:fontRef idx="minor">
-                          <a:schemeClr val="tx1"/>
-                        </a:fontRef>
-                      </wps:style>
-                      <wps:bodyPr/>
-                    </wps:wsp>
-                  </a:graphicData>
-                </a:graphic>
-              </wp:anchor>
-            </w:drawing>
-          </mc:Choice>
-          <mc:Fallback>
-            <w:pict>
-              <v:line w14:anchorId="3AFC57EA" id="Straight Connector 6" o:spid="_x0000_s1026" style="position:absolute;z-index:251720704;visibility:visible;mso-wrap-style:square;mso-wrap-distance-left:9pt;mso-wrap-distance-top:0;mso-wrap-distance-right:9pt;mso-wrap-distance-bottom:0;mso-position-horizontal:absolute;mso-position-horizontal-relative:text;mso-position-vertical:absolute;mso-position-vertical-relative:text" from="-13.5pt,26.45pt" to="245.55pt,26.45pt" o:gfxdata="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" strokecolor="black [3040]"/>
-            </w:pict>
-          </mc:Fallback>
-        </mc:AlternateContent>
-      </w:r>
-      <w:r>
-        <w:rPr>
-          <w:rFonts w:cstheme="minorHAnsi"/>
-          <w:b/>
-          <w:sz w:val="24"/>
-          <w:szCs w:val="24"/>
-        </w:rPr>
-        <w:t xml:space="preserve">Date- </w:t>
-      </w:r>
-    </w:p>
-    <w:p>
-      <w:pPr>
-        <w:jc w:val="center"/>
-      </w:pPr>
-    </w:p>
-    <w:p>
-      <w:pPr>
-        <w:rPr>
-          <w:rFonts w:cstheme="minorHAnsi"/>
-          <w:b/>
-          <w:sz w:val="24"/>
-          <w:szCs w:val="24"/>
-        </w:rPr>
-      </w:pPr>
-    </w:p>
-    <w:p>
-      <w:pPr>
-        <w:pStyle w:val="ListParagraph"/>
-        <w:tabs>
-          <w:tab w:val="left" w:pos="9450"/>
-        </w:tabs>
-        <w:spacing w:after="133" w:line="240" w:lineRule="auto"/>
-        <w:ind w:left="-426" w:right="314"/>
-        <w:jc w:val="both"/>
-        <w:rPr>
-          <w:rFonts w:ascii="Arial" w:hAnsi="Arial" w:cs="Arial"/>
-          <w:sz w:val="24"/>
-          <w:szCs w:val="24"/>
-        </w:rPr>
-      </w:pPr>
-    </w:p>
-    <w:p>
-      <w:pPr>
-        <w:pStyle w:val="ListParagraph"/>
-        <w:tabs>
-          <w:tab w:val="left" w:pos="9450"/>
-        </w:tabs>
-        <w:spacing w:after="133" w:line="240" w:lineRule="auto"/>
-        <w:ind w:left="-426" w:right="314"/>
-        <w:jc w:val="both"/>
-        <w:rPr>
-          <w:rFonts w:ascii="Arial" w:hAnsi="Arial" w:cs="Arial"/>
-          <w:sz w:val="24"/>
-          <w:szCs w:val="24"/>
-        </w:rPr>
-      </w:pPr>
-    </w:p>
-    <w:p>
-      <w:pPr>
-        <w:pStyle w:val="ListParagraph"/>
-        <w:tabs>
-          <w:tab w:val="left" w:pos="9450"/>
-        </w:tabs>
-        <w:spacing w:after="133" w:line="240" w:lineRule="auto"/>
-        <w:ind w:left="-426" w:right="314"/>
-        <w:jc w:val="both"/>
-        <w:rPr>
-          <w:rFonts w:ascii="Arial" w:hAnsi="Arial" w:cs="Arial"/>
-          <w:sz w:val="24"/>
-          <w:szCs w:val="24"/>
-        </w:rPr>
-      </w:pPr>
-    </w:p>
-    <w:p>
-      <w:pPr>
-        <w:pStyle w:val="ListParagraph"/>
-        <w:tabs>
-          <w:tab w:val="left" w:pos="9450"/>
-        </w:tabs>
-        <w:spacing w:after="133" w:line="240" w:lineRule="auto"/>
-        <w:ind w:left="-426" w:right="314"/>
-        <w:jc w:val="both"/>
-        <w:rPr>
-          <w:rFonts w:ascii="Arial" w:hAnsi="Arial" w:cs="Arial"/>
-          <w:sz w:val="24"/>
-          <w:szCs w:val="24"/>
-        </w:rPr>
-      </w:pPr>
-    </w:p>
-    <w:p>
-      <w:pPr>
-        <w:pStyle w:val="ListParagraph"/>
-        <w:tabs>
-          <w:tab w:val="left" w:pos="9450"/>
-        </w:tabs>
-        <w:spacing w:after="133" w:line="240" w:lineRule="auto"/>
-        <w:ind w:left="-426" w:right="314"/>
-        <w:jc w:val="both"/>
-        <w:rPr>
-          <w:rFonts w:ascii="Arial" w:hAnsi="Arial" w:cs="Arial"/>
-          <w:sz w:val="24"/>
-          <w:szCs w:val="24"/>
-        </w:rPr>
-      </w:pPr>
-    </w:p>
-    <w:p>
-      <w:pPr>
-        <w:pStyle w:val="ListParagraph"/>
-        <w:tabs>
-          <w:tab w:val="left" w:pos="9450"/>
-        </w:tabs>
-        <w:spacing w:after="133" w:line="240" w:lineRule="auto"/>
-        <w:ind w:left="-426" w:right="314"/>
-        <w:jc w:val="both"/>
-        <w:rPr>
-          <w:rFonts w:ascii="Arial" w:hAnsi="Arial" w:cs="Arial"/>
-          <w:sz w:val="24"/>
-          <w:szCs w:val="24"/>
-        </w:rPr>
-      </w:pPr>
-    </w:p>
-    <w:p>
-      <w:pPr>
-        <w:pStyle w:val="ListParagraph"/>
-        <w:tabs>
-          <w:tab w:val="left" w:pos="9450"/>
-        </w:tabs>
-        <w:spacing w:after="133" w:line="240" w:lineRule="auto"/>
-        <w:ind w:left="-426" w:right="314"/>
-        <w:jc w:val="both"/>
-        <w:rPr>
-          <w:rFonts w:ascii="Arial" w:hAnsi="Arial" w:cs="Arial"/>
-          <w:sz w:val="24"/>
-          <w:szCs w:val="24"/>
-        </w:rPr>
-      </w:pPr>
-    </w:p>
-    <w:p>
-      <w:pPr>
-        <w:pStyle w:val="ListParagraph"/>
-        <w:tabs>
-          <w:tab w:val="left" w:pos="9450"/>
-        </w:tabs>
-        <w:spacing w:after="133" w:line="240" w:lineRule="auto"/>
-        <w:ind w:left="-426" w:right="314"/>
-        <w:jc w:val="both"/>
-        <w:rPr>
-          <w:rFonts w:ascii="Arial" w:hAnsi="Arial" w:cs="Arial"/>
-          <w:sz w:val="24"/>
-          <w:szCs w:val="24"/>
-        </w:rPr>
-      </w:pPr>
-    </w:p>
-    <w:p>
-      <w:pPr>
-        <w:pStyle w:val="BodyText"/>
-        <w:rPr>
-          <w:sz w:val="20"/>
-        </w:rPr>
-      </w:pPr>
-      <w:r>
-        <w:rPr>
-          <w:noProof/>
-          <w:lang w:val="en-IN" w:eastAsia="en-IN"/>
-        </w:rPr>
-        <mc:AlternateContent>
-          <mc:Choice Requires="wps">
-            <w:drawing>
-              <wp:anchor distT="0" distB="0" distL="114300" distR="114300" simplePos="0" relativeHeight="251716608" behindDoc="0" locked="0" layoutInCell="1" allowOverlap="1">
-                <wp:simplePos x="0" y="0"/>
-                <wp:positionH relativeFrom="page">
-                  <wp:posOffset>4278630</wp:posOffset>
-                </wp:positionH>
-                <wp:positionV relativeFrom="paragraph">
-                  <wp:posOffset>9525</wp:posOffset>
-                </wp:positionV>
-                <wp:extent cx="3124835" cy="981710"/>
-                <wp:effectExtent l="0" t="0" r="0" b="8890"/>
+                <wp:extent cx="3124835" cy="1308100"/>
+                <wp:effectExtent l="0" t="0" r="18415" b="25400"/>
                 <wp:wrapNone/>
                 <wp:docPr id="7" name="Text Box 2"/>
                 <wp:cNvGraphicFramePr>
@@ -3131,7 +3616,7 @@
                       <wps:spPr>
                         <a:xfrm>
                           <a:off x="0" y="0"/>
-                          <a:ext cx="3124835" cy="981710"/>
+                          <a:ext cx="3124835" cy="1308100"/>
                         </a:xfrm>
                         <a:prstGeom prst="rect">
                           <a:avLst/>
@@ -3196,7 +3681,9 @@
                           </w:p>
                         </w:txbxContent>
                       </wps:txbx>
-                      <wps:bodyPr lIns="0" tIns="0" rIns="0" bIns="0" upright="1"/>
+                      <wps:bodyPr lIns="0" tIns="0" rIns="0" bIns="0" upright="1">
+                        <a:noAutofit/>
+                      </wps:bodyPr>
                     </wps:wsp>
                   </a:graphicData>
                 </a:graphic>
@@ -3211,7 +3698,7 @@
           </mc:Choice>
           <mc:Fallback>
             <w:pict>
-              <v:shape id="Text Box 2" o:spid="_x0000_s1027" type="#_x0000_t202" style="position:absolute;margin-left:336.9pt;margin-top:.75pt;width:246.05pt;height:77.3pt;z-index:251716608;visibility:visible;mso-wrap-style:square;mso-width-percent:0;mso-height-percent:0;mso-wrap-distance-left:9pt;mso-wrap-distance-top:0;mso-wrap-distance-right:9pt;mso-wrap-distance-bottom:0;mso-position-horizontal:absolute;mso-position-horizontal-relative:page;mso-position-vertical:absolute;mso-position-vertical-relative:text;mso-width-percent:0;mso-height-percent:0;mso-width-relative:page;mso-height-relative:page;v-text-anchor:top" o:gfxdata="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" filled="f" strokeweight=".25pt">
+              <v:shape w14:anchorId="2E15F99A" id="Text Box 2" o:spid="_x0000_s1027" type="#_x0000_t202" style="position:absolute;margin-left:337pt;margin-top:.3pt;width:246.05pt;height:103pt;z-index:251716608;visibility:visible;mso-wrap-style:square;mso-width-percent:0;mso-height-percent:0;mso-wrap-distance-left:9pt;mso-wrap-distance-top:0;mso-wrap-distance-right:9pt;mso-wrap-distance-bottom:0;mso-position-horizontal:absolute;mso-position-horizontal-relative:page;mso-position-vertical:absolute;mso-position-vertical-relative:text;mso-width-percent:0;mso-height-percent:0;mso-width-relative:page;mso-height-relative:page;v-text-anchor:top" o:gfxdata="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" filled="f" strokeweight=".25pt">
                 <v:path arrowok="t"/>
                 <v:textbox inset="0,0,0,0">
                   <w:txbxContent>
@@ -3268,71 +3755,168 @@
           </mc:Fallback>
         </mc:AlternateContent>
       </w:r>
+      <w:r>
+        <w:rPr>
+          <w:rFonts w:cstheme="minorHAnsi"/>
+          <w:b/>
+          <w:sz w:val="24"/>
+          <w:szCs w:val="24"/>
+        </w:rPr>
+        <w:t xml:space="preserve">Pin code – </w:t>
+      </w:r>
+      <w:r>
+        <w:rPr>
+          <w:rFonts w:ascii="Roboto" w:eastAsia="Times New Roman" w:hAnsi="Roboto" w:cs="Times New Roman"/>
+          <w:b/>
+          <w:lang w:val="en-IN" w:eastAsia="en-IN"/>
+        </w:rPr>
+        <w:t>[PIN C1]</w:t>
+      </w:r>
     </w:p>
     <w:p>
       <w:pPr>
-        <w:pStyle w:val="BodyText"/>
-        <w:rPr>
-          <w:sz w:val="20"/>
-        </w:rPr>
-      </w:pPr>
+        <w:rPr>
+          <w:rFonts w:ascii="Roboto" w:eastAsia="Times New Roman" w:hAnsi="Roboto" w:cs="Times New Roman"/>
+          <w:b/>
+          <w:lang w:val="en-IN" w:eastAsia="en-IN"/>
+        </w:rPr>
+      </w:pPr>
+      <w:r>
+        <w:rPr>
+          <w:rFonts w:cstheme="minorHAnsi"/>
+          <w:b/>
+          <w:sz w:val="24"/>
+          <w:szCs w:val="24"/>
+        </w:rPr>
+        <w:t xml:space="preserve">Tel. no.- </w:t>
+      </w:r>
+      <w:r>
+        <w:rPr>
+          <w:rFonts w:ascii="Roboto" w:eastAsia="Times New Roman" w:hAnsi="Roboto" w:cs="Times New Roman"/>
+          <w:b/>
+          <w:lang w:val="en-IN" w:eastAsia="en-IN"/>
+        </w:rPr>
+        <w:t>[Mobile No C1]</w:t>
+      </w:r>
     </w:p>
     <w:p>
       <w:pPr>
-        <w:pStyle w:val="BodyText"/>
-        <w:rPr>
-          <w:sz w:val="20"/>
-        </w:rPr>
-      </w:pPr>
+        <w:rPr>
+          <w:rFonts w:ascii="Roboto" w:eastAsia="Times New Roman" w:hAnsi="Roboto" w:cs="Times New Roman"/>
+          <w:b/>
+          <w:lang w:val="en-IN" w:eastAsia="en-IN"/>
+        </w:rPr>
+      </w:pPr>
+      <w:r>
+        <w:rPr>
+          <w:rFonts w:eastAsia="Times New Roman" w:cstheme="minorHAnsi"/>
+          <w:b/>
+          <w:sz w:val="24"/>
+          <w:szCs w:val="24"/>
+          <w:lang w:eastAsia="en-IN"/>
+        </w:rPr>
+        <w:t xml:space="preserve">Email Id- </w:t>
+      </w:r>
+      <w:r>
+        <w:rPr>
+          <w:rFonts w:ascii="Roboto" w:eastAsia="Times New Roman" w:hAnsi="Roboto" w:cs="Times New Roman"/>
+          <w:b/>
+          <w:lang w:val="en-IN" w:eastAsia="en-IN"/>
+        </w:rPr>
+        <w:t>[Email ID C1]</w:t>
+      </w:r>
     </w:p>
     <w:p>
       <w:pPr>
-        <w:pStyle w:val="BodyText"/>
-        <w:rPr>
-          <w:sz w:val="20"/>
-        </w:rPr>
-      </w:pPr>
+        <w:rPr>
+          <w:rFonts w:cstheme="minorHAnsi"/>
+          <w:b/>
+          <w:sz w:val="24"/>
+          <w:szCs w:val="24"/>
+        </w:rPr>
+      </w:pPr>
+      <w:r>
+        <w:rPr>
+          <w:rFonts w:cstheme="minorHAnsi"/>
+          <w:b/>
+          <w:noProof/>
+          <w:sz w:val="24"/>
+          <w:szCs w:val="24"/>
+        </w:rPr>
+        <mc:AlternateContent>
+          <mc:Choice Requires="wps">
+            <w:drawing>
+              <wp:anchor distT="0" distB="0" distL="114300" distR="114300" simplePos="0" relativeHeight="251720704" behindDoc="0" locked="0" layoutInCell="1" allowOverlap="1" wp14:anchorId="4E5BF445" wp14:editId="38B6CB9D">
+                <wp:simplePos x="0" y="0"/>
+                <wp:positionH relativeFrom="column">
+                  <wp:posOffset>-171451</wp:posOffset>
+                </wp:positionH>
+                <wp:positionV relativeFrom="paragraph">
+                  <wp:posOffset>335824</wp:posOffset>
+                </wp:positionV>
+                <wp:extent cx="3290207" cy="0"/>
+                <wp:effectExtent l="0" t="0" r="12065" b="12700"/>
+                <wp:wrapNone/>
+                <wp:docPr id="6" name="Straight Connector 6"/>
+                <wp:cNvGraphicFramePr/>
+                <a:graphic xmlns:a="http://schemas.openxmlformats.org/drawingml/2006/main">
+                  <a:graphicData uri="http://schemas.microsoft.com/office/word/2010/wordprocessingShape">
+                    <wps:wsp>
+                      <wps:cNvCnPr/>
+                      <wps:spPr>
+                        <a:xfrm>
+                          <a:off x="0" y="0"/>
+                          <a:ext cx="3290207" cy="0"/>
+                        </a:xfrm>
+                        <a:prstGeom prst="line">
+                          <a:avLst/>
+                        </a:prstGeom>
+                      </wps:spPr>
+                      <wps:style>
+                        <a:lnRef idx="1">
+                          <a:schemeClr val="dk1"/>
+                        </a:lnRef>
+                        <a:fillRef idx="0">
+                          <a:schemeClr val="dk1"/>
+                        </a:fillRef>
+                        <a:effectRef idx="0">
+                          <a:schemeClr val="dk1"/>
+                        </a:effectRef>
+                        <a:fontRef idx="minor">
+                          <a:schemeClr val="tx1"/>
+                        </a:fontRef>
+                      </wps:style>
+                      <wps:bodyPr/>
+                    </wps:wsp>
+                  </a:graphicData>
+                </a:graphic>
+              </wp:anchor>
+            </w:drawing>
+          </mc:Choice>
+          <mc:Fallback xmlns:w16sdtdh="http://schemas.microsoft.com/office/word/2020/wordml/sdtdatahash" xmlns:w16="http://schemas.microsoft.com/office/word/2018/wordml" xmlns:w16cid="http://schemas.microsoft.com/office/word/2016/wordml/cid" xmlns:w16cex="http://schemas.microsoft.com/office/word/2018/wordml/cex" xmlns:oel="http://schemas.microsoft.com/office/2019/extlst" xmlns:am3d="http://schemas.microsoft.com/office/drawing/2017/model3d" xmlns:aink="http://schemas.microsoft.com/office/drawing/2016/ink" xmlns:cx8="http://schemas.microsoft.com/office/drawing/2016/5/14/chartex" xmlns:cx7="http://schemas.microsoft.com/office/drawing/2016/5/13/chartex" xmlns:cx6="http://schemas.microsoft.com/office/drawing/2016/5/12/chartex" xmlns:cx5="http://schemas.microsoft.com/office/drawing/2016/5/11/chartex" xmlns:cx4="http://schemas.microsoft.com/office/drawing/2016/5/10/chartex" xmlns:cx3="http://schemas.microsoft.com/office/drawing/2016/5/9/chartex" xmlns:cx2="http://schemas.microsoft.com/office/drawing/2015/10/21/chartex" xmlns:cx1="http://schemas.microsoft.com/office/drawing/2015/9/8/chartex">
+            <w:pict>
+              <v:line w14:anchorId="3AFC57EA" id="Straight Connector 6" o:spid="_x0000_s1026" style="position:absolute;z-index:251720704;visibility:visible;mso-wrap-style:square;mso-wrap-distance-left:9pt;mso-wrap-distance-top:0;mso-wrap-distance-right:9pt;mso-wrap-distance-bottom:0;mso-position-horizontal:absolute;mso-position-horizontal-relative:text;mso-position-vertical:absolute;mso-position-vertical-relative:text" from="-13.5pt,26.45pt" to="245.55pt,26.45pt" o:gfxdata="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" strokecolor="black [3040]"/>
+            </w:pict>
+          </mc:Fallback>
+        </mc:AlternateContent>
+      </w:r>
+      <w:r>
+        <w:rPr>
+          <w:rFonts w:cstheme="minorHAnsi"/>
+          <w:b/>
+          <w:sz w:val="24"/>
+          <w:szCs w:val="24"/>
+        </w:rPr>
+        <w:t xml:space="preserve">Date- </w:t>
+      </w:r>
     </w:p>
     <w:p>
       <w:pPr>
-        <w:pStyle w:val="BodyText"/>
-        <w:rPr>
-          <w:sz w:val="20"/>
-        </w:rPr>
-      </w:pPr>
-    </w:p>
-    <w:p>
-      <w:pPr>
-        <w:pStyle w:val="BodyText"/>
-        <w:rPr>
-          <w:sz w:val="20"/>
-        </w:rPr>
-      </w:pPr>
-    </w:p>
-    <w:p>
-      <w:pPr>
-        <w:pStyle w:val="BodyText"/>
-        <w:rPr>
-          <w:sz w:val="20"/>
-        </w:rPr>
-      </w:pPr>
-    </w:p>
-    <w:p>
-      <w:pPr>
-        <w:pStyle w:val="BodyText"/>
-        <w:rPr>
-          <w:sz w:val="20"/>
-        </w:rPr>
-      </w:pPr>
-    </w:p>
-    <w:p>
-      <w:pPr>
-        <w:pStyle w:val="ListParagraph"/>
         <w:tabs>
           <w:tab w:val="left" w:pos="9450"/>
         </w:tabs>
         <w:spacing w:after="133" w:line="240" w:lineRule="auto"/>
-        <w:ind w:left="-426" w:right="314"/>
+        <w:ind w:right="314"/>
         <w:jc w:val="both"/>
         <w:rPr>
           <w:rFonts w:ascii="Arial" w:hAnsi="Arial" w:cs="Arial"/>
@@ -3340,6 +3924,8 @@
           <w:szCs w:val="24"/>
         </w:rPr>
       </w:pPr>
+      <w:bookmarkStart w:id="0" w:name="_GoBack"/>
+      <w:bookmarkEnd w:id="0"/>
     </w:p>
     <w:p>
       <w:pPr>
@@ -3823,7 +4409,7 @@
 </file>
 
 <file path=word/numbering.xml><?xml version="1.0" encoding="utf-8"?>
-<w:numbering xmlns:wpc="http://schemas.microsoft.com/office/word/2010/wordprocessingCanvas" xmlns:cx="http://schemas.microsoft.com/office/drawing/2014/chartex" xmlns:cx1="http://schemas.microsoft.com/office/drawing/2015/9/8/chartex" xmlns:cx2="http://schemas.microsoft.com/office/drawing/2015/10/21/chartex" xmlns:cx3="http://schemas.microsoft.com/office/drawing/2016/5/9/chartex" xmlns:cx4="http://schemas.microsoft.com/office/drawing/2016/5/10/chartex" xmlns:cx5="http://schemas.microsoft.com/office/drawing/2016/5/11/chartex" xmlns:cx6="http://schemas.microsoft.com/office/drawing/2016/5/12/chartex" xmlns:cx7="http://schemas.microsoft.com/office/drawing/2016/5/13/chartex" xmlns:cx8="http://schemas.microsoft.com/office/drawing/2016/5/14/chartex" xmlns:mc="http://schemas.openxmlformats.org/markup-compatibility/2006" xmlns:aink="http://schemas.microsoft.com/office/drawing/2016/ink" xmlns:am3d="http://schemas.microsoft.com/office/drawing/2017/model3d" xmlns:o="urn:schemas-microsoft-com:office:office" xmlns:oel="http://schemas.microsoft.com/office/2019/extlst" xmlns:r="http://schemas.openxmlformats.org/officeDocument/2006/relationships" xmlns:m="http://schemas.openxmlformats.org/officeDocument/2006/math" xmlns:v="urn:schemas-microsoft-com:vml" xmlns:wp14="http://schemas.microsoft.com/office/word/2010/wordprocessingDrawing" xmlns:wp="http://schemas.openxmlformats.org/drawingml/2006/wordprocessingDrawing" xmlns:w10="urn:schemas-microsoft-com:office:word" xmlns:w="http://schemas.openxmlformats.org/wordprocessingml/2006/main" xmlns:w14="http://schemas.microsoft.com/office/word/2010/wordml" xmlns:w15="http://schemas.microsoft.com/office/word/2012/wordml" xmlns:w16cex="http://schemas.microsoft.com/office/word/2018/wordml/cex" xmlns:w16cid="http://schemas.microsoft.com/office/word/2016/wordml/cid" xmlns:w16="http://schemas.microsoft.com/office/word/2018/wordml" xmlns:w16sdtdh="http://schemas.microsoft.com/office/word/2020/wordml/sdtdatahash" xmlns:w16se="http://schemas.microsoft.com/office/word/2015/wordml/symex" xmlns:wpg="http://schemas.microsoft.com/office/word/2010/wordprocessingGroup" xmlns:wpi="http://schemas.microsoft.com/office/word/2010/wordprocessingInk" xmlns:wne="http://schemas.microsoft.com/office/word/2006/wordml" xmlns:wps="http://schemas.microsoft.com/office/word/2010/wordprocessingShape" mc:Ignorable="w14 w15 w16se w16cid w16 w16cex w16sdtdh wp14">
+<w:numbering xmlns:wpc="http://schemas.microsoft.com/office/word/2010/wordprocessingCanvas" xmlns:cx="http://schemas.microsoft.com/office/drawing/2014/chartex" xmlns:mc="http://schemas.openxmlformats.org/markup-compatibility/2006" xmlns:o="urn:schemas-microsoft-com:office:office" xmlns:r="http://schemas.openxmlformats.org/officeDocument/2006/relationships" xmlns:m="http://schemas.openxmlformats.org/officeDocument/2006/math" xmlns:v="urn:schemas-microsoft-com:vml" xmlns:wp14="http://schemas.microsoft.com/office/word/2010/wordprocessingDrawing" xmlns:wp="http://schemas.openxmlformats.org/drawingml/2006/wordprocessingDrawing" xmlns:w10="urn:schemas-microsoft-com:office:word" xmlns:w="http://schemas.openxmlformats.org/wordprocessingml/2006/main" xmlns:w14="http://schemas.microsoft.com/office/word/2010/wordml" xmlns:w15="http://schemas.microsoft.com/office/word/2012/wordml" xmlns:w16se="http://schemas.microsoft.com/office/word/2015/wordml/symex" xmlns:wpg="http://schemas.microsoft.com/office/word/2010/wordprocessingGroup" xmlns:wpi="http://schemas.microsoft.com/office/word/2010/wordprocessingInk" xmlns:wne="http://schemas.microsoft.com/office/word/2006/wordml" xmlns:wps="http://schemas.microsoft.com/office/word/2010/wordprocessingShape" mc:Ignorable="w14 w15 w16se wp14">
   <w:abstractNum w:abstractNumId="0" w15:restartNumberingAfterBreak="0">
     <w:nsid w:val="0B9E6BD1"/>
     <w:multiLevelType w:val="hybridMultilevel"/>
@@ -5773,62 +6359,62 @@
       </w:pPr>
     </w:lvl>
   </w:abstractNum>
-  <w:num w:numId="1" w16cid:durableId="1869026384">
+  <w:num w:numId="1">
     <w:abstractNumId w:val="11"/>
   </w:num>
-  <w:num w:numId="2" w16cid:durableId="237205420">
+  <w:num w:numId="2">
     <w:abstractNumId w:val="12"/>
   </w:num>
-  <w:num w:numId="3" w16cid:durableId="1129128520">
+  <w:num w:numId="3">
     <w:abstractNumId w:val="1"/>
   </w:num>
-  <w:num w:numId="4" w16cid:durableId="1862820814">
+  <w:num w:numId="4">
     <w:abstractNumId w:val="14"/>
   </w:num>
-  <w:num w:numId="5" w16cid:durableId="2023586478">
+  <w:num w:numId="5">
     <w:abstractNumId w:val="15"/>
   </w:num>
-  <w:num w:numId="6" w16cid:durableId="1798065648">
+  <w:num w:numId="6">
     <w:abstractNumId w:val="8"/>
   </w:num>
-  <w:num w:numId="7" w16cid:durableId="177357547">
+  <w:num w:numId="7">
     <w:abstractNumId w:val="0"/>
   </w:num>
-  <w:num w:numId="8" w16cid:durableId="1633513090">
+  <w:num w:numId="8">
     <w:abstractNumId w:val="13"/>
   </w:num>
-  <w:num w:numId="9" w16cid:durableId="1115102882">
+  <w:num w:numId="9">
     <w:abstractNumId w:val="6"/>
   </w:num>
-  <w:num w:numId="10" w16cid:durableId="707801995">
+  <w:num w:numId="10">
     <w:abstractNumId w:val="16"/>
   </w:num>
-  <w:num w:numId="11" w16cid:durableId="658970039">
+  <w:num w:numId="11">
     <w:abstractNumId w:val="2"/>
   </w:num>
-  <w:num w:numId="12" w16cid:durableId="892496478">
+  <w:num w:numId="12">
     <w:abstractNumId w:val="5"/>
   </w:num>
-  <w:num w:numId="13" w16cid:durableId="1870680185">
+  <w:num w:numId="13">
     <w:abstractNumId w:val="10"/>
   </w:num>
-  <w:num w:numId="14" w16cid:durableId="1371035556">
+  <w:num w:numId="14">
     <w:abstractNumId w:val="9"/>
   </w:num>
-  <w:num w:numId="15" w16cid:durableId="1153912260">
+  <w:num w:numId="15">
     <w:abstractNumId w:val="4"/>
   </w:num>
-  <w:num w:numId="16" w16cid:durableId="173496613">
+  <w:num w:numId="16">
     <w:abstractNumId w:val="3"/>
   </w:num>
-  <w:num w:numId="17" w16cid:durableId="1137920507">
+  <w:num w:numId="17">
     <w:abstractNumId w:val="7"/>
   </w:num>
 </w:numbering>
 </file>
 
 <file path=word/styles.xml><?xml version="1.0" encoding="utf-8"?>
-<w:styles xmlns:mc="http://schemas.openxmlformats.org/markup-compatibility/2006" xmlns:r="http://schemas.openxmlformats.org/officeDocument/2006/relationships" xmlns:w="http://schemas.openxmlformats.org/wordprocessingml/2006/main" xmlns:w14="http://schemas.microsoft.com/office/word/2010/wordml" xmlns:w15="http://schemas.microsoft.com/office/word/2012/wordml" xmlns:w16cex="http://schemas.microsoft.com/office/word/2018/wordml/cex" xmlns:w16cid="http://schemas.microsoft.com/office/word/2016/wordml/cid" xmlns:w16="http://schemas.microsoft.com/office/word/2018/wordml" xmlns:w16sdtdh="http://schemas.microsoft.com/office/word/2020/wordml/sdtdatahash" xmlns:w16se="http://schemas.microsoft.com/office/word/2015/wordml/symex" mc:Ignorable="w14 w15 w16se w16cid w16 w16cex w16sdtdh">
+<w:styles xmlns:mc="http://schemas.openxmlformats.org/markup-compatibility/2006" xmlns:r="http://schemas.openxmlformats.org/officeDocument/2006/relationships" xmlns:w="http://schemas.openxmlformats.org/wordprocessingml/2006/main" xmlns:w14="http://schemas.microsoft.com/office/word/2010/wordml" xmlns:w15="http://schemas.microsoft.com/office/word/2012/wordml" xmlns:w16se="http://schemas.microsoft.com/office/word/2015/wordml/symex" mc:Ignorable="w14 w15 w16se">
   <w:docDefaults>
     <w:rPrDefault>
       <w:rPr>
@@ -5844,7 +6430,7 @@
       </w:pPr>
     </w:pPrDefault>
   </w:docDefaults>
-  <w:latentStyles w:defLockedState="0" w:defUIPriority="99" w:defSemiHidden="0" w:defUnhideWhenUsed="0" w:defQFormat="0" w:count="376">
+  <w:latentStyles w:defLockedState="0" w:defUIPriority="99" w:defSemiHidden="0" w:defUnhideWhenUsed="0" w:defQFormat="0" w:count="371">
     <w:lsdException w:name="Normal" w:uiPriority="0" w:qFormat="1"/>
     <w:lsdException w:name="heading 1" w:uiPriority="9" w:qFormat="1"/>
     <w:lsdException w:name="heading 2" w:semiHidden="1" w:uiPriority="9" w:unhideWhenUsed="1" w:qFormat="1"/>
@@ -6216,11 +6802,6 @@
     <w:lsdException w:name="List Table 5 Dark Accent 6" w:uiPriority="50"/>
     <w:lsdException w:name="List Table 6 Colorful Accent 6" w:uiPriority="51"/>
     <w:lsdException w:name="List Table 7 Colorful Accent 6" w:uiPriority="52"/>
-    <w:lsdException w:name="Mention" w:semiHidden="1" w:unhideWhenUsed="1"/>
-    <w:lsdException w:name="Smart Hyperlink" w:semiHidden="1" w:unhideWhenUsed="1"/>
-    <w:lsdException w:name="Hashtag" w:semiHidden="1" w:unhideWhenUsed="1"/>
-    <w:lsdException w:name="Unresolved Mention" w:semiHidden="1" w:unhideWhenUsed="1"/>
-    <w:lsdException w:name="Smart Link" w:semiHidden="1" w:unhideWhenUsed="1"/>
   </w:latentStyles>
   <w:style w:type="paragraph" w:default="1" w:styleId="Normal">
     <w:name w:val="Normal"/>
@@ -6893,7 +7474,7 @@
 </file>
 
 <file path=customXml/itemProps1.xml><?xml version="1.0" encoding="utf-8"?>
-<ds:datastoreItem xmlns:ds="http://schemas.openxmlformats.org/officeDocument/2006/customXml" ds:itemID="{725B6D21-CC00-4286-960F-B55210236980}">
+<ds:datastoreItem xmlns:ds="http://schemas.openxmlformats.org/officeDocument/2006/customXml" ds:itemID="{DF352179-C723-4A16-850A-3CC448D4408D}">
   <ds:schemaRefs>
     <ds:schemaRef ds:uri="http://schemas.openxmlformats.org/officeDocument/2006/bibliography"/>
   </ds:schemaRefs>

--- a/backend/templates/Form-B (Indemnity)- SELF_Single_Template.docx
+++ b/backend/templates/Form-B (Indemnity)- SELF_Single_Template.docx
@@ -499,9 +499,9 @@
         <w:rPr>
           <w:rFonts w:ascii="Roboto" w:eastAsia="Times New Roman" w:hAnsi="Roboto" w:cs="Times New Roman"/>
           <w:b/>
-          <w:lang w:val="en-IN" w:eastAsia="en-IN"/>
-        </w:rPr>
-        <w:t>[Name as per Aadhar C1]</w:t>
+          <w:lang w:val="en-IN" w:eastAsia="en-GB" w:bidi="hi-IN"/>
+        </w:rPr>
+        <w:t>[Name as per Cert C1]</w:t>
       </w:r>
       <w:r>
         <w:rPr>
@@ -2818,6 +2818,23 @@
         <w:rPr>
           <w:rFonts w:ascii="Roboto" w:eastAsia="Times New Roman" w:hAnsi="Roboto" w:cs="Times New Roman"/>
           <w:b/>
+          <w:lang w:val="en-IN" w:eastAsia="en-IN"/>
+        </w:rPr>
+        <w:t xml:space="preserve"> / </w:t>
+      </w:r>
+      <w:r>
+        <w:rPr>
+          <w:rFonts w:ascii="Roboto" w:hAnsi="Roboto"/>
+          <w:b/>
+          <w:sz w:val="24"/>
+          <w:szCs w:val="24"/>
+        </w:rPr>
+        <w:t>[RTA Name]</w:t>
+      </w:r>
+      <w:r>
+        <w:rPr>
+          <w:rFonts w:ascii="Roboto" w:eastAsia="Times New Roman" w:hAnsi="Roboto" w:cs="Times New Roman"/>
+          <w:b/>
           <w:color w:val="FF0000"/>
           <w:lang w:val="en-IN" w:eastAsia="en-IN"/>
         </w:rPr>
@@ -3121,15 +3138,15 @@
         <mc:AlternateContent>
           <mc:Choice Requires="wps">
             <w:drawing>
-              <wp:anchor distT="0" distB="0" distL="114300" distR="114300" simplePos="0" relativeHeight="251715584" behindDoc="0" locked="0" layoutInCell="1" allowOverlap="1" wp14:anchorId="453AE660" wp14:editId="7FA4C8EA">
+              <wp:anchor distT="0" distB="0" distL="114300" distR="114300" simplePos="0" relativeHeight="251659264" behindDoc="0" locked="0" layoutInCell="1" allowOverlap="1" wp14:anchorId="783B3DF6" wp14:editId="13C4FF87">
                 <wp:simplePos x="0" y="0"/>
                 <wp:positionH relativeFrom="page">
-                  <wp:posOffset>4279900</wp:posOffset>
+                  <wp:posOffset>4241800</wp:posOffset>
                 </wp:positionH>
                 <wp:positionV relativeFrom="page">
-                  <wp:posOffset>2349500</wp:posOffset>
+                  <wp:posOffset>2438400</wp:posOffset>
                 </wp:positionV>
-                <wp:extent cx="3127375" cy="1238250"/>
+                <wp:extent cx="3127375" cy="1352550"/>
                 <wp:effectExtent l="0" t="0" r="15875" b="19050"/>
                 <wp:wrapNone/>
                 <wp:docPr id="10" name="Text Box 10"/>
@@ -3145,7 +3162,7 @@
                       <wps:spPr>
                         <a:xfrm>
                           <a:off x="0" y="0"/>
-                          <a:ext cx="3127375" cy="1238250"/>
+                          <a:ext cx="3127375" cy="1352550"/>
                         </a:xfrm>
                         <a:prstGeom prst="rect">
                           <a:avLst/>
@@ -3172,6 +3189,7 @@
                                 <w:b/>
                               </w:rPr>
                             </w:pPr>
+                            <w:bookmarkStart w:id="0" w:name="_GoBack"/>
                             <w:r>
                               <w:rPr>
                                 <w:rFonts w:ascii="Arial MT"/>
@@ -3204,6 +3222,7 @@
                               </w:rPr>
                             </w:pPr>
                           </w:p>
+                          <w:bookmarkEnd w:id="0"/>
                           <w:p>
                             <w:pPr>
                               <w:spacing w:before="191"/>
@@ -3232,11 +3251,11 @@
           </mc:Choice>
           <mc:Fallback>
             <w:pict>
-              <v:shapetype w14:anchorId="453AE660" id="_x0000_t202" coordsize="21600,21600" o:spt="202" path="m,l,21600r21600,l21600,xe">
+              <v:shapetype w14:anchorId="783B3DF6" id="_x0000_t202" coordsize="21600,21600" o:spt="202" path="m,l,21600r21600,l21600,xe">
                 <v:stroke joinstyle="miter"/>
                 <v:path gradientshapeok="t" o:connecttype="rect"/>
               </v:shapetype>
-              <v:shape id="Text Box 10" o:spid="_x0000_s1026" type="#_x0000_t202" style="position:absolute;margin-left:337pt;margin-top:185pt;width:246.25pt;height:97.5pt;z-index:251715584;visibility:visible;mso-wrap-style:square;mso-width-percent:0;mso-height-percent:0;mso-wrap-distance-left:9pt;mso-wrap-distance-top:0;mso-wrap-distance-right:9pt;mso-wrap-distance-bottom:0;mso-position-horizontal:absolute;mso-position-horizontal-relative:page;mso-position-vertical:absolute;mso-position-vertical-relative:page;mso-width-percent:0;mso-height-percent:0;mso-width-relative:page;mso-height-relative:page;v-text-anchor:top" o:gfxdata="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" filled="f" strokeweight=".25pt">
+              <v:shape id="Text Box 10" o:spid="_x0000_s1026" type="#_x0000_t202" style="position:absolute;margin-left:334pt;margin-top:192pt;width:246.25pt;height:106.5pt;z-index:251659264;visibility:visible;mso-wrap-style:square;mso-width-percent:0;mso-height-percent:0;mso-wrap-distance-left:9pt;mso-wrap-distance-top:0;mso-wrap-distance-right:9pt;mso-wrap-distance-bottom:0;mso-position-horizontal:absolute;mso-position-horizontal-relative:page;mso-position-vertical:absolute;mso-position-vertical-relative:page;mso-width-percent:0;mso-height-percent:0;mso-width-relative:page;mso-height-relative:page;v-text-anchor:top" o:gfxdata="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" filled="f" strokeweight=".25pt">
                 <v:path arrowok="t"/>
                 <v:textbox inset="0,0,0,0">
                   <w:txbxContent>
@@ -3249,6 +3268,7 @@
                           <w:b/>
                         </w:rPr>
                       </w:pPr>
+                      <w:bookmarkStart w:id="1" w:name="_GoBack"/>
                       <w:r>
                         <w:rPr>
                           <w:rFonts w:ascii="Arial MT"/>
@@ -3281,6 +3301,7 @@
                         </w:rPr>
                       </w:pPr>
                     </w:p>
+                    <w:bookmarkEnd w:id="1"/>
                     <w:p>
                       <w:pPr>
                         <w:spacing w:before="191"/>
@@ -3309,47 +3330,197 @@
         <mc:AlternateContent>
           <mc:Choice Requires="wps">
             <w:drawing>
-              <wp:anchor distT="0" distB="0" distL="114300" distR="114300" simplePos="0" relativeHeight="251719680" behindDoc="0" locked="0" layoutInCell="1" allowOverlap="1" wp14:anchorId="53D3446B" wp14:editId="6AF4A698">
+              <wp:anchor distT="45720" distB="45720" distL="114300" distR="114300" simplePos="0" relativeHeight="251661312" behindDoc="0" locked="0" layoutInCell="1" allowOverlap="1" wp14:anchorId="3077D29D" wp14:editId="7FD78BDA">
                 <wp:simplePos x="0" y="0"/>
-                <wp:positionH relativeFrom="column">
-                  <wp:posOffset>3118485</wp:posOffset>
+                <wp:positionH relativeFrom="margin">
+                  <wp:align>left</wp:align>
                 </wp:positionH>
                 <wp:positionV relativeFrom="paragraph">
-                  <wp:posOffset>260894</wp:posOffset>
+                  <wp:posOffset>201930</wp:posOffset>
                 </wp:positionV>
-                <wp:extent cx="272" cy="2579370"/>
-                <wp:effectExtent l="0" t="0" r="12700" b="11430"/>
-                <wp:wrapNone/>
-                <wp:docPr id="5" name="Straight Connector 5"/>
-                <wp:cNvGraphicFramePr/>
+                <wp:extent cx="3251200" cy="2139950"/>
+                <wp:effectExtent l="0" t="0" r="25400" b="12700"/>
+                <wp:wrapSquare wrapText="bothSides"/>
+                <wp:docPr id="217" name="Text Box 2"/>
+                <wp:cNvGraphicFramePr>
+                  <a:graphicFrameLocks xmlns:a="http://schemas.openxmlformats.org/drawingml/2006/main"/>
+                </wp:cNvGraphicFramePr>
                 <a:graphic xmlns:a="http://schemas.openxmlformats.org/drawingml/2006/main">
                   <a:graphicData uri="http://schemas.microsoft.com/office/word/2010/wordprocessingShape">
                     <wps:wsp>
-                      <wps:cNvCnPr/>
-                      <wps:spPr>
-                        <a:xfrm flipH="1">
+                      <wps:cNvSpPr txBox="1">
+                        <a:spLocks noChangeArrowheads="1"/>
+                      </wps:cNvSpPr>
+                      <wps:spPr bwMode="auto">
+                        <a:xfrm>
                           <a:off x="0" y="0"/>
-                          <a:ext cx="272" cy="2579370"/>
+                          <a:ext cx="3251200" cy="2139950"/>
                         </a:xfrm>
-                        <a:prstGeom prst="line">
+                        <a:prstGeom prst="rect">
                           <a:avLst/>
                         </a:prstGeom>
+                        <a:solidFill>
+                          <a:srgbClr val="FFFFFF"/>
+                        </a:solidFill>
+                        <a:ln w="9525">
+                          <a:solidFill>
+                            <a:srgbClr val="000000"/>
+                          </a:solidFill>
+                          <a:miter lim="800000"/>
+                          <a:headEnd/>
+                          <a:tailEnd/>
+                        </a:ln>
                       </wps:spPr>
-                      <wps:style>
-                        <a:lnRef idx="1">
-                          <a:schemeClr val="dk1"/>
-                        </a:lnRef>
-                        <a:fillRef idx="0">
-                          <a:schemeClr val="dk1"/>
-                        </a:fillRef>
-                        <a:effectRef idx="0">
-                          <a:schemeClr val="dk1"/>
-                        </a:effectRef>
-                        <a:fontRef idx="minor">
-                          <a:schemeClr val="tx1"/>
-                        </a:fontRef>
-                      </wps:style>
-                      <wps:bodyPr/>
+                      <wps:txbx>
+                        <w:txbxContent>
+                          <w:p>
+                            <w:pPr>
+                              <w:rPr>
+                                <w:rFonts w:ascii="Roboto" w:eastAsia="Times New Roman" w:hAnsi="Roboto" w:cs="Times New Roman"/>
+                                <w:b/>
+                                <w:lang w:val="en-IN" w:eastAsia="en-IN"/>
+                              </w:rPr>
+                            </w:pPr>
+                            <w:r>
+                              <w:rPr>
+                                <w:rFonts w:cstheme="minorHAnsi"/>
+                                <w:b/>
+                                <w:sz w:val="24"/>
+                                <w:szCs w:val="24"/>
+                              </w:rPr>
+                              <w:t>Address of First Holder / Applicant:</w:t>
+                            </w:r>
+                            <w:r>
+                              <w:rPr>
+                                <w:rFonts w:ascii="Roboto" w:eastAsia="Times New Roman" w:hAnsi="Roboto" w:cs="Times New Roman"/>
+                                <w:color w:val="000000"/>
+                                <w:lang w:val="en-IN" w:eastAsia="en-IN"/>
+                              </w:rPr>
+                              <w:t xml:space="preserve"> </w:t>
+                            </w:r>
+                            <w:r>
+                              <w:rPr>
+                                <w:rFonts w:ascii="Roboto" w:eastAsia="Times New Roman" w:hAnsi="Roboto" w:cs="Times New Roman"/>
+                                <w:color w:val="000000"/>
+                                <w:lang w:val="en-IN" w:eastAsia="en-IN"/>
+                              </w:rPr>
+                              <w:br/>
+                            </w:r>
+                            <w:r>
+                              <w:rPr>
+                                <w:rFonts w:ascii="Roboto" w:eastAsia="Times New Roman" w:hAnsi="Roboto" w:cs="Times New Roman"/>
+                                <w:b/>
+                                <w:lang w:val="en-IN" w:eastAsia="en-IN"/>
+                              </w:rPr>
+                              <w:t>[Address C1]</w:t>
+                            </w:r>
+                          </w:p>
+                          <w:p>
+                            <w:pPr>
+                              <w:rPr>
+                                <w:rFonts w:ascii="Roboto" w:eastAsia="Times New Roman" w:hAnsi="Roboto" w:cs="Times New Roman"/>
+                                <w:b/>
+                                <w:lang w:val="en-IN" w:eastAsia="en-IN"/>
+                              </w:rPr>
+                            </w:pPr>
+                          </w:p>
+                          <w:p>
+                            <w:pPr>
+                              <w:rPr>
+                                <w:rFonts w:cstheme="minorHAnsi"/>
+                                <w:b/>
+                                <w:sz w:val="24"/>
+                                <w:szCs w:val="24"/>
+                              </w:rPr>
+                            </w:pPr>
+                            <w:r>
+                              <w:rPr>
+                                <w:rFonts w:cstheme="minorHAnsi"/>
+                                <w:b/>
+                                <w:sz w:val="24"/>
+                                <w:szCs w:val="24"/>
+                              </w:rPr>
+                              <w:t xml:space="preserve">Pin code – </w:t>
+                            </w:r>
+                            <w:r>
+                              <w:rPr>
+                                <w:rFonts w:ascii="Roboto" w:eastAsia="Times New Roman" w:hAnsi="Roboto" w:cs="Times New Roman"/>
+                                <w:b/>
+                                <w:lang w:val="en-IN" w:eastAsia="en-IN"/>
+                              </w:rPr>
+                              <w:t>[PIN C1]</w:t>
+                            </w:r>
+                          </w:p>
+                          <w:p>
+                            <w:pPr>
+                              <w:rPr>
+                                <w:rFonts w:ascii="Roboto" w:eastAsia="Times New Roman" w:hAnsi="Roboto" w:cs="Times New Roman"/>
+                                <w:b/>
+                                <w:lang w:val="en-IN" w:eastAsia="en-IN"/>
+                              </w:rPr>
+                            </w:pPr>
+                            <w:r>
+                              <w:rPr>
+                                <w:rFonts w:cstheme="minorHAnsi"/>
+                                <w:b/>
+                                <w:sz w:val="24"/>
+                                <w:szCs w:val="24"/>
+                              </w:rPr>
+                              <w:t xml:space="preserve">Tel. no.- </w:t>
+                            </w:r>
+                            <w:r>
+                              <w:rPr>
+                                <w:rFonts w:ascii="Roboto" w:eastAsia="Times New Roman" w:hAnsi="Roboto" w:cs="Times New Roman"/>
+                                <w:b/>
+                                <w:lang w:val="en-IN" w:eastAsia="en-IN"/>
+                              </w:rPr>
+                              <w:t>[Mobile No C1]</w:t>
+                            </w:r>
+                          </w:p>
+                          <w:p>
+                            <w:pPr>
+                              <w:rPr>
+                                <w:rFonts w:cstheme="minorHAnsi"/>
+                                <w:b/>
+                                <w:sz w:val="24"/>
+                                <w:szCs w:val="24"/>
+                              </w:rPr>
+                            </w:pPr>
+                            <w:r>
+                              <w:rPr>
+                                <w:rFonts w:eastAsia="Times New Roman" w:cstheme="minorHAnsi"/>
+                                <w:b/>
+                                <w:sz w:val="24"/>
+                                <w:szCs w:val="24"/>
+                                <w:lang w:eastAsia="en-IN"/>
+                              </w:rPr>
+                              <w:t xml:space="preserve">Email Id- </w:t>
+                            </w:r>
+                            <w:r>
+                              <w:rPr>
+                                <w:rFonts w:ascii="Roboto" w:eastAsia="Times New Roman" w:hAnsi="Roboto" w:cs="Times New Roman"/>
+                                <w:b/>
+                                <w:lang w:val="en-IN" w:eastAsia="en-IN"/>
+                              </w:rPr>
+                              <w:t>[Email ID C1]</w:t>
+                            </w:r>
+                          </w:p>
+                          <w:p>
+                            <w:r>
+                              <w:rPr>
+                                <w:rFonts w:cstheme="minorHAnsi"/>
+                                <w:b/>
+                                <w:sz w:val="24"/>
+                                <w:szCs w:val="24"/>
+                              </w:rPr>
+                              <w:t>Date-</w:t>
+                            </w:r>
+                          </w:p>
+                        </w:txbxContent>
+                      </wps:txbx>
+                      <wps:bodyPr rot="0" vert="horz" wrap="square" lIns="91440" tIns="45720" rIns="91440" bIns="45720" anchor="t" anchorCtr="0">
+                        <a:noAutofit/>
+                      </wps:bodyPr>
                     </wps:wsp>
                   </a:graphicData>
                 </a:graphic>
@@ -3362,245 +3533,222 @@
               </wp:anchor>
             </w:drawing>
           </mc:Choice>
-          <mc:Fallback xmlns:w16sdtdh="http://schemas.microsoft.com/office/word/2020/wordml/sdtdatahash" xmlns:w16="http://schemas.microsoft.com/office/word/2018/wordml" xmlns:w16cid="http://schemas.microsoft.com/office/word/2016/wordml/cid" xmlns:w16cex="http://schemas.microsoft.com/office/word/2018/wordml/cex" xmlns:oel="http://schemas.microsoft.com/office/2019/extlst" xmlns:am3d="http://schemas.microsoft.com/office/drawing/2017/model3d" xmlns:aink="http://schemas.microsoft.com/office/drawing/2016/ink" xmlns:cx8="http://schemas.microsoft.com/office/drawing/2016/5/14/chartex" xmlns:cx7="http://schemas.microsoft.com/office/drawing/2016/5/13/chartex" xmlns:cx6="http://schemas.microsoft.com/office/drawing/2016/5/12/chartex" xmlns:cx5="http://schemas.microsoft.com/office/drawing/2016/5/11/chartex" xmlns:cx4="http://schemas.microsoft.com/office/drawing/2016/5/10/chartex" xmlns:cx3="http://schemas.microsoft.com/office/drawing/2016/5/9/chartex" xmlns:cx2="http://schemas.microsoft.com/office/drawing/2015/10/21/chartex" xmlns:cx1="http://schemas.microsoft.com/office/drawing/2015/9/8/chartex">
+          <mc:Fallback>
             <w:pict>
-              <v:line w14:anchorId="2932E717" id="Straight Connector 5" o:spid="_x0000_s1026" style="position:absolute;flip:x;z-index:251719680;visibility:visible;mso-wrap-style:square;mso-width-percent:0;mso-height-percent:0;mso-wrap-distance-left:9pt;mso-wrap-distance-top:0;mso-wrap-distance-right:9pt;mso-wrap-distance-bottom:0;mso-position-horizontal:absolute;mso-position-horizontal-relative:text;mso-position-vertical:absolute;mso-position-vertical-relative:text;mso-width-percent:0;mso-height-percent:0;mso-width-relative:margin;mso-height-relative:margin" from="245.55pt,20.55pt" to="245.55pt,223.65pt" o:gfxdata="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" strokecolor="black [3040]"/>
+              <v:shape w14:anchorId="3077D29D" id="Text Box 2" o:spid="_x0000_s1027" type="#_x0000_t202" style="position:absolute;margin-left:0;margin-top:15.9pt;width:256pt;height:168.5pt;z-index:251661312;visibility:visible;mso-wrap-style:square;mso-width-percent:0;mso-height-percent:0;mso-wrap-distance-left:9pt;mso-wrap-distance-top:3.6pt;mso-wrap-distance-right:9pt;mso-wrap-distance-bottom:3.6pt;mso-position-horizontal:left;mso-position-horizontal-relative:margin;mso-position-vertical:absolute;mso-position-vertical-relative:text;mso-width-percent:0;mso-height-percent:0;mso-width-relative:margin;mso-height-relative:margin;v-text-anchor:top" o:gfxdata="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">
+                <v:textbox>
+                  <w:txbxContent>
+                    <w:p>
+                      <w:pPr>
+                        <w:rPr>
+                          <w:rFonts w:ascii="Roboto" w:eastAsia="Times New Roman" w:hAnsi="Roboto" w:cs="Times New Roman"/>
+                          <w:b/>
+                          <w:lang w:val="en-IN" w:eastAsia="en-IN"/>
+                        </w:rPr>
+                      </w:pPr>
+                      <w:r>
+                        <w:rPr>
+                          <w:rFonts w:cstheme="minorHAnsi"/>
+                          <w:b/>
+                          <w:sz w:val="24"/>
+                          <w:szCs w:val="24"/>
+                        </w:rPr>
+                        <w:t>Address of First Holder / Applicant:</w:t>
+                      </w:r>
+                      <w:r>
+                        <w:rPr>
+                          <w:rFonts w:ascii="Roboto" w:eastAsia="Times New Roman" w:hAnsi="Roboto" w:cs="Times New Roman"/>
+                          <w:color w:val="000000"/>
+                          <w:lang w:val="en-IN" w:eastAsia="en-IN"/>
+                        </w:rPr>
+                        <w:t xml:space="preserve"> </w:t>
+                      </w:r>
+                      <w:r>
+                        <w:rPr>
+                          <w:rFonts w:ascii="Roboto" w:eastAsia="Times New Roman" w:hAnsi="Roboto" w:cs="Times New Roman"/>
+                          <w:color w:val="000000"/>
+                          <w:lang w:val="en-IN" w:eastAsia="en-IN"/>
+                        </w:rPr>
+                        <w:br/>
+                      </w:r>
+                      <w:r>
+                        <w:rPr>
+                          <w:rFonts w:ascii="Roboto" w:eastAsia="Times New Roman" w:hAnsi="Roboto" w:cs="Times New Roman"/>
+                          <w:b/>
+                          <w:lang w:val="en-IN" w:eastAsia="en-IN"/>
+                        </w:rPr>
+                        <w:t>[Address C1]</w:t>
+                      </w:r>
+                    </w:p>
+                    <w:p>
+                      <w:pPr>
+                        <w:rPr>
+                          <w:rFonts w:ascii="Roboto" w:eastAsia="Times New Roman" w:hAnsi="Roboto" w:cs="Times New Roman"/>
+                          <w:b/>
+                          <w:lang w:val="en-IN" w:eastAsia="en-IN"/>
+                        </w:rPr>
+                      </w:pPr>
+                    </w:p>
+                    <w:p>
+                      <w:pPr>
+                        <w:rPr>
+                          <w:rFonts w:cstheme="minorHAnsi"/>
+                          <w:b/>
+                          <w:sz w:val="24"/>
+                          <w:szCs w:val="24"/>
+                        </w:rPr>
+                      </w:pPr>
+                      <w:r>
+                        <w:rPr>
+                          <w:rFonts w:cstheme="minorHAnsi"/>
+                          <w:b/>
+                          <w:sz w:val="24"/>
+                          <w:szCs w:val="24"/>
+                        </w:rPr>
+                        <w:t xml:space="preserve">Pin code – </w:t>
+                      </w:r>
+                      <w:r>
+                        <w:rPr>
+                          <w:rFonts w:ascii="Roboto" w:eastAsia="Times New Roman" w:hAnsi="Roboto" w:cs="Times New Roman"/>
+                          <w:b/>
+                          <w:lang w:val="en-IN" w:eastAsia="en-IN"/>
+                        </w:rPr>
+                        <w:t>[PIN C1]</w:t>
+                      </w:r>
+                    </w:p>
+                    <w:p>
+                      <w:pPr>
+                        <w:rPr>
+                          <w:rFonts w:ascii="Roboto" w:eastAsia="Times New Roman" w:hAnsi="Roboto" w:cs="Times New Roman"/>
+                          <w:b/>
+                          <w:lang w:val="en-IN" w:eastAsia="en-IN"/>
+                        </w:rPr>
+                      </w:pPr>
+                      <w:r>
+                        <w:rPr>
+                          <w:rFonts w:cstheme="minorHAnsi"/>
+                          <w:b/>
+                          <w:sz w:val="24"/>
+                          <w:szCs w:val="24"/>
+                        </w:rPr>
+                        <w:t xml:space="preserve">Tel. no.- </w:t>
+                      </w:r>
+                      <w:r>
+                        <w:rPr>
+                          <w:rFonts w:ascii="Roboto" w:eastAsia="Times New Roman" w:hAnsi="Roboto" w:cs="Times New Roman"/>
+                          <w:b/>
+                          <w:lang w:val="en-IN" w:eastAsia="en-IN"/>
+                        </w:rPr>
+                        <w:t>[Mobile No C1]</w:t>
+                      </w:r>
+                    </w:p>
+                    <w:p>
+                      <w:pPr>
+                        <w:rPr>
+                          <w:rFonts w:cstheme="minorHAnsi"/>
+                          <w:b/>
+                          <w:sz w:val="24"/>
+                          <w:szCs w:val="24"/>
+                        </w:rPr>
+                      </w:pPr>
+                      <w:r>
+                        <w:rPr>
+                          <w:rFonts w:eastAsia="Times New Roman" w:cstheme="minorHAnsi"/>
+                          <w:b/>
+                          <w:sz w:val="24"/>
+                          <w:szCs w:val="24"/>
+                          <w:lang w:eastAsia="en-IN"/>
+                        </w:rPr>
+                        <w:t xml:space="preserve">Email Id- </w:t>
+                      </w:r>
+                      <w:r>
+                        <w:rPr>
+                          <w:rFonts w:ascii="Roboto" w:eastAsia="Times New Roman" w:hAnsi="Roboto" w:cs="Times New Roman"/>
+                          <w:b/>
+                          <w:lang w:val="en-IN" w:eastAsia="en-IN"/>
+                        </w:rPr>
+                        <w:t>[Email ID C1]</w:t>
+                      </w:r>
+                    </w:p>
+                    <w:p>
+                      <w:r>
+                        <w:rPr>
+                          <w:rFonts w:cstheme="minorHAnsi"/>
+                          <w:b/>
+                          <w:sz w:val="24"/>
+                          <w:szCs w:val="24"/>
+                        </w:rPr>
+                        <w:t>Date-</w:t>
+                      </w:r>
+                    </w:p>
+                  </w:txbxContent>
+                </v:textbox>
+                <w10:wrap type="square" anchorx="margin"/>
+              </v:shape>
             </w:pict>
           </mc:Fallback>
         </mc:AlternateContent>
       </w:r>
-      <w:r>
+    </w:p>
+    <w:p>
+      <w:pPr>
         <w:rPr>
           <w:rFonts w:cstheme="minorHAnsi"/>
           <w:b/>
+          <w:sz w:val="24"/>
+          <w:szCs w:val="24"/>
+        </w:rPr>
+      </w:pPr>
+    </w:p>
+    <w:p>
+      <w:pPr>
+        <w:rPr>
+          <w:rFonts w:ascii="Roboto" w:eastAsia="Times New Roman" w:hAnsi="Roboto" w:cs="Times New Roman"/>
+          <w:b/>
+          <w:lang w:val="en-IN" w:eastAsia="en-IN"/>
+        </w:rPr>
+      </w:pPr>
+    </w:p>
+    <w:p>
+      <w:pPr>
+        <w:rPr>
+          <w:rFonts w:cstheme="minorHAnsi"/>
+          <w:b/>
+          <w:sz w:val="24"/>
+          <w:szCs w:val="24"/>
+        </w:rPr>
+      </w:pPr>
+      <w:r>
+        <w:rPr>
+          <w:rFonts w:cstheme="minorHAnsi"/>
+          <w:b/>
+          <w:sz w:val="24"/>
+          <w:szCs w:val="24"/>
+        </w:rPr>
+        <w:t xml:space="preserve"> </w:t>
+      </w:r>
+    </w:p>
+    <w:p>
+      <w:pPr>
+        <w:jc w:val="center"/>
+      </w:pPr>
+      <w:r>
+        <w:rPr>
+          <w:b/>
           <w:noProof/>
-          <w:sz w:val="24"/>
-          <w:szCs w:val="24"/>
         </w:rPr>
         <mc:AlternateContent>
           <mc:Choice Requires="wps">
             <w:drawing>
-              <wp:anchor distT="0" distB="0" distL="114300" distR="114300" simplePos="0" relativeHeight="251717632" behindDoc="0" locked="0" layoutInCell="1" allowOverlap="1" wp14:anchorId="46A7FA5F" wp14:editId="353CF0BE">
+              <wp:anchor distT="0" distB="0" distL="114300" distR="114300" simplePos="0" relativeHeight="251660288" behindDoc="0" locked="0" layoutInCell="1" allowOverlap="1" wp14:anchorId="7080903E" wp14:editId="0F2A830D">
                 <wp:simplePos x="0" y="0"/>
-                <wp:positionH relativeFrom="column">
-                  <wp:posOffset>-171450</wp:posOffset>
+                <wp:positionH relativeFrom="page">
+                  <wp:posOffset>4254500</wp:posOffset>
                 </wp:positionH>
                 <wp:positionV relativeFrom="paragraph">
-                  <wp:posOffset>260893</wp:posOffset>
+                  <wp:posOffset>245745</wp:posOffset>
                 </wp:positionV>
-                <wp:extent cx="0" cy="2579915"/>
-                <wp:effectExtent l="0" t="0" r="12700" b="11430"/>
-                <wp:wrapNone/>
-                <wp:docPr id="3" name="Straight Connector 3"/>
-                <wp:cNvGraphicFramePr/>
-                <a:graphic xmlns:a="http://schemas.openxmlformats.org/drawingml/2006/main">
-                  <a:graphicData uri="http://schemas.microsoft.com/office/word/2010/wordprocessingShape">
-                    <wps:wsp>
-                      <wps:cNvCnPr/>
-                      <wps:spPr>
-                        <a:xfrm>
-                          <a:off x="0" y="0"/>
-                          <a:ext cx="0" cy="2579915"/>
-                        </a:xfrm>
-                        <a:prstGeom prst="line">
-                          <a:avLst/>
-                        </a:prstGeom>
-                      </wps:spPr>
-                      <wps:style>
-                        <a:lnRef idx="1">
-                          <a:schemeClr val="dk1"/>
-                        </a:lnRef>
-                        <a:fillRef idx="0">
-                          <a:schemeClr val="dk1"/>
-                        </a:fillRef>
-                        <a:effectRef idx="0">
-                          <a:schemeClr val="dk1"/>
-                        </a:effectRef>
-                        <a:fontRef idx="minor">
-                          <a:schemeClr val="tx1"/>
-                        </a:fontRef>
-                      </wps:style>
-                      <wps:bodyPr/>
-                    </wps:wsp>
-                  </a:graphicData>
-                </a:graphic>
-                <wp14:sizeRelV relativeFrom="margin">
-                  <wp14:pctHeight>0</wp14:pctHeight>
-                </wp14:sizeRelV>
-              </wp:anchor>
-            </w:drawing>
-          </mc:Choice>
-          <mc:Fallback>
-            <w:pict>
-              <v:line w14:anchorId="7A6B69B7" id="Straight Connector 3" o:spid="_x0000_s1026" style="position:absolute;z-index:251717632;visibility:visible;mso-wrap-style:square;mso-height-percent:0;mso-wrap-distance-left:9pt;mso-wrap-distance-top:0;mso-wrap-distance-right:9pt;mso-wrap-distance-bottom:0;mso-position-horizontal:absolute;mso-position-horizontal-relative:text;mso-position-vertical:absolute;mso-position-vertical-relative:text;mso-height-percent:0;mso-height-relative:margin" from="-13.5pt,20.55pt" to="-13.5pt,223.7pt" o:gfxdata="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" strokecolor="black [3040]"/>
-            </w:pict>
-          </mc:Fallback>
-        </mc:AlternateContent>
-      </w:r>
-      <w:r>
-        <w:rPr>
-          <w:rFonts w:cstheme="minorHAnsi"/>
-          <w:b/>
-          <w:noProof/>
-          <w:sz w:val="24"/>
-          <w:szCs w:val="24"/>
-        </w:rPr>
-        <mc:AlternateContent>
-          <mc:Choice Requires="wps">
-            <w:drawing>
-              <wp:anchor distT="0" distB="0" distL="114300" distR="114300" simplePos="0" relativeHeight="251718656" behindDoc="0" locked="0" layoutInCell="1" allowOverlap="1">
-                <wp:simplePos x="0" y="0"/>
-                <wp:positionH relativeFrom="column">
-                  <wp:posOffset>-171451</wp:posOffset>
-                </wp:positionH>
-                <wp:positionV relativeFrom="paragraph">
-                  <wp:posOffset>260894</wp:posOffset>
-                </wp:positionV>
-                <wp:extent cx="3290207" cy="0"/>
-                <wp:effectExtent l="0" t="0" r="12065" b="12700"/>
-                <wp:wrapNone/>
-                <wp:docPr id="4" name="Straight Connector 4"/>
-                <wp:cNvGraphicFramePr/>
-                <a:graphic xmlns:a="http://schemas.openxmlformats.org/drawingml/2006/main">
-                  <a:graphicData uri="http://schemas.microsoft.com/office/word/2010/wordprocessingShape">
-                    <wps:wsp>
-                      <wps:cNvCnPr/>
-                      <wps:spPr>
-                        <a:xfrm>
-                          <a:off x="0" y="0"/>
-                          <a:ext cx="3290207" cy="0"/>
-                        </a:xfrm>
-                        <a:prstGeom prst="line">
-                          <a:avLst/>
-                        </a:prstGeom>
-                      </wps:spPr>
-                      <wps:style>
-                        <a:lnRef idx="1">
-                          <a:schemeClr val="dk1"/>
-                        </a:lnRef>
-                        <a:fillRef idx="0">
-                          <a:schemeClr val="dk1"/>
-                        </a:fillRef>
-                        <a:effectRef idx="0">
-                          <a:schemeClr val="dk1"/>
-                        </a:effectRef>
-                        <a:fontRef idx="minor">
-                          <a:schemeClr val="tx1"/>
-                        </a:fontRef>
-                      </wps:style>
-                      <wps:bodyPr/>
-                    </wps:wsp>
-                  </a:graphicData>
-                </a:graphic>
-              </wp:anchor>
-            </w:drawing>
-          </mc:Choice>
-          <mc:Fallback xmlns:w16sdtdh="http://schemas.microsoft.com/office/word/2020/wordml/sdtdatahash" xmlns:w16="http://schemas.microsoft.com/office/word/2018/wordml" xmlns:w16cid="http://schemas.microsoft.com/office/word/2016/wordml/cid" xmlns:w16cex="http://schemas.microsoft.com/office/word/2018/wordml/cex" xmlns:oel="http://schemas.microsoft.com/office/2019/extlst" xmlns:am3d="http://schemas.microsoft.com/office/drawing/2017/model3d" xmlns:aink="http://schemas.microsoft.com/office/drawing/2016/ink" xmlns:cx8="http://schemas.microsoft.com/office/drawing/2016/5/14/chartex" xmlns:cx7="http://schemas.microsoft.com/office/drawing/2016/5/13/chartex" xmlns:cx6="http://schemas.microsoft.com/office/drawing/2016/5/12/chartex" xmlns:cx5="http://schemas.microsoft.com/office/drawing/2016/5/11/chartex" xmlns:cx4="http://schemas.microsoft.com/office/drawing/2016/5/10/chartex" xmlns:cx3="http://schemas.microsoft.com/office/drawing/2016/5/9/chartex" xmlns:cx2="http://schemas.microsoft.com/office/drawing/2015/10/21/chartex" xmlns:cx1="http://schemas.microsoft.com/office/drawing/2015/9/8/chartex">
-            <w:pict>
-              <v:line w14:anchorId="6183A685" id="Straight Connector 4" o:spid="_x0000_s1026" style="position:absolute;z-index:251718656;visibility:visible;mso-wrap-style:square;mso-wrap-distance-left:9pt;mso-wrap-distance-top:0;mso-wrap-distance-right:9pt;mso-wrap-distance-bottom:0;mso-position-horizontal:absolute;mso-position-horizontal-relative:text;mso-position-vertical:absolute;mso-position-vertical-relative:text" from="-13.5pt,20.55pt" to="245.55pt,20.55pt" o:gfxdata="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" strokecolor="black [3040]"/>
-            </w:pict>
-          </mc:Fallback>
-        </mc:AlternateContent>
-      </w:r>
-    </w:p>
-    <w:p>
-      <w:pPr>
-        <w:rPr>
-          <w:rFonts w:cstheme="minorHAnsi"/>
-          <w:b/>
-          <w:sz w:val="24"/>
-          <w:szCs w:val="24"/>
-        </w:rPr>
-      </w:pPr>
-      <w:r>
-        <w:rPr>
-          <w:rFonts w:cstheme="minorHAnsi"/>
-          <w:b/>
-          <w:sz w:val="24"/>
-          <w:szCs w:val="24"/>
-        </w:rPr>
-        <w:t>Address of First Holder / Applicant:</w:t>
-      </w:r>
-    </w:p>
-    <w:p>
-      <w:pPr>
-        <w:pStyle w:val="ListParagraph"/>
-        <w:spacing w:after="0" w:line="240" w:lineRule="auto"/>
-        <w:ind w:left="-426" w:right="-189" w:firstLine="426"/>
-        <w:jc w:val="both"/>
-        <w:rPr>
-          <w:rFonts w:ascii="Arial" w:hAnsi="Arial" w:cs="Arial"/>
-          <w:b/>
-          <w:sz w:val="24"/>
-          <w:szCs w:val="24"/>
-        </w:rPr>
-      </w:pPr>
-      <w:r>
-        <w:rPr>
-          <w:rFonts w:ascii="Arial" w:hAnsi="Arial" w:cs="Arial"/>
-          <w:color w:val="FF0000"/>
-          <w:sz w:val="24"/>
-          <w:szCs w:val="24"/>
-        </w:rPr>
-        <w:t xml:space="preserve"> </w:t>
-      </w:r>
-      <w:r>
-        <w:rPr>
-          <w:rFonts w:ascii="Arial" w:hAnsi="Arial" w:cs="Arial"/>
-          <w:b/>
-          <w:sz w:val="24"/>
-          <w:szCs w:val="24"/>
-        </w:rPr>
-        <w:t>[Address C1]</w:t>
-      </w:r>
-    </w:p>
-    <w:p>
-      <w:pPr>
-        <w:spacing w:line="240" w:lineRule="auto"/>
-        <w:rPr>
-          <w:rFonts w:cstheme="minorHAnsi"/>
-          <w:b/>
-          <w:sz w:val="24"/>
-          <w:szCs w:val="24"/>
-        </w:rPr>
-      </w:pPr>
-    </w:p>
-    <w:p>
-      <w:pPr>
-        <w:spacing w:line="240" w:lineRule="auto"/>
-        <w:rPr>
-          <w:rFonts w:cstheme="minorHAnsi"/>
-          <w:b/>
-          <w:sz w:val="24"/>
-          <w:szCs w:val="24"/>
-        </w:rPr>
-      </w:pPr>
-    </w:p>
-    <w:p>
-      <w:pPr>
-        <w:rPr>
-          <w:rFonts w:cstheme="minorHAnsi"/>
-          <w:b/>
-          <w:sz w:val="24"/>
-          <w:szCs w:val="24"/>
-        </w:rPr>
-      </w:pPr>
-      <w:r>
-        <w:rPr>
-          <w:noProof/>
-        </w:rPr>
-        <mc:AlternateContent>
-          <mc:Choice Requires="wps">
-            <w:drawing>
-              <wp:anchor distT="0" distB="0" distL="114300" distR="114300" simplePos="0" relativeHeight="251716608" behindDoc="0" locked="0" layoutInCell="1" allowOverlap="1" wp14:anchorId="2E15F99A" wp14:editId="1C154D48">
-                <wp:simplePos x="0" y="0"/>
-                <wp:positionH relativeFrom="page">
-                  <wp:posOffset>4279900</wp:posOffset>
-                </wp:positionH>
-                <wp:positionV relativeFrom="paragraph">
-                  <wp:posOffset>3810</wp:posOffset>
-                </wp:positionV>
-                <wp:extent cx="3124835" cy="1308100"/>
+                <wp:extent cx="3143885" cy="755650"/>
                 <wp:effectExtent l="0" t="0" r="18415" b="25400"/>
                 <wp:wrapNone/>
                 <wp:docPr id="7" name="Text Box 2"/>
@@ -3616,7 +3764,7 @@
                       <wps:spPr>
                         <a:xfrm>
                           <a:off x="0" y="0"/>
-                          <a:ext cx="3124835" cy="1308100"/>
+                          <a:ext cx="3143885" cy="755650"/>
                         </a:xfrm>
                         <a:prstGeom prst="rect">
                           <a:avLst/>
@@ -3681,7 +3829,7 @@
                           </w:p>
                         </w:txbxContent>
                       </wps:txbx>
-                      <wps:bodyPr lIns="0" tIns="0" rIns="0" bIns="0" upright="1">
+                      <wps:bodyPr wrap="square" lIns="0" tIns="0" rIns="0" bIns="0" upright="1">
                         <a:noAutofit/>
                       </wps:bodyPr>
                     </wps:wsp>
@@ -3698,7 +3846,7 @@
           </mc:Choice>
           <mc:Fallback>
             <w:pict>
-              <v:shape w14:anchorId="2E15F99A" id="Text Box 2" o:spid="_x0000_s1027" type="#_x0000_t202" style="position:absolute;margin-left:337pt;margin-top:.3pt;width:246.05pt;height:103pt;z-index:251716608;visibility:visible;mso-wrap-style:square;mso-width-percent:0;mso-height-percent:0;mso-wrap-distance-left:9pt;mso-wrap-distance-top:0;mso-wrap-distance-right:9pt;mso-wrap-distance-bottom:0;mso-position-horizontal:absolute;mso-position-horizontal-relative:page;mso-position-vertical:absolute;mso-position-vertical-relative:text;mso-width-percent:0;mso-height-percent:0;mso-width-relative:page;mso-height-relative:page;v-text-anchor:top" o:gfxdata="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" filled="f" strokeweight=".25pt">
+              <v:shape w14:anchorId="7080903E" id="_x0000_s1028" type="#_x0000_t202" style="position:absolute;left:0;text-align:left;margin-left:335pt;margin-top:19.35pt;width:247.55pt;height:59.5pt;z-index:251660288;visibility:visible;mso-wrap-style:square;mso-width-percent:0;mso-height-percent:0;mso-wrap-distance-left:9pt;mso-wrap-distance-top:0;mso-wrap-distance-right:9pt;mso-wrap-distance-bottom:0;mso-position-horizontal:absolute;mso-position-horizontal-relative:page;mso-position-vertical:absolute;mso-position-vertical-relative:text;mso-width-percent:0;mso-height-percent:0;mso-width-relative:page;mso-height-relative:page;v-text-anchor:top" o:gfxdata="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" filled="f" strokeweight=".25pt">
                 <v:path arrowok="t"/>
                 <v:textbox inset="0,0,0,0">
                   <w:txbxContent>
@@ -3755,160 +3903,6 @@
           </mc:Fallback>
         </mc:AlternateContent>
       </w:r>
-      <w:r>
-        <w:rPr>
-          <w:rFonts w:cstheme="minorHAnsi"/>
-          <w:b/>
-          <w:sz w:val="24"/>
-          <w:szCs w:val="24"/>
-        </w:rPr>
-        <w:t xml:space="preserve">Pin code – </w:t>
-      </w:r>
-      <w:r>
-        <w:rPr>
-          <w:rFonts w:ascii="Roboto" w:eastAsia="Times New Roman" w:hAnsi="Roboto" w:cs="Times New Roman"/>
-          <w:b/>
-          <w:lang w:val="en-IN" w:eastAsia="en-IN"/>
-        </w:rPr>
-        <w:t>[PIN C1]</w:t>
-      </w:r>
-    </w:p>
-    <w:p>
-      <w:pPr>
-        <w:rPr>
-          <w:rFonts w:ascii="Roboto" w:eastAsia="Times New Roman" w:hAnsi="Roboto" w:cs="Times New Roman"/>
-          <w:b/>
-          <w:lang w:val="en-IN" w:eastAsia="en-IN"/>
-        </w:rPr>
-      </w:pPr>
-      <w:r>
-        <w:rPr>
-          <w:rFonts w:cstheme="minorHAnsi"/>
-          <w:b/>
-          <w:sz w:val="24"/>
-          <w:szCs w:val="24"/>
-        </w:rPr>
-        <w:t xml:space="preserve">Tel. no.- </w:t>
-      </w:r>
-      <w:r>
-        <w:rPr>
-          <w:rFonts w:ascii="Roboto" w:eastAsia="Times New Roman" w:hAnsi="Roboto" w:cs="Times New Roman"/>
-          <w:b/>
-          <w:lang w:val="en-IN" w:eastAsia="en-IN"/>
-        </w:rPr>
-        <w:t>[Mobile No C1]</w:t>
-      </w:r>
-    </w:p>
-    <w:p>
-      <w:pPr>
-        <w:rPr>
-          <w:rFonts w:ascii="Roboto" w:eastAsia="Times New Roman" w:hAnsi="Roboto" w:cs="Times New Roman"/>
-          <w:b/>
-          <w:lang w:val="en-IN" w:eastAsia="en-IN"/>
-        </w:rPr>
-      </w:pPr>
-      <w:r>
-        <w:rPr>
-          <w:rFonts w:eastAsia="Times New Roman" w:cstheme="minorHAnsi"/>
-          <w:b/>
-          <w:sz w:val="24"/>
-          <w:szCs w:val="24"/>
-          <w:lang w:eastAsia="en-IN"/>
-        </w:rPr>
-        <w:t xml:space="preserve">Email Id- </w:t>
-      </w:r>
-      <w:r>
-        <w:rPr>
-          <w:rFonts w:ascii="Roboto" w:eastAsia="Times New Roman" w:hAnsi="Roboto" w:cs="Times New Roman"/>
-          <w:b/>
-          <w:lang w:val="en-IN" w:eastAsia="en-IN"/>
-        </w:rPr>
-        <w:t>[Email ID C1]</w:t>
-      </w:r>
-    </w:p>
-    <w:p>
-      <w:pPr>
-        <w:rPr>
-          <w:rFonts w:cstheme="minorHAnsi"/>
-          <w:b/>
-          <w:sz w:val="24"/>
-          <w:szCs w:val="24"/>
-        </w:rPr>
-      </w:pPr>
-      <w:r>
-        <w:rPr>
-          <w:rFonts w:cstheme="minorHAnsi"/>
-          <w:b/>
-          <w:noProof/>
-          <w:sz w:val="24"/>
-          <w:szCs w:val="24"/>
-        </w:rPr>
-        <mc:AlternateContent>
-          <mc:Choice Requires="wps">
-            <w:drawing>
-              <wp:anchor distT="0" distB="0" distL="114300" distR="114300" simplePos="0" relativeHeight="251720704" behindDoc="0" locked="0" layoutInCell="1" allowOverlap="1" wp14:anchorId="4E5BF445" wp14:editId="38B6CB9D">
-                <wp:simplePos x="0" y="0"/>
-                <wp:positionH relativeFrom="column">
-                  <wp:posOffset>-171451</wp:posOffset>
-                </wp:positionH>
-                <wp:positionV relativeFrom="paragraph">
-                  <wp:posOffset>335824</wp:posOffset>
-                </wp:positionV>
-                <wp:extent cx="3290207" cy="0"/>
-                <wp:effectExtent l="0" t="0" r="12065" b="12700"/>
-                <wp:wrapNone/>
-                <wp:docPr id="6" name="Straight Connector 6"/>
-                <wp:cNvGraphicFramePr/>
-                <a:graphic xmlns:a="http://schemas.openxmlformats.org/drawingml/2006/main">
-                  <a:graphicData uri="http://schemas.microsoft.com/office/word/2010/wordprocessingShape">
-                    <wps:wsp>
-                      <wps:cNvCnPr/>
-                      <wps:spPr>
-                        <a:xfrm>
-                          <a:off x="0" y="0"/>
-                          <a:ext cx="3290207" cy="0"/>
-                        </a:xfrm>
-                        <a:prstGeom prst="line">
-                          <a:avLst/>
-                        </a:prstGeom>
-                      </wps:spPr>
-                      <wps:style>
-                        <a:lnRef idx="1">
-                          <a:schemeClr val="dk1"/>
-                        </a:lnRef>
-                        <a:fillRef idx="0">
-                          <a:schemeClr val="dk1"/>
-                        </a:fillRef>
-                        <a:effectRef idx="0">
-                          <a:schemeClr val="dk1"/>
-                        </a:effectRef>
-                        <a:fontRef idx="minor">
-                          <a:schemeClr val="tx1"/>
-                        </a:fontRef>
-                      </wps:style>
-                      <wps:bodyPr/>
-                    </wps:wsp>
-                  </a:graphicData>
-                </a:graphic>
-              </wp:anchor>
-            </w:drawing>
-          </mc:Choice>
-          <mc:Fallback xmlns:w16sdtdh="http://schemas.microsoft.com/office/word/2020/wordml/sdtdatahash" xmlns:w16="http://schemas.microsoft.com/office/word/2018/wordml" xmlns:w16cid="http://schemas.microsoft.com/office/word/2016/wordml/cid" xmlns:w16cex="http://schemas.microsoft.com/office/word/2018/wordml/cex" xmlns:oel="http://schemas.microsoft.com/office/2019/extlst" xmlns:am3d="http://schemas.microsoft.com/office/drawing/2017/model3d" xmlns:aink="http://schemas.microsoft.com/office/drawing/2016/ink" xmlns:cx8="http://schemas.microsoft.com/office/drawing/2016/5/14/chartex" xmlns:cx7="http://schemas.microsoft.com/office/drawing/2016/5/13/chartex" xmlns:cx6="http://schemas.microsoft.com/office/drawing/2016/5/12/chartex" xmlns:cx5="http://schemas.microsoft.com/office/drawing/2016/5/11/chartex" xmlns:cx4="http://schemas.microsoft.com/office/drawing/2016/5/10/chartex" xmlns:cx3="http://schemas.microsoft.com/office/drawing/2016/5/9/chartex" xmlns:cx2="http://schemas.microsoft.com/office/drawing/2015/10/21/chartex" xmlns:cx1="http://schemas.microsoft.com/office/drawing/2015/9/8/chartex">
-            <w:pict>
-              <v:line w14:anchorId="3AFC57EA" id="Straight Connector 6" o:spid="_x0000_s1026" style="position:absolute;z-index:251720704;visibility:visible;mso-wrap-style:square;mso-wrap-distance-left:9pt;mso-wrap-distance-top:0;mso-wrap-distance-right:9pt;mso-wrap-distance-bottom:0;mso-position-horizontal:absolute;mso-position-horizontal-relative:text;mso-position-vertical:absolute;mso-position-vertical-relative:text" from="-13.5pt,26.45pt" to="245.55pt,26.45pt" o:gfxdata="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" strokecolor="black [3040]"/>
-            </w:pict>
-          </mc:Fallback>
-        </mc:AlternateContent>
-      </w:r>
-      <w:r>
-        <w:rPr>
-          <w:rFonts w:cstheme="minorHAnsi"/>
-          <w:b/>
-          <w:sz w:val="24"/>
-          <w:szCs w:val="24"/>
-        </w:rPr>
-        <w:t xml:space="preserve">Date- </w:t>
-      </w:r>
     </w:p>
     <w:p>
       <w:pPr>
@@ -3917,24 +3911,6 @@
         </w:tabs>
         <w:spacing w:after="133" w:line="240" w:lineRule="auto"/>
         <w:ind w:right="314"/>
-        <w:jc w:val="both"/>
-        <w:rPr>
-          <w:rFonts w:ascii="Arial" w:hAnsi="Arial" w:cs="Arial"/>
-          <w:sz w:val="24"/>
-          <w:szCs w:val="24"/>
-        </w:rPr>
-      </w:pPr>
-      <w:bookmarkStart w:id="0" w:name="_GoBack"/>
-      <w:bookmarkEnd w:id="0"/>
-    </w:p>
-    <w:p>
-      <w:pPr>
-        <w:pStyle w:val="ListParagraph"/>
-        <w:tabs>
-          <w:tab w:val="left" w:pos="9450"/>
-        </w:tabs>
-        <w:spacing w:after="133" w:line="240" w:lineRule="auto"/>
-        <w:ind w:left="-426" w:right="314"/>
         <w:jc w:val="both"/>
         <w:rPr>
           <w:rFonts w:ascii="Arial" w:hAnsi="Arial" w:cs="Arial"/>
@@ -3972,15 +3948,66 @@
           <w:rFonts w:ascii="Arial" w:hAnsi="Arial" w:cs="Arial"/>
           <w:sz w:val="24"/>
           <w:szCs w:val="24"/>
-        </w:rPr>
-      </w:pPr>
-      <w:r>
-        <w:rPr>
-          <w:rFonts w:ascii="Arial" w:hAnsi="Arial" w:cs="Arial"/>
-          <w:sz w:val="24"/>
-          <w:szCs w:val="24"/>
           <w:u w:val="single"/>
         </w:rPr>
+      </w:pPr>
+    </w:p>
+    <w:p>
+      <w:pPr>
+        <w:widowControl w:val="0"/>
+        <w:autoSpaceDE w:val="0"/>
+        <w:autoSpaceDN w:val="0"/>
+        <w:adjustRightInd w:val="0"/>
+        <w:spacing w:after="0" w:line="265" w:lineRule="exact"/>
+        <w:ind w:left="20" w:right="-36"/>
+        <w:jc w:val="center"/>
+        <w:rPr>
+          <w:rFonts w:ascii="Arial" w:hAnsi="Arial" w:cs="Arial"/>
+          <w:sz w:val="24"/>
+          <w:szCs w:val="24"/>
+          <w:u w:val="single"/>
+        </w:rPr>
+      </w:pPr>
+    </w:p>
+    <w:p>
+      <w:pPr>
+        <w:widowControl w:val="0"/>
+        <w:autoSpaceDE w:val="0"/>
+        <w:autoSpaceDN w:val="0"/>
+        <w:adjustRightInd w:val="0"/>
+        <w:spacing w:after="0" w:line="265" w:lineRule="exact"/>
+        <w:ind w:left="20" w:right="-36"/>
+        <w:jc w:val="center"/>
+        <w:rPr>
+          <w:rFonts w:ascii="Arial" w:hAnsi="Arial" w:cs="Arial"/>
+          <w:sz w:val="24"/>
+          <w:szCs w:val="24"/>
+          <w:u w:val="single"/>
+        </w:rPr>
+      </w:pPr>
+    </w:p>
+    <w:p>
+      <w:pPr>
+        <w:widowControl w:val="0"/>
+        <w:autoSpaceDE w:val="0"/>
+        <w:autoSpaceDN w:val="0"/>
+        <w:adjustRightInd w:val="0"/>
+        <w:spacing w:after="0" w:line="265" w:lineRule="exact"/>
+        <w:ind w:left="20" w:right="-36"/>
+        <w:jc w:val="center"/>
+        <w:rPr>
+          <w:rFonts w:ascii="Arial" w:hAnsi="Arial" w:cs="Arial"/>
+          <w:sz w:val="24"/>
+          <w:szCs w:val="24"/>
+        </w:rPr>
+      </w:pPr>
+      <w:r>
+        <w:rPr>
+          <w:rFonts w:ascii="Arial" w:hAnsi="Arial" w:cs="Arial"/>
+          <w:sz w:val="24"/>
+          <w:szCs w:val="24"/>
+          <w:u w:val="single"/>
+        </w:rPr>
         <w:t>Si</w:t>
       </w:r>
       <w:r>
@@ -4088,16 +4115,7 @@
           <w:szCs w:val="24"/>
           <w:u w:val="single"/>
         </w:rPr>
-        <w:t>e</w:t>
-      </w:r>
-      <w:r>
-        <w:rPr>
-          <w:rFonts w:ascii="Arial" w:hAnsi="Arial" w:cs="Arial"/>
-          <w:sz w:val="24"/>
-          <w:szCs w:val="24"/>
-          <w:u w:val="single"/>
-        </w:rPr>
-        <w:t>:</w:t>
+        <w:t>e:</w:t>
       </w:r>
     </w:p>
     <w:p>
@@ -4349,22 +4367,13 @@
           <w:rFonts w:ascii="Arial" w:hAnsi="Arial" w:cs="Arial"/>
         </w:rPr>
         <w:tab/>
-      </w:r>
-      <w:r>
-        <w:rPr>
-          <w:rFonts w:ascii="Arial" w:hAnsi="Arial" w:cs="Arial"/>
-        </w:rPr>
         <w:t xml:space="preserve">       </w:t>
       </w:r>
     </w:p>
     <w:p>
       <w:pPr>
-        <w:widowControl w:val="0"/>
-        <w:autoSpaceDE w:val="0"/>
-        <w:autoSpaceDN w:val="0"/>
-        <w:adjustRightInd w:val="0"/>
-        <w:spacing w:after="0" w:line="265" w:lineRule="exact"/>
-        <w:ind w:left="20" w:right="-36"/>
+        <w:spacing w:after="20" w:line="240" w:lineRule="auto"/>
+        <w:ind w:left="-426"/>
         <w:rPr>
           <w:rFonts w:ascii="Arial" w:hAnsi="Arial" w:cs="Arial"/>
           <w:color w:val="000000"/>
@@ -4395,7 +4404,7 @@
           <w:sz w:val="24"/>
           <w:szCs w:val="24"/>
         </w:rPr>
-        <w:t xml:space="preserve">                                                 </w:t>
+        <w:t xml:space="preserve"> </w:t>
       </w:r>
     </w:p>
     <w:sectPr>
@@ -7474,7 +7483,7 @@
 </file>
 
 <file path=customXml/itemProps1.xml><?xml version="1.0" encoding="utf-8"?>
-<ds:datastoreItem xmlns:ds="http://schemas.openxmlformats.org/officeDocument/2006/customXml" ds:itemID="{DF352179-C723-4A16-850A-3CC448D4408D}">
+<ds:datastoreItem xmlns:ds="http://schemas.openxmlformats.org/officeDocument/2006/customXml" ds:itemID="{BAF11508-24A6-46F9-9390-7B2CC6CFCBA3}">
   <ds:schemaRefs>
     <ds:schemaRef ds:uri="http://schemas.openxmlformats.org/officeDocument/2006/bibliography"/>
   </ds:schemaRefs>

--- a/backend/templates/Form-B (Indemnity)- SELF_Single_Template.docx
+++ b/backend/templates/Form-B (Indemnity)- SELF_Single_Template.docx
@@ -1,6 +1,6 @@
 
 <file path=word/document.xml><?xml version="1.0" encoding="utf-8"?>
-<w:document xmlns:wpc="http://schemas.microsoft.com/office/word/2010/wordprocessingCanvas" xmlns:cx="http://schemas.microsoft.com/office/drawing/2014/chartex" xmlns:mc="http://schemas.openxmlformats.org/markup-compatibility/2006" xmlns:o="urn:schemas-microsoft-com:office:office" xmlns:r="http://schemas.openxmlformats.org/officeDocument/2006/relationships" xmlns:m="http://schemas.openxmlformats.org/officeDocument/2006/math" xmlns:v="urn:schemas-microsoft-com:vml" xmlns:wp14="http://schemas.microsoft.com/office/word/2010/wordprocessingDrawing" xmlns:wp="http://schemas.openxmlformats.org/drawingml/2006/wordprocessingDrawing" xmlns:w10="urn:schemas-microsoft-com:office:word" xmlns:w="http://schemas.openxmlformats.org/wordprocessingml/2006/main" xmlns:w14="http://schemas.microsoft.com/office/word/2010/wordml" xmlns:w15="http://schemas.microsoft.com/office/word/2012/wordml" xmlns:w16se="http://schemas.microsoft.com/office/word/2015/wordml/symex" xmlns:wpg="http://schemas.microsoft.com/office/word/2010/wordprocessingGroup" xmlns:wpi="http://schemas.microsoft.com/office/word/2010/wordprocessingInk" xmlns:wne="http://schemas.microsoft.com/office/word/2006/wordml" xmlns:wps="http://schemas.microsoft.com/office/word/2010/wordprocessingShape" mc:Ignorable="w14 w15 w16se wp14">
+<w:document xmlns:wpc="http://schemas.microsoft.com/office/word/2010/wordprocessingCanvas" xmlns:cx="http://schemas.microsoft.com/office/drawing/2014/chartex" xmlns:cx1="http://schemas.microsoft.com/office/drawing/2015/9/8/chartex" xmlns:cx2="http://schemas.microsoft.com/office/drawing/2015/10/21/chartex" xmlns:cx3="http://schemas.microsoft.com/office/drawing/2016/5/9/chartex" xmlns:cx4="http://schemas.microsoft.com/office/drawing/2016/5/10/chartex" xmlns:cx5="http://schemas.microsoft.com/office/drawing/2016/5/11/chartex" xmlns:cx6="http://schemas.microsoft.com/office/drawing/2016/5/12/chartex" xmlns:cx7="http://schemas.microsoft.com/office/drawing/2016/5/13/chartex" xmlns:cx8="http://schemas.microsoft.com/office/drawing/2016/5/14/chartex" xmlns:mc="http://schemas.openxmlformats.org/markup-compatibility/2006" xmlns:aink="http://schemas.microsoft.com/office/drawing/2016/ink" xmlns:am3d="http://schemas.microsoft.com/office/drawing/2017/model3d" xmlns:o="urn:schemas-microsoft-com:office:office" xmlns:oel="http://schemas.microsoft.com/office/2019/extlst" xmlns:r="http://schemas.openxmlformats.org/officeDocument/2006/relationships" xmlns:m="http://schemas.openxmlformats.org/officeDocument/2006/math" xmlns:v="urn:schemas-microsoft-com:vml" xmlns:wp14="http://schemas.microsoft.com/office/word/2010/wordprocessingDrawing" xmlns:wp="http://schemas.openxmlformats.org/drawingml/2006/wordprocessingDrawing" xmlns:w10="urn:schemas-microsoft-com:office:word" xmlns:w="http://schemas.openxmlformats.org/wordprocessingml/2006/main" xmlns:w14="http://schemas.microsoft.com/office/word/2010/wordml" xmlns:w15="http://schemas.microsoft.com/office/word/2012/wordml" xmlns:w16cex="http://schemas.microsoft.com/office/word/2018/wordml/cex" xmlns:w16cid="http://schemas.microsoft.com/office/word/2016/wordml/cid" xmlns:w16="http://schemas.microsoft.com/office/word/2018/wordml" xmlns:w16du="http://schemas.microsoft.com/office/word/2023/wordml/word16du" xmlns:w16sdtdh="http://schemas.microsoft.com/office/word/2020/wordml/sdtdatahash" xmlns:w16sdtfl="http://schemas.microsoft.com/office/word/2024/wordml/sdtformatlock" xmlns:w16se="http://schemas.microsoft.com/office/word/2015/wordml/symex" xmlns:wpg="http://schemas.microsoft.com/office/word/2010/wordprocessingGroup" xmlns:wpi="http://schemas.microsoft.com/office/word/2010/wordprocessingInk" xmlns:wne="http://schemas.microsoft.com/office/word/2006/wordml" xmlns:wps="http://schemas.microsoft.com/office/word/2010/wordprocessingShape" mc:Ignorable="w14 w15 w16se w16cid w16 w16cex w16sdtdh w16sdtfl w16du wp14">
   <w:body>
     <w:tbl>
       <w:tblPr>
@@ -977,7 +977,6 @@
                 <w:b/>
               </w:rPr>
             </w:pPr>
-            <w:proofErr w:type="spellStart"/>
             <w:r>
               <w:rPr>
                 <w:rFonts w:cstheme="minorHAnsi"/>
@@ -985,17 +984,7 @@
                 <w:sz w:val="24"/>
                 <w:szCs w:val="24"/>
               </w:rPr>
-              <w:t>Rs</w:t>
-            </w:r>
-            <w:proofErr w:type="spellEnd"/>
-            <w:r>
-              <w:rPr>
-                <w:rFonts w:cstheme="minorHAnsi"/>
-                <w:b/>
-                <w:sz w:val="24"/>
-                <w:szCs w:val="24"/>
-              </w:rPr>
-              <w:t>.</w:t>
+              <w:t>Rs.</w:t>
             </w:r>
             <w:r>
               <w:rPr>
@@ -1127,7 +1116,6 @@
                 <w:b/>
               </w:rPr>
             </w:pPr>
-            <w:proofErr w:type="spellStart"/>
             <w:r>
               <w:rPr>
                 <w:rFonts w:cstheme="minorHAnsi"/>
@@ -1135,17 +1123,7 @@
                 <w:sz w:val="24"/>
                 <w:szCs w:val="24"/>
               </w:rPr>
-              <w:t>Rs</w:t>
-            </w:r>
-            <w:proofErr w:type="spellEnd"/>
-            <w:r>
-              <w:rPr>
-                <w:rFonts w:cstheme="minorHAnsi"/>
-                <w:b/>
-                <w:sz w:val="24"/>
-                <w:szCs w:val="24"/>
-              </w:rPr>
-              <w:t>.</w:t>
+              <w:t>Rs.</w:t>
             </w:r>
             <w:r>
               <w:rPr>
@@ -1277,7 +1255,6 @@
                 <w:b/>
               </w:rPr>
             </w:pPr>
-            <w:proofErr w:type="spellStart"/>
             <w:r>
               <w:rPr>
                 <w:rFonts w:cstheme="minorHAnsi"/>
@@ -1285,17 +1262,7 @@
                 <w:sz w:val="24"/>
                 <w:szCs w:val="24"/>
               </w:rPr>
-              <w:t>Rs</w:t>
-            </w:r>
-            <w:proofErr w:type="spellEnd"/>
-            <w:r>
-              <w:rPr>
-                <w:rFonts w:cstheme="minorHAnsi"/>
-                <w:b/>
-                <w:sz w:val="24"/>
-                <w:szCs w:val="24"/>
-              </w:rPr>
-              <w:t>.</w:t>
+              <w:t>Rs.</w:t>
             </w:r>
             <w:r>
               <w:rPr>
@@ -1436,7 +1403,6 @@
                 <w:b/>
               </w:rPr>
             </w:pPr>
-            <w:proofErr w:type="spellStart"/>
             <w:r>
               <w:rPr>
                 <w:rFonts w:cstheme="minorHAnsi"/>
@@ -1444,17 +1410,7 @@
                 <w:sz w:val="24"/>
                 <w:szCs w:val="24"/>
               </w:rPr>
-              <w:t>Rs</w:t>
-            </w:r>
-            <w:proofErr w:type="spellEnd"/>
-            <w:r>
-              <w:rPr>
-                <w:rFonts w:cstheme="minorHAnsi"/>
-                <w:b/>
-                <w:sz w:val="24"/>
-                <w:szCs w:val="24"/>
-              </w:rPr>
-              <w:t>.</w:t>
+              <w:t>Rs.</w:t>
             </w:r>
             <w:r>
               <w:rPr>
@@ -1595,7 +1551,6 @@
                 <w:b/>
               </w:rPr>
             </w:pPr>
-            <w:proofErr w:type="spellStart"/>
             <w:r>
               <w:rPr>
                 <w:rFonts w:cstheme="minorHAnsi"/>
@@ -1603,17 +1558,7 @@
                 <w:sz w:val="24"/>
                 <w:szCs w:val="24"/>
               </w:rPr>
-              <w:t>Rs</w:t>
-            </w:r>
-            <w:proofErr w:type="spellEnd"/>
-            <w:r>
-              <w:rPr>
-                <w:rFonts w:cstheme="minorHAnsi"/>
-                <w:b/>
-                <w:sz w:val="24"/>
-                <w:szCs w:val="24"/>
-              </w:rPr>
-              <w:t>.</w:t>
+              <w:t>Rs.</w:t>
             </w:r>
             <w:r>
               <w:rPr>
@@ -1764,7 +1709,6 @@
                 <w:b/>
               </w:rPr>
             </w:pPr>
-            <w:proofErr w:type="spellStart"/>
             <w:r>
               <w:rPr>
                 <w:rFonts w:cstheme="minorHAnsi"/>
@@ -1772,17 +1716,7 @@
                 <w:sz w:val="24"/>
                 <w:szCs w:val="24"/>
               </w:rPr>
-              <w:t>Rs</w:t>
-            </w:r>
-            <w:proofErr w:type="spellEnd"/>
-            <w:r>
-              <w:rPr>
-                <w:rFonts w:cstheme="minorHAnsi"/>
-                <w:b/>
-                <w:sz w:val="24"/>
-                <w:szCs w:val="24"/>
-              </w:rPr>
-              <w:t>.</w:t>
+              <w:t>Rs.</w:t>
             </w:r>
             <w:r>
               <w:rPr>
@@ -1965,7 +1899,6 @@
                 <w:b/>
               </w:rPr>
             </w:pPr>
-            <w:proofErr w:type="spellStart"/>
             <w:r>
               <w:rPr>
                 <w:rFonts w:cstheme="minorHAnsi"/>
@@ -1973,17 +1906,7 @@
                 <w:sz w:val="24"/>
                 <w:szCs w:val="24"/>
               </w:rPr>
-              <w:t>Rs</w:t>
-            </w:r>
-            <w:proofErr w:type="spellEnd"/>
-            <w:r>
-              <w:rPr>
-                <w:rFonts w:cstheme="minorHAnsi"/>
-                <w:b/>
-                <w:sz w:val="24"/>
-                <w:szCs w:val="24"/>
-              </w:rPr>
-              <w:t>.</w:t>
+              <w:t>Rs.</w:t>
             </w:r>
             <w:r>
               <w:rPr>
@@ -2166,7 +2089,6 @@
                 <w:b/>
               </w:rPr>
             </w:pPr>
-            <w:proofErr w:type="spellStart"/>
             <w:r>
               <w:rPr>
                 <w:rFonts w:cstheme="minorHAnsi"/>
@@ -2174,17 +2096,7 @@
                 <w:sz w:val="24"/>
                 <w:szCs w:val="24"/>
               </w:rPr>
-              <w:t>Rs</w:t>
-            </w:r>
-            <w:proofErr w:type="spellEnd"/>
-            <w:r>
-              <w:rPr>
-                <w:rFonts w:cstheme="minorHAnsi"/>
-                <w:b/>
-                <w:sz w:val="24"/>
-                <w:szCs w:val="24"/>
-              </w:rPr>
-              <w:t>.</w:t>
+              <w:t>Rs.</w:t>
             </w:r>
             <w:r>
               <w:rPr>
@@ -2367,7 +2279,6 @@
                 <w:b/>
               </w:rPr>
             </w:pPr>
-            <w:proofErr w:type="spellStart"/>
             <w:r>
               <w:rPr>
                 <w:rFonts w:cstheme="minorHAnsi"/>
@@ -2375,17 +2286,7 @@
                 <w:sz w:val="24"/>
                 <w:szCs w:val="24"/>
               </w:rPr>
-              <w:t>Rs</w:t>
-            </w:r>
-            <w:proofErr w:type="spellEnd"/>
-            <w:r>
-              <w:rPr>
-                <w:rFonts w:cstheme="minorHAnsi"/>
-                <w:b/>
-                <w:sz w:val="24"/>
-                <w:szCs w:val="24"/>
-              </w:rPr>
-              <w:t>.</w:t>
+              <w:t>Rs.</w:t>
             </w:r>
             <w:r>
               <w:rPr>
@@ -2568,7 +2469,6 @@
                 <w:b/>
               </w:rPr>
             </w:pPr>
-            <w:proofErr w:type="spellStart"/>
             <w:r>
               <w:rPr>
                 <w:rFonts w:cstheme="minorHAnsi"/>
@@ -2576,17 +2476,7 @@
                 <w:sz w:val="24"/>
                 <w:szCs w:val="24"/>
               </w:rPr>
-              <w:t>Rs</w:t>
-            </w:r>
-            <w:proofErr w:type="spellEnd"/>
-            <w:r>
-              <w:rPr>
-                <w:rFonts w:cstheme="minorHAnsi"/>
-                <w:b/>
-                <w:sz w:val="24"/>
-                <w:szCs w:val="24"/>
-              </w:rPr>
-              <w:t>.</w:t>
+              <w:t>Rs.</w:t>
             </w:r>
             <w:r>
               <w:rPr>
@@ -3133,213 +3023,25 @@
       </w:pPr>
       <w:r>
         <w:rPr>
+          <w:rFonts w:cstheme="minorHAnsi"/>
+          <w:b/>
           <w:noProof/>
+          <w:sz w:val="24"/>
+          <w:szCs w:val="24"/>
         </w:rPr>
         <mc:AlternateContent>
           <mc:Choice Requires="wps">
             <w:drawing>
-              <wp:anchor distT="0" distB="0" distL="114300" distR="114300" simplePos="0" relativeHeight="251659264" behindDoc="0" locked="0" layoutInCell="1" allowOverlap="1" wp14:anchorId="783B3DF6" wp14:editId="13C4FF87">
-                <wp:simplePos x="0" y="0"/>
-                <wp:positionH relativeFrom="page">
-                  <wp:posOffset>4241800</wp:posOffset>
-                </wp:positionH>
-                <wp:positionV relativeFrom="page">
-                  <wp:posOffset>2438400</wp:posOffset>
-                </wp:positionV>
-                <wp:extent cx="3127375" cy="1352550"/>
-                <wp:effectExtent l="0" t="0" r="15875" b="19050"/>
-                <wp:wrapNone/>
-                <wp:docPr id="10" name="Text Box 10"/>
-                <wp:cNvGraphicFramePr>
-                  <a:graphicFrameLocks xmlns:a="http://schemas.openxmlformats.org/drawingml/2006/main"/>
-                </wp:cNvGraphicFramePr>
-                <a:graphic xmlns:a="http://schemas.openxmlformats.org/drawingml/2006/main">
-                  <a:graphicData uri="http://schemas.microsoft.com/office/word/2010/wordprocessingShape">
-                    <wps:wsp>
-                      <wps:cNvSpPr txBox="1">
-                        <a:spLocks/>
-                      </wps:cNvSpPr>
-                      <wps:spPr>
-                        <a:xfrm>
-                          <a:off x="0" y="0"/>
-                          <a:ext cx="3127375" cy="1352550"/>
-                        </a:xfrm>
-                        <a:prstGeom prst="rect">
-                          <a:avLst/>
-                        </a:prstGeom>
-                        <a:noFill/>
-                        <a:ln w="3175" cap="flat" cmpd="sng">
-                          <a:solidFill>
-                            <a:srgbClr val="000000"/>
-                          </a:solidFill>
-                          <a:prstDash val="solid"/>
-                          <a:miter/>
-                          <a:headEnd type="none" w="med" len="med"/>
-                          <a:tailEnd type="none" w="med" len="med"/>
-                        </a:ln>
-                      </wps:spPr>
-                      <wps:txbx>
-                        <w:txbxContent>
-                          <w:p>
-                            <w:pPr>
-                              <w:spacing w:before="75"/>
-                              <w:ind w:left="144"/>
-                              <w:rPr>
-                                <w:rFonts w:ascii="Arial MT"/>
-                                <w:b/>
-                              </w:rPr>
-                            </w:pPr>
-                            <w:bookmarkStart w:id="0" w:name="_GoBack"/>
-                            <w:r>
-                              <w:rPr>
-                                <w:rFonts w:ascii="Arial MT"/>
-                                <w:b/>
-                              </w:rPr>
-                              <w:t>Signature of All holder(s) / Applicant(s):</w:t>
-                            </w:r>
-                          </w:p>
-                          <w:p>
-                            <w:pPr>
-                              <w:pStyle w:val="BodyText"/>
-                              <w:rPr>
-                                <w:rFonts w:ascii="Arial MT"/>
-                              </w:rPr>
-                            </w:pPr>
-                          </w:p>
-                          <w:p>
-                            <w:pPr>
-                              <w:pStyle w:val="BodyText"/>
-                              <w:rPr>
-                                <w:rFonts w:ascii="Arial MT"/>
-                              </w:rPr>
-                            </w:pPr>
-                          </w:p>
-                          <w:p>
-                            <w:pPr>
-                              <w:pStyle w:val="BodyText"/>
-                              <w:rPr>
-                                <w:rFonts w:ascii="Arial MT"/>
-                              </w:rPr>
-                            </w:pPr>
-                          </w:p>
-                          <w:bookmarkEnd w:id="0"/>
-                          <w:p>
-                            <w:pPr>
-                              <w:spacing w:before="191"/>
-                              <w:ind w:left="144"/>
-                              <w:rPr>
-                                <w:rFonts w:ascii="Arial MT"/>
-                              </w:rPr>
-                            </w:pPr>
-                          </w:p>
-                        </w:txbxContent>
-                      </wps:txbx>
-                      <wps:bodyPr lIns="0" tIns="0" rIns="0" bIns="0" upright="1">
-                        <a:noAutofit/>
-                      </wps:bodyPr>
-                    </wps:wsp>
-                  </a:graphicData>
-                </a:graphic>
-                <wp14:sizeRelH relativeFrom="page">
-                  <wp14:pctWidth>0</wp14:pctWidth>
-                </wp14:sizeRelH>
-                <wp14:sizeRelV relativeFrom="page">
-                  <wp14:pctHeight>0</wp14:pctHeight>
-                </wp14:sizeRelV>
-              </wp:anchor>
-            </w:drawing>
-          </mc:Choice>
-          <mc:Fallback>
-            <w:pict>
-              <v:shapetype w14:anchorId="783B3DF6" id="_x0000_t202" coordsize="21600,21600" o:spt="202" path="m,l,21600r21600,l21600,xe">
-                <v:stroke joinstyle="miter"/>
-                <v:path gradientshapeok="t" o:connecttype="rect"/>
-              </v:shapetype>
-              <v:shape id="Text Box 10" o:spid="_x0000_s1026" type="#_x0000_t202" style="position:absolute;margin-left:334pt;margin-top:192pt;width:246.25pt;height:106.5pt;z-index:251659264;visibility:visible;mso-wrap-style:square;mso-width-percent:0;mso-height-percent:0;mso-wrap-distance-left:9pt;mso-wrap-distance-top:0;mso-wrap-distance-right:9pt;mso-wrap-distance-bottom:0;mso-position-horizontal:absolute;mso-position-horizontal-relative:page;mso-position-vertical:absolute;mso-position-vertical-relative:page;mso-width-percent:0;mso-height-percent:0;mso-width-relative:page;mso-height-relative:page;v-text-anchor:top" o:gfxdata="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" filled="f" strokeweight=".25pt">
-                <v:path arrowok="t"/>
-                <v:textbox inset="0,0,0,0">
-                  <w:txbxContent>
-                    <w:p>
-                      <w:pPr>
-                        <w:spacing w:before="75"/>
-                        <w:ind w:left="144"/>
-                        <w:rPr>
-                          <w:rFonts w:ascii="Arial MT"/>
-                          <w:b/>
-                        </w:rPr>
-                      </w:pPr>
-                      <w:bookmarkStart w:id="1" w:name="_GoBack"/>
-                      <w:r>
-                        <w:rPr>
-                          <w:rFonts w:ascii="Arial MT"/>
-                          <w:b/>
-                        </w:rPr>
-                        <w:t>Signature of All holder(s) / Applicant(s):</w:t>
-                      </w:r>
-                    </w:p>
-                    <w:p>
-                      <w:pPr>
-                        <w:pStyle w:val="BodyText"/>
-                        <w:rPr>
-                          <w:rFonts w:ascii="Arial MT"/>
-                        </w:rPr>
-                      </w:pPr>
-                    </w:p>
-                    <w:p>
-                      <w:pPr>
-                        <w:pStyle w:val="BodyText"/>
-                        <w:rPr>
-                          <w:rFonts w:ascii="Arial MT"/>
-                        </w:rPr>
-                      </w:pPr>
-                    </w:p>
-                    <w:p>
-                      <w:pPr>
-                        <w:pStyle w:val="BodyText"/>
-                        <w:rPr>
-                          <w:rFonts w:ascii="Arial MT"/>
-                        </w:rPr>
-                      </w:pPr>
-                    </w:p>
-                    <w:bookmarkEnd w:id="1"/>
-                    <w:p>
-                      <w:pPr>
-                        <w:spacing w:before="191"/>
-                        <w:ind w:left="144"/>
-                        <w:rPr>
-                          <w:rFonts w:ascii="Arial MT"/>
-                        </w:rPr>
-                      </w:pPr>
-                    </w:p>
-                  </w:txbxContent>
-                </v:textbox>
-                <w10:wrap anchorx="page" anchory="page"/>
-              </v:shape>
-            </w:pict>
-          </mc:Fallback>
-        </mc:AlternateContent>
-      </w:r>
-      <w:r>
-        <w:rPr>
-          <w:rFonts w:cstheme="minorHAnsi"/>
-          <w:b/>
-          <w:noProof/>
-          <w:sz w:val="24"/>
-          <w:szCs w:val="24"/>
-        </w:rPr>
-        <mc:AlternateContent>
-          <mc:Choice Requires="wps">
-            <w:drawing>
-              <wp:anchor distT="45720" distB="45720" distL="114300" distR="114300" simplePos="0" relativeHeight="251661312" behindDoc="0" locked="0" layoutInCell="1" allowOverlap="1" wp14:anchorId="3077D29D" wp14:editId="7FD78BDA">
+              <wp:anchor distT="45720" distB="45720" distL="114300" distR="114300" simplePos="0" relativeHeight="251661312" behindDoc="0" locked="0" layoutInCell="1" allowOverlap="1" wp14:anchorId="3077D29D" wp14:editId="1C82CC93">
                 <wp:simplePos x="0" y="0"/>
                 <wp:positionH relativeFrom="margin">
                   <wp:align>left</wp:align>
                 </wp:positionH>
                 <wp:positionV relativeFrom="paragraph">
-                  <wp:posOffset>201930</wp:posOffset>
+                  <wp:posOffset>200660</wp:posOffset>
                 </wp:positionV>
-                <wp:extent cx="3251200" cy="2139950"/>
-                <wp:effectExtent l="0" t="0" r="25400" b="12700"/>
+                <wp:extent cx="4053840" cy="2132330"/>
+                <wp:effectExtent l="0" t="0" r="22860" b="20320"/>
                 <wp:wrapSquare wrapText="bothSides"/>
                 <wp:docPr id="217" name="Text Box 2"/>
                 <wp:cNvGraphicFramePr>
@@ -3354,7 +3056,7 @@
                       <wps:spPr bwMode="auto">
                         <a:xfrm>
                           <a:off x="0" y="0"/>
-                          <a:ext cx="3251200" cy="2139950"/>
+                          <a:ext cx="4053840" cy="2132330"/>
                         </a:xfrm>
                         <a:prstGeom prst="rect">
                           <a:avLst/>
@@ -3535,7 +3237,11 @@
           </mc:Choice>
           <mc:Fallback>
             <w:pict>
-              <v:shape w14:anchorId="3077D29D" id="Text Box 2" o:spid="_x0000_s1027" type="#_x0000_t202" style="position:absolute;margin-left:0;margin-top:15.9pt;width:256pt;height:168.5pt;z-index:251661312;visibility:visible;mso-wrap-style:square;mso-width-percent:0;mso-height-percent:0;mso-wrap-distance-left:9pt;mso-wrap-distance-top:3.6pt;mso-wrap-distance-right:9pt;mso-wrap-distance-bottom:3.6pt;mso-position-horizontal:left;mso-position-horizontal-relative:margin;mso-position-vertical:absolute;mso-position-vertical-relative:text;mso-width-percent:0;mso-height-percent:0;mso-width-relative:margin;mso-height-relative:margin;v-text-anchor:top" o:gfxdata="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">
+              <v:shapetype w14:anchorId="3077D29D" id="_x0000_t202" coordsize="21600,21600" o:spt="202" path="m,l,21600r21600,l21600,xe">
+                <v:stroke joinstyle="miter"/>
+                <v:path gradientshapeok="t" o:connecttype="rect"/>
+              </v:shapetype>
+              <v:shape id="Text Box 2" o:spid="_x0000_s1026" type="#_x0000_t202" style="position:absolute;margin-left:0;margin-top:15.8pt;width:319.2pt;height:167.9pt;z-index:251661312;visibility:visible;mso-wrap-style:square;mso-width-percent:0;mso-height-percent:0;mso-wrap-distance-left:9pt;mso-wrap-distance-top:3.6pt;mso-wrap-distance-right:9pt;mso-wrap-distance-bottom:3.6pt;mso-position-horizontal:left;mso-position-horizontal-relative:margin;mso-position-vertical:absolute;mso-position-vertical-relative:text;mso-width-percent:0;mso-height-percent:0;mso-width-relative:margin;mso-height-relative:margin;v-text-anchor:top" o:gfxdata="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">
                 <v:textbox>
                   <w:txbxContent>
                     <w:p>
@@ -3689,6 +3395,186 @@
           </mc:Fallback>
         </mc:AlternateContent>
       </w:r>
+      <w:r>
+        <w:rPr>
+          <w:noProof/>
+        </w:rPr>
+        <mc:AlternateContent>
+          <mc:Choice Requires="wps">
+            <w:drawing>
+              <wp:anchor distT="0" distB="0" distL="114300" distR="114300" simplePos="0" relativeHeight="251659264" behindDoc="0" locked="0" layoutInCell="1" allowOverlap="1" wp14:anchorId="783B3DF6" wp14:editId="65BE872E">
+                <wp:simplePos x="0" y="0"/>
+                <wp:positionH relativeFrom="page">
+                  <wp:posOffset>5090160</wp:posOffset>
+                </wp:positionH>
+                <wp:positionV relativeFrom="page">
+                  <wp:posOffset>2636520</wp:posOffset>
+                </wp:positionV>
+                <wp:extent cx="2281555" cy="1154430"/>
+                <wp:effectExtent l="0" t="0" r="23495" b="26670"/>
+                <wp:wrapNone/>
+                <wp:docPr id="10" name="Text Box 10"/>
+                <wp:cNvGraphicFramePr>
+                  <a:graphicFrameLocks xmlns:a="http://schemas.openxmlformats.org/drawingml/2006/main"/>
+                </wp:cNvGraphicFramePr>
+                <a:graphic xmlns:a="http://schemas.openxmlformats.org/drawingml/2006/main">
+                  <a:graphicData uri="http://schemas.microsoft.com/office/word/2010/wordprocessingShape">
+                    <wps:wsp>
+                      <wps:cNvSpPr txBox="1">
+                        <a:spLocks/>
+                      </wps:cNvSpPr>
+                      <wps:spPr>
+                        <a:xfrm>
+                          <a:off x="0" y="0"/>
+                          <a:ext cx="2281555" cy="1154430"/>
+                        </a:xfrm>
+                        <a:prstGeom prst="rect">
+                          <a:avLst/>
+                        </a:prstGeom>
+                        <a:noFill/>
+                        <a:ln w="3175" cap="flat" cmpd="sng">
+                          <a:solidFill>
+                            <a:srgbClr val="000000"/>
+                          </a:solidFill>
+                          <a:prstDash val="solid"/>
+                          <a:miter/>
+                          <a:headEnd type="none" w="med" len="med"/>
+                          <a:tailEnd type="none" w="med" len="med"/>
+                        </a:ln>
+                      </wps:spPr>
+                      <wps:txbx>
+                        <w:txbxContent>
+                          <w:p>
+                            <w:pPr>
+                              <w:spacing w:before="75"/>
+                              <w:ind w:left="144"/>
+                              <w:rPr>
+                                <w:rFonts w:ascii="Arial MT"/>
+                                <w:b/>
+                              </w:rPr>
+                            </w:pPr>
+                            <w:r>
+                              <w:rPr>
+                                <w:rFonts w:ascii="Arial MT"/>
+                                <w:b/>
+                              </w:rPr>
+                              <w:t>Signature of All holder(s) / Applicant(s):</w:t>
+                            </w:r>
+                          </w:p>
+                          <w:p>
+                            <w:pPr>
+                              <w:pStyle w:val="BodyText"/>
+                              <w:rPr>
+                                <w:rFonts w:ascii="Arial MT"/>
+                              </w:rPr>
+                            </w:pPr>
+                          </w:p>
+                          <w:p>
+                            <w:pPr>
+                              <w:pStyle w:val="BodyText"/>
+                              <w:rPr>
+                                <w:rFonts w:ascii="Arial MT"/>
+                              </w:rPr>
+                            </w:pPr>
+                          </w:p>
+                          <w:p>
+                            <w:pPr>
+                              <w:pStyle w:val="BodyText"/>
+                              <w:rPr>
+                                <w:rFonts w:ascii="Arial MT"/>
+                              </w:rPr>
+                            </w:pPr>
+                          </w:p>
+                          <w:p>
+                            <w:pPr>
+                              <w:spacing w:before="191"/>
+                              <w:ind w:left="144"/>
+                              <w:rPr>
+                                <w:rFonts w:ascii="Arial MT"/>
+                              </w:rPr>
+                            </w:pPr>
+                          </w:p>
+                        </w:txbxContent>
+                      </wps:txbx>
+                      <wps:bodyPr wrap="square" lIns="0" tIns="0" rIns="0" bIns="0" upright="1">
+                        <a:noAutofit/>
+                      </wps:bodyPr>
+                    </wps:wsp>
+                  </a:graphicData>
+                </a:graphic>
+                <wp14:sizeRelH relativeFrom="page">
+                  <wp14:pctWidth>0</wp14:pctWidth>
+                </wp14:sizeRelH>
+                <wp14:sizeRelV relativeFrom="page">
+                  <wp14:pctHeight>0</wp14:pctHeight>
+                </wp14:sizeRelV>
+              </wp:anchor>
+            </w:drawing>
+          </mc:Choice>
+          <mc:Fallback>
+            <w:pict>
+              <v:shape w14:anchorId="783B3DF6" id="Text Box 10" o:spid="_x0000_s1027" type="#_x0000_t202" style="position:absolute;margin-left:400.8pt;margin-top:207.6pt;width:179.65pt;height:90.9pt;z-index:251659264;visibility:visible;mso-wrap-style:square;mso-width-percent:0;mso-height-percent:0;mso-wrap-distance-left:9pt;mso-wrap-distance-top:0;mso-wrap-distance-right:9pt;mso-wrap-distance-bottom:0;mso-position-horizontal:absolute;mso-position-horizontal-relative:page;mso-position-vertical:absolute;mso-position-vertical-relative:page;mso-width-percent:0;mso-height-percent:0;mso-width-relative:page;mso-height-relative:page;v-text-anchor:top" o:gfxdata="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" filled="f" strokeweight=".25pt">
+                <v:path arrowok="t"/>
+                <v:textbox inset="0,0,0,0">
+                  <w:txbxContent>
+                    <w:p>
+                      <w:pPr>
+                        <w:spacing w:before="75"/>
+                        <w:ind w:left="144"/>
+                        <w:rPr>
+                          <w:rFonts w:ascii="Arial MT"/>
+                          <w:b/>
+                        </w:rPr>
+                      </w:pPr>
+                      <w:r>
+                        <w:rPr>
+                          <w:rFonts w:ascii="Arial MT"/>
+                          <w:b/>
+                        </w:rPr>
+                        <w:t>Signature of All holder(s) / Applicant(s):</w:t>
+                      </w:r>
+                    </w:p>
+                    <w:p>
+                      <w:pPr>
+                        <w:pStyle w:val="BodyText"/>
+                        <w:rPr>
+                          <w:rFonts w:ascii="Arial MT"/>
+                        </w:rPr>
+                      </w:pPr>
+                    </w:p>
+                    <w:p>
+                      <w:pPr>
+                        <w:pStyle w:val="BodyText"/>
+                        <w:rPr>
+                          <w:rFonts w:ascii="Arial MT"/>
+                        </w:rPr>
+                      </w:pPr>
+                    </w:p>
+                    <w:p>
+                      <w:pPr>
+                        <w:pStyle w:val="BodyText"/>
+                        <w:rPr>
+                          <w:rFonts w:ascii="Arial MT"/>
+                        </w:rPr>
+                      </w:pPr>
+                    </w:p>
+                    <w:p>
+                      <w:pPr>
+                        <w:spacing w:before="191"/>
+                        <w:ind w:left="144"/>
+                        <w:rPr>
+                          <w:rFonts w:ascii="Arial MT"/>
+                        </w:rPr>
+                      </w:pPr>
+                    </w:p>
+                  </w:txbxContent>
+                </v:textbox>
+                <w10:wrap anchorx="page" anchory="page"/>
+              </v:shape>
+            </w:pict>
+          </mc:Fallback>
+        </mc:AlternateContent>
+      </w:r>
     </w:p>
     <w:p>
       <w:pPr>
@@ -3740,16 +3626,16 @@
         <mc:AlternateContent>
           <mc:Choice Requires="wps">
             <w:drawing>
-              <wp:anchor distT="0" distB="0" distL="114300" distR="114300" simplePos="0" relativeHeight="251660288" behindDoc="0" locked="0" layoutInCell="1" allowOverlap="1" wp14:anchorId="7080903E" wp14:editId="0F2A830D">
+              <wp:anchor distT="0" distB="0" distL="114300" distR="114300" simplePos="0" relativeHeight="251660288" behindDoc="0" locked="0" layoutInCell="1" allowOverlap="1" wp14:anchorId="7080903E" wp14:editId="54765FB7">
                 <wp:simplePos x="0" y="0"/>
                 <wp:positionH relativeFrom="page">
-                  <wp:posOffset>4254500</wp:posOffset>
+                  <wp:posOffset>5113020</wp:posOffset>
                 </wp:positionH>
                 <wp:positionV relativeFrom="paragraph">
-                  <wp:posOffset>245745</wp:posOffset>
+                  <wp:posOffset>92710</wp:posOffset>
                 </wp:positionV>
-                <wp:extent cx="3143885" cy="755650"/>
-                <wp:effectExtent l="0" t="0" r="18415" b="25400"/>
+                <wp:extent cx="2282825" cy="908050"/>
+                <wp:effectExtent l="0" t="0" r="22225" b="25400"/>
                 <wp:wrapNone/>
                 <wp:docPr id="7" name="Text Box 2"/>
                 <wp:cNvGraphicFramePr>
@@ -3764,7 +3650,7 @@
                       <wps:spPr>
                         <a:xfrm>
                           <a:off x="0" y="0"/>
-                          <a:ext cx="3143885" cy="755650"/>
+                          <a:ext cx="2282825" cy="908050"/>
                         </a:xfrm>
                         <a:prstGeom prst="rect">
                           <a:avLst/>
@@ -3846,7 +3732,7 @@
           </mc:Choice>
           <mc:Fallback>
             <w:pict>
-              <v:shape w14:anchorId="7080903E" id="_x0000_s1028" type="#_x0000_t202" style="position:absolute;left:0;text-align:left;margin-left:335pt;margin-top:19.35pt;width:247.55pt;height:59.5pt;z-index:251660288;visibility:visible;mso-wrap-style:square;mso-width-percent:0;mso-height-percent:0;mso-wrap-distance-left:9pt;mso-wrap-distance-top:0;mso-wrap-distance-right:9pt;mso-wrap-distance-bottom:0;mso-position-horizontal:absolute;mso-position-horizontal-relative:page;mso-position-vertical:absolute;mso-position-vertical-relative:text;mso-width-percent:0;mso-height-percent:0;mso-width-relative:page;mso-height-relative:page;v-text-anchor:top" o:gfxdata="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" filled="f" strokeweight=".25pt">
+              <v:shape w14:anchorId="7080903E" id="_x0000_s1028" type="#_x0000_t202" style="position:absolute;left:0;text-align:left;margin-left:402.6pt;margin-top:7.3pt;width:179.75pt;height:71.5pt;z-index:251660288;visibility:visible;mso-wrap-style:square;mso-width-percent:0;mso-height-percent:0;mso-wrap-distance-left:9pt;mso-wrap-distance-top:0;mso-wrap-distance-right:9pt;mso-wrap-distance-bottom:0;mso-position-horizontal:absolute;mso-position-horizontal-relative:page;mso-position-vertical:absolute;mso-position-vertical-relative:text;mso-width-percent:0;mso-height-percent:0;mso-width-relative:page;mso-height-relative:page;v-text-anchor:top" o:gfxdata="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" filled="f" strokeweight=".25pt">
                 <v:path arrowok="t"/>
                 <v:textbox inset="0,0,0,0">
                   <w:txbxContent>
@@ -4418,7 +4304,7 @@
 </file>
 
 <file path=word/numbering.xml><?xml version="1.0" encoding="utf-8"?>
-<w:numbering xmlns:wpc="http://schemas.microsoft.com/office/word/2010/wordprocessingCanvas" xmlns:cx="http://schemas.microsoft.com/office/drawing/2014/chartex" xmlns:mc="http://schemas.openxmlformats.org/markup-compatibility/2006" xmlns:o="urn:schemas-microsoft-com:office:office" xmlns:r="http://schemas.openxmlformats.org/officeDocument/2006/relationships" xmlns:m="http://schemas.openxmlformats.org/officeDocument/2006/math" xmlns:v="urn:schemas-microsoft-com:vml" xmlns:wp14="http://schemas.microsoft.com/office/word/2010/wordprocessingDrawing" xmlns:wp="http://schemas.openxmlformats.org/drawingml/2006/wordprocessingDrawing" xmlns:w10="urn:schemas-microsoft-com:office:word" xmlns:w="http://schemas.openxmlformats.org/wordprocessingml/2006/main" xmlns:w14="http://schemas.microsoft.com/office/word/2010/wordml" xmlns:w15="http://schemas.microsoft.com/office/word/2012/wordml" xmlns:w16se="http://schemas.microsoft.com/office/word/2015/wordml/symex" xmlns:wpg="http://schemas.microsoft.com/office/word/2010/wordprocessingGroup" xmlns:wpi="http://schemas.microsoft.com/office/word/2010/wordprocessingInk" xmlns:wne="http://schemas.microsoft.com/office/word/2006/wordml" xmlns:wps="http://schemas.microsoft.com/office/word/2010/wordprocessingShape" mc:Ignorable="w14 w15 w16se wp14">
+<w:numbering xmlns:wpc="http://schemas.microsoft.com/office/word/2010/wordprocessingCanvas" xmlns:cx="http://schemas.microsoft.com/office/drawing/2014/chartex" xmlns:cx1="http://schemas.microsoft.com/office/drawing/2015/9/8/chartex" xmlns:cx2="http://schemas.microsoft.com/office/drawing/2015/10/21/chartex" xmlns:cx3="http://schemas.microsoft.com/office/drawing/2016/5/9/chartex" xmlns:cx4="http://schemas.microsoft.com/office/drawing/2016/5/10/chartex" xmlns:cx5="http://schemas.microsoft.com/office/drawing/2016/5/11/chartex" xmlns:cx6="http://schemas.microsoft.com/office/drawing/2016/5/12/chartex" xmlns:cx7="http://schemas.microsoft.com/office/drawing/2016/5/13/chartex" xmlns:cx8="http://schemas.microsoft.com/office/drawing/2016/5/14/chartex" xmlns:mc="http://schemas.openxmlformats.org/markup-compatibility/2006" xmlns:aink="http://schemas.microsoft.com/office/drawing/2016/ink" xmlns:am3d="http://schemas.microsoft.com/office/drawing/2017/model3d" xmlns:o="urn:schemas-microsoft-com:office:office" xmlns:oel="http://schemas.microsoft.com/office/2019/extlst" xmlns:r="http://schemas.openxmlformats.org/officeDocument/2006/relationships" xmlns:m="http://schemas.openxmlformats.org/officeDocument/2006/math" xmlns:v="urn:schemas-microsoft-com:vml" xmlns:wp14="http://schemas.microsoft.com/office/word/2010/wordprocessingDrawing" xmlns:wp="http://schemas.openxmlformats.org/drawingml/2006/wordprocessingDrawing" xmlns:w10="urn:schemas-microsoft-com:office:word" xmlns:w="http://schemas.openxmlformats.org/wordprocessingml/2006/main" xmlns:w14="http://schemas.microsoft.com/office/word/2010/wordml" xmlns:w15="http://schemas.microsoft.com/office/word/2012/wordml" xmlns:w16cex="http://schemas.microsoft.com/office/word/2018/wordml/cex" xmlns:w16cid="http://schemas.microsoft.com/office/word/2016/wordml/cid" xmlns:w16="http://schemas.microsoft.com/office/word/2018/wordml" xmlns:w16du="http://schemas.microsoft.com/office/word/2023/wordml/word16du" xmlns:w16sdtdh="http://schemas.microsoft.com/office/word/2020/wordml/sdtdatahash" xmlns:w16sdtfl="http://schemas.microsoft.com/office/word/2024/wordml/sdtformatlock" xmlns:w16se="http://schemas.microsoft.com/office/word/2015/wordml/symex" xmlns:wpg="http://schemas.microsoft.com/office/word/2010/wordprocessingGroup" xmlns:wpi="http://schemas.microsoft.com/office/word/2010/wordprocessingInk" xmlns:wne="http://schemas.microsoft.com/office/word/2006/wordml" xmlns:wps="http://schemas.microsoft.com/office/word/2010/wordprocessingShape" mc:Ignorable="w14 w15 w16se w16cid w16 w16cex w16sdtdh w16sdtfl w16du wp14">
   <w:abstractNum w:abstractNumId="0" w15:restartNumberingAfterBreak="0">
     <w:nsid w:val="0B9E6BD1"/>
     <w:multiLevelType w:val="hybridMultilevel"/>
@@ -6368,62 +6254,62 @@
       </w:pPr>
     </w:lvl>
   </w:abstractNum>
-  <w:num w:numId="1">
+  <w:num w:numId="1" w16cid:durableId="1785880521">
     <w:abstractNumId w:val="11"/>
   </w:num>
-  <w:num w:numId="2">
+  <w:num w:numId="2" w16cid:durableId="970021158">
     <w:abstractNumId w:val="12"/>
   </w:num>
-  <w:num w:numId="3">
+  <w:num w:numId="3" w16cid:durableId="64374071">
     <w:abstractNumId w:val="1"/>
   </w:num>
-  <w:num w:numId="4">
+  <w:num w:numId="4" w16cid:durableId="1227181923">
     <w:abstractNumId w:val="14"/>
   </w:num>
-  <w:num w:numId="5">
+  <w:num w:numId="5" w16cid:durableId="197208649">
     <w:abstractNumId w:val="15"/>
   </w:num>
-  <w:num w:numId="6">
+  <w:num w:numId="6" w16cid:durableId="1123112304">
     <w:abstractNumId w:val="8"/>
   </w:num>
-  <w:num w:numId="7">
+  <w:num w:numId="7" w16cid:durableId="1830558649">
     <w:abstractNumId w:val="0"/>
   </w:num>
-  <w:num w:numId="8">
+  <w:num w:numId="8" w16cid:durableId="1506751457">
     <w:abstractNumId w:val="13"/>
   </w:num>
-  <w:num w:numId="9">
+  <w:num w:numId="9" w16cid:durableId="173499060">
     <w:abstractNumId w:val="6"/>
   </w:num>
-  <w:num w:numId="10">
+  <w:num w:numId="10" w16cid:durableId="1746604616">
     <w:abstractNumId w:val="16"/>
   </w:num>
-  <w:num w:numId="11">
+  <w:num w:numId="11" w16cid:durableId="337511885">
     <w:abstractNumId w:val="2"/>
   </w:num>
-  <w:num w:numId="12">
+  <w:num w:numId="12" w16cid:durableId="441455183">
     <w:abstractNumId w:val="5"/>
   </w:num>
-  <w:num w:numId="13">
+  <w:num w:numId="13" w16cid:durableId="506024199">
     <w:abstractNumId w:val="10"/>
   </w:num>
-  <w:num w:numId="14">
+  <w:num w:numId="14" w16cid:durableId="1956979346">
     <w:abstractNumId w:val="9"/>
   </w:num>
-  <w:num w:numId="15">
+  <w:num w:numId="15" w16cid:durableId="1068920485">
     <w:abstractNumId w:val="4"/>
   </w:num>
-  <w:num w:numId="16">
+  <w:num w:numId="16" w16cid:durableId="260647081">
     <w:abstractNumId w:val="3"/>
   </w:num>
-  <w:num w:numId="17">
+  <w:num w:numId="17" w16cid:durableId="223683480">
     <w:abstractNumId w:val="7"/>
   </w:num>
 </w:numbering>
 </file>
 
 <file path=word/styles.xml><?xml version="1.0" encoding="utf-8"?>
-<w:styles xmlns:mc="http://schemas.openxmlformats.org/markup-compatibility/2006" xmlns:r="http://schemas.openxmlformats.org/officeDocument/2006/relationships" xmlns:w="http://schemas.openxmlformats.org/wordprocessingml/2006/main" xmlns:w14="http://schemas.microsoft.com/office/word/2010/wordml" xmlns:w15="http://schemas.microsoft.com/office/word/2012/wordml" xmlns:w16se="http://schemas.microsoft.com/office/word/2015/wordml/symex" mc:Ignorable="w14 w15 w16se">
+<w:styles xmlns:mc="http://schemas.openxmlformats.org/markup-compatibility/2006" xmlns:r="http://schemas.openxmlformats.org/officeDocument/2006/relationships" xmlns:w="http://schemas.openxmlformats.org/wordprocessingml/2006/main" xmlns:w14="http://schemas.microsoft.com/office/word/2010/wordml" xmlns:w15="http://schemas.microsoft.com/office/word/2012/wordml" xmlns:w16cex="http://schemas.microsoft.com/office/word/2018/wordml/cex" xmlns:w16cid="http://schemas.microsoft.com/office/word/2016/wordml/cid" xmlns:w16="http://schemas.microsoft.com/office/word/2018/wordml" xmlns:w16du="http://schemas.microsoft.com/office/word/2023/wordml/word16du" xmlns:w16sdtdh="http://schemas.microsoft.com/office/word/2020/wordml/sdtdatahash" xmlns:w16sdtfl="http://schemas.microsoft.com/office/word/2024/wordml/sdtformatlock" xmlns:w16se="http://schemas.microsoft.com/office/word/2015/wordml/symex" mc:Ignorable="w14 w15 w16se w16cid w16 w16cex w16sdtdh w16sdtfl w16du">
   <w:docDefaults>
     <w:rPrDefault>
       <w:rPr>
@@ -6439,7 +6325,7 @@
       </w:pPr>
     </w:pPrDefault>
   </w:docDefaults>
-  <w:latentStyles w:defLockedState="0" w:defUIPriority="99" w:defSemiHidden="0" w:defUnhideWhenUsed="0" w:defQFormat="0" w:count="371">
+  <w:latentStyles w:defLockedState="0" w:defUIPriority="99" w:defSemiHidden="0" w:defUnhideWhenUsed="0" w:defQFormat="0" w:count="376">
     <w:lsdException w:name="Normal" w:uiPriority="0" w:qFormat="1"/>
     <w:lsdException w:name="heading 1" w:uiPriority="9" w:qFormat="1"/>
     <w:lsdException w:name="heading 2" w:semiHidden="1" w:uiPriority="9" w:unhideWhenUsed="1" w:qFormat="1"/>
@@ -6811,6 +6697,11 @@
     <w:lsdException w:name="List Table 5 Dark Accent 6" w:uiPriority="50"/>
     <w:lsdException w:name="List Table 6 Colorful Accent 6" w:uiPriority="51"/>
     <w:lsdException w:name="List Table 7 Colorful Accent 6" w:uiPriority="52"/>
+    <w:lsdException w:name="Mention" w:semiHidden="1" w:unhideWhenUsed="1"/>
+    <w:lsdException w:name="Smart Hyperlink" w:semiHidden="1" w:unhideWhenUsed="1"/>
+    <w:lsdException w:name="Hashtag" w:semiHidden="1" w:unhideWhenUsed="1"/>
+    <w:lsdException w:name="Unresolved Mention" w:semiHidden="1" w:unhideWhenUsed="1"/>
+    <w:lsdException w:name="Smart Link" w:semiHidden="1" w:unhideWhenUsed="1"/>
   </w:latentStyles>
   <w:style w:type="paragraph" w:default="1" w:styleId="Normal">
     <w:name w:val="Normal"/>

--- a/backend/templates/Form-B (Indemnity)- SELF_Single_Template.docx
+++ b/backend/templates/Form-B (Indemnity)- SELF_Single_Template.docx
@@ -1,6 +1,6 @@
 
 <file path=word/document.xml><?xml version="1.0" encoding="utf-8"?>
-<w:document xmlns:wpc="http://schemas.microsoft.com/office/word/2010/wordprocessingCanvas" xmlns:cx="http://schemas.microsoft.com/office/drawing/2014/chartex" xmlns:cx1="http://schemas.microsoft.com/office/drawing/2015/9/8/chartex" xmlns:cx2="http://schemas.microsoft.com/office/drawing/2015/10/21/chartex" xmlns:cx3="http://schemas.microsoft.com/office/drawing/2016/5/9/chartex" xmlns:cx4="http://schemas.microsoft.com/office/drawing/2016/5/10/chartex" xmlns:cx5="http://schemas.microsoft.com/office/drawing/2016/5/11/chartex" xmlns:cx6="http://schemas.microsoft.com/office/drawing/2016/5/12/chartex" xmlns:cx7="http://schemas.microsoft.com/office/drawing/2016/5/13/chartex" xmlns:cx8="http://schemas.microsoft.com/office/drawing/2016/5/14/chartex" xmlns:mc="http://schemas.openxmlformats.org/markup-compatibility/2006" xmlns:aink="http://schemas.microsoft.com/office/drawing/2016/ink" xmlns:am3d="http://schemas.microsoft.com/office/drawing/2017/model3d" xmlns:o="urn:schemas-microsoft-com:office:office" xmlns:oel="http://schemas.microsoft.com/office/2019/extlst" xmlns:r="http://schemas.openxmlformats.org/officeDocument/2006/relationships" xmlns:m="http://schemas.openxmlformats.org/officeDocument/2006/math" xmlns:v="urn:schemas-microsoft-com:vml" xmlns:wp14="http://schemas.microsoft.com/office/word/2010/wordprocessingDrawing" xmlns:wp="http://schemas.openxmlformats.org/drawingml/2006/wordprocessingDrawing" xmlns:w10="urn:schemas-microsoft-com:office:word" xmlns:w="http://schemas.openxmlformats.org/wordprocessingml/2006/main" xmlns:w14="http://schemas.microsoft.com/office/word/2010/wordml" xmlns:w15="http://schemas.microsoft.com/office/word/2012/wordml" xmlns:w16cex="http://schemas.microsoft.com/office/word/2018/wordml/cex" xmlns:w16cid="http://schemas.microsoft.com/office/word/2016/wordml/cid" xmlns:w16="http://schemas.microsoft.com/office/word/2018/wordml" xmlns:w16du="http://schemas.microsoft.com/office/word/2023/wordml/word16du" xmlns:w16sdtdh="http://schemas.microsoft.com/office/word/2020/wordml/sdtdatahash" xmlns:w16sdtfl="http://schemas.microsoft.com/office/word/2024/wordml/sdtformatlock" xmlns:w16se="http://schemas.microsoft.com/office/word/2015/wordml/symex" xmlns:wpg="http://schemas.microsoft.com/office/word/2010/wordprocessingGroup" xmlns:wpi="http://schemas.microsoft.com/office/word/2010/wordprocessingInk" xmlns:wne="http://schemas.microsoft.com/office/word/2006/wordml" xmlns:wps="http://schemas.microsoft.com/office/word/2010/wordprocessingShape" mc:Ignorable="w14 w15 w16se w16cid w16 w16cex w16sdtdh w16sdtfl w16du wp14">
+<w:document xmlns:wpc="http://schemas.microsoft.com/office/word/2010/wordprocessingCanvas" xmlns:cx="http://schemas.microsoft.com/office/drawing/2014/chartex" xmlns:mc="http://schemas.openxmlformats.org/markup-compatibility/2006" xmlns:o="urn:schemas-microsoft-com:office:office" xmlns:r="http://schemas.openxmlformats.org/officeDocument/2006/relationships" xmlns:m="http://schemas.openxmlformats.org/officeDocument/2006/math" xmlns:v="urn:schemas-microsoft-com:vml" xmlns:wp14="http://schemas.microsoft.com/office/word/2010/wordprocessingDrawing" xmlns:wp="http://schemas.openxmlformats.org/drawingml/2006/wordprocessingDrawing" xmlns:w10="urn:schemas-microsoft-com:office:word" xmlns:w="http://schemas.openxmlformats.org/wordprocessingml/2006/main" xmlns:w14="http://schemas.microsoft.com/office/word/2010/wordml" xmlns:w15="http://schemas.microsoft.com/office/word/2012/wordml" xmlns:w16se="http://schemas.microsoft.com/office/word/2015/wordml/symex" xmlns:wpg="http://schemas.microsoft.com/office/word/2010/wordprocessingGroup" xmlns:wpi="http://schemas.microsoft.com/office/word/2010/wordprocessingInk" xmlns:wne="http://schemas.microsoft.com/office/word/2006/wordml" xmlns:wps="http://schemas.microsoft.com/office/word/2010/wordprocessingShape" mc:Ignorable="w14 w15 w16se wp14">
   <w:body>
     <w:tbl>
       <w:tblPr>
@@ -977,6 +977,7 @@
                 <w:b/>
               </w:rPr>
             </w:pPr>
+            <w:proofErr w:type="spellStart"/>
             <w:r>
               <w:rPr>
                 <w:rFonts w:cstheme="minorHAnsi"/>
@@ -984,7 +985,17 @@
                 <w:sz w:val="24"/>
                 <w:szCs w:val="24"/>
               </w:rPr>
-              <w:t>Rs.</w:t>
+              <w:t>Rs</w:t>
+            </w:r>
+            <w:proofErr w:type="spellEnd"/>
+            <w:r>
+              <w:rPr>
+                <w:rFonts w:cstheme="minorHAnsi"/>
+                <w:b/>
+                <w:sz w:val="24"/>
+                <w:szCs w:val="24"/>
+              </w:rPr>
+              <w:t>.</w:t>
             </w:r>
             <w:r>
               <w:rPr>
@@ -1116,6 +1127,7 @@
                 <w:b/>
               </w:rPr>
             </w:pPr>
+            <w:proofErr w:type="spellStart"/>
             <w:r>
               <w:rPr>
                 <w:rFonts w:cstheme="minorHAnsi"/>
@@ -1123,7 +1135,17 @@
                 <w:sz w:val="24"/>
                 <w:szCs w:val="24"/>
               </w:rPr>
-              <w:t>Rs.</w:t>
+              <w:t>Rs</w:t>
+            </w:r>
+            <w:proofErr w:type="spellEnd"/>
+            <w:r>
+              <w:rPr>
+                <w:rFonts w:cstheme="minorHAnsi"/>
+                <w:b/>
+                <w:sz w:val="24"/>
+                <w:szCs w:val="24"/>
+              </w:rPr>
+              <w:t>.</w:t>
             </w:r>
             <w:r>
               <w:rPr>
@@ -1255,6 +1277,7 @@
                 <w:b/>
               </w:rPr>
             </w:pPr>
+            <w:proofErr w:type="spellStart"/>
             <w:r>
               <w:rPr>
                 <w:rFonts w:cstheme="minorHAnsi"/>
@@ -1262,7 +1285,17 @@
                 <w:sz w:val="24"/>
                 <w:szCs w:val="24"/>
               </w:rPr>
-              <w:t>Rs.</w:t>
+              <w:t>Rs</w:t>
+            </w:r>
+            <w:proofErr w:type="spellEnd"/>
+            <w:r>
+              <w:rPr>
+                <w:rFonts w:cstheme="minorHAnsi"/>
+                <w:b/>
+                <w:sz w:val="24"/>
+                <w:szCs w:val="24"/>
+              </w:rPr>
+              <w:t>.</w:t>
             </w:r>
             <w:r>
               <w:rPr>
@@ -1403,6 +1436,7 @@
                 <w:b/>
               </w:rPr>
             </w:pPr>
+            <w:proofErr w:type="spellStart"/>
             <w:r>
               <w:rPr>
                 <w:rFonts w:cstheme="minorHAnsi"/>
@@ -1410,7 +1444,17 @@
                 <w:sz w:val="24"/>
                 <w:szCs w:val="24"/>
               </w:rPr>
-              <w:t>Rs.</w:t>
+              <w:t>Rs</w:t>
+            </w:r>
+            <w:proofErr w:type="spellEnd"/>
+            <w:r>
+              <w:rPr>
+                <w:rFonts w:cstheme="minorHAnsi"/>
+                <w:b/>
+                <w:sz w:val="24"/>
+                <w:szCs w:val="24"/>
+              </w:rPr>
+              <w:t>.</w:t>
             </w:r>
             <w:r>
               <w:rPr>
@@ -1551,6 +1595,7 @@
                 <w:b/>
               </w:rPr>
             </w:pPr>
+            <w:proofErr w:type="spellStart"/>
             <w:r>
               <w:rPr>
                 <w:rFonts w:cstheme="minorHAnsi"/>
@@ -1558,7 +1603,17 @@
                 <w:sz w:val="24"/>
                 <w:szCs w:val="24"/>
               </w:rPr>
-              <w:t>Rs.</w:t>
+              <w:t>Rs</w:t>
+            </w:r>
+            <w:proofErr w:type="spellEnd"/>
+            <w:r>
+              <w:rPr>
+                <w:rFonts w:cstheme="minorHAnsi"/>
+                <w:b/>
+                <w:sz w:val="24"/>
+                <w:szCs w:val="24"/>
+              </w:rPr>
+              <w:t>.</w:t>
             </w:r>
             <w:r>
               <w:rPr>
@@ -1709,6 +1764,7 @@
                 <w:b/>
               </w:rPr>
             </w:pPr>
+            <w:proofErr w:type="spellStart"/>
             <w:r>
               <w:rPr>
                 <w:rFonts w:cstheme="minorHAnsi"/>
@@ -1716,7 +1772,17 @@
                 <w:sz w:val="24"/>
                 <w:szCs w:val="24"/>
               </w:rPr>
-              <w:t>Rs.</w:t>
+              <w:t>Rs</w:t>
+            </w:r>
+            <w:proofErr w:type="spellEnd"/>
+            <w:r>
+              <w:rPr>
+                <w:rFonts w:cstheme="minorHAnsi"/>
+                <w:b/>
+                <w:sz w:val="24"/>
+                <w:szCs w:val="24"/>
+              </w:rPr>
+              <w:t>.</w:t>
             </w:r>
             <w:r>
               <w:rPr>
@@ -1899,6 +1965,7 @@
                 <w:b/>
               </w:rPr>
             </w:pPr>
+            <w:proofErr w:type="spellStart"/>
             <w:r>
               <w:rPr>
                 <w:rFonts w:cstheme="minorHAnsi"/>
@@ -1906,7 +1973,17 @@
                 <w:sz w:val="24"/>
                 <w:szCs w:val="24"/>
               </w:rPr>
-              <w:t>Rs.</w:t>
+              <w:t>Rs</w:t>
+            </w:r>
+            <w:proofErr w:type="spellEnd"/>
+            <w:r>
+              <w:rPr>
+                <w:rFonts w:cstheme="minorHAnsi"/>
+                <w:b/>
+                <w:sz w:val="24"/>
+                <w:szCs w:val="24"/>
+              </w:rPr>
+              <w:t>.</w:t>
             </w:r>
             <w:r>
               <w:rPr>
@@ -2089,6 +2166,7 @@
                 <w:b/>
               </w:rPr>
             </w:pPr>
+            <w:proofErr w:type="spellStart"/>
             <w:r>
               <w:rPr>
                 <w:rFonts w:cstheme="minorHAnsi"/>
@@ -2096,7 +2174,17 @@
                 <w:sz w:val="24"/>
                 <w:szCs w:val="24"/>
               </w:rPr>
-              <w:t>Rs.</w:t>
+              <w:t>Rs</w:t>
+            </w:r>
+            <w:proofErr w:type="spellEnd"/>
+            <w:r>
+              <w:rPr>
+                <w:rFonts w:cstheme="minorHAnsi"/>
+                <w:b/>
+                <w:sz w:val="24"/>
+                <w:szCs w:val="24"/>
+              </w:rPr>
+              <w:t>.</w:t>
             </w:r>
             <w:r>
               <w:rPr>
@@ -2279,6 +2367,7 @@
                 <w:b/>
               </w:rPr>
             </w:pPr>
+            <w:proofErr w:type="spellStart"/>
             <w:r>
               <w:rPr>
                 <w:rFonts w:cstheme="minorHAnsi"/>
@@ -2286,7 +2375,17 @@
                 <w:sz w:val="24"/>
                 <w:szCs w:val="24"/>
               </w:rPr>
-              <w:t>Rs.</w:t>
+              <w:t>Rs</w:t>
+            </w:r>
+            <w:proofErr w:type="spellEnd"/>
+            <w:r>
+              <w:rPr>
+                <w:rFonts w:cstheme="minorHAnsi"/>
+                <w:b/>
+                <w:sz w:val="24"/>
+                <w:szCs w:val="24"/>
+              </w:rPr>
+              <w:t>.</w:t>
             </w:r>
             <w:r>
               <w:rPr>
@@ -2469,6 +2568,7 @@
                 <w:b/>
               </w:rPr>
             </w:pPr>
+            <w:proofErr w:type="spellStart"/>
             <w:r>
               <w:rPr>
                 <w:rFonts w:cstheme="minorHAnsi"/>
@@ -2476,7 +2576,17 @@
                 <w:sz w:val="24"/>
                 <w:szCs w:val="24"/>
               </w:rPr>
-              <w:t>Rs.</w:t>
+              <w:t>Rs</w:t>
+            </w:r>
+            <w:proofErr w:type="spellEnd"/>
+            <w:r>
+              <w:rPr>
+                <w:rFonts w:cstheme="minorHAnsi"/>
+                <w:b/>
+                <w:sz w:val="24"/>
+                <w:szCs w:val="24"/>
+              </w:rPr>
+              <w:t>.</w:t>
             </w:r>
             <w:r>
               <w:rPr>
@@ -3014,49 +3124,65 @@
     </w:p>
     <w:p>
       <w:pPr>
-        <w:rPr>
-          <w:rFonts w:cstheme="minorHAnsi"/>
-          <w:b/>
-          <w:sz w:val="24"/>
-          <w:szCs w:val="24"/>
-        </w:rPr>
-      </w:pPr>
-      <w:r>
-        <w:rPr>
-          <w:rFonts w:cstheme="minorHAnsi"/>
-          <w:b/>
+        <w:pStyle w:val="Default"/>
+        <w:tabs>
+          <w:tab w:val="center" w:pos="4860"/>
+          <w:tab w:val="left" w:pos="5310"/>
+        </w:tabs>
+        <w:ind w:left="360"/>
+      </w:pPr>
+      <w:r>
+        <w:tab/>
+        <w:t xml:space="preserve"> </w:t>
+      </w:r>
+    </w:p>
+    <w:p>
+      <w:pPr>
+        <w:pStyle w:val="ListParagraph"/>
+        <w:tabs>
+          <w:tab w:val="left" w:pos="9450"/>
+        </w:tabs>
+        <w:spacing w:after="133" w:line="240" w:lineRule="auto"/>
+        <w:ind w:left="-426" w:right="314"/>
+        <w:jc w:val="both"/>
+        <w:rPr>
+          <w:rFonts w:ascii="Arial" w:hAnsi="Arial" w:cs="Arial"/>
+          <w:sz w:val="24"/>
+          <w:szCs w:val="24"/>
+        </w:rPr>
+      </w:pPr>
+      <w:r>
+        <w:rPr>
           <w:noProof/>
-          <w:sz w:val="24"/>
-          <w:szCs w:val="24"/>
         </w:rPr>
         <mc:AlternateContent>
           <mc:Choice Requires="wps">
             <w:drawing>
-              <wp:anchor distT="45720" distB="45720" distL="114300" distR="114300" simplePos="0" relativeHeight="251661312" behindDoc="0" locked="0" layoutInCell="1" allowOverlap="1" wp14:anchorId="3077D29D" wp14:editId="1C82CC93">
+              <wp:anchor distT="0" distB="0" distL="114300" distR="114300" simplePos="0" relativeHeight="251659264" behindDoc="0" locked="0" layoutInCell="1" allowOverlap="1" wp14:anchorId="2D4719DE" wp14:editId="1BB82B79">
                 <wp:simplePos x="0" y="0"/>
                 <wp:positionH relativeFrom="margin">
                   <wp:align>left</wp:align>
                 </wp:positionH>
                 <wp:positionV relativeFrom="paragraph">
-                  <wp:posOffset>200660</wp:posOffset>
+                  <wp:posOffset>6350</wp:posOffset>
                 </wp:positionV>
-                <wp:extent cx="4053840" cy="2132330"/>
-                <wp:effectExtent l="0" t="0" r="22860" b="20320"/>
-                <wp:wrapSquare wrapText="bothSides"/>
-                <wp:docPr id="217" name="Text Box 2"/>
+                <wp:extent cx="6337300" cy="2635250"/>
+                <wp:effectExtent l="0" t="0" r="25400" b="12700"/>
+                <wp:wrapNone/>
+                <wp:docPr id="1" name="Rectangles 18"/>
                 <wp:cNvGraphicFramePr>
                   <a:graphicFrameLocks xmlns:a="http://schemas.openxmlformats.org/drawingml/2006/main"/>
                 </wp:cNvGraphicFramePr>
                 <a:graphic xmlns:a="http://schemas.openxmlformats.org/drawingml/2006/main">
                   <a:graphicData uri="http://schemas.microsoft.com/office/word/2010/wordprocessingShape">
                     <wps:wsp>
-                      <wps:cNvSpPr txBox="1">
-                        <a:spLocks noChangeArrowheads="1"/>
+                      <wps:cNvSpPr>
+                        <a:spLocks/>
                       </wps:cNvSpPr>
-                      <wps:spPr bwMode="auto">
+                      <wps:spPr>
                         <a:xfrm>
                           <a:off x="0" y="0"/>
-                          <a:ext cx="4053840" cy="2132330"/>
+                          <a:ext cx="6337300" cy="2635250"/>
                         </a:xfrm>
                         <a:prstGeom prst="rect">
                           <a:avLst/>
@@ -3064,13 +3190,14 @@
                         <a:solidFill>
                           <a:srgbClr val="FFFFFF"/>
                         </a:solidFill>
-                        <a:ln w="9525">
+                        <a:ln w="9525" cap="flat" cmpd="sng">
                           <a:solidFill>
                             <a:srgbClr val="000000"/>
                           </a:solidFill>
-                          <a:miter lim="800000"/>
-                          <a:headEnd/>
-                          <a:tailEnd/>
+                          <a:prstDash val="solid"/>
+                          <a:miter/>
+                          <a:headEnd type="none" w="med" len="med"/>
+                          <a:tailEnd type="none" w="med" len="med"/>
                         </a:ln>
                       </wps:spPr>
                       <wps:txbx>
@@ -3129,6 +3256,24 @@
                           <w:p>
                             <w:pPr>
                               <w:rPr>
+                                <w:rFonts w:ascii="Roboto" w:eastAsia="Times New Roman" w:hAnsi="Roboto" w:cs="Times New Roman"/>
+                                <w:b/>
+                                <w:lang w:val="en-IN" w:eastAsia="en-IN"/>
+                              </w:rPr>
+                            </w:pPr>
+                          </w:p>
+                          <w:p>
+                            <w:pPr>
+                              <w:rPr>
+                                <w:rFonts w:ascii="Roboto" w:eastAsia="Times New Roman" w:hAnsi="Roboto" w:cs="Times New Roman"/>
+                                <w:b/>
+                                <w:lang w:val="en-IN" w:eastAsia="en-IN"/>
+                              </w:rPr>
+                            </w:pPr>
+                          </w:p>
+                          <w:p>
+                            <w:pPr>
+                              <w:rPr>
                                 <w:rFonts w:cstheme="minorHAnsi"/>
                                 <w:b/>
                                 <w:sz w:val="24"/>
@@ -3156,9 +3301,10 @@
                           <w:p>
                             <w:pPr>
                               <w:rPr>
-                                <w:rFonts w:ascii="Roboto" w:eastAsia="Times New Roman" w:hAnsi="Roboto" w:cs="Times New Roman"/>
+                                <w:rFonts w:cstheme="minorHAnsi"/>
                                 <w:b/>
-                                <w:lang w:val="en-IN" w:eastAsia="en-IN"/>
+                                <w:sz w:val="24"/>
+                                <w:szCs w:val="24"/>
                               </w:rPr>
                             </w:pPr>
                             <w:r>
@@ -3176,18 +3322,35 @@
                                 <w:b/>
                                 <w:lang w:val="en-IN" w:eastAsia="en-IN"/>
                               </w:rPr>
-                              <w:t>[Mobile No C1]</w:t>
+                              <w:t>[Mobile N</w:t>
                             </w:r>
-                          </w:p>
-                          <w:p>
-                            <w:pPr>
+                            <w:bookmarkStart w:id="0" w:name="_GoBack"/>
+                            <w:bookmarkEnd w:id="0"/>
+                            <w:r>
                               <w:rPr>
-                                <w:rFonts w:cstheme="minorHAnsi"/>
+                                <w:rFonts w:ascii="Roboto" w:eastAsia="Times New Roman" w:hAnsi="Roboto" w:cs="Times New Roman"/>
                                 <w:b/>
-                                <w:sz w:val="24"/>
-                                <w:szCs w:val="24"/>
+                                <w:lang w:val="en-IN" w:eastAsia="en-IN"/>
                               </w:rPr>
-                            </w:pPr>
+                              <w:t>o C1]</w:t>
+                            </w:r>
+                            <w:r>
+                              <w:rPr>
+                                <w:rFonts w:ascii="Roboto" w:eastAsia="Times New Roman" w:hAnsi="Roboto" w:cs="Times New Roman"/>
+                                <w:b/>
+                                <w:lang w:val="en-IN" w:eastAsia="en-IN"/>
+                              </w:rPr>
+                              <w:t xml:space="preserve"> </w:t>
+                            </w:r>
+                            <w:r>
+                              <w:rPr>
+                                <w:rFonts w:ascii="Roboto" w:eastAsia="Times New Roman" w:hAnsi="Roboto" w:cs="Times New Roman"/>
+                                <w:b/>
+                                <w:lang w:val="en-IN" w:eastAsia="en-IN"/>
+                              </w:rPr>
+                              <w:tab/>
+                              <w:t xml:space="preserve"> </w:t>
+                            </w:r>
                             <w:r>
                               <w:rPr>
                                 <w:rFonts w:eastAsia="Times New Roman" w:cstheme="minorHAnsi"/>
@@ -3208,6 +3371,14 @@
                             </w:r>
                           </w:p>
                           <w:p>
+                            <w:pPr>
+                              <w:rPr>
+                                <w:rFonts w:cstheme="minorHAnsi"/>
+                                <w:b/>
+                                <w:sz w:val="24"/>
+                                <w:szCs w:val="24"/>
+                              </w:rPr>
+                            </w:pPr>
                             <w:r>
                               <w:rPr>
                                 <w:rFonts w:cstheme="minorHAnsi"/>
@@ -3218,18 +3389,20 @@
                               <w:t>Date-</w:t>
                             </w:r>
                           </w:p>
+                          <w:p/>
+                          <w:p/>
                         </w:txbxContent>
                       </wps:txbx>
-                      <wps:bodyPr rot="0" vert="horz" wrap="square" lIns="91440" tIns="45720" rIns="91440" bIns="45720" anchor="t" anchorCtr="0">
+                      <wps:bodyPr wrap="square" upright="1">
                         <a:noAutofit/>
                       </wps:bodyPr>
                     </wps:wsp>
                   </a:graphicData>
                 </a:graphic>
-                <wp14:sizeRelH relativeFrom="margin">
+                <wp14:sizeRelH relativeFrom="page">
                   <wp14:pctWidth>0</wp14:pctWidth>
                 </wp14:sizeRelH>
-                <wp14:sizeRelV relativeFrom="margin">
+                <wp14:sizeRelV relativeFrom="page">
                   <wp14:pctHeight>0</wp14:pctHeight>
                 </wp14:sizeRelV>
               </wp:anchor>
@@ -3237,11 +3410,8 @@
           </mc:Choice>
           <mc:Fallback>
             <w:pict>
-              <v:shapetype w14:anchorId="3077D29D" id="_x0000_t202" coordsize="21600,21600" o:spt="202" path="m,l,21600r21600,l21600,xe">
-                <v:stroke joinstyle="miter"/>
-                <v:path gradientshapeok="t" o:connecttype="rect"/>
-              </v:shapetype>
-              <v:shape id="Text Box 2" o:spid="_x0000_s1026" type="#_x0000_t202" style="position:absolute;margin-left:0;margin-top:15.8pt;width:319.2pt;height:167.9pt;z-index:251661312;visibility:visible;mso-wrap-style:square;mso-width-percent:0;mso-height-percent:0;mso-wrap-distance-left:9pt;mso-wrap-distance-top:3.6pt;mso-wrap-distance-right:9pt;mso-wrap-distance-bottom:3.6pt;mso-position-horizontal:left;mso-position-horizontal-relative:margin;mso-position-vertical:absolute;mso-position-vertical-relative:text;mso-width-percent:0;mso-height-percent:0;mso-width-relative:margin;mso-height-relative:margin;v-text-anchor:top" o:gfxdata="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">
+              <v:rect w14:anchorId="2D4719DE" id="Rectangles 18" o:spid="_x0000_s1026" style="position:absolute;left:0;text-align:left;margin-left:0;margin-top:.5pt;width:499pt;height:207.5pt;z-index:251659264;visibility:visible;mso-wrap-style:square;mso-width-percent:0;mso-height-percent:0;mso-wrap-distance-left:9pt;mso-wrap-distance-top:0;mso-wrap-distance-right:9pt;mso-wrap-distance-bottom:0;mso-position-horizontal:left;mso-position-horizontal-relative:margin;mso-position-vertical:absolute;mso-position-vertical-relative:text;mso-width-percent:0;mso-height-percent:0;mso-width-relative:page;mso-height-relative:page;v-text-anchor:top" o:gfxdata="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">
+                <v:path arrowok="t"/>
                 <v:textbox>
                   <w:txbxContent>
                     <w:p>
@@ -3298,6 +3468,24 @@
                     <w:p>
                       <w:pPr>
                         <w:rPr>
+                          <w:rFonts w:ascii="Roboto" w:eastAsia="Times New Roman" w:hAnsi="Roboto" w:cs="Times New Roman"/>
+                          <w:b/>
+                          <w:lang w:val="en-IN" w:eastAsia="en-IN"/>
+                        </w:rPr>
+                      </w:pPr>
+                    </w:p>
+                    <w:p>
+                      <w:pPr>
+                        <w:rPr>
+                          <w:rFonts w:ascii="Roboto" w:eastAsia="Times New Roman" w:hAnsi="Roboto" w:cs="Times New Roman"/>
+                          <w:b/>
+                          <w:lang w:val="en-IN" w:eastAsia="en-IN"/>
+                        </w:rPr>
+                      </w:pPr>
+                    </w:p>
+                    <w:p>
+                      <w:pPr>
+                        <w:rPr>
                           <w:rFonts w:cstheme="minorHAnsi"/>
                           <w:b/>
                           <w:sz w:val="24"/>
@@ -3325,9 +3513,10 @@
                     <w:p>
                       <w:pPr>
                         <w:rPr>
-                          <w:rFonts w:ascii="Roboto" w:eastAsia="Times New Roman" w:hAnsi="Roboto" w:cs="Times New Roman"/>
+                          <w:rFonts w:cstheme="minorHAnsi"/>
                           <w:b/>
-                          <w:lang w:val="en-IN" w:eastAsia="en-IN"/>
+                          <w:sz w:val="24"/>
+                          <w:szCs w:val="24"/>
                         </w:rPr>
                       </w:pPr>
                       <w:r>
@@ -3345,18 +3534,35 @@
                           <w:b/>
                           <w:lang w:val="en-IN" w:eastAsia="en-IN"/>
                         </w:rPr>
-                        <w:t>[Mobile No C1]</w:t>
+                        <w:t>[Mobile N</w:t>
                       </w:r>
-                    </w:p>
-                    <w:p>
-                      <w:pPr>
+                      <w:bookmarkStart w:id="1" w:name="_GoBack"/>
+                      <w:bookmarkEnd w:id="1"/>
+                      <w:r>
                         <w:rPr>
-                          <w:rFonts w:cstheme="minorHAnsi"/>
+                          <w:rFonts w:ascii="Roboto" w:eastAsia="Times New Roman" w:hAnsi="Roboto" w:cs="Times New Roman"/>
                           <w:b/>
-                          <w:sz w:val="24"/>
-                          <w:szCs w:val="24"/>
+                          <w:lang w:val="en-IN" w:eastAsia="en-IN"/>
                         </w:rPr>
-                      </w:pPr>
+                        <w:t>o C1]</w:t>
+                      </w:r>
+                      <w:r>
+                        <w:rPr>
+                          <w:rFonts w:ascii="Roboto" w:eastAsia="Times New Roman" w:hAnsi="Roboto" w:cs="Times New Roman"/>
+                          <w:b/>
+                          <w:lang w:val="en-IN" w:eastAsia="en-IN"/>
+                        </w:rPr>
+                        <w:t xml:space="preserve"> </w:t>
+                      </w:r>
+                      <w:r>
+                        <w:rPr>
+                          <w:rFonts w:ascii="Roboto" w:eastAsia="Times New Roman" w:hAnsi="Roboto" w:cs="Times New Roman"/>
+                          <w:b/>
+                          <w:lang w:val="en-IN" w:eastAsia="en-IN"/>
+                        </w:rPr>
+                        <w:tab/>
+                        <w:t xml:space="preserve"> </w:t>
+                      </w:r>
                       <w:r>
                         <w:rPr>
                           <w:rFonts w:eastAsia="Times New Roman" w:cstheme="minorHAnsi"/>
@@ -3377,6 +3583,14 @@
                       </w:r>
                     </w:p>
                     <w:p>
+                      <w:pPr>
+                        <w:rPr>
+                          <w:rFonts w:cstheme="minorHAnsi"/>
+                          <w:b/>
+                          <w:sz w:val="24"/>
+                          <w:szCs w:val="24"/>
+                        </w:rPr>
+                      </w:pPr>
                       <w:r>
                         <w:rPr>
                           <w:rFonts w:cstheme="minorHAnsi"/>
@@ -3387,9 +3601,389 @@
                         <w:t>Date-</w:t>
                       </w:r>
                     </w:p>
+                    <w:p/>
+                    <w:p/>
                   </w:txbxContent>
                 </v:textbox>
-                <w10:wrap type="square" anchorx="margin"/>
+                <w10:wrap anchorx="margin"/>
+              </v:rect>
+            </w:pict>
+          </mc:Fallback>
+        </mc:AlternateContent>
+      </w:r>
+    </w:p>
+    <w:p>
+      <w:pPr>
+        <w:pStyle w:val="Default"/>
+        <w:tabs>
+          <w:tab w:val="center" w:pos="4860"/>
+          <w:tab w:val="left" w:pos="5310"/>
+        </w:tabs>
+        <w:ind w:left="360"/>
+      </w:pPr>
+      <w:r>
+        <w:tab/>
+      </w:r>
+    </w:p>
+    <w:p>
+      <w:pPr>
+        <w:pStyle w:val="Default"/>
+        <w:tabs>
+          <w:tab w:val="center" w:pos="4860"/>
+          <w:tab w:val="left" w:pos="5310"/>
+        </w:tabs>
+        <w:ind w:left="360"/>
+      </w:pPr>
+    </w:p>
+    <w:p>
+      <w:pPr>
+        <w:pStyle w:val="Default"/>
+        <w:tabs>
+          <w:tab w:val="center" w:pos="4860"/>
+          <w:tab w:val="left" w:pos="5310"/>
+        </w:tabs>
+        <w:ind w:left="360"/>
+      </w:pPr>
+    </w:p>
+    <w:p>
+      <w:pPr>
+        <w:pStyle w:val="Default"/>
+        <w:tabs>
+          <w:tab w:val="center" w:pos="4860"/>
+          <w:tab w:val="left" w:pos="5310"/>
+        </w:tabs>
+        <w:ind w:left="360"/>
+      </w:pPr>
+    </w:p>
+    <w:p>
+      <w:pPr>
+        <w:pStyle w:val="Default"/>
+        <w:tabs>
+          <w:tab w:val="center" w:pos="4860"/>
+          <w:tab w:val="left" w:pos="5310"/>
+        </w:tabs>
+        <w:ind w:left="360"/>
+      </w:pPr>
+    </w:p>
+    <w:p>
+      <w:pPr>
+        <w:pStyle w:val="Default"/>
+        <w:tabs>
+          <w:tab w:val="center" w:pos="4860"/>
+          <w:tab w:val="left" w:pos="5310"/>
+        </w:tabs>
+        <w:ind w:left="360"/>
+      </w:pPr>
+    </w:p>
+    <w:p>
+      <w:pPr>
+        <w:pStyle w:val="Default"/>
+        <w:tabs>
+          <w:tab w:val="center" w:pos="4860"/>
+          <w:tab w:val="left" w:pos="5310"/>
+        </w:tabs>
+        <w:ind w:left="360"/>
+      </w:pPr>
+    </w:p>
+    <w:p>
+      <w:pPr>
+        <w:pStyle w:val="Default"/>
+        <w:tabs>
+          <w:tab w:val="center" w:pos="4860"/>
+          <w:tab w:val="left" w:pos="5310"/>
+        </w:tabs>
+        <w:ind w:left="360"/>
+      </w:pPr>
+    </w:p>
+    <w:p>
+      <w:pPr>
+        <w:pStyle w:val="Default"/>
+        <w:tabs>
+          <w:tab w:val="center" w:pos="4860"/>
+          <w:tab w:val="left" w:pos="5310"/>
+        </w:tabs>
+        <w:ind w:left="360"/>
+      </w:pPr>
+    </w:p>
+    <w:p>
+      <w:pPr>
+        <w:pStyle w:val="Default"/>
+        <w:tabs>
+          <w:tab w:val="center" w:pos="4860"/>
+          <w:tab w:val="left" w:pos="5310"/>
+        </w:tabs>
+        <w:ind w:left="360"/>
+      </w:pPr>
+    </w:p>
+    <w:p>
+      <w:pPr>
+        <w:pStyle w:val="Default"/>
+        <w:tabs>
+          <w:tab w:val="center" w:pos="4860"/>
+          <w:tab w:val="left" w:pos="5310"/>
+        </w:tabs>
+        <w:ind w:left="360"/>
+      </w:pPr>
+    </w:p>
+    <w:p>
+      <w:pPr>
+        <w:pStyle w:val="Default"/>
+        <w:tabs>
+          <w:tab w:val="center" w:pos="4860"/>
+          <w:tab w:val="left" w:pos="5310"/>
+        </w:tabs>
+        <w:ind w:left="360"/>
+      </w:pPr>
+    </w:p>
+    <w:p>
+      <w:pPr>
+        <w:pStyle w:val="Default"/>
+        <w:tabs>
+          <w:tab w:val="center" w:pos="4860"/>
+          <w:tab w:val="left" w:pos="5310"/>
+        </w:tabs>
+        <w:ind w:left="360"/>
+      </w:pPr>
+      <w:r>
+        <w:t xml:space="preserve"> </w:t>
+      </w:r>
+    </w:p>
+    <w:p>
+      <w:r>
+        <w:rPr>
+          <w:noProof/>
+        </w:rPr>
+        <mc:AlternateContent>
+          <mc:Choice Requires="wps">
+            <w:drawing>
+              <wp:anchor distT="0" distB="0" distL="114300" distR="114300" simplePos="0" relativeHeight="251661312" behindDoc="0" locked="0" layoutInCell="1" allowOverlap="1" wp14:anchorId="4F5DC21B" wp14:editId="5AEC6976">
+                <wp:simplePos x="0" y="0"/>
+                <wp:positionH relativeFrom="page">
+                  <wp:posOffset>4191000</wp:posOffset>
+                </wp:positionH>
+                <wp:positionV relativeFrom="page">
+                  <wp:posOffset>5194300</wp:posOffset>
+                </wp:positionV>
+                <wp:extent cx="3054350" cy="1428750"/>
+                <wp:effectExtent l="0" t="0" r="12700" b="19050"/>
+                <wp:wrapNone/>
+                <wp:docPr id="2" name="Text Box 2"/>
+                <wp:cNvGraphicFramePr>
+                  <a:graphicFrameLocks xmlns:a="http://schemas.openxmlformats.org/drawingml/2006/main"/>
+                </wp:cNvGraphicFramePr>
+                <a:graphic xmlns:a="http://schemas.openxmlformats.org/drawingml/2006/main">
+                  <a:graphicData uri="http://schemas.microsoft.com/office/word/2010/wordprocessingShape">
+                    <wps:wsp>
+                      <wps:cNvSpPr txBox="1">
+                        <a:spLocks/>
+                      </wps:cNvSpPr>
+                      <wps:spPr>
+                        <a:xfrm>
+                          <a:off x="0" y="0"/>
+                          <a:ext cx="3054350" cy="1428750"/>
+                        </a:xfrm>
+                        <a:prstGeom prst="rect">
+                          <a:avLst/>
+                        </a:prstGeom>
+                        <a:noFill/>
+                        <a:ln w="3175" cap="flat" cmpd="sng">
+                          <a:solidFill>
+                            <a:srgbClr val="000000"/>
+                          </a:solidFill>
+                          <a:prstDash val="solid"/>
+                          <a:miter/>
+                          <a:headEnd type="none" w="med" len="med"/>
+                          <a:tailEnd type="none" w="med" len="med"/>
+                        </a:ln>
+                      </wps:spPr>
+                      <wps:txbx>
+                        <w:txbxContent>
+                          <w:p>
+                            <w:pPr>
+                              <w:spacing w:before="75"/>
+                              <w:ind w:left="972"/>
+                              <w:rPr>
+                                <w:rFonts w:ascii="Arial"/>
+                                <w:b/>
+                              </w:rPr>
+                            </w:pPr>
+                            <w:r>
+                              <w:rPr>
+                                <w:rFonts w:ascii="Arial"/>
+                                <w:b/>
+                              </w:rPr>
+                              <w:t>FOR OFFICEUSE ONLY</w:t>
+                            </w:r>
+                          </w:p>
+                          <w:p>
+                            <w:pPr>
+                              <w:pStyle w:val="BodyText"/>
+                              <w:spacing w:before="4"/>
+                              <w:rPr>
+                                <w:rFonts w:ascii="Arial"/>
+                                <w:b/>
+                                <w:sz w:val="20"/>
+                              </w:rPr>
+                            </w:pPr>
+                          </w:p>
+                          <w:p>
+                            <w:pPr>
+                              <w:spacing w:before="1"/>
+                              <w:ind w:left="143"/>
+                              <w:rPr>
+                                <w:rFonts w:ascii="Arial"/>
+                                <w:b/>
+                              </w:rPr>
+                            </w:pPr>
+                            <w:r>
+                              <w:rPr>
+                                <w:rFonts w:ascii="Arial"/>
+                                <w:b/>
+                              </w:rPr>
+                              <w:t>Signature checked by:</w:t>
+                            </w:r>
+                          </w:p>
+                          <w:p>
+                            <w:pPr>
+                              <w:pStyle w:val="BodyText"/>
+                              <w:rPr>
+                                <w:rFonts w:ascii="Arial MT"/>
+                              </w:rPr>
+                            </w:pPr>
+                          </w:p>
+                          <w:p>
+                            <w:pPr>
+                              <w:pStyle w:val="BodyText"/>
+                              <w:rPr>
+                                <w:rFonts w:ascii="Arial MT"/>
+                              </w:rPr>
+                            </w:pPr>
+                          </w:p>
+                          <w:p>
+                            <w:pPr>
+                              <w:pStyle w:val="BodyText"/>
+                              <w:rPr>
+                                <w:rFonts w:ascii="Arial MT"/>
+                              </w:rPr>
+                            </w:pPr>
+                          </w:p>
+                          <w:p>
+                            <w:pPr>
+                              <w:spacing w:before="191"/>
+                              <w:ind w:left="144"/>
+                              <w:rPr>
+                                <w:rFonts w:ascii="Arial MT"/>
+                              </w:rPr>
+                            </w:pPr>
+                          </w:p>
+                        </w:txbxContent>
+                      </wps:txbx>
+                      <wps:bodyPr wrap="square" lIns="0" tIns="0" rIns="0" bIns="0" upright="1">
+                        <a:noAutofit/>
+                      </wps:bodyPr>
+                    </wps:wsp>
+                  </a:graphicData>
+                </a:graphic>
+                <wp14:sizeRelH relativeFrom="page">
+                  <wp14:pctWidth>0</wp14:pctWidth>
+                </wp14:sizeRelH>
+                <wp14:sizeRelV relativeFrom="page">
+                  <wp14:pctHeight>0</wp14:pctHeight>
+                </wp14:sizeRelV>
+              </wp:anchor>
+            </w:drawing>
+          </mc:Choice>
+          <mc:Fallback>
+            <w:pict>
+              <v:shapetype w14:anchorId="4F5DC21B" id="_x0000_t202" coordsize="21600,21600" o:spt="202" path="m,l,21600r21600,l21600,xe">
+                <v:stroke joinstyle="miter"/>
+                <v:path gradientshapeok="t" o:connecttype="rect"/>
+              </v:shapetype>
+              <v:shape id="Text Box 2" o:spid="_x0000_s1027" type="#_x0000_t202" style="position:absolute;margin-left:330pt;margin-top:409pt;width:240.5pt;height:112.5pt;z-index:251661312;visibility:visible;mso-wrap-style:square;mso-width-percent:0;mso-height-percent:0;mso-wrap-distance-left:9pt;mso-wrap-distance-top:0;mso-wrap-distance-right:9pt;mso-wrap-distance-bottom:0;mso-position-horizontal:absolute;mso-position-horizontal-relative:page;mso-position-vertical:absolute;mso-position-vertical-relative:page;mso-width-percent:0;mso-height-percent:0;mso-width-relative:page;mso-height-relative:page;v-text-anchor:top" o:gfxdata="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" filled="f" strokeweight=".25pt">
+                <v:path arrowok="t"/>
+                <v:textbox inset="0,0,0,0">
+                  <w:txbxContent>
+                    <w:p>
+                      <w:pPr>
+                        <w:spacing w:before="75"/>
+                        <w:ind w:left="972"/>
+                        <w:rPr>
+                          <w:rFonts w:ascii="Arial"/>
+                          <w:b/>
+                        </w:rPr>
+                      </w:pPr>
+                      <w:r>
+                        <w:rPr>
+                          <w:rFonts w:ascii="Arial"/>
+                          <w:b/>
+                        </w:rPr>
+                        <w:t>FOR OFFICEUSE ONLY</w:t>
+                      </w:r>
+                    </w:p>
+                    <w:p>
+                      <w:pPr>
+                        <w:pStyle w:val="BodyText"/>
+                        <w:spacing w:before="4"/>
+                        <w:rPr>
+                          <w:rFonts w:ascii="Arial"/>
+                          <w:b/>
+                          <w:sz w:val="20"/>
+                        </w:rPr>
+                      </w:pPr>
+                    </w:p>
+                    <w:p>
+                      <w:pPr>
+                        <w:spacing w:before="1"/>
+                        <w:ind w:left="143"/>
+                        <w:rPr>
+                          <w:rFonts w:ascii="Arial"/>
+                          <w:b/>
+                        </w:rPr>
+                      </w:pPr>
+                      <w:r>
+                        <w:rPr>
+                          <w:rFonts w:ascii="Arial"/>
+                          <w:b/>
+                        </w:rPr>
+                        <w:t>Signature checked by:</w:t>
+                      </w:r>
+                    </w:p>
+                    <w:p>
+                      <w:pPr>
+                        <w:pStyle w:val="BodyText"/>
+                        <w:rPr>
+                          <w:rFonts w:ascii="Arial MT"/>
+                        </w:rPr>
+                      </w:pPr>
+                    </w:p>
+                    <w:p>
+                      <w:pPr>
+                        <w:pStyle w:val="BodyText"/>
+                        <w:rPr>
+                          <w:rFonts w:ascii="Arial MT"/>
+                        </w:rPr>
+                      </w:pPr>
+                    </w:p>
+                    <w:p>
+                      <w:pPr>
+                        <w:pStyle w:val="BodyText"/>
+                        <w:rPr>
+                          <w:rFonts w:ascii="Arial MT"/>
+                        </w:rPr>
+                      </w:pPr>
+                    </w:p>
+                    <w:p>
+                      <w:pPr>
+                        <w:spacing w:before="191"/>
+                        <w:ind w:left="144"/>
+                        <w:rPr>
+                          <w:rFonts w:ascii="Arial MT"/>
+                        </w:rPr>
+                      </w:pPr>
+                    </w:p>
+                  </w:txbxContent>
+                </v:textbox>
+                <w10:wrap anchorx="page" anchory="page"/>
               </v:shape>
             </w:pict>
           </mc:Fallback>
@@ -3402,16 +3996,16 @@
         <mc:AlternateContent>
           <mc:Choice Requires="wps">
             <w:drawing>
-              <wp:anchor distT="0" distB="0" distL="114300" distR="114300" simplePos="0" relativeHeight="251659264" behindDoc="0" locked="0" layoutInCell="1" allowOverlap="1" wp14:anchorId="783B3DF6" wp14:editId="65BE872E">
+              <wp:anchor distT="0" distB="0" distL="114300" distR="114300" simplePos="0" relativeHeight="251660288" behindDoc="0" locked="0" layoutInCell="1" allowOverlap="1" wp14:anchorId="0D45A39B" wp14:editId="43A22C6D">
                 <wp:simplePos x="0" y="0"/>
-                <wp:positionH relativeFrom="page">
-                  <wp:posOffset>5090160</wp:posOffset>
+                <wp:positionH relativeFrom="margin">
+                  <wp:align>left</wp:align>
                 </wp:positionH>
                 <wp:positionV relativeFrom="page">
-                  <wp:posOffset>2636520</wp:posOffset>
+                  <wp:posOffset>5194300</wp:posOffset>
                 </wp:positionV>
-                <wp:extent cx="2281555" cy="1154430"/>
-                <wp:effectExtent l="0" t="0" r="23495" b="26670"/>
+                <wp:extent cx="3127375" cy="1454150"/>
+                <wp:effectExtent l="0" t="0" r="15875" b="12700"/>
                 <wp:wrapNone/>
                 <wp:docPr id="10" name="Text Box 10"/>
                 <wp:cNvGraphicFramePr>
@@ -3426,7 +4020,7 @@
                       <wps:spPr>
                         <a:xfrm>
                           <a:off x="0" y="0"/>
-                          <a:ext cx="2281555" cy="1154430"/>
+                          <a:ext cx="3127375" cy="1454150"/>
                         </a:xfrm>
                         <a:prstGeom prst="rect">
                           <a:avLst/>
@@ -3496,7 +4090,7 @@
                           </w:p>
                         </w:txbxContent>
                       </wps:txbx>
-                      <wps:bodyPr wrap="square" lIns="0" tIns="0" rIns="0" bIns="0" upright="1">
+                      <wps:bodyPr lIns="0" tIns="0" rIns="0" bIns="0" upright="1">
                         <a:noAutofit/>
                       </wps:bodyPr>
                     </wps:wsp>
@@ -3513,7 +4107,7 @@
           </mc:Choice>
           <mc:Fallback>
             <w:pict>
-              <v:shape w14:anchorId="783B3DF6" id="Text Box 10" o:spid="_x0000_s1027" type="#_x0000_t202" style="position:absolute;margin-left:400.8pt;margin-top:207.6pt;width:179.65pt;height:90.9pt;z-index:251659264;visibility:visible;mso-wrap-style:square;mso-width-percent:0;mso-height-percent:0;mso-wrap-distance-left:9pt;mso-wrap-distance-top:0;mso-wrap-distance-right:9pt;mso-wrap-distance-bottom:0;mso-position-horizontal:absolute;mso-position-horizontal-relative:page;mso-position-vertical:absolute;mso-position-vertical-relative:page;mso-width-percent:0;mso-height-percent:0;mso-width-relative:page;mso-height-relative:page;v-text-anchor:top" o:gfxdata="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" filled="f" strokeweight=".25pt">
+              <v:shape w14:anchorId="0D45A39B" id="Text Box 10" o:spid="_x0000_s1028" type="#_x0000_t202" style="position:absolute;margin-left:0;margin-top:409pt;width:246.25pt;height:114.5pt;z-index:251660288;visibility:visible;mso-wrap-style:square;mso-width-percent:0;mso-height-percent:0;mso-wrap-distance-left:9pt;mso-wrap-distance-top:0;mso-wrap-distance-right:9pt;mso-wrap-distance-bottom:0;mso-position-horizontal:left;mso-position-horizontal-relative:margin;mso-position-vertical:absolute;mso-position-vertical-relative:page;mso-width-percent:0;mso-height-percent:0;mso-width-relative:page;mso-height-relative:page;v-text-anchor:top" o:gfxdata="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" filled="f" strokeweight=".25pt">
                 <v:path arrowok="t"/>
                 <v:textbox inset="0,0,0,0">
                   <w:txbxContent>
@@ -3569,258 +4163,16 @@
                     </w:p>
                   </w:txbxContent>
                 </v:textbox>
-                <w10:wrap anchorx="page" anchory="page"/>
+                <w10:wrap anchorx="margin" anchory="page"/>
               </v:shape>
             </w:pict>
           </mc:Fallback>
         </mc:AlternateContent>
       </w:r>
     </w:p>
-    <w:p>
-      <w:pPr>
-        <w:rPr>
-          <w:rFonts w:cstheme="minorHAnsi"/>
-          <w:b/>
-          <w:sz w:val="24"/>
-          <w:szCs w:val="24"/>
-        </w:rPr>
-      </w:pPr>
-    </w:p>
-    <w:p>
-      <w:pPr>
-        <w:rPr>
-          <w:rFonts w:ascii="Roboto" w:eastAsia="Times New Roman" w:hAnsi="Roboto" w:cs="Times New Roman"/>
-          <w:b/>
-          <w:lang w:val="en-IN" w:eastAsia="en-IN"/>
-        </w:rPr>
-      </w:pPr>
-    </w:p>
-    <w:p>
-      <w:pPr>
-        <w:rPr>
-          <w:rFonts w:cstheme="minorHAnsi"/>
-          <w:b/>
-          <w:sz w:val="24"/>
-          <w:szCs w:val="24"/>
-        </w:rPr>
-      </w:pPr>
-      <w:r>
-        <w:rPr>
-          <w:rFonts w:cstheme="minorHAnsi"/>
-          <w:b/>
-          <w:sz w:val="24"/>
-          <w:szCs w:val="24"/>
-        </w:rPr>
-        <w:t xml:space="preserve"> </w:t>
-      </w:r>
-    </w:p>
-    <w:p>
-      <w:pPr>
-        <w:jc w:val="center"/>
-      </w:pPr>
-      <w:r>
-        <w:rPr>
-          <w:b/>
-          <w:noProof/>
-        </w:rPr>
-        <mc:AlternateContent>
-          <mc:Choice Requires="wps">
-            <w:drawing>
-              <wp:anchor distT="0" distB="0" distL="114300" distR="114300" simplePos="0" relativeHeight="251660288" behindDoc="0" locked="0" layoutInCell="1" allowOverlap="1" wp14:anchorId="7080903E" wp14:editId="54765FB7">
-                <wp:simplePos x="0" y="0"/>
-                <wp:positionH relativeFrom="page">
-                  <wp:posOffset>5113020</wp:posOffset>
-                </wp:positionH>
-                <wp:positionV relativeFrom="paragraph">
-                  <wp:posOffset>92710</wp:posOffset>
-                </wp:positionV>
-                <wp:extent cx="2282825" cy="908050"/>
-                <wp:effectExtent l="0" t="0" r="22225" b="25400"/>
-                <wp:wrapNone/>
-                <wp:docPr id="7" name="Text Box 2"/>
-                <wp:cNvGraphicFramePr>
-                  <a:graphicFrameLocks xmlns:a="http://schemas.openxmlformats.org/drawingml/2006/main"/>
-                </wp:cNvGraphicFramePr>
-                <a:graphic xmlns:a="http://schemas.openxmlformats.org/drawingml/2006/main">
-                  <a:graphicData uri="http://schemas.microsoft.com/office/word/2010/wordprocessingShape">
-                    <wps:wsp>
-                      <wps:cNvSpPr txBox="1">
-                        <a:spLocks/>
-                      </wps:cNvSpPr>
-                      <wps:spPr>
-                        <a:xfrm>
-                          <a:off x="0" y="0"/>
-                          <a:ext cx="2282825" cy="908050"/>
-                        </a:xfrm>
-                        <a:prstGeom prst="rect">
-                          <a:avLst/>
-                        </a:prstGeom>
-                        <a:noFill/>
-                        <a:ln w="3175" cap="flat" cmpd="sng">
-                          <a:solidFill>
-                            <a:srgbClr val="000000"/>
-                          </a:solidFill>
-                          <a:prstDash val="solid"/>
-                          <a:miter/>
-                          <a:headEnd type="none" w="med" len="med"/>
-                          <a:tailEnd type="none" w="med" len="med"/>
-                        </a:ln>
-                      </wps:spPr>
-                      <wps:txbx>
-                        <w:txbxContent>
-                          <w:p>
-                            <w:pPr>
-                              <w:spacing w:before="75"/>
-                              <w:ind w:left="972"/>
-                              <w:rPr>
-                                <w:rFonts w:ascii="Arial"/>
-                                <w:b/>
-                              </w:rPr>
-                            </w:pPr>
-                            <w:r>
-                              <w:rPr>
-                                <w:rFonts w:ascii="Arial"/>
-                                <w:b/>
-                              </w:rPr>
-                              <w:t>FOR OFFICEUSE ONLY</w:t>
-                            </w:r>
-                          </w:p>
-                          <w:p>
-                            <w:pPr>
-                              <w:pStyle w:val="BodyText"/>
-                              <w:spacing w:before="4"/>
-                              <w:rPr>
-                                <w:rFonts w:ascii="Arial"/>
-                                <w:b/>
-                                <w:sz w:val="20"/>
-                              </w:rPr>
-                            </w:pPr>
-                          </w:p>
-                          <w:p>
-                            <w:pPr>
-                              <w:spacing w:before="1"/>
-                              <w:ind w:left="143"/>
-                              <w:rPr>
-                                <w:rFonts w:ascii="Arial"/>
-                                <w:b/>
-                              </w:rPr>
-                            </w:pPr>
-                            <w:r>
-                              <w:rPr>
-                                <w:rFonts w:ascii="Arial"/>
-                                <w:b/>
-                              </w:rPr>
-                              <w:t>Signature checked by:</w:t>
-                            </w:r>
-                          </w:p>
-                        </w:txbxContent>
-                      </wps:txbx>
-                      <wps:bodyPr wrap="square" lIns="0" tIns="0" rIns="0" bIns="0" upright="1">
-                        <a:noAutofit/>
-                      </wps:bodyPr>
-                    </wps:wsp>
-                  </a:graphicData>
-                </a:graphic>
-                <wp14:sizeRelH relativeFrom="page">
-                  <wp14:pctWidth>0</wp14:pctWidth>
-                </wp14:sizeRelH>
-                <wp14:sizeRelV relativeFrom="page">
-                  <wp14:pctHeight>0</wp14:pctHeight>
-                </wp14:sizeRelV>
-              </wp:anchor>
-            </w:drawing>
-          </mc:Choice>
-          <mc:Fallback>
-            <w:pict>
-              <v:shape w14:anchorId="7080903E" id="_x0000_s1028" type="#_x0000_t202" style="position:absolute;left:0;text-align:left;margin-left:402.6pt;margin-top:7.3pt;width:179.75pt;height:71.5pt;z-index:251660288;visibility:visible;mso-wrap-style:square;mso-width-percent:0;mso-height-percent:0;mso-wrap-distance-left:9pt;mso-wrap-distance-top:0;mso-wrap-distance-right:9pt;mso-wrap-distance-bottom:0;mso-position-horizontal:absolute;mso-position-horizontal-relative:page;mso-position-vertical:absolute;mso-position-vertical-relative:text;mso-width-percent:0;mso-height-percent:0;mso-width-relative:page;mso-height-relative:page;v-text-anchor:top" o:gfxdata="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" filled="f" strokeweight=".25pt">
-                <v:path arrowok="t"/>
-                <v:textbox inset="0,0,0,0">
-                  <w:txbxContent>
-                    <w:p>
-                      <w:pPr>
-                        <w:spacing w:before="75"/>
-                        <w:ind w:left="972"/>
-                        <w:rPr>
-                          <w:rFonts w:ascii="Arial"/>
-                          <w:b/>
-                        </w:rPr>
-                      </w:pPr>
-                      <w:r>
-                        <w:rPr>
-                          <w:rFonts w:ascii="Arial"/>
-                          <w:b/>
-                        </w:rPr>
-                        <w:t>FOR OFFICEUSE ONLY</w:t>
-                      </w:r>
-                    </w:p>
-                    <w:p>
-                      <w:pPr>
-                        <w:pStyle w:val="BodyText"/>
-                        <w:spacing w:before="4"/>
-                        <w:rPr>
-                          <w:rFonts w:ascii="Arial"/>
-                          <w:b/>
-                          <w:sz w:val="20"/>
-                        </w:rPr>
-                      </w:pPr>
-                    </w:p>
-                    <w:p>
-                      <w:pPr>
-                        <w:spacing w:before="1"/>
-                        <w:ind w:left="143"/>
-                        <w:rPr>
-                          <w:rFonts w:ascii="Arial"/>
-                          <w:b/>
-                        </w:rPr>
-                      </w:pPr>
-                      <w:r>
-                        <w:rPr>
-                          <w:rFonts w:ascii="Arial"/>
-                          <w:b/>
-                        </w:rPr>
-                        <w:t>Signature checked by:</w:t>
-                      </w:r>
-                    </w:p>
-                  </w:txbxContent>
-                </v:textbox>
-                <w10:wrap anchorx="page"/>
-              </v:shape>
-            </w:pict>
-          </mc:Fallback>
-        </mc:AlternateContent>
-      </w:r>
-    </w:p>
-    <w:p>
-      <w:pPr>
-        <w:tabs>
-          <w:tab w:val="left" w:pos="9450"/>
-        </w:tabs>
-        <w:spacing w:after="133" w:line="240" w:lineRule="auto"/>
-        <w:ind w:right="314"/>
-        <w:jc w:val="both"/>
-        <w:rPr>
-          <w:rFonts w:ascii="Arial" w:hAnsi="Arial" w:cs="Arial"/>
-          <w:sz w:val="24"/>
-          <w:szCs w:val="24"/>
-        </w:rPr>
-      </w:pPr>
-    </w:p>
-    <w:p>
-      <w:pPr>
-        <w:widowControl w:val="0"/>
-        <w:autoSpaceDE w:val="0"/>
-        <w:autoSpaceDN w:val="0"/>
-        <w:adjustRightInd w:val="0"/>
-        <w:spacing w:after="0" w:line="265" w:lineRule="exact"/>
-        <w:ind w:right="-36"/>
-        <w:rPr>
-          <w:rFonts w:ascii="Arial" w:hAnsi="Arial" w:cs="Arial"/>
-          <w:sz w:val="24"/>
-          <w:szCs w:val="24"/>
-          <w:u w:val="single"/>
-        </w:rPr>
-      </w:pPr>
-    </w:p>
+    <w:p/>
+    <w:p/>
+    <w:p/>
     <w:p>
       <w:pPr>
         <w:widowControl w:val="0"/>
@@ -3829,7 +4181,6 @@
         <w:adjustRightInd w:val="0"/>
         <w:spacing w:after="0" w:line="265" w:lineRule="exact"/>
         <w:ind w:left="20" w:right="-36"/>
-        <w:jc w:val="center"/>
         <w:rPr>
           <w:rFonts w:ascii="Arial" w:hAnsi="Arial" w:cs="Arial"/>
           <w:sz w:val="24"/>
@@ -4304,7 +4655,7 @@
 </file>
 
 <file path=word/numbering.xml><?xml version="1.0" encoding="utf-8"?>
-<w:numbering xmlns:wpc="http://schemas.microsoft.com/office/word/2010/wordprocessingCanvas" xmlns:cx="http://schemas.microsoft.com/office/drawing/2014/chartex" xmlns:cx1="http://schemas.microsoft.com/office/drawing/2015/9/8/chartex" xmlns:cx2="http://schemas.microsoft.com/office/drawing/2015/10/21/chartex" xmlns:cx3="http://schemas.microsoft.com/office/drawing/2016/5/9/chartex" xmlns:cx4="http://schemas.microsoft.com/office/drawing/2016/5/10/chartex" xmlns:cx5="http://schemas.microsoft.com/office/drawing/2016/5/11/chartex" xmlns:cx6="http://schemas.microsoft.com/office/drawing/2016/5/12/chartex" xmlns:cx7="http://schemas.microsoft.com/office/drawing/2016/5/13/chartex" xmlns:cx8="http://schemas.microsoft.com/office/drawing/2016/5/14/chartex" xmlns:mc="http://schemas.openxmlformats.org/markup-compatibility/2006" xmlns:aink="http://schemas.microsoft.com/office/drawing/2016/ink" xmlns:am3d="http://schemas.microsoft.com/office/drawing/2017/model3d" xmlns:o="urn:schemas-microsoft-com:office:office" xmlns:oel="http://schemas.microsoft.com/office/2019/extlst" xmlns:r="http://schemas.openxmlformats.org/officeDocument/2006/relationships" xmlns:m="http://schemas.openxmlformats.org/officeDocument/2006/math" xmlns:v="urn:schemas-microsoft-com:vml" xmlns:wp14="http://schemas.microsoft.com/office/word/2010/wordprocessingDrawing" xmlns:wp="http://schemas.openxmlformats.org/drawingml/2006/wordprocessingDrawing" xmlns:w10="urn:schemas-microsoft-com:office:word" xmlns:w="http://schemas.openxmlformats.org/wordprocessingml/2006/main" xmlns:w14="http://schemas.microsoft.com/office/word/2010/wordml" xmlns:w15="http://schemas.microsoft.com/office/word/2012/wordml" xmlns:w16cex="http://schemas.microsoft.com/office/word/2018/wordml/cex" xmlns:w16cid="http://schemas.microsoft.com/office/word/2016/wordml/cid" xmlns:w16="http://schemas.microsoft.com/office/word/2018/wordml" xmlns:w16du="http://schemas.microsoft.com/office/word/2023/wordml/word16du" xmlns:w16sdtdh="http://schemas.microsoft.com/office/word/2020/wordml/sdtdatahash" xmlns:w16sdtfl="http://schemas.microsoft.com/office/word/2024/wordml/sdtformatlock" xmlns:w16se="http://schemas.microsoft.com/office/word/2015/wordml/symex" xmlns:wpg="http://schemas.microsoft.com/office/word/2010/wordprocessingGroup" xmlns:wpi="http://schemas.microsoft.com/office/word/2010/wordprocessingInk" xmlns:wne="http://schemas.microsoft.com/office/word/2006/wordml" xmlns:wps="http://schemas.microsoft.com/office/word/2010/wordprocessingShape" mc:Ignorable="w14 w15 w16se w16cid w16 w16cex w16sdtdh w16sdtfl w16du wp14">
+<w:numbering xmlns:wpc="http://schemas.microsoft.com/office/word/2010/wordprocessingCanvas" xmlns:cx="http://schemas.microsoft.com/office/drawing/2014/chartex" xmlns:mc="http://schemas.openxmlformats.org/markup-compatibility/2006" xmlns:o="urn:schemas-microsoft-com:office:office" xmlns:r="http://schemas.openxmlformats.org/officeDocument/2006/relationships" xmlns:m="http://schemas.openxmlformats.org/officeDocument/2006/math" xmlns:v="urn:schemas-microsoft-com:vml" xmlns:wp14="http://schemas.microsoft.com/office/word/2010/wordprocessingDrawing" xmlns:wp="http://schemas.openxmlformats.org/drawingml/2006/wordprocessingDrawing" xmlns:w10="urn:schemas-microsoft-com:office:word" xmlns:w="http://schemas.openxmlformats.org/wordprocessingml/2006/main" xmlns:w14="http://schemas.microsoft.com/office/word/2010/wordml" xmlns:w15="http://schemas.microsoft.com/office/word/2012/wordml" xmlns:w16se="http://schemas.microsoft.com/office/word/2015/wordml/symex" xmlns:wpg="http://schemas.microsoft.com/office/word/2010/wordprocessingGroup" xmlns:wpi="http://schemas.microsoft.com/office/word/2010/wordprocessingInk" xmlns:wne="http://schemas.microsoft.com/office/word/2006/wordml" xmlns:wps="http://schemas.microsoft.com/office/word/2010/wordprocessingShape" mc:Ignorable="w14 w15 w16se wp14">
   <w:abstractNum w:abstractNumId="0" w15:restartNumberingAfterBreak="0">
     <w:nsid w:val="0B9E6BD1"/>
     <w:multiLevelType w:val="hybridMultilevel"/>
@@ -6254,62 +6605,62 @@
       </w:pPr>
     </w:lvl>
   </w:abstractNum>
-  <w:num w:numId="1" w16cid:durableId="1785880521">
+  <w:num w:numId="1">
     <w:abstractNumId w:val="11"/>
   </w:num>
-  <w:num w:numId="2" w16cid:durableId="970021158">
+  <w:num w:numId="2">
     <w:abstractNumId w:val="12"/>
   </w:num>
-  <w:num w:numId="3" w16cid:durableId="64374071">
+  <w:num w:numId="3">
     <w:abstractNumId w:val="1"/>
   </w:num>
-  <w:num w:numId="4" w16cid:durableId="1227181923">
+  <w:num w:numId="4">
     <w:abstractNumId w:val="14"/>
   </w:num>
-  <w:num w:numId="5" w16cid:durableId="197208649">
+  <w:num w:numId="5">
     <w:abstractNumId w:val="15"/>
   </w:num>
-  <w:num w:numId="6" w16cid:durableId="1123112304">
+  <w:num w:numId="6">
     <w:abstractNumId w:val="8"/>
   </w:num>
-  <w:num w:numId="7" w16cid:durableId="1830558649">
+  <w:num w:numId="7">
     <w:abstractNumId w:val="0"/>
   </w:num>
-  <w:num w:numId="8" w16cid:durableId="1506751457">
+  <w:num w:numId="8">
     <w:abstractNumId w:val="13"/>
   </w:num>
-  <w:num w:numId="9" w16cid:durableId="173499060">
+  <w:num w:numId="9">
     <w:abstractNumId w:val="6"/>
   </w:num>
-  <w:num w:numId="10" w16cid:durableId="1746604616">
+  <w:num w:numId="10">
     <w:abstractNumId w:val="16"/>
   </w:num>
-  <w:num w:numId="11" w16cid:durableId="337511885">
+  <w:num w:numId="11">
     <w:abstractNumId w:val="2"/>
   </w:num>
-  <w:num w:numId="12" w16cid:durableId="441455183">
+  <w:num w:numId="12">
     <w:abstractNumId w:val="5"/>
   </w:num>
-  <w:num w:numId="13" w16cid:durableId="506024199">
+  <w:num w:numId="13">
     <w:abstractNumId w:val="10"/>
   </w:num>
-  <w:num w:numId="14" w16cid:durableId="1956979346">
+  <w:num w:numId="14">
     <w:abstractNumId w:val="9"/>
   </w:num>
-  <w:num w:numId="15" w16cid:durableId="1068920485">
+  <w:num w:numId="15">
     <w:abstractNumId w:val="4"/>
   </w:num>
-  <w:num w:numId="16" w16cid:durableId="260647081">
+  <w:num w:numId="16">
     <w:abstractNumId w:val="3"/>
   </w:num>
-  <w:num w:numId="17" w16cid:durableId="223683480">
+  <w:num w:numId="17">
     <w:abstractNumId w:val="7"/>
   </w:num>
 </w:numbering>
 </file>
 
 <file path=word/styles.xml><?xml version="1.0" encoding="utf-8"?>
-<w:styles xmlns:mc="http://schemas.openxmlformats.org/markup-compatibility/2006" xmlns:r="http://schemas.openxmlformats.org/officeDocument/2006/relationships" xmlns:w="http://schemas.openxmlformats.org/wordprocessingml/2006/main" xmlns:w14="http://schemas.microsoft.com/office/word/2010/wordml" xmlns:w15="http://schemas.microsoft.com/office/word/2012/wordml" xmlns:w16cex="http://schemas.microsoft.com/office/word/2018/wordml/cex" xmlns:w16cid="http://schemas.microsoft.com/office/word/2016/wordml/cid" xmlns:w16="http://schemas.microsoft.com/office/word/2018/wordml" xmlns:w16du="http://schemas.microsoft.com/office/word/2023/wordml/word16du" xmlns:w16sdtdh="http://schemas.microsoft.com/office/word/2020/wordml/sdtdatahash" xmlns:w16sdtfl="http://schemas.microsoft.com/office/word/2024/wordml/sdtformatlock" xmlns:w16se="http://schemas.microsoft.com/office/word/2015/wordml/symex" mc:Ignorable="w14 w15 w16se w16cid w16 w16cex w16sdtdh w16sdtfl w16du">
+<w:styles xmlns:mc="http://schemas.openxmlformats.org/markup-compatibility/2006" xmlns:r="http://schemas.openxmlformats.org/officeDocument/2006/relationships" xmlns:w="http://schemas.openxmlformats.org/wordprocessingml/2006/main" xmlns:w14="http://schemas.microsoft.com/office/word/2010/wordml" xmlns:w15="http://schemas.microsoft.com/office/word/2012/wordml" xmlns:w16se="http://schemas.microsoft.com/office/word/2015/wordml/symex" mc:Ignorable="w14 w15 w16se">
   <w:docDefaults>
     <w:rPrDefault>
       <w:rPr>
@@ -6325,7 +6676,7 @@
       </w:pPr>
     </w:pPrDefault>
   </w:docDefaults>
-  <w:latentStyles w:defLockedState="0" w:defUIPriority="99" w:defSemiHidden="0" w:defUnhideWhenUsed="0" w:defQFormat="0" w:count="376">
+  <w:latentStyles w:defLockedState="0" w:defUIPriority="99" w:defSemiHidden="0" w:defUnhideWhenUsed="0" w:defQFormat="0" w:count="371">
     <w:lsdException w:name="Normal" w:uiPriority="0" w:qFormat="1"/>
     <w:lsdException w:name="heading 1" w:uiPriority="9" w:qFormat="1"/>
     <w:lsdException w:name="heading 2" w:semiHidden="1" w:uiPriority="9" w:unhideWhenUsed="1" w:qFormat="1"/>
@@ -6697,11 +7048,6 @@
     <w:lsdException w:name="List Table 5 Dark Accent 6" w:uiPriority="50"/>
     <w:lsdException w:name="List Table 6 Colorful Accent 6" w:uiPriority="51"/>
     <w:lsdException w:name="List Table 7 Colorful Accent 6" w:uiPriority="52"/>
-    <w:lsdException w:name="Mention" w:semiHidden="1" w:unhideWhenUsed="1"/>
-    <w:lsdException w:name="Smart Hyperlink" w:semiHidden="1" w:unhideWhenUsed="1"/>
-    <w:lsdException w:name="Hashtag" w:semiHidden="1" w:unhideWhenUsed="1"/>
-    <w:lsdException w:name="Unresolved Mention" w:semiHidden="1" w:unhideWhenUsed="1"/>
-    <w:lsdException w:name="Smart Link" w:semiHidden="1" w:unhideWhenUsed="1"/>
   </w:latentStyles>
   <w:style w:type="paragraph" w:default="1" w:styleId="Normal">
     <w:name w:val="Normal"/>
@@ -7374,7 +7720,7 @@
 </file>
 
 <file path=customXml/itemProps1.xml><?xml version="1.0" encoding="utf-8"?>
-<ds:datastoreItem xmlns:ds="http://schemas.openxmlformats.org/officeDocument/2006/customXml" ds:itemID="{BAF11508-24A6-46F9-9390-7B2CC6CFCBA3}">
+<ds:datastoreItem xmlns:ds="http://schemas.openxmlformats.org/officeDocument/2006/customXml" ds:itemID="{241CF537-2D68-4887-AE21-53C19D3001BB}">
   <ds:schemaRefs>
     <ds:schemaRef ds:uri="http://schemas.openxmlformats.org/officeDocument/2006/bibliography"/>
   </ds:schemaRefs>
